--- a/SUPPLEMENTARY_EN.docx
+++ b/SUPPLEMENTARY_EN.docx
@@ -37,7 +37,16 @@
         <w:jc w:val="both"/>
       </w:pPr>
       <w:r>
-        <w:t xml:space="preserve">Alican Çatık · ORCID: 0000-0002-0226-7804</w:t>
+        <w:t xml:space="preserve">Alican Çatık, Mithat Ekşi, Serdar Karadağ, Alper Bitkin</w:t>
+      </w:r>
+    </w:p>
+    <w:p>
+      <w:pPr>
+        <w:spacing w:after="140" w:line="300"/>
+        <w:jc w:val="both"/>
+      </w:pPr>
+      <w:r>
+        <w:t xml:space="preserve">Corresponding author: Alican Çatık · ORCID: 0000-0002-0226-7804</w:t>
       </w:r>
     </w:p>
     <w:p>
@@ -1746,7 +1755,7 @@
                 <w:sz w:val="17"/>
                 <w:szCs w:val="17"/>
               </w:rPr>
-              <w:t xml:space="preserve">—</w:t>
+              <w:t xml:space="preserve">§2.5</w:t>
             </w:r>
           </w:p>
         </w:tc>
@@ -1771,16 +1780,16 @@
                 <w:sz w:val="17"/>
                 <w:szCs w:val="17"/>
               </w:rPr>
-              <w:t xml:space="preserve">Not applicable</w:t>
-            </w:r>
-            <w:r>
-              <w:rPr>
-                <w:b w:val="false"/>
-                <w:bCs w:val="false"/>
-                <w:sz w:val="17"/>
-                <w:szCs w:val="17"/>
-              </w:rPr>
-              <w:t xml:space="preserve"> — single-author study; stated in §5</w:t>
+              <w:t xml:space="preserve">Met</w:t>
+            </w:r>
+            <w:r>
+              <w:rPr>
+                <w:b w:val="false"/>
+                <w:bCs w:val="false"/>
+                <w:sz w:val="17"/>
+                <w:szCs w:val="17"/>
+              </w:rPr>
+              <w:t xml:space="preserve"> — the 64 borderline records were decided by discussion among three authors</w:t>
             </w:r>
           </w:p>
         </w:tc>
@@ -2943,7 +2952,7 @@
         <w:jc w:val="both"/>
       </w:pPr>
       <w:r>
-        <w:t xml:space="preserve">Nineteen of the 20 items are met. The single unmet item, item 11, is marked as optional in the guideline itself.</w:t>
+        <w:t xml:space="preserve">Nineteen of the 20 items are fully met and one is partially met. Item 11, which is marked as optional in the assessment by three authors; in this study the records were assessed independently by two.</w:t>
       </w:r>
     </w:p>
     <w:p>

--- a/SUPPLEMENTARY_EN.docx
+++ b/SUPPLEMENTARY_EN.docx
@@ -55,7 +55,23 @@
         <w:jc w:val="both"/>
       </w:pPr>
       <w:r>
-        <w:t xml:space="preserve">This document contains the search strings of the article and the compliance tables for the three reporting guidelines. The analysis code and derived data are available in an open archive: doi:10.5281/zenodo.21724781</w:t>
+        <w:t xml:space="preserve">This document contains the full search strings, the inclusion and exclusion criteria, the screening flow, the indicator definitions and formulas, the sensitivity test, additional descriptive results, and the compliance tables for the three reporting guidelines. The analysis code and derived data are available in an open archive: doi:10.5281/zenodo.21724781</w:t>
+      </w:r>
+    </w:p>
+    <w:p>
+      <w:pPr>
+        <w:spacing w:after="140" w:line="300"/>
+        <w:jc w:val="both"/>
+      </w:pPr>
+      <w:r>
+        <w:rPr>
+          <w:b/>
+          <w:bCs/>
+        </w:rPr>
+        <w:t xml:space="preserve">Contents.</w:t>
+      </w:r>
+      <w:r>
+        <w:t xml:space="preserve"> A Search strings · B Inclusion and exclusion criteria · C Screening flow · D Indicator definitions and formulas · E Sensitivity of the search string · F Additional descriptive results · G BIBLIO compliance · H RAMIBS compliance · I GLOBAL compliance</w:t>
       </w:r>
     </w:p>
     <w:p>
@@ -211,7 +227,7 @@
           <w:sz w:val="26"/>
           <w:szCs w:val="26"/>
         </w:rPr>
-        <w:t xml:space="preserve">APPENDIX 2 — BIBLIO COMPLIANCE TABLE (20 items)</w:t>
+        <w:t xml:space="preserve">APPENDIX B — INCLUSION AND EXCLUSION CRITERIA</w:t>
       </w:r>
     </w:p>
     <w:p>
@@ -220,7 +236,1894 @@
         <w:jc w:val="both"/>
       </w:pPr>
       <w:r>
-        <w:t xml:space="preserve">The table below shows where each of the 20 items of the BIBLIO guideline⁵ — developed for bibliometric reviews of the biomedical literature and registered with the EQUATOR Network — is addressed in this article. Item wording is condensed from the original checklist.</w:t>
+        <w:rPr>
+          <w:b/>
+          <w:bCs/>
+        </w:rPr>
+        <w:t xml:space="preserve">All of the following were required for inclusion:</w:t>
+      </w:r>
+      <w:r>
+        <w:t xml:space="preserve"> the subject being bladder or bladder-derived urothelial carcinoma; a non-invasive diagnostic, screening, staging or surveillance technology being the focus (urine cytology; urine-based protein, DNA, RNA, methylation or vesicle markers; commercial urine tests; blood-based liquid biopsy; cross-sectional imaging; radiomics and artificial intelligence methods applied to these; systematic reviews and meta-analyses evaluating the diagnostic accuracy of these methods).</w:t>
+      </w:r>
+    </w:p>
+    <w:p>
+      <w:pPr>
+        <w:spacing w:after="140" w:line="300"/>
+        <w:jc w:val="both"/>
+      </w:pPr>
+      <w:r>
+        <w:rPr>
+          <w:b/>
+          <w:bCs/>
+        </w:rPr>
+        <w:t xml:space="preserve">Excluded were:</w:t>
+      </w:r>
+      <w:r>
+        <w:t xml:space="preserve"> records concerning other cancers or diseases, or in which the bladder was incidental; mechanism and tumour-biology studies; treatment, surgery, drug development and radiotherapy studies; tissue- and histopathology-based studies (immunohistochemistry, whole slide imaging, tissue genomics); invasive and endoscopic methods; studies confined to upper urinary tract urothelial carcinoma; clinical guidelines and general disease reviews; studies with mixed cohorts or covering several cancer types together.</w:t>
+      </w:r>
+    </w:p>
+    <w:p>
+      <w:pPr>
+        <w:spacing w:after="140" w:line="300"/>
+        <w:jc w:val="both"/>
+      </w:pPr>
+      <w:r>
+        <w:rPr>
+          <w:b/>
+          <w:bCs/>
+        </w:rPr>
+        <w:t xml:space="preserve">Restricted application of the invasive-method exclusion.</w:t>
+      </w:r>
+      <w:r>
+        <w:t xml:space="preserve"> Almost every study measuring the diagnostic accuracy of a non-invasive test uses cystoscopy or transurethral resection as the reference standard; applied literally, the exclusion removed the most central studies in the field. The rule was therefore applied only where an invasive method was the subject of the study itself, and mention as a comparator was not treated as grounds for exclusion.</w:t>
+      </w:r>
+    </w:p>
+    <w:p>
+      <w:pPr>
+        <w:spacing w:after="140" w:line="300"/>
+        <w:jc w:val="both"/>
+      </w:pPr>
+      <w:r>
+        <w:rPr>
+          <w:b/>
+          <w:bCs/>
+        </w:rPr>
+        <w:t xml:space="preserve">Deliberate inclusions.</w:t>
+      </w:r>
+      <w:r>
+        <w:t xml:space="preserve"> Artificial-intelligence segmentation studies built on imaging were included. Treatment trials using circulating tumour DNA as a marker of minimal residual disease were included manually despite being treatment studies; what is evaluated in these studies is not treatment efficacy but the decision-making power of a non-invasive marker.</w:t>
+      </w:r>
+    </w:p>
+    <w:p>
+      <w:pPr>
+        <w:spacing w:after="140" w:line="300"/>
+        <w:jc w:val="both"/>
+      </w:pPr>
+      <w:r>
+        <w:rPr>
+          <w:b/>
+          <w:bCs/>
+        </w:rPr>
+        <w:t xml:space="preserve">Category assignment.</w:t>
+      </w:r>
+      <w:r>
+        <w:t xml:space="preserve"> Articles were assigned to five technology categories according to their principal technological contribution. Where the contribution was a platform innovation (biosensor, microfluidic system, spectroscopic method), the study was assigned to the biosensor category; where it was a computational model, to radiomics and artificial intelligence; and where it was an imaging protocol, to cross-sectional imaging. Eight studies using urine and blood matrices together were classified according to the dominant sample type.</w:t>
+      </w:r>
+    </w:p>
+    <w:p>
+      <w:pPr>
+        <w:spacing w:after="140" w:line="300"/>
+        <w:jc w:val="both"/>
+      </w:pPr>
+      <w:r>
+        <w:rPr>
+          <w:b/>
+          <w:bCs/>
+        </w:rPr>
+        <w:t xml:space="preserve">Data cleaning.</w:t>
+      </w:r>
+      <w:r>
+        <w:t xml:space="preserve"> No duplicate records were found among the 5,000 downloaded records. Field completeness was: references 99.9%, abstracts 99.6%, DOI 98.7%. In the keyword analysis, synonymous terms were merged through an explicit thesaurus file, and general terms present in nearly every record by definition of the corpus (for example "cancer", "carcinoma", "expression") were removed from the network; both lists are shared in the open archive. One source of contamination was removed manually: "urothelial carcinoma-associated 1" (UCA1) is a long non-coding RNA, and studies of other organ cancers bearing this name leak into the disease block.</w:t>
+      </w:r>
+    </w:p>
+    <w:p>
+      <w:r>
+        <w:br w:type="page"/>
+      </w:r>
+    </w:p>
+    <w:p>
+      <w:pPr>
+        <w:pStyle w:val="Heading1"/>
+        <w:spacing w:after="130" w:before="260"/>
+        <w:jc w:val="left"/>
+      </w:pPr>
+      <w:r>
+        <w:rPr>
+          <w:b/>
+          <w:bCs/>
+          <w:sz w:val="26"/>
+          <w:szCs w:val="26"/>
+        </w:rPr>
+        <w:t xml:space="preserve">APPENDIX C — SCREENING FLOW</w:t>
+      </w:r>
+    </w:p>
+    <w:tbl>
+      <w:tblPr>
+        <w:tblW w:type="dxa" w:w="9070"/>
+        <w:tblBorders>
+          <w:top w:val="single" w:color="auto" w:sz="4"/>
+          <w:left w:val="single" w:color="auto" w:sz="4"/>
+          <w:bottom w:val="single" w:color="auto" w:sz="4"/>
+          <w:right w:val="single" w:color="auto" w:sz="4"/>
+          <w:insideH w:val="single" w:color="auto" w:sz="4"/>
+          <w:insideV w:val="single" w:color="auto" w:sz="4"/>
+        </w:tblBorders>
+      </w:tblPr>
+      <w:tblGrid>
+        <w:gridCol w:w="4535"/>
+        <w:gridCol w:w="4535"/>
+      </w:tblGrid>
+      <w:tr>
+        <w:trPr>
+          <w:tblHeader/>
+        </w:trPr>
+        <w:tc>
+          <w:tcPr>
+            <w:tcW w:type="dxa" w:w="4535"/>
+            <w:shd w:fill="EFEFEF" w:val="clear"/>
+            <w:tcMar>
+              <w:top w:type="dxa" w:w="60"/>
+              <w:left w:type="dxa" w:w="90"/>
+              <w:bottom w:type="dxa" w:w="60"/>
+              <w:right w:type="dxa" w:w="90"/>
+            </w:tcMar>
+          </w:tcPr>
+          <w:p>
+            <w:pPr>
+              <w:spacing w:after="0" w:line="260"/>
+            </w:pPr>
+            <w:r>
+              <w:rPr>
+                <w:b/>
+                <w:bCs/>
+                <w:sz w:val="17"/>
+                <w:szCs w:val="17"/>
+              </w:rPr>
+              <w:t xml:space="preserve">Stage</w:t>
+            </w:r>
+          </w:p>
+        </w:tc>
+        <w:tc>
+          <w:tcPr>
+            <w:tcW w:type="dxa" w:w="4535"/>
+            <w:shd w:fill="EFEFEF" w:val="clear"/>
+            <w:tcMar>
+              <w:top w:type="dxa" w:w="60"/>
+              <w:left w:type="dxa" w:w="90"/>
+              <w:bottom w:type="dxa" w:w="60"/>
+              <w:right w:type="dxa" w:w="90"/>
+            </w:tcMar>
+          </w:tcPr>
+          <w:p>
+            <w:pPr>
+              <w:spacing w:after="0" w:line="260"/>
+            </w:pPr>
+            <w:r>
+              <w:rPr>
+                <w:b/>
+                <w:bCs/>
+                <w:sz w:val="17"/>
+                <w:szCs w:val="17"/>
+              </w:rPr>
+              <w:t xml:space="preserve">n</w:t>
+            </w:r>
+          </w:p>
+        </w:tc>
+      </w:tr>
+      <w:tr>
+        <w:tc>
+          <w:tcPr>
+            <w:tcW w:type="dxa" w:w="4535"/>
+            <w:tcMar>
+              <w:top w:type="dxa" w:w="60"/>
+              <w:left w:type="dxa" w:w="90"/>
+              <w:bottom w:type="dxa" w:w="60"/>
+              <w:right w:type="dxa" w:w="90"/>
+            </w:tcMar>
+          </w:tcPr>
+          <w:p>
+            <w:pPr>
+              <w:spacing w:after="0" w:line="260"/>
+            </w:pPr>
+            <w:r>
+              <w:rPr>
+                <w:b w:val="false"/>
+                <w:bCs w:val="false"/>
+                <w:sz w:val="17"/>
+                <w:szCs w:val="17"/>
+              </w:rPr>
+              <w:t xml:space="preserve">Corpus retrieved by the disease-block query</w:t>
+            </w:r>
+          </w:p>
+        </w:tc>
+        <w:tc>
+          <w:tcPr>
+            <w:tcW w:type="dxa" w:w="4535"/>
+            <w:tcMar>
+              <w:top w:type="dxa" w:w="60"/>
+              <w:left w:type="dxa" w:w="90"/>
+              <w:bottom w:type="dxa" w:w="60"/>
+              <w:right w:type="dxa" w:w="90"/>
+            </w:tcMar>
+          </w:tcPr>
+          <w:p>
+            <w:pPr>
+              <w:spacing w:after="0" w:line="260"/>
+            </w:pPr>
+            <w:r>
+              <w:rPr>
+                <w:b w:val="false"/>
+                <w:bCs w:val="false"/>
+                <w:sz w:val="17"/>
+                <w:szCs w:val="17"/>
+              </w:rPr>
+              <w:t xml:space="preserve">32,690</w:t>
+            </w:r>
+          </w:p>
+        </w:tc>
+      </w:tr>
+      <w:tr>
+        <w:tc>
+          <w:tcPr>
+            <w:tcW w:type="dxa" w:w="4535"/>
+            <w:tcMar>
+              <w:top w:type="dxa" w:w="60"/>
+              <w:left w:type="dxa" w:w="90"/>
+              <w:bottom w:type="dxa" w:w="60"/>
+              <w:right w:type="dxa" w:w="90"/>
+            </w:tcMar>
+          </w:tcPr>
+          <w:p>
+            <w:pPr>
+              <w:spacing w:after="0" w:line="260"/>
+            </w:pPr>
+            <w:r>
+              <w:rPr>
+                <w:b w:val="false"/>
+                <w:bCs w:val="false"/>
+                <w:sz w:val="17"/>
+                <w:szCs w:val="17"/>
+              </w:rPr>
+              <w:t xml:space="preserve">Pool downloaded in descending citation order</w:t>
+            </w:r>
+          </w:p>
+        </w:tc>
+        <w:tc>
+          <w:tcPr>
+            <w:tcW w:type="dxa" w:w="4535"/>
+            <w:tcMar>
+              <w:top w:type="dxa" w:w="60"/>
+              <w:left w:type="dxa" w:w="90"/>
+              <w:bottom w:type="dxa" w:w="60"/>
+              <w:right w:type="dxa" w:w="90"/>
+            </w:tcMar>
+          </w:tcPr>
+          <w:p>
+            <w:pPr>
+              <w:spacing w:after="0" w:line="260"/>
+            </w:pPr>
+            <w:r>
+              <w:rPr>
+                <w:b w:val="false"/>
+                <w:bCs w:val="false"/>
+                <w:sz w:val="17"/>
+                <w:szCs w:val="17"/>
+              </w:rPr>
+              <w:t xml:space="preserve">5,000</w:t>
+            </w:r>
+          </w:p>
+        </w:tc>
+      </w:tr>
+      <w:tr>
+        <w:tc>
+          <w:tcPr>
+            <w:tcW w:type="dxa" w:w="4535"/>
+            <w:tcMar>
+              <w:top w:type="dxa" w:w="60"/>
+              <w:left w:type="dxa" w:w="90"/>
+              <w:bottom w:type="dxa" w:w="60"/>
+              <w:right w:type="dxa" w:w="90"/>
+            </w:tcMar>
+          </w:tcPr>
+          <w:p>
+            <w:pPr>
+              <w:spacing w:after="0" w:line="260"/>
+            </w:pPr>
+            <w:r>
+              <w:rPr>
+                <w:b w:val="false"/>
+                <w:bCs w:val="false"/>
+                <w:sz w:val="17"/>
+                <w:szCs w:val="17"/>
+              </w:rPr>
+              <w:t xml:space="preserve">— citation range</w:t>
+            </w:r>
+          </w:p>
+        </w:tc>
+        <w:tc>
+          <w:tcPr>
+            <w:tcW w:type="dxa" w:w="4535"/>
+            <w:tcMar>
+              <w:top w:type="dxa" w:w="60"/>
+              <w:left w:type="dxa" w:w="90"/>
+              <w:bottom w:type="dxa" w:w="60"/>
+              <w:right w:type="dxa" w:w="90"/>
+            </w:tcMar>
+          </w:tcPr>
+          <w:p>
+            <w:pPr>
+              <w:spacing w:after="0" w:line="260"/>
+            </w:pPr>
+            <w:r>
+              <w:rPr>
+                <w:b w:val="false"/>
+                <w:bCs w:val="false"/>
+                <w:sz w:val="17"/>
+                <w:szCs w:val="17"/>
+              </w:rPr>
+              <w:t xml:space="preserve">4,376 – 35</w:t>
+            </w:r>
+          </w:p>
+        </w:tc>
+      </w:tr>
+      <w:tr>
+        <w:tc>
+          <w:tcPr>
+            <w:tcW w:type="dxa" w:w="4535"/>
+            <w:tcMar>
+              <w:top w:type="dxa" w:w="60"/>
+              <w:left w:type="dxa" w:w="90"/>
+              <w:bottom w:type="dxa" w:w="60"/>
+              <w:right w:type="dxa" w:w="90"/>
+            </w:tcMar>
+          </w:tcPr>
+          <w:p>
+            <w:pPr>
+              <w:spacing w:after="0" w:line="260"/>
+            </w:pPr>
+            <w:r>
+              <w:rPr>
+                <w:b/>
+                <w:bCs/>
+                <w:sz w:val="17"/>
+                <w:szCs w:val="17"/>
+              </w:rPr>
+              <w:t xml:space="preserve">Not meeting criteria</w:t>
+            </w:r>
+          </w:p>
+        </w:tc>
+        <w:tc>
+          <w:tcPr>
+            <w:tcW w:type="dxa" w:w="4535"/>
+            <w:tcMar>
+              <w:top w:type="dxa" w:w="60"/>
+              <w:left w:type="dxa" w:w="90"/>
+              <w:bottom w:type="dxa" w:w="60"/>
+              <w:right w:type="dxa" w:w="90"/>
+            </w:tcMar>
+          </w:tcPr>
+          <w:p>
+            <w:pPr>
+              <w:spacing w:after="0" w:line="260"/>
+            </w:pPr>
+            <w:r>
+              <w:rPr>
+                <w:b/>
+                <w:bCs/>
+                <w:sz w:val="17"/>
+                <w:szCs w:val="17"/>
+              </w:rPr>
+              <w:t xml:space="preserve">4,748</w:t>
+            </w:r>
+          </w:p>
+        </w:tc>
+      </w:tr>
+      <w:tr>
+        <w:tc>
+          <w:tcPr>
+            <w:tcW w:type="dxa" w:w="4535"/>
+            <w:tcMar>
+              <w:top w:type="dxa" w:w="60"/>
+              <w:left w:type="dxa" w:w="90"/>
+              <w:bottom w:type="dxa" w:w="60"/>
+              <w:right w:type="dxa" w:w="90"/>
+            </w:tcMar>
+          </w:tcPr>
+          <w:p>
+            <w:pPr>
+              <w:spacing w:after="0" w:line="260"/>
+            </w:pPr>
+            <w:r>
+              <w:rPr>
+                <w:b w:val="false"/>
+                <w:bCs w:val="false"/>
+                <w:sz w:val="17"/>
+                <w:szCs w:val="17"/>
+              </w:rPr>
+              <w:t xml:space="preserve">— no non-invasive diagnostic technology focus</w:t>
+            </w:r>
+          </w:p>
+        </w:tc>
+        <w:tc>
+          <w:tcPr>
+            <w:tcW w:type="dxa" w:w="4535"/>
+            <w:tcMar>
+              <w:top w:type="dxa" w:w="60"/>
+              <w:left w:type="dxa" w:w="90"/>
+              <w:bottom w:type="dxa" w:w="60"/>
+              <w:right w:type="dxa" w:w="90"/>
+            </w:tcMar>
+          </w:tcPr>
+          <w:p>
+            <w:pPr>
+              <w:spacing w:after="0" w:line="260"/>
+            </w:pPr>
+            <w:r>
+              <w:rPr>
+                <w:b w:val="false"/>
+                <w:bCs w:val="false"/>
+                <w:sz w:val="17"/>
+                <w:szCs w:val="17"/>
+              </w:rPr>
+              <w:t xml:space="preserve">1,957</w:t>
+            </w:r>
+          </w:p>
+        </w:tc>
+      </w:tr>
+      <w:tr>
+        <w:tc>
+          <w:tcPr>
+            <w:tcW w:type="dxa" w:w="4535"/>
+            <w:tcMar>
+              <w:top w:type="dxa" w:w="60"/>
+              <w:left w:type="dxa" w:w="90"/>
+              <w:bottom w:type="dxa" w:w="60"/>
+              <w:right w:type="dxa" w:w="90"/>
+            </w:tcMar>
+          </w:tcPr>
+          <w:p>
+            <w:pPr>
+              <w:spacing w:after="0" w:line="260"/>
+            </w:pPr>
+            <w:r>
+              <w:rPr>
+                <w:b w:val="false"/>
+                <w:bCs w:val="false"/>
+                <w:sz w:val="17"/>
+                <w:szCs w:val="17"/>
+              </w:rPr>
+              <w:t xml:space="preserve">— subject not bladder cancer, or bladder incidental</w:t>
+            </w:r>
+          </w:p>
+        </w:tc>
+        <w:tc>
+          <w:tcPr>
+            <w:tcW w:type="dxa" w:w="4535"/>
+            <w:tcMar>
+              <w:top w:type="dxa" w:w="60"/>
+              <w:left w:type="dxa" w:w="90"/>
+              <w:bottom w:type="dxa" w:w="60"/>
+              <w:right w:type="dxa" w:w="90"/>
+            </w:tcMar>
+          </w:tcPr>
+          <w:p>
+            <w:pPr>
+              <w:spacing w:after="0" w:line="260"/>
+            </w:pPr>
+            <w:r>
+              <w:rPr>
+                <w:b w:val="false"/>
+                <w:bCs w:val="false"/>
+                <w:sz w:val="17"/>
+                <w:szCs w:val="17"/>
+              </w:rPr>
+              <w:t xml:space="preserve">896</w:t>
+            </w:r>
+          </w:p>
+        </w:tc>
+      </w:tr>
+      <w:tr>
+        <w:tc>
+          <w:tcPr>
+            <w:tcW w:type="dxa" w:w="4535"/>
+            <w:tcMar>
+              <w:top w:type="dxa" w:w="60"/>
+              <w:left w:type="dxa" w:w="90"/>
+              <w:bottom w:type="dxa" w:w="60"/>
+              <w:right w:type="dxa" w:w="90"/>
+            </w:tcMar>
+          </w:tcPr>
+          <w:p>
+            <w:pPr>
+              <w:spacing w:after="0" w:line="260"/>
+            </w:pPr>
+            <w:r>
+              <w:rPr>
+                <w:b w:val="false"/>
+                <w:bCs w:val="false"/>
+                <w:sz w:val="17"/>
+                <w:szCs w:val="17"/>
+              </w:rPr>
+              <w:t xml:space="preserve">— treatment, surgery, drug development or radiotherapy</w:t>
+            </w:r>
+          </w:p>
+        </w:tc>
+        <w:tc>
+          <w:tcPr>
+            <w:tcW w:type="dxa" w:w="4535"/>
+            <w:tcMar>
+              <w:top w:type="dxa" w:w="60"/>
+              <w:left w:type="dxa" w:w="90"/>
+              <w:bottom w:type="dxa" w:w="60"/>
+              <w:right w:type="dxa" w:w="90"/>
+            </w:tcMar>
+          </w:tcPr>
+          <w:p>
+            <w:pPr>
+              <w:spacing w:after="0" w:line="260"/>
+            </w:pPr>
+            <w:r>
+              <w:rPr>
+                <w:b w:val="false"/>
+                <w:bCs w:val="false"/>
+                <w:sz w:val="17"/>
+                <w:szCs w:val="17"/>
+              </w:rPr>
+              <w:t xml:space="preserve">852</w:t>
+            </w:r>
+          </w:p>
+        </w:tc>
+      </w:tr>
+      <w:tr>
+        <w:tc>
+          <w:tcPr>
+            <w:tcW w:type="dxa" w:w="4535"/>
+            <w:tcMar>
+              <w:top w:type="dxa" w:w="60"/>
+              <w:left w:type="dxa" w:w="90"/>
+              <w:bottom w:type="dxa" w:w="60"/>
+              <w:right w:type="dxa" w:w="90"/>
+            </w:tcMar>
+          </w:tcPr>
+          <w:p>
+            <w:pPr>
+              <w:spacing w:after="0" w:line="260"/>
+            </w:pPr>
+            <w:r>
+              <w:rPr>
+                <w:b w:val="false"/>
+                <w:bCs w:val="false"/>
+                <w:sz w:val="17"/>
+                <w:szCs w:val="17"/>
+              </w:rPr>
+              <w:t xml:space="preserve">— mechanism and tumour biology</w:t>
+            </w:r>
+          </w:p>
+        </w:tc>
+        <w:tc>
+          <w:tcPr>
+            <w:tcW w:type="dxa" w:w="4535"/>
+            <w:tcMar>
+              <w:top w:type="dxa" w:w="60"/>
+              <w:left w:type="dxa" w:w="90"/>
+              <w:bottom w:type="dxa" w:w="60"/>
+              <w:right w:type="dxa" w:w="90"/>
+            </w:tcMar>
+          </w:tcPr>
+          <w:p>
+            <w:pPr>
+              <w:spacing w:after="0" w:line="260"/>
+            </w:pPr>
+            <w:r>
+              <w:rPr>
+                <w:b w:val="false"/>
+                <w:bCs w:val="false"/>
+                <w:sz w:val="17"/>
+                <w:szCs w:val="17"/>
+              </w:rPr>
+              <w:t xml:space="preserve">725</w:t>
+            </w:r>
+          </w:p>
+        </w:tc>
+      </w:tr>
+      <w:tr>
+        <w:tc>
+          <w:tcPr>
+            <w:tcW w:type="dxa" w:w="4535"/>
+            <w:tcMar>
+              <w:top w:type="dxa" w:w="60"/>
+              <w:left w:type="dxa" w:w="90"/>
+              <w:bottom w:type="dxa" w:w="60"/>
+              <w:right w:type="dxa" w:w="90"/>
+            </w:tcMar>
+          </w:tcPr>
+          <w:p>
+            <w:pPr>
+              <w:spacing w:after="0" w:line="260"/>
+            </w:pPr>
+            <w:r>
+              <w:rPr>
+                <w:b w:val="false"/>
+                <w:bCs w:val="false"/>
+                <w:sz w:val="17"/>
+                <w:szCs w:val="17"/>
+              </w:rPr>
+              <w:t xml:space="preserve">— clinical guideline or general disease review</w:t>
+            </w:r>
+          </w:p>
+        </w:tc>
+        <w:tc>
+          <w:tcPr>
+            <w:tcW w:type="dxa" w:w="4535"/>
+            <w:tcMar>
+              <w:top w:type="dxa" w:w="60"/>
+              <w:left w:type="dxa" w:w="90"/>
+              <w:bottom w:type="dxa" w:w="60"/>
+              <w:right w:type="dxa" w:w="90"/>
+            </w:tcMar>
+          </w:tcPr>
+          <w:p>
+            <w:pPr>
+              <w:spacing w:after="0" w:line="260"/>
+            </w:pPr>
+            <w:r>
+              <w:rPr>
+                <w:b w:val="false"/>
+                <w:bCs w:val="false"/>
+                <w:sz w:val="17"/>
+                <w:szCs w:val="17"/>
+              </w:rPr>
+              <w:t xml:space="preserve">140</w:t>
+            </w:r>
+          </w:p>
+        </w:tc>
+      </w:tr>
+      <w:tr>
+        <w:tc>
+          <w:tcPr>
+            <w:tcW w:type="dxa" w:w="4535"/>
+            <w:tcMar>
+              <w:top w:type="dxa" w:w="60"/>
+              <w:left w:type="dxa" w:w="90"/>
+              <w:bottom w:type="dxa" w:w="60"/>
+              <w:right w:type="dxa" w:w="90"/>
+            </w:tcMar>
+          </w:tcPr>
+          <w:p>
+            <w:pPr>
+              <w:spacing w:after="0" w:line="260"/>
+            </w:pPr>
+            <w:r>
+              <w:rPr>
+                <w:b w:val="false"/>
+                <w:bCs w:val="false"/>
+                <w:sz w:val="17"/>
+                <w:szCs w:val="17"/>
+              </w:rPr>
+              <w:t xml:space="preserve">— invasive or endoscopic method as the subject of the study</w:t>
+            </w:r>
+          </w:p>
+        </w:tc>
+        <w:tc>
+          <w:tcPr>
+            <w:tcW w:type="dxa" w:w="4535"/>
+            <w:tcMar>
+              <w:top w:type="dxa" w:w="60"/>
+              <w:left w:type="dxa" w:w="90"/>
+              <w:bottom w:type="dxa" w:w="60"/>
+              <w:right w:type="dxa" w:w="90"/>
+            </w:tcMar>
+          </w:tcPr>
+          <w:p>
+            <w:pPr>
+              <w:spacing w:after="0" w:line="260"/>
+            </w:pPr>
+            <w:r>
+              <w:rPr>
+                <w:b w:val="false"/>
+                <w:bCs w:val="false"/>
+                <w:sz w:val="17"/>
+                <w:szCs w:val="17"/>
+              </w:rPr>
+              <w:t xml:space="preserve">84</w:t>
+            </w:r>
+          </w:p>
+        </w:tc>
+      </w:tr>
+      <w:tr>
+        <w:tc>
+          <w:tcPr>
+            <w:tcW w:type="dxa" w:w="4535"/>
+            <w:tcMar>
+              <w:top w:type="dxa" w:w="60"/>
+              <w:left w:type="dxa" w:w="90"/>
+              <w:bottom w:type="dxa" w:w="60"/>
+              <w:right w:type="dxa" w:w="90"/>
+            </w:tcMar>
+          </w:tcPr>
+          <w:p>
+            <w:pPr>
+              <w:spacing w:after="0" w:line="260"/>
+            </w:pPr>
+            <w:r>
+              <w:rPr>
+                <w:b w:val="false"/>
+                <w:bCs w:val="false"/>
+                <w:sz w:val="17"/>
+                <w:szCs w:val="17"/>
+              </w:rPr>
+              <w:t xml:space="preserve">— tissue- or histopathology-based</w:t>
+            </w:r>
+          </w:p>
+        </w:tc>
+        <w:tc>
+          <w:tcPr>
+            <w:tcW w:type="dxa" w:w="4535"/>
+            <w:tcMar>
+              <w:top w:type="dxa" w:w="60"/>
+              <w:left w:type="dxa" w:w="90"/>
+              <w:bottom w:type="dxa" w:w="60"/>
+              <w:right w:type="dxa" w:w="90"/>
+            </w:tcMar>
+          </w:tcPr>
+          <w:p>
+            <w:pPr>
+              <w:spacing w:after="0" w:line="260"/>
+            </w:pPr>
+            <w:r>
+              <w:rPr>
+                <w:b w:val="false"/>
+                <w:bCs w:val="false"/>
+                <w:sz w:val="17"/>
+                <w:szCs w:val="17"/>
+              </w:rPr>
+              <w:t xml:space="preserve">45</w:t>
+            </w:r>
+          </w:p>
+        </w:tc>
+      </w:tr>
+      <w:tr>
+        <w:tc>
+          <w:tcPr>
+            <w:tcW w:type="dxa" w:w="4535"/>
+            <w:tcMar>
+              <w:top w:type="dxa" w:w="60"/>
+              <w:left w:type="dxa" w:w="90"/>
+              <w:bottom w:type="dxa" w:w="60"/>
+              <w:right w:type="dxa" w:w="90"/>
+            </w:tcMar>
+          </w:tcPr>
+          <w:p>
+            <w:pPr>
+              <w:spacing w:after="0" w:line="260"/>
+            </w:pPr>
+            <w:r>
+              <w:rPr>
+                <w:b w:val="false"/>
+                <w:bCs w:val="false"/>
+                <w:sz w:val="17"/>
+                <w:szCs w:val="17"/>
+              </w:rPr>
+              <w:t xml:space="preserve">— retracted publication or expression of concern</w:t>
+            </w:r>
+          </w:p>
+        </w:tc>
+        <w:tc>
+          <w:tcPr>
+            <w:tcW w:type="dxa" w:w="4535"/>
+            <w:tcMar>
+              <w:top w:type="dxa" w:w="60"/>
+              <w:left w:type="dxa" w:w="90"/>
+              <w:bottom w:type="dxa" w:w="60"/>
+              <w:right w:type="dxa" w:w="90"/>
+            </w:tcMar>
+          </w:tcPr>
+          <w:p>
+            <w:pPr>
+              <w:spacing w:after="0" w:line="260"/>
+            </w:pPr>
+            <w:r>
+              <w:rPr>
+                <w:b w:val="false"/>
+                <w:bCs w:val="false"/>
+                <w:sz w:val="17"/>
+                <w:szCs w:val="17"/>
+              </w:rPr>
+              <w:t xml:space="preserve">37</w:t>
+            </w:r>
+          </w:p>
+        </w:tc>
+      </w:tr>
+      <w:tr>
+        <w:tc>
+          <w:tcPr>
+            <w:tcW w:type="dxa" w:w="4535"/>
+            <w:tcMar>
+              <w:top w:type="dxa" w:w="60"/>
+              <w:left w:type="dxa" w:w="90"/>
+              <w:bottom w:type="dxa" w:w="60"/>
+              <w:right w:type="dxa" w:w="90"/>
+            </w:tcMar>
+          </w:tcPr>
+          <w:p>
+            <w:pPr>
+              <w:spacing w:after="0" w:line="260"/>
+            </w:pPr>
+            <w:r>
+              <w:rPr>
+                <w:b w:val="false"/>
+                <w:bCs w:val="false"/>
+                <w:sz w:val="17"/>
+                <w:szCs w:val="17"/>
+              </w:rPr>
+              <w:t xml:space="preserve">— upper urinary tract urothelial carcinoma only</w:t>
+            </w:r>
+          </w:p>
+        </w:tc>
+        <w:tc>
+          <w:tcPr>
+            <w:tcW w:type="dxa" w:w="4535"/>
+            <w:tcMar>
+              <w:top w:type="dxa" w:w="60"/>
+              <w:left w:type="dxa" w:w="90"/>
+              <w:bottom w:type="dxa" w:w="60"/>
+              <w:right w:type="dxa" w:w="90"/>
+            </w:tcMar>
+          </w:tcPr>
+          <w:p>
+            <w:pPr>
+              <w:spacing w:after="0" w:line="260"/>
+            </w:pPr>
+            <w:r>
+              <w:rPr>
+                <w:b w:val="false"/>
+                <w:bCs w:val="false"/>
+                <w:sz w:val="17"/>
+                <w:szCs w:val="17"/>
+              </w:rPr>
+              <w:t xml:space="preserve">12</w:t>
+            </w:r>
+          </w:p>
+        </w:tc>
+      </w:tr>
+      <w:tr>
+        <w:tc>
+          <w:tcPr>
+            <w:tcW w:type="dxa" w:w="4535"/>
+            <w:tcMar>
+              <w:top w:type="dxa" w:w="60"/>
+              <w:left w:type="dxa" w:w="90"/>
+              <w:bottom w:type="dxa" w:w="60"/>
+              <w:right w:type="dxa" w:w="90"/>
+            </w:tcMar>
+          </w:tcPr>
+          <w:p>
+            <w:pPr>
+              <w:spacing w:after="0" w:line="260"/>
+            </w:pPr>
+            <w:r>
+              <w:rPr>
+                <w:b/>
+                <w:bCs/>
+                <w:sz w:val="17"/>
+                <w:szCs w:val="17"/>
+              </w:rPr>
+              <w:t xml:space="preserve">Meeting criteria</w:t>
+            </w:r>
+          </w:p>
+        </w:tc>
+        <w:tc>
+          <w:tcPr>
+            <w:tcW w:type="dxa" w:w="4535"/>
+            <w:tcMar>
+              <w:top w:type="dxa" w:w="60"/>
+              <w:left w:type="dxa" w:w="90"/>
+              <w:bottom w:type="dxa" w:w="60"/>
+              <w:right w:type="dxa" w:w="90"/>
+            </w:tcMar>
+          </w:tcPr>
+          <w:p>
+            <w:pPr>
+              <w:spacing w:after="0" w:line="260"/>
+            </w:pPr>
+            <w:r>
+              <w:rPr>
+                <w:b/>
+                <w:bCs/>
+                <w:sz w:val="17"/>
+                <w:szCs w:val="17"/>
+              </w:rPr>
+              <w:t xml:space="preserve">252</w:t>
+            </w:r>
+          </w:p>
+        </w:tc>
+      </w:tr>
+      <w:tr>
+        <w:tc>
+          <w:tcPr>
+            <w:tcW w:type="dxa" w:w="4535"/>
+            <w:tcMar>
+              <w:top w:type="dxa" w:w="60"/>
+              <w:left w:type="dxa" w:w="90"/>
+              <w:bottom w:type="dxa" w:w="60"/>
+              <w:right w:type="dxa" w:w="90"/>
+            </w:tcMar>
+          </w:tcPr>
+          <w:p>
+            <w:pPr>
+              <w:spacing w:after="0" w:line="260"/>
+            </w:pPr>
+            <w:r>
+              <w:rPr>
+                <w:b w:val="false"/>
+                <w:bCs w:val="false"/>
+                <w:sz w:val="17"/>
+                <w:szCs w:val="17"/>
+              </w:rPr>
+              <w:t xml:space="preserve">Not among the top 100 by citation count</w:t>
+            </w:r>
+          </w:p>
+        </w:tc>
+        <w:tc>
+          <w:tcPr>
+            <w:tcW w:type="dxa" w:w="4535"/>
+            <w:tcMar>
+              <w:top w:type="dxa" w:w="60"/>
+              <w:left w:type="dxa" w:w="90"/>
+              <w:bottom w:type="dxa" w:w="60"/>
+              <w:right w:type="dxa" w:w="90"/>
+            </w:tcMar>
+          </w:tcPr>
+          <w:p>
+            <w:pPr>
+              <w:spacing w:after="0" w:line="260"/>
+            </w:pPr>
+            <w:r>
+              <w:rPr>
+                <w:b w:val="false"/>
+                <w:bCs w:val="false"/>
+                <w:sz w:val="17"/>
+                <w:szCs w:val="17"/>
+              </w:rPr>
+              <w:t xml:space="preserve">152</w:t>
+            </w:r>
+          </w:p>
+        </w:tc>
+      </w:tr>
+      <w:tr>
+        <w:tc>
+          <w:tcPr>
+            <w:tcW w:type="dxa" w:w="4535"/>
+            <w:tcMar>
+              <w:top w:type="dxa" w:w="60"/>
+              <w:left w:type="dxa" w:w="90"/>
+              <w:bottom w:type="dxa" w:w="60"/>
+              <w:right w:type="dxa" w:w="90"/>
+            </w:tcMar>
+          </w:tcPr>
+          <w:p>
+            <w:pPr>
+              <w:spacing w:after="0" w:line="260"/>
+            </w:pPr>
+            <w:r>
+              <w:rPr>
+                <w:b/>
+                <w:bCs/>
+                <w:sz w:val="17"/>
+                <w:szCs w:val="17"/>
+              </w:rPr>
+              <w:t xml:space="preserve">Sample</w:t>
+            </w:r>
+          </w:p>
+        </w:tc>
+        <w:tc>
+          <w:tcPr>
+            <w:tcW w:type="dxa" w:w="4535"/>
+            <w:tcMar>
+              <w:top w:type="dxa" w:w="60"/>
+              <w:left w:type="dxa" w:w="90"/>
+              <w:bottom w:type="dxa" w:w="60"/>
+              <w:right w:type="dxa" w:w="90"/>
+            </w:tcMar>
+          </w:tcPr>
+          <w:p>
+            <w:pPr>
+              <w:spacing w:after="0" w:line="260"/>
+            </w:pPr>
+            <w:r>
+              <w:rPr>
+                <w:b/>
+                <w:bCs/>
+                <w:sz w:val="17"/>
+                <w:szCs w:val="17"/>
+              </w:rPr>
+              <w:t xml:space="preserve">100</w:t>
+            </w:r>
+          </w:p>
+        </w:tc>
+      </w:tr>
+      <w:tr>
+        <w:tc>
+          <w:tcPr>
+            <w:tcW w:type="dxa" w:w="4535"/>
+            <w:tcMar>
+              <w:top w:type="dxa" w:w="60"/>
+              <w:left w:type="dxa" w:w="90"/>
+              <w:bottom w:type="dxa" w:w="60"/>
+              <w:right w:type="dxa" w:w="90"/>
+            </w:tcMar>
+          </w:tcPr>
+          <w:p>
+            <w:pPr>
+              <w:spacing w:after="0" w:line="260"/>
+            </w:pPr>
+            <w:r>
+              <w:rPr>
+                <w:b w:val="false"/>
+                <w:bCs w:val="false"/>
+                <w:sz w:val="17"/>
+                <w:szCs w:val="17"/>
+              </w:rPr>
+              <w:t xml:space="preserve">— citation range</w:t>
+            </w:r>
+          </w:p>
+        </w:tc>
+        <w:tc>
+          <w:tcPr>
+            <w:tcW w:type="dxa" w:w="4535"/>
+            <w:tcMar>
+              <w:top w:type="dxa" w:w="60"/>
+              <w:left w:type="dxa" w:w="90"/>
+              <w:bottom w:type="dxa" w:w="60"/>
+              <w:right w:type="dxa" w:w="90"/>
+            </w:tcMar>
+          </w:tcPr>
+          <w:p>
+            <w:pPr>
+              <w:spacing w:after="0" w:line="260"/>
+            </w:pPr>
+            <w:r>
+              <w:rPr>
+                <w:b w:val="false"/>
+                <w:bCs w:val="false"/>
+                <w:sz w:val="17"/>
+                <w:szCs w:val="17"/>
+              </w:rPr>
+              <w:t xml:space="preserve">551 – 63</w:t>
+            </w:r>
+          </w:p>
+        </w:tc>
+      </w:tr>
+    </w:tbl>
+    <w:p>
+      <w:pPr>
+        <w:spacing w:after="160"/>
+      </w:pPr>
+      <w:r>
+        <w:t xml:space="preserve"/>
+      </w:r>
+    </w:p>
+    <w:p>
+      <w:pPr>
+        <w:spacing w:after="140" w:line="300"/>
+        <w:jc w:val="both"/>
+      </w:pPr>
+      <w:r>
+        <w:rPr>
+          <w:b/>
+          <w:bCs/>
+        </w:rPr>
+        <w:t xml:space="preserve">Notes.</w:t>
+      </w:r>
+      <w:r>
+        <w:t xml:space="preserve"> Because the document-type criterion was applied at query level, all records in the pool are research articles or reviews; no record was excluded on this ground. A record may meet more than one exclusion criterion simultaneously; so that the total corresponds to 4,748, each record was assessed in the order given above and assigned to the </w:t>
+      </w:r>
+      <w:r>
+        <w:rPr>
+          <w:b/>
+          <w:bCs/>
+        </w:rPr>
+        <w:t xml:space="preserve">first</w:t>
+      </w:r>
+      <w:r>
+        <w:t xml:space="preserve"> criterion it met. Row values therefore indicate the number of records excluded on that ground, not the number meeting that criterion. The inclusion and exclusion decisions themselves are independent of this ordering.</w:t>
+      </w:r>
+    </w:p>
+    <w:p>
+      <w:pPr>
+        <w:spacing w:after="140" w:line="300"/>
+        <w:jc w:val="both"/>
+      </w:pPr>
+      <w:r>
+        <w:t xml:space="preserve">Sixty-four borderline records were assessed at full-text level and decided by discussion among three authors (34 included, 29 excluded, 1 further check). All of these decisions appear in the</w:t>
+      </w:r>
+    </w:p>
+    <w:p>
+      <w:pPr>
+        <w:spacing w:after="140" w:line="300"/>
+        <w:jc w:val="both"/>
+      </w:pPr>
+      <w:r>
+        <w:rPr>
+          <w:rFonts w:ascii="Consolas" w:cs="Consolas" w:eastAsia="Consolas" w:hAnsi="Consolas"/>
+          <w:sz w:val="17"/>
+          <w:szCs w:val="17"/>
+        </w:rPr>
+        <w:t xml:space="preserve">manual.py</w:t>
+      </w:r>
+      <w:r>
+        <w:t xml:space="preserve"> file in the open archive as rank, decision and rationale.</w:t>
+      </w:r>
+    </w:p>
+    <w:p>
+      <w:r>
+        <w:br w:type="page"/>
+      </w:r>
+    </w:p>
+    <w:p>
+      <w:pPr>
+        <w:pStyle w:val="Heading1"/>
+        <w:spacing w:after="130" w:before="260"/>
+        <w:jc w:val="left"/>
+      </w:pPr>
+      <w:r>
+        <w:rPr>
+          <w:b/>
+          <w:bCs/>
+          <w:sz w:val="26"/>
+          <w:szCs w:val="26"/>
+        </w:rPr>
+        <w:t xml:space="preserve">APPENDIX D — INDICATOR DEFINITIONS AND FORMULAS</w:t>
+      </w:r>
+    </w:p>
+    <w:p>
+      <w:pPr>
+        <w:spacing w:after="140" w:line="300"/>
+        <w:jc w:val="both"/>
+      </w:pPr>
+      <w:r>
+        <w:rPr>
+          <w:b/>
+          <w:bCs/>
+        </w:rPr>
+        <w:t xml:space="preserve">h-index.</w:t>
+      </w:r>
+      <w:r>
+        <w:t xml:space="preserve"> When the articles in the sample are ranked by descending citation count, the largest value </w:t>
+      </w:r>
+      <w:r>
+        <w:rPr>
+          <w:i/>
+          <w:iCs/>
+        </w:rPr>
+        <w:t xml:space="preserve">h</w:t>
+      </w:r>
+      <w:r>
+        <w:t xml:space="preserve"> for which </w:t>
+      </w:r>
+      <w:r>
+        <w:rPr>
+          <w:i/>
+          <w:iCs/>
+        </w:rPr>
+        <w:t xml:space="preserve">h</w:t>
+      </w:r>
+      <w:r>
+        <w:t xml:space="preserve"> articles have each received at least </w:t>
+      </w:r>
+      <w:r>
+        <w:rPr>
+          <w:i/>
+          <w:iCs/>
+        </w:rPr>
+        <w:t xml:space="preserve">h</w:t>
+      </w:r>
+      <w:r>
+        <w:t xml:space="preserve"> citations.</w:t>
+      </w:r>
+    </w:p>
+    <w:p>
+      <w:pPr>
+        <w:spacing w:after="140" w:line="300"/>
+        <w:jc w:val="both"/>
+      </w:pPr>
+      <w:r>
+        <w:rPr>
+          <w:b/>
+          <w:bCs/>
+        </w:rPr>
+        <w:t xml:space="preserve">Network density.</w:t>
+      </w:r>
+      <w:r>
+        <w:t xml:space="preserve"> The ratio of edges present in an undirected network to the maximum possible: </w:t>
+      </w:r>
+      <w:r>
+        <w:rPr>
+          <w:i/>
+          <w:iCs/>
+        </w:rPr>
+        <w:t xml:space="preserve">d</w:t>
+      </w:r>
+      <w:r>
+        <w:t xml:space="preserve"> = 2</w:t>
+      </w:r>
+      <w:r>
+        <w:rPr>
+          <w:i/>
+          <w:iCs/>
+        </w:rPr>
+        <w:t xml:space="preserve">E</w:t>
+      </w:r>
+      <w:r>
+        <w:t xml:space="preserve"> / [</w:t>
+      </w:r>
+      <w:r>
+        <w:rPr>
+          <w:i/>
+          <w:iCs/>
+        </w:rPr>
+        <w:t xml:space="preserve">N</w:t>
+      </w:r>
+      <w:r>
+        <w:t xml:space="preserve">(</w:t>
+      </w:r>
+      <w:r>
+        <w:rPr>
+          <w:i/>
+          <w:iCs/>
+        </w:rPr>
+        <w:t xml:space="preserve">N</w:t>
+      </w:r>
+      <w:r>
+        <w:t xml:space="preserve"> − 1)], where </w:t>
+      </w:r>
+      <w:r>
+        <w:rPr>
+          <w:i/>
+          <w:iCs/>
+        </w:rPr>
+        <w:t xml:space="preserve">N</w:t>
+      </w:r>
+      <w:r>
+        <w:t xml:space="preserve"> is the number of nodes and </w:t>
+      </w:r>
+      <w:r>
+        <w:rPr>
+          <w:i/>
+          <w:iCs/>
+        </w:rPr>
+        <w:t xml:space="preserve">E</w:t>
+      </w:r>
+      <w:r>
+        <w:t xml:space="preserve"> the number of edges.</w:t>
+      </w:r>
+    </w:p>
+    <w:p>
+      <w:pPr>
+        <w:spacing w:after="140" w:line="300"/>
+        <w:jc w:val="both"/>
+      </w:pPr>
+      <w:r>
+        <w:rPr>
+          <w:b/>
+          <w:bCs/>
+        </w:rPr>
+        <w:t xml:space="preserve">Modularity (Q).</w:t>
+      </w:r>
+      <w:r>
+        <w:t xml:space="preserve"> Edge-weighted Newman modularity was used:</w:t>
+      </w:r>
+    </w:p>
+    <w:p>
+      <w:pPr>
+        <w:pBdr>
+          <w:left w:val="single" w:color="BBBBBB" w:sz="12" w:space="8"/>
+        </w:pBdr>
+        <w:spacing w:after="160" w:before="120" w:line="290"/>
+        <w:ind w:left="431"/>
+      </w:pPr>
+      <w:r>
+        <w:rPr>
+          <w:i/>
+          <w:iCs/>
+          <w:sz w:val="19"/>
+          <w:szCs w:val="19"/>
+        </w:rPr>
+        <w:t xml:space="preserve">Q</w:t>
+      </w:r>
+      <w:r>
+        <w:rPr>
+          <w:i/>
+          <w:iCs/>
+          <w:sz w:val="19"/>
+          <w:szCs w:val="19"/>
+        </w:rPr>
+        <w:t xml:space="preserve"> = (1 / 2</w:t>
+      </w:r>
+      <w:r>
+        <w:rPr>
+          <w:i/>
+          <w:iCs/>
+          <w:sz w:val="19"/>
+          <w:szCs w:val="19"/>
+        </w:rPr>
+        <w:t xml:space="preserve">m</w:t>
+      </w:r>
+      <w:r>
+        <w:rPr>
+          <w:i/>
+          <w:iCs/>
+          <w:sz w:val="19"/>
+          <w:szCs w:val="19"/>
+        </w:rPr>
+        <w:t xml:space="preserve">) · Σ&lt;sub&gt;ij&lt;/sub&gt; [ </w:t>
+      </w:r>
+      <w:r>
+        <w:rPr>
+          <w:i/>
+          <w:iCs/>
+          <w:sz w:val="19"/>
+          <w:szCs w:val="19"/>
+        </w:rPr>
+        <w:t xml:space="preserve">A</w:t>
+      </w:r>
+      <w:r>
+        <w:rPr>
+          <w:i/>
+          <w:iCs/>
+          <w:sz w:val="19"/>
+          <w:szCs w:val="19"/>
+        </w:rPr>
+        <w:t xml:space="preserve">&lt;sub&gt;ij&lt;/sub&gt; − (</w:t>
+      </w:r>
+      <w:r>
+        <w:rPr>
+          <w:i/>
+          <w:iCs/>
+          <w:sz w:val="19"/>
+          <w:szCs w:val="19"/>
+        </w:rPr>
+        <w:t xml:space="preserve">k</w:t>
+      </w:r>
+      <w:r>
+        <w:rPr>
+          <w:i/>
+          <w:iCs/>
+          <w:sz w:val="19"/>
+          <w:szCs w:val="19"/>
+        </w:rPr>
+        <w:t xml:space="preserve">&lt;sub&gt;i&lt;/sub&gt; </w:t>
+      </w:r>
+      <w:r>
+        <w:rPr>
+          <w:i/>
+          <w:iCs/>
+          <w:sz w:val="19"/>
+          <w:szCs w:val="19"/>
+        </w:rPr>
+        <w:t xml:space="preserve">k</w:t>
+      </w:r>
+      <w:r>
+        <w:rPr>
+          <w:i/>
+          <w:iCs/>
+          <w:sz w:val="19"/>
+          <w:szCs w:val="19"/>
+        </w:rPr>
+        <w:t xml:space="preserve">&lt;sub&gt;j&lt;/sub&gt;) / 2</w:t>
+      </w:r>
+      <w:r>
+        <w:rPr>
+          <w:i/>
+          <w:iCs/>
+          <w:sz w:val="19"/>
+          <w:szCs w:val="19"/>
+        </w:rPr>
+        <w:t xml:space="preserve">m</w:t>
+      </w:r>
+      <w:r>
+        <w:rPr>
+          <w:i/>
+          <w:iCs/>
+          <w:sz w:val="19"/>
+          <w:szCs w:val="19"/>
+        </w:rPr>
+        <w:t xml:space="preserve"> ] · δ(</w:t>
+      </w:r>
+      <w:r>
+        <w:rPr>
+          <w:i/>
+          <w:iCs/>
+          <w:sz w:val="19"/>
+          <w:szCs w:val="19"/>
+        </w:rPr>
+        <w:t xml:space="preserve">c</w:t>
+      </w:r>
+      <w:r>
+        <w:rPr>
+          <w:i/>
+          <w:iCs/>
+          <w:sz w:val="19"/>
+          <w:szCs w:val="19"/>
+        </w:rPr>
+        <w:t xml:space="preserve">&lt;sub&gt;i&lt;/sub&gt;, </w:t>
+      </w:r>
+      <w:r>
+        <w:rPr>
+          <w:i/>
+          <w:iCs/>
+          <w:sz w:val="19"/>
+          <w:szCs w:val="19"/>
+        </w:rPr>
+        <w:t xml:space="preserve">c</w:t>
+      </w:r>
+      <w:r>
+        <w:rPr>
+          <w:i/>
+          <w:iCs/>
+          <w:sz w:val="19"/>
+          <w:szCs w:val="19"/>
+        </w:rPr>
+        <w:t xml:space="preserve">&lt;sub&gt;j&lt;/sub&gt;)</w:t>
+      </w:r>
+    </w:p>
+    <w:p>
+      <w:pPr>
+        <w:spacing w:after="140" w:line="300"/>
+        <w:jc w:val="both"/>
+      </w:pPr>
+      <w:r>
+        <w:t xml:space="preserve">where </w:t>
+      </w:r>
+      <w:r>
+        <w:rPr>
+          <w:i/>
+          <w:iCs/>
+        </w:rPr>
+        <w:t xml:space="preserve">A</w:t>
+      </w:r>
+      <w:r>
+        <w:t xml:space="preserve">&lt;sub&gt;ij&lt;/sub&gt; is the edge weight between nodes </w:t>
+      </w:r>
+      <w:r>
+        <w:rPr>
+          <w:i/>
+          <w:iCs/>
+        </w:rPr>
+        <w:t xml:space="preserve">i</w:t>
+      </w:r>
+      <w:r>
+        <w:t xml:space="preserve"> and </w:t>
+      </w:r>
+      <w:r>
+        <w:rPr>
+          <w:i/>
+          <w:iCs/>
+        </w:rPr>
+        <w:t xml:space="preserve">j</w:t>
+      </w:r>
+      <w:r>
+        <w:t xml:space="preserve">, </w:t>
+      </w:r>
+      <w:r>
+        <w:rPr>
+          <w:i/>
+          <w:iCs/>
+        </w:rPr>
+        <w:t xml:space="preserve">k</w:t>
+      </w:r>
+      <w:r>
+        <w:t xml:space="preserve">&lt;sub&gt;i&lt;/sub&gt; = Σ&lt;sub&gt;j&lt;/sub&gt; </w:t>
+      </w:r>
+      <w:r>
+        <w:rPr>
+          <w:i/>
+          <w:iCs/>
+        </w:rPr>
+        <w:t xml:space="preserve">A</w:t>
+      </w:r>
+      <w:r>
+        <w:t xml:space="preserve">&lt;sub&gt;ij&lt;/sub&gt; is the weighted degree, </w:t>
+      </w:r>
+      <w:r>
+        <w:rPr>
+          <w:i/>
+          <w:iCs/>
+        </w:rPr>
+        <w:t xml:space="preserve">m</w:t>
+      </w:r>
+      <w:r>
+        <w:t xml:space="preserve"> = ½ Σ&lt;sub&gt;ij&lt;/sub&gt; </w:t>
+      </w:r>
+      <w:r>
+        <w:rPr>
+          <w:i/>
+          <w:iCs/>
+        </w:rPr>
+        <w:t xml:space="preserve">A</w:t>
+      </w:r>
+      <w:r>
+        <w:t xml:space="preserve">&lt;sub&gt;ij&lt;/sub&gt; the total weight, and δ(</w:t>
+      </w:r>
+      <w:r>
+        <w:rPr>
+          <w:i/>
+          <w:iCs/>
+        </w:rPr>
+        <w:t xml:space="preserve">c</w:t>
+      </w:r>
+      <w:r>
+        <w:t xml:space="preserve">&lt;sub&gt;i&lt;/sub&gt;, </w:t>
+      </w:r>
+      <w:r>
+        <w:rPr>
+          <w:i/>
+          <w:iCs/>
+        </w:rPr>
+        <w:t xml:space="preserve">c</w:t>
+      </w:r>
+      <w:r>
+        <w:t xml:space="preserve">&lt;sub&gt;j&lt;/sub&gt;) an indicator taking the value 1 if two nodes belong to the same community and 0 otherwise. Communities were identified using the Clauset–Newman–Moore greedy modularity method.</w:t>
+      </w:r>
+    </w:p>
+    <w:p>
+      <w:pPr>
+        <w:spacing w:after="140" w:line="300"/>
+        <w:jc w:val="both"/>
+      </w:pPr>
+      <w:r>
+        <w:rPr>
+          <w:b/>
+          <w:bCs/>
+        </w:rPr>
+        <w:t xml:space="preserve">Kleinberg citation burst.</w:t>
+      </w:r>
+      <w:r>
+        <w:t xml:space="preserve"> Annual occurrence counts for each term were modelled with a two-state automaton. State 0 represents the base rate and state 1 represents </w:t>
+      </w:r>
+      <w:r>
+        <w:rPr>
+          <w:i/>
+          <w:iCs/>
+        </w:rPr>
+        <w:t xml:space="preserve">s</w:t>
+      </w:r>
+      <w:r>
+        <w:t xml:space="preserve"> times the base rate (</w:t>
+      </w:r>
+      <w:r>
+        <w:rPr>
+          <w:i/>
+          <w:iCs/>
+        </w:rPr>
+        <w:t xml:space="preserve">s</w:t>
+      </w:r>
+      <w:r>
+        <w:t xml:space="preserve"> = 2). For </w:t>
+      </w:r>
+      <w:r>
+        <w:rPr>
+          <w:i/>
+          <w:iCs/>
+        </w:rPr>
+        <w:t xml:space="preserve">k</w:t>
+      </w:r>
+      <w:r>
+        <w:t xml:space="preserve"> occurrences observed in a given year under an expected rate λ, the Poisson negative log-likelihood is</w:t>
+      </w:r>
+    </w:p>
+    <w:p>
+      <w:pPr>
+        <w:pBdr>
+          <w:left w:val="single" w:color="BBBBBB" w:sz="12" w:space="8"/>
+        </w:pBdr>
+        <w:spacing w:after="160" w:before="120" w:line="290"/>
+        <w:ind w:left="431"/>
+      </w:pPr>
+      <w:r>
+        <w:rPr>
+          <w:i/>
+          <w:iCs/>
+          <w:sz w:val="19"/>
+          <w:szCs w:val="19"/>
+        </w:rPr>
+        <w:t xml:space="preserve">nll</w:t>
+      </w:r>
+      <w:r>
+        <w:rPr>
+          <w:i/>
+          <w:iCs/>
+          <w:sz w:val="19"/>
+          <w:szCs w:val="19"/>
+        </w:rPr>
+        <w:t xml:space="preserve">(</w:t>
+      </w:r>
+      <w:r>
+        <w:rPr>
+          <w:i/>
+          <w:iCs/>
+          <w:sz w:val="19"/>
+          <w:szCs w:val="19"/>
+        </w:rPr>
+        <w:t xml:space="preserve">k</w:t>
+      </w:r>
+      <w:r>
+        <w:rPr>
+          <w:i/>
+          <w:iCs/>
+          <w:sz w:val="19"/>
+          <w:szCs w:val="19"/>
+        </w:rPr>
+        <w:t xml:space="preserve">, λ) = λ − </w:t>
+      </w:r>
+      <w:r>
+        <w:rPr>
+          <w:i/>
+          <w:iCs/>
+          <w:sz w:val="19"/>
+          <w:szCs w:val="19"/>
+        </w:rPr>
+        <w:t xml:space="preserve">k</w:t>
+      </w:r>
+      <w:r>
+        <w:rPr>
+          <w:i/>
+          <w:iCs/>
+          <w:sz w:val="19"/>
+          <w:szCs w:val="19"/>
+        </w:rPr>
+        <w:t xml:space="preserve"> · ln λ + ln(</w:t>
+      </w:r>
+      <w:r>
+        <w:rPr>
+          <w:i/>
+          <w:iCs/>
+          <w:sz w:val="19"/>
+          <w:szCs w:val="19"/>
+        </w:rPr>
+        <w:t xml:space="preserve">k</w:t>
+      </w:r>
+      <w:r>
+        <w:rPr>
+          <w:i/>
+          <w:iCs/>
+          <w:sz w:val="19"/>
+          <w:szCs w:val="19"/>
+        </w:rPr>
+        <w:t xml:space="preserve">!)</w:t>
+      </w:r>
+    </w:p>
+    <w:p>
+      <w:pPr>
+        <w:spacing w:after="140" w:line="300"/>
+        <w:jc w:val="both"/>
+      </w:pPr>
+      <w:r>
+        <w:t xml:space="preserve">The total cost of a state sequence is the sum of the annual negative log-likelihoods plus a penalty γ (γ = 1) for each transition from the base state to the burst state; downward transitions are not penalised. The cost-minimising sequence is found by the Viterbi algorithm. </w:t>
+      </w:r>
+      <w:r>
+        <w:rPr>
+          <w:b/>
+          <w:bCs/>
+        </w:rPr>
+        <w:t xml:space="preserve">The expected base count is proportional to the sample's annual article count</w:t>
+      </w:r>
+      <w:r>
+        <w:t xml:space="preserve">; with a base rate constant across years, the year distribution of a citation-thresholded sample causes most terms to produce spurious bursts in the early years. Only terms appearing in at least 10 articles and bursting for at least three years were considered.</w:t>
+      </w:r>
+    </w:p>
+    <w:p>
+      <w:pPr>
+        <w:spacing w:after="140" w:line="300"/>
+        <w:jc w:val="both"/>
+      </w:pPr>
+      <w:r>
+        <w:rPr>
+          <w:b/>
+          <w:bCs/>
+        </w:rPr>
+        <w:t xml:space="preserve">Collaboration type.</w:t>
+      </w:r>
+      <w:r>
+        <w:t xml:space="preserve"> Each article was classified from the sets of countries and institutions derived from author addresses: </w:t>
+      </w:r>
+      <w:r>
+        <w:rPr>
+          <w:i/>
+          <w:iCs/>
+        </w:rPr>
+        <w:t xml:space="preserve">international</w:t>
+      </w:r>
+      <w:r>
+        <w:t xml:space="preserve"> where more than one country is present; </w:t>
+      </w:r>
+      <w:r>
+        <w:rPr>
+          <w:i/>
+          <w:iCs/>
+        </w:rPr>
+        <w:t xml:space="preserve">national</w:t>
+      </w:r>
+      <w:r>
+        <w:t xml:space="preserve"> where one country but more than one institution; </w:t>
+      </w:r>
+      <w:r>
+        <w:rPr>
+          <w:i/>
+          <w:iCs/>
+        </w:rPr>
+        <w:t xml:space="preserve">local</w:t>
+      </w:r>
+      <w:r>
+        <w:t xml:space="preserve"> where a single institution and more than one author; </w:t>
+      </w:r>
+      <w:r>
+        <w:rPr>
+          <w:i/>
+          <w:iCs/>
+        </w:rPr>
+        <w:t xml:space="preserve">single-authored</w:t>
+      </w:r>
+      <w:r>
+        <w:t xml:space="preserve"> where one author.</w:t>
+      </w:r>
+    </w:p>
+    <w:p>
+      <w:pPr>
+        <w:spacing w:after="140" w:line="300"/>
+        <w:jc w:val="both"/>
+      </w:pPr>
+      <w:r>
+        <w:rPr>
+          <w:b/>
+          <w:bCs/>
+        </w:rPr>
+        <w:t xml:space="preserve">H5 index.</w:t>
+      </w:r>
+      <w:r>
+        <w:t xml:space="preserve"> The number of articles receiving at least five citations each within a given five-year window. In a citation-thresholded sample this equals the number of articles in the window and carries no discriminating information; it was therefore not reported.</w:t>
+      </w:r>
+    </w:p>
+    <w:p>
+      <w:pPr>
+        <w:spacing w:after="140" w:line="300"/>
+        <w:jc w:val="both"/>
+      </w:pPr>
+      <w:r>
+        <w:rPr>
+          <w:b/>
+          <w:bCs/>
+        </w:rPr>
+        <w:t xml:space="preserve">Locked parameters.</w:t>
+      </w:r>
+      <w:r>
+        <w:t xml:space="preserve"> Layout: Fruchterman–Reingold, seed = 42, k = 0.6, iterations = 200. Network thresholds: keyword ≥ 4 articles, co-citation ≥ 6, country ≥ 3, author ≥ 4. Edge filtering in figures: keyword network w ≥ 3, co-citation network w ≥ 4 — for legibility only; clustering and modularity were computed on the full networks. Sample ordering: (−citations, year ascending). Country counting: full counting.</w:t>
+      </w:r>
+    </w:p>
+    <w:p>
+      <w:pPr>
+        <w:spacing w:after="140" w:line="300"/>
+        <w:jc w:val="both"/>
+      </w:pPr>
+      <w:r>
+        <w:rPr>
+          <w:b/>
+          <w:bCs/>
+        </w:rPr>
+        <w:t xml:space="preserve">Indicators deliberately not used.</w:t>
+      </w:r>
+      <w:r>
+        <w:t xml:space="preserve"> Journal impact factor and quartile were not used; these are defined at journal level and invite misleading inferences about individual articles.</w:t>
+      </w:r>
+    </w:p>
+    <w:p>
+      <w:r>
+        <w:br w:type="page"/>
+      </w:r>
+    </w:p>
+    <w:p>
+      <w:pPr>
+        <w:pStyle w:val="Heading1"/>
+        <w:spacing w:after="130" w:before="260"/>
+        <w:jc w:val="left"/>
+      </w:pPr>
+      <w:r>
+        <w:rPr>
+          <w:b/>
+          <w:bCs/>
+          <w:sz w:val="26"/>
+          <w:szCs w:val="26"/>
+        </w:rPr>
+        <w:t xml:space="preserve">APPENDIX E — SENSITIVITY OF THE SEARCH STRING</w:t>
+      </w:r>
+    </w:p>
+    <w:p>
+      <w:pPr>
+        <w:spacing w:after="140" w:line="300"/>
+        <w:jc w:val="both"/>
+      </w:pPr>
+      <w:r>
+        <w:t xml:space="preserve">Sensitivity was measured against a set of 148 unique references with DOIs published between 2016 and 2025, extracted from the reference lists of five reviews and frozen before the sample was drawn. Seven of these references were not found in Web of Science/SCI-EXPANDED and five did not meet the document-type criterion; the corrected denominator is 136 (Figure S6).</w:t>
+      </w:r>
+    </w:p>
+    <w:p>
+      <w:pPr>
+        <w:spacing w:after="90" w:before="220"/>
+        <w:jc w:val="center"/>
+      </w:pPr>
+      <w:r>
+        <w:drawing>
+          <wp:inline distT="0" distB="0" distL="0" distR="0">
+            <wp:extent cx="5394960" cy="2809875"/>
+            <wp:effectExtent t="0" r="0" b="0" l="0"/>
+            <wp:docPr id="1" name="" descr="" title=""/>
+            <wp:cNvGraphicFramePr>
+              <a:graphicFrameLocks xmlns:a="http://schemas.openxmlformats.org/drawingml/2006/main" noChangeAspect="1"/>
+            </wp:cNvGraphicFramePr>
+            <a:graphic xmlns:a="http://schemas.openxmlformats.org/drawingml/2006/main">
+              <a:graphicData uri="http://schemas.openxmlformats.org/drawingml/2006/picture">
+                <pic:pic xmlns:pic="http://schemas.openxmlformats.org/drawingml/2006/picture">
+                  <pic:nvPicPr>
+                    <pic:cNvPr id="0" name="" descr=""/>
+                    <pic:cNvPicPr>
+                      <a:picLocks noChangeAspect="1" noChangeArrowheads="1"/>
+                    </pic:cNvPicPr>
+                  </pic:nvPicPr>
+                  <pic:blipFill>
+                    <a:blip r:embed="rId8" cstate="none"/>
+                    <a:srcRect/>
+                    <a:stretch>
+                      <a:fillRect/>
+                    </a:stretch>
+                  </pic:blipFill>
+                  <pic:spPr bwMode="auto">
+                    <a:xfrm>
+                      <a:off x="0" y="0"/>
+                      <a:ext cx="5394960" cy="2809875"/>
+                    </a:xfrm>
+                    <a:prstGeom prst="rect">
+                      <a:avLst/>
+                    </a:prstGeom>
+                  </pic:spPr>
+                </pic:pic>
+              </a:graphicData>
+            </a:graphic>
+          </wp:inline>
+        </w:drawing>
+      </w:r>
+    </w:p>
+    <w:p>
+      <w:pPr>
+        <w:spacing w:after="220"/>
+        <w:jc w:val="both"/>
+      </w:pPr>
+      <w:r>
+        <w:rPr>
+          <w:b/>
+          <w:bCs/>
+          <w:sz w:val="18"/>
+          <w:szCs w:val="18"/>
+        </w:rPr>
+        <w:t xml:space="preserve">Figure S6. </w:t>
+      </w:r>
+      <w:r>
+        <w:rPr>
+          <w:i/>
+          <w:iCs/>
+          <w:sz w:val="18"/>
+          <w:szCs w:val="18"/>
+        </w:rPr>
+        <w:t xml:space="preserve">Sensitivity of the search strings. The denominator is 148 references extracted from the reference lists of five reviews; the corrected denominator is the 136 references retrievable in the index that meet the document-type criterion.</w:t>
       </w:r>
     </w:p>
     <w:tbl>
@@ -268,7 +2171,7 @@
                 <w:sz w:val="17"/>
                 <w:szCs w:val="17"/>
               </w:rPr>
-              <w:t xml:space="preserve">Section</w:t>
+              <w:t xml:space="preserve">Query</w:t>
             </w:r>
           </w:p>
         </w:tc>
@@ -294,7 +2197,7 @@
                 <w:sz w:val="17"/>
                 <w:szCs w:val="17"/>
               </w:rPr>
-              <w:t xml:space="preserve">No</w:t>
+              <w:t xml:space="preserve">Retrieved</w:t>
             </w:r>
           </w:p>
         </w:tc>
@@ -320,7 +2223,7 @@
                 <w:sz w:val="17"/>
                 <w:szCs w:val="17"/>
               </w:rPr>
-              <w:t xml:space="preserve">Checklist item</w:t>
+              <w:t xml:space="preserve">/148</w:t>
             </w:r>
           </w:p>
         </w:tc>
@@ -346,7 +2249,7 @@
                 <w:sz w:val="17"/>
                 <w:szCs w:val="17"/>
               </w:rPr>
-              <w:t xml:space="preserve">Where addressed</w:t>
+              <w:t xml:space="preserve">/141</w:t>
             </w:r>
           </w:p>
         </w:tc>
@@ -372,7 +2275,7 @@
                 <w:sz w:val="17"/>
                 <w:szCs w:val="17"/>
               </w:rPr>
-              <w:t xml:space="preserve">Status</w:t>
+              <w:t xml:space="preserve">/136</w:t>
             </w:r>
           </w:p>
         </w:tc>
@@ -399,107 +2302,107 @@
                 <w:sz w:val="17"/>
                 <w:szCs w:val="17"/>
               </w:rPr>
-              <w:t xml:space="preserve">Title</w:t>
-            </w:r>
-          </w:p>
-        </w:tc>
-        <w:tc>
-          <w:tcPr>
-            <w:tcW w:type="dxa" w:w="1814"/>
-            <w:tcMar>
-              <w:top w:type="dxa" w:w="60"/>
-              <w:left w:type="dxa" w:w="90"/>
-              <w:bottom w:type="dxa" w:w="60"/>
-              <w:right w:type="dxa" w:w="90"/>
-            </w:tcMar>
-          </w:tcPr>
-          <w:p>
-            <w:pPr>
-              <w:spacing w:after="0" w:line="260"/>
-            </w:pPr>
-            <w:r>
-              <w:rPr>
-                <w:b w:val="false"/>
-                <w:bCs w:val="false"/>
-                <w:sz w:val="17"/>
-                <w:szCs w:val="17"/>
-              </w:rPr>
-              <w:t xml:space="preserve">1</w:t>
-            </w:r>
-          </w:p>
-        </w:tc>
-        <w:tc>
-          <w:tcPr>
-            <w:tcW w:type="dxa" w:w="1814"/>
-            <w:tcMar>
-              <w:top w:type="dxa" w:w="60"/>
-              <w:left w:type="dxa" w:w="90"/>
-              <w:bottom w:type="dxa" w:w="60"/>
-              <w:right w:type="dxa" w:w="90"/>
-            </w:tcMar>
-          </w:tcPr>
-          <w:p>
-            <w:pPr>
-              <w:spacing w:after="0" w:line="260"/>
-            </w:pPr>
-            <w:r>
-              <w:rPr>
-                <w:b w:val="false"/>
-                <w:bCs w:val="false"/>
-                <w:sz w:val="17"/>
-                <w:szCs w:val="17"/>
-              </w:rPr>
-              <w:t xml:space="preserve">Identify the report as a bibliometric review in the title</w:t>
-            </w:r>
-          </w:p>
-        </w:tc>
-        <w:tc>
-          <w:tcPr>
-            <w:tcW w:type="dxa" w:w="1814"/>
-            <w:tcMar>
-              <w:top w:type="dxa" w:w="60"/>
-              <w:left w:type="dxa" w:w="90"/>
-              <w:bottom w:type="dxa" w:w="60"/>
-              <w:right w:type="dxa" w:w="90"/>
-            </w:tcMar>
-          </w:tcPr>
-          <w:p>
-            <w:pPr>
-              <w:spacing w:after="0" w:line="260"/>
-            </w:pPr>
-            <w:r>
-              <w:rPr>
-                <w:b w:val="false"/>
-                <w:bCs w:val="false"/>
-                <w:sz w:val="17"/>
-                <w:szCs w:val="17"/>
-              </w:rPr>
-              <w:t xml:space="preserve">Title</w:t>
-            </w:r>
-          </w:p>
-        </w:tc>
-        <w:tc>
-          <w:tcPr>
-            <w:tcW w:type="dxa" w:w="1814"/>
-            <w:tcMar>
-              <w:top w:type="dxa" w:w="60"/>
-              <w:left w:type="dxa" w:w="90"/>
-              <w:bottom w:type="dxa" w:w="60"/>
-              <w:right w:type="dxa" w:w="90"/>
-            </w:tcMar>
-          </w:tcPr>
-          <w:p>
-            <w:pPr>
-              <w:spacing w:after="0" w:line="260"/>
-            </w:pPr>
-            <w:r>
-              <w:rPr>
-                <w:b w:val="false"/>
-                <w:bCs w:val="false"/>
-                <w:sz w:val="17"/>
-                <w:szCs w:val="17"/>
-              </w:rPr>
-              <w:t xml:space="preserve">Met</w:t>
+              <w:t xml:space="preserve">Query 2 (narrow)</w:t>
+            </w:r>
+          </w:p>
+        </w:tc>
+        <w:tc>
+          <w:tcPr>
+            <w:tcW w:type="dxa" w:w="1814"/>
+            <w:tcMar>
+              <w:top w:type="dxa" w:w="60"/>
+              <w:left w:type="dxa" w:w="90"/>
+              <w:bottom w:type="dxa" w:w="60"/>
+              <w:right w:type="dxa" w:w="90"/>
+            </w:tcMar>
+          </w:tcPr>
+          <w:p>
+            <w:pPr>
+              <w:spacing w:after="0" w:line="260"/>
+            </w:pPr>
+            <w:r>
+              <w:rPr>
+                <w:b w:val="false"/>
+                <w:bCs w:val="false"/>
+                <w:sz w:val="17"/>
+                <w:szCs w:val="17"/>
+              </w:rPr>
+              <w:t xml:space="preserve">86</w:t>
+            </w:r>
+          </w:p>
+        </w:tc>
+        <w:tc>
+          <w:tcPr>
+            <w:tcW w:type="dxa" w:w="1814"/>
+            <w:tcMar>
+              <w:top w:type="dxa" w:w="60"/>
+              <w:left w:type="dxa" w:w="90"/>
+              <w:bottom w:type="dxa" w:w="60"/>
+              <w:right w:type="dxa" w:w="90"/>
+            </w:tcMar>
+          </w:tcPr>
+          <w:p>
+            <w:pPr>
+              <w:spacing w:after="0" w:line="260"/>
+            </w:pPr>
+            <w:r>
+              <w:rPr>
+                <w:b w:val="false"/>
+                <w:bCs w:val="false"/>
+                <w:sz w:val="17"/>
+                <w:szCs w:val="17"/>
+              </w:rPr>
+              <w:t xml:space="preserve">58.1%</w:t>
+            </w:r>
+          </w:p>
+        </w:tc>
+        <w:tc>
+          <w:tcPr>
+            <w:tcW w:type="dxa" w:w="1814"/>
+            <w:tcMar>
+              <w:top w:type="dxa" w:w="60"/>
+              <w:left w:type="dxa" w:w="90"/>
+              <w:bottom w:type="dxa" w:w="60"/>
+              <w:right w:type="dxa" w:w="90"/>
+            </w:tcMar>
+          </w:tcPr>
+          <w:p>
+            <w:pPr>
+              <w:spacing w:after="0" w:line="260"/>
+            </w:pPr>
+            <w:r>
+              <w:rPr>
+                <w:b w:val="false"/>
+                <w:bCs w:val="false"/>
+                <w:sz w:val="17"/>
+                <w:szCs w:val="17"/>
+              </w:rPr>
+              <w:t xml:space="preserve">61.0%</w:t>
+            </w:r>
+          </w:p>
+        </w:tc>
+        <w:tc>
+          <w:tcPr>
+            <w:tcW w:type="dxa" w:w="1814"/>
+            <w:tcMar>
+              <w:top w:type="dxa" w:w="60"/>
+              <w:left w:type="dxa" w:w="90"/>
+              <w:bottom w:type="dxa" w:w="60"/>
+              <w:right w:type="dxa" w:w="90"/>
+            </w:tcMar>
+          </w:tcPr>
+          <w:p>
+            <w:pPr>
+              <w:spacing w:after="0" w:line="260"/>
+            </w:pPr>
+            <w:r>
+              <w:rPr>
+                <w:b w:val="false"/>
+                <w:bCs w:val="false"/>
+                <w:sz w:val="17"/>
+                <w:szCs w:val="17"/>
+              </w:rPr>
+              <w:t xml:space="preserve">63.2%</w:t>
             </w:r>
           </w:p>
         </w:tc>
@@ -526,107 +2429,107 @@
                 <w:sz w:val="17"/>
                 <w:szCs w:val="17"/>
               </w:rPr>
-              <w:t xml:space="preserve">Title</w:t>
-            </w:r>
-          </w:p>
-        </w:tc>
-        <w:tc>
-          <w:tcPr>
-            <w:tcW w:type="dxa" w:w="1814"/>
-            <w:tcMar>
-              <w:top w:type="dxa" w:w="60"/>
-              <w:left w:type="dxa" w:w="90"/>
-              <w:bottom w:type="dxa" w:w="60"/>
-              <w:right w:type="dxa" w:w="90"/>
-            </w:tcMar>
-          </w:tcPr>
-          <w:p>
-            <w:pPr>
-              <w:spacing w:after="0" w:line="260"/>
-            </w:pPr>
-            <w:r>
-              <w:rPr>
-                <w:b w:val="false"/>
-                <w:bCs w:val="false"/>
-                <w:sz w:val="17"/>
-                <w:szCs w:val="17"/>
-              </w:rPr>
-              <w:t xml:space="preserve">2</w:t>
-            </w:r>
-          </w:p>
-        </w:tc>
-        <w:tc>
-          <w:tcPr>
-            <w:tcW w:type="dxa" w:w="1814"/>
-            <w:tcMar>
-              <w:top w:type="dxa" w:w="60"/>
-              <w:left w:type="dxa" w:w="90"/>
-              <w:bottom w:type="dxa" w:w="60"/>
-              <w:right w:type="dxa" w:w="90"/>
-            </w:tcMar>
-          </w:tcPr>
-          <w:p>
-            <w:pPr>
-              <w:spacing w:after="0" w:line="260"/>
-            </w:pPr>
-            <w:r>
-              <w:rPr>
-                <w:b w:val="false"/>
-                <w:bCs w:val="false"/>
-                <w:sz w:val="17"/>
-                <w:szCs w:val="17"/>
-              </w:rPr>
-              <w:t xml:space="preserve">Indicate the key issues/topics and coverage of time period</w:t>
-            </w:r>
-          </w:p>
-        </w:tc>
-        <w:tc>
-          <w:tcPr>
-            <w:tcW w:type="dxa" w:w="1814"/>
-            <w:tcMar>
-              <w:top w:type="dxa" w:w="60"/>
-              <w:left w:type="dxa" w:w="90"/>
-              <w:bottom w:type="dxa" w:w="60"/>
-              <w:right w:type="dxa" w:w="90"/>
-            </w:tcMar>
-          </w:tcPr>
-          <w:p>
-            <w:pPr>
-              <w:spacing w:after="0" w:line="260"/>
-            </w:pPr>
-            <w:r>
-              <w:rPr>
-                <w:b w:val="false"/>
-                <w:bCs w:val="false"/>
-                <w:sz w:val="17"/>
-                <w:szCs w:val="17"/>
-              </w:rPr>
-              <w:t xml:space="preserve">Title (2016–2025)</w:t>
-            </w:r>
-          </w:p>
-        </w:tc>
-        <w:tc>
-          <w:tcPr>
-            <w:tcW w:type="dxa" w:w="1814"/>
-            <w:tcMar>
-              <w:top w:type="dxa" w:w="60"/>
-              <w:left w:type="dxa" w:w="90"/>
-              <w:bottom w:type="dxa" w:w="60"/>
-              <w:right w:type="dxa" w:w="90"/>
-            </w:tcMar>
-          </w:tcPr>
-          <w:p>
-            <w:pPr>
-              <w:spacing w:after="0" w:line="260"/>
-            </w:pPr>
-            <w:r>
-              <w:rPr>
-                <w:b w:val="false"/>
-                <w:bCs w:val="false"/>
-                <w:sz w:val="17"/>
-                <w:szCs w:val="17"/>
-              </w:rPr>
-              <w:t xml:space="preserve">Met</w:t>
+              <w:t xml:space="preserve">Query 1 (expanded)</w:t>
+            </w:r>
+          </w:p>
+        </w:tc>
+        <w:tc>
+          <w:tcPr>
+            <w:tcW w:type="dxa" w:w="1814"/>
+            <w:tcMar>
+              <w:top w:type="dxa" w:w="60"/>
+              <w:left w:type="dxa" w:w="90"/>
+              <w:bottom w:type="dxa" w:w="60"/>
+              <w:right w:type="dxa" w:w="90"/>
+            </w:tcMar>
+          </w:tcPr>
+          <w:p>
+            <w:pPr>
+              <w:spacing w:after="0" w:line="260"/>
+            </w:pPr>
+            <w:r>
+              <w:rPr>
+                <w:b w:val="false"/>
+                <w:bCs w:val="false"/>
+                <w:sz w:val="17"/>
+                <w:szCs w:val="17"/>
+              </w:rPr>
+              <w:t xml:space="preserve">89</w:t>
+            </w:r>
+          </w:p>
+        </w:tc>
+        <w:tc>
+          <w:tcPr>
+            <w:tcW w:type="dxa" w:w="1814"/>
+            <w:tcMar>
+              <w:top w:type="dxa" w:w="60"/>
+              <w:left w:type="dxa" w:w="90"/>
+              <w:bottom w:type="dxa" w:w="60"/>
+              <w:right w:type="dxa" w:w="90"/>
+            </w:tcMar>
+          </w:tcPr>
+          <w:p>
+            <w:pPr>
+              <w:spacing w:after="0" w:line="260"/>
+            </w:pPr>
+            <w:r>
+              <w:rPr>
+                <w:b w:val="false"/>
+                <w:bCs w:val="false"/>
+                <w:sz w:val="17"/>
+                <w:szCs w:val="17"/>
+              </w:rPr>
+              <w:t xml:space="preserve">60.1%</w:t>
+            </w:r>
+          </w:p>
+        </w:tc>
+        <w:tc>
+          <w:tcPr>
+            <w:tcW w:type="dxa" w:w="1814"/>
+            <w:tcMar>
+              <w:top w:type="dxa" w:w="60"/>
+              <w:left w:type="dxa" w:w="90"/>
+              <w:bottom w:type="dxa" w:w="60"/>
+              <w:right w:type="dxa" w:w="90"/>
+            </w:tcMar>
+          </w:tcPr>
+          <w:p>
+            <w:pPr>
+              <w:spacing w:after="0" w:line="260"/>
+            </w:pPr>
+            <w:r>
+              <w:rPr>
+                <w:b w:val="false"/>
+                <w:bCs w:val="false"/>
+                <w:sz w:val="17"/>
+                <w:szCs w:val="17"/>
+              </w:rPr>
+              <w:t xml:space="preserve">63.1%</w:t>
+            </w:r>
+          </w:p>
+        </w:tc>
+        <w:tc>
+          <w:tcPr>
+            <w:tcW w:type="dxa" w:w="1814"/>
+            <w:tcMar>
+              <w:top w:type="dxa" w:w="60"/>
+              <w:left w:type="dxa" w:w="90"/>
+              <w:bottom w:type="dxa" w:w="60"/>
+              <w:right w:type="dxa" w:w="90"/>
+            </w:tcMar>
+          </w:tcPr>
+          <w:p>
+            <w:pPr>
+              <w:spacing w:after="0" w:line="260"/>
+            </w:pPr>
+            <w:r>
+              <w:rPr>
+                <w:b w:val="false"/>
+                <w:bCs w:val="false"/>
+                <w:sz w:val="17"/>
+                <w:szCs w:val="17"/>
+              </w:rPr>
+              <w:t xml:space="preserve">65.4%</w:t>
             </w:r>
           </w:p>
         </w:tc>
@@ -653,2286 +2556,107 @@
                 <w:sz w:val="17"/>
                 <w:szCs w:val="17"/>
               </w:rPr>
-              <w:t xml:space="preserve">Abstract</w:t>
-            </w:r>
-          </w:p>
-        </w:tc>
-        <w:tc>
-          <w:tcPr>
-            <w:tcW w:type="dxa" w:w="1814"/>
-            <w:tcMar>
-              <w:top w:type="dxa" w:w="60"/>
-              <w:left w:type="dxa" w:w="90"/>
-              <w:bottom w:type="dxa" w:w="60"/>
-              <w:right w:type="dxa" w:w="90"/>
-            </w:tcMar>
-          </w:tcPr>
-          <w:p>
-            <w:pPr>
-              <w:spacing w:after="0" w:line="260"/>
-            </w:pPr>
-            <w:r>
-              <w:rPr>
-                <w:b w:val="false"/>
-                <w:bCs w:val="false"/>
-                <w:sz w:val="17"/>
-                <w:szCs w:val="17"/>
-              </w:rPr>
-              <w:t xml:space="preserve">3</w:t>
-            </w:r>
-          </w:p>
-        </w:tc>
-        <w:tc>
-          <w:tcPr>
-            <w:tcW w:type="dxa" w:w="1814"/>
-            <w:tcMar>
-              <w:top w:type="dxa" w:w="60"/>
-              <w:left w:type="dxa" w:w="90"/>
-              <w:bottom w:type="dxa" w:w="60"/>
-              <w:right w:type="dxa" w:w="90"/>
-            </w:tcMar>
-          </w:tcPr>
-          <w:p>
-            <w:pPr>
-              <w:spacing w:after="0" w:line="260"/>
-            </w:pPr>
-            <w:r>
-              <w:rPr>
-                <w:b w:val="false"/>
-                <w:bCs w:val="false"/>
-                <w:sz w:val="17"/>
-                <w:szCs w:val="17"/>
-              </w:rPr>
-              <w:t xml:space="preserve">Structured summary: background, methods, results, conclusions</w:t>
-            </w:r>
-          </w:p>
-        </w:tc>
-        <w:tc>
-          <w:tcPr>
-            <w:tcW w:type="dxa" w:w="1814"/>
-            <w:tcMar>
-              <w:top w:type="dxa" w:w="60"/>
-              <w:left w:type="dxa" w:w="90"/>
-              <w:bottom w:type="dxa" w:w="60"/>
-              <w:right w:type="dxa" w:w="90"/>
-            </w:tcMar>
-          </w:tcPr>
-          <w:p>
-            <w:pPr>
-              <w:spacing w:after="0" w:line="260"/>
-            </w:pPr>
-            <w:r>
-              <w:rPr>
-                <w:b w:val="false"/>
-                <w:bCs w:val="false"/>
-                <w:sz w:val="17"/>
-                <w:szCs w:val="17"/>
-              </w:rPr>
-              <w:t xml:space="preserve">Abstract</w:t>
-            </w:r>
-          </w:p>
-        </w:tc>
-        <w:tc>
-          <w:tcPr>
-            <w:tcW w:type="dxa" w:w="1814"/>
-            <w:tcMar>
-              <w:top w:type="dxa" w:w="60"/>
-              <w:left w:type="dxa" w:w="90"/>
-              <w:bottom w:type="dxa" w:w="60"/>
-              <w:right w:type="dxa" w:w="90"/>
-            </w:tcMar>
-          </w:tcPr>
-          <w:p>
-            <w:pPr>
-              <w:spacing w:after="0" w:line="260"/>
-            </w:pPr>
-            <w:r>
-              <w:rPr>
-                <w:b w:val="false"/>
-                <w:bCs w:val="false"/>
-                <w:sz w:val="17"/>
-                <w:szCs w:val="17"/>
-              </w:rPr>
-              <w:t xml:space="preserve">Met</w:t>
-            </w:r>
-          </w:p>
-        </w:tc>
-      </w:tr>
-      <w:tr>
-        <w:tc>
-          <w:tcPr>
-            <w:tcW w:type="dxa" w:w="1814"/>
-            <w:tcMar>
-              <w:top w:type="dxa" w:w="60"/>
-              <w:left w:type="dxa" w:w="90"/>
-              <w:bottom w:type="dxa" w:w="60"/>
-              <w:right w:type="dxa" w:w="90"/>
-            </w:tcMar>
-          </w:tcPr>
-          <w:p>
-            <w:pPr>
-              <w:spacing w:after="0" w:line="260"/>
-            </w:pPr>
-            <w:r>
-              <w:rPr>
-                <w:b w:val="false"/>
-                <w:bCs w:val="false"/>
-                <w:sz w:val="17"/>
-                <w:szCs w:val="17"/>
-              </w:rPr>
-              <w:t xml:space="preserve">Introduction</w:t>
-            </w:r>
-          </w:p>
-        </w:tc>
-        <w:tc>
-          <w:tcPr>
-            <w:tcW w:type="dxa" w:w="1814"/>
-            <w:tcMar>
-              <w:top w:type="dxa" w:w="60"/>
-              <w:left w:type="dxa" w:w="90"/>
-              <w:bottom w:type="dxa" w:w="60"/>
-              <w:right w:type="dxa" w:w="90"/>
-            </w:tcMar>
-          </w:tcPr>
-          <w:p>
-            <w:pPr>
-              <w:spacing w:after="0" w:line="260"/>
-            </w:pPr>
-            <w:r>
-              <w:rPr>
-                <w:b w:val="false"/>
-                <w:bCs w:val="false"/>
-                <w:sz w:val="17"/>
-                <w:szCs w:val="17"/>
-              </w:rPr>
-              <w:t xml:space="preserve">4</w:t>
-            </w:r>
-          </w:p>
-        </w:tc>
-        <w:tc>
-          <w:tcPr>
-            <w:tcW w:type="dxa" w:w="1814"/>
-            <w:tcMar>
-              <w:top w:type="dxa" w:w="60"/>
-              <w:left w:type="dxa" w:w="90"/>
-              <w:bottom w:type="dxa" w:w="60"/>
-              <w:right w:type="dxa" w:w="90"/>
-            </w:tcMar>
-          </w:tcPr>
-          <w:p>
-            <w:pPr>
-              <w:spacing w:after="0" w:line="260"/>
-            </w:pPr>
-            <w:r>
-              <w:rPr>
-                <w:b w:val="false"/>
-                <w:bCs w:val="false"/>
-                <w:sz w:val="17"/>
-                <w:szCs w:val="17"/>
-              </w:rPr>
-              <w:t xml:space="preserve">Present review of existing knowledge and epidemiological information</w:t>
-            </w:r>
-          </w:p>
-        </w:tc>
-        <w:tc>
-          <w:tcPr>
-            <w:tcW w:type="dxa" w:w="1814"/>
-            <w:tcMar>
-              <w:top w:type="dxa" w:w="60"/>
-              <w:left w:type="dxa" w:w="90"/>
-              <w:bottom w:type="dxa" w:w="60"/>
-              <w:right w:type="dxa" w:w="90"/>
-            </w:tcMar>
-          </w:tcPr>
-          <w:p>
-            <w:pPr>
-              <w:spacing w:after="0" w:line="260"/>
-            </w:pPr>
-            <w:r>
-              <w:rPr>
-                <w:b w:val="false"/>
-                <w:bCs w:val="false"/>
-                <w:sz w:val="17"/>
-                <w:szCs w:val="17"/>
-              </w:rPr>
-              <w:t xml:space="preserve">§1</w:t>
-            </w:r>
-          </w:p>
-        </w:tc>
-        <w:tc>
-          <w:tcPr>
-            <w:tcW w:type="dxa" w:w="1814"/>
-            <w:tcMar>
-              <w:top w:type="dxa" w:w="60"/>
-              <w:left w:type="dxa" w:w="90"/>
-              <w:bottom w:type="dxa" w:w="60"/>
-              <w:right w:type="dxa" w:w="90"/>
-            </w:tcMar>
-          </w:tcPr>
-          <w:p>
-            <w:pPr>
-              <w:spacing w:after="0" w:line="260"/>
-            </w:pPr>
-            <w:r>
-              <w:rPr>
-                <w:b w:val="false"/>
-                <w:bCs w:val="false"/>
-                <w:sz w:val="17"/>
-                <w:szCs w:val="17"/>
-              </w:rPr>
-              <w:t xml:space="preserve">Met</w:t>
-            </w:r>
-          </w:p>
-        </w:tc>
-      </w:tr>
-      <w:tr>
-        <w:tc>
-          <w:tcPr>
-            <w:tcW w:type="dxa" w:w="1814"/>
-            <w:tcMar>
-              <w:top w:type="dxa" w:w="60"/>
-              <w:left w:type="dxa" w:w="90"/>
-              <w:bottom w:type="dxa" w:w="60"/>
-              <w:right w:type="dxa" w:w="90"/>
-            </w:tcMar>
-          </w:tcPr>
-          <w:p>
-            <w:pPr>
-              <w:spacing w:after="0" w:line="260"/>
-            </w:pPr>
-            <w:r>
-              <w:rPr>
-                <w:b w:val="false"/>
-                <w:bCs w:val="false"/>
-                <w:sz w:val="17"/>
-                <w:szCs w:val="17"/>
-              </w:rPr>
-              <w:t xml:space="preserve">Introduction</w:t>
-            </w:r>
-          </w:p>
-        </w:tc>
-        <w:tc>
-          <w:tcPr>
-            <w:tcW w:type="dxa" w:w="1814"/>
-            <w:tcMar>
-              <w:top w:type="dxa" w:w="60"/>
-              <w:left w:type="dxa" w:w="90"/>
-              <w:bottom w:type="dxa" w:w="60"/>
-              <w:right w:type="dxa" w:w="90"/>
-            </w:tcMar>
-          </w:tcPr>
-          <w:p>
-            <w:pPr>
-              <w:spacing w:after="0" w:line="260"/>
-            </w:pPr>
-            <w:r>
-              <w:rPr>
-                <w:b w:val="false"/>
-                <w:bCs w:val="false"/>
-                <w:sz w:val="17"/>
-                <w:szCs w:val="17"/>
-              </w:rPr>
-              <w:t xml:space="preserve">5</w:t>
-            </w:r>
-          </w:p>
-        </w:tc>
-        <w:tc>
-          <w:tcPr>
-            <w:tcW w:type="dxa" w:w="1814"/>
-            <w:tcMar>
-              <w:top w:type="dxa" w:w="60"/>
-              <w:left w:type="dxa" w:w="90"/>
-              <w:bottom w:type="dxa" w:w="60"/>
-              <w:right w:type="dxa" w:w="90"/>
-            </w:tcMar>
-          </w:tcPr>
-          <w:p>
-            <w:pPr>
-              <w:spacing w:after="0" w:line="260"/>
-            </w:pPr>
-            <w:r>
-              <w:rPr>
-                <w:b w:val="false"/>
-                <w:bCs w:val="false"/>
-                <w:sz w:val="17"/>
-                <w:szCs w:val="17"/>
-              </w:rPr>
-              <w:t xml:space="preserve">Statement of the objective(s) or question(s)</w:t>
-            </w:r>
-          </w:p>
-        </w:tc>
-        <w:tc>
-          <w:tcPr>
-            <w:tcW w:type="dxa" w:w="1814"/>
-            <w:tcMar>
-              <w:top w:type="dxa" w:w="60"/>
-              <w:left w:type="dxa" w:w="90"/>
-              <w:bottom w:type="dxa" w:w="60"/>
-              <w:right w:type="dxa" w:w="90"/>
-            </w:tcMar>
-          </w:tcPr>
-          <w:p>
-            <w:pPr>
-              <w:spacing w:after="0" w:line="260"/>
-            </w:pPr>
-            <w:r>
-              <w:rPr>
-                <w:b w:val="false"/>
-                <w:bCs w:val="false"/>
-                <w:sz w:val="17"/>
-                <w:szCs w:val="17"/>
-              </w:rPr>
-              <w:t xml:space="preserve">§1, final paragraphs</w:t>
-            </w:r>
-          </w:p>
-        </w:tc>
-        <w:tc>
-          <w:tcPr>
-            <w:tcW w:type="dxa" w:w="1814"/>
-            <w:tcMar>
-              <w:top w:type="dxa" w:w="60"/>
-              <w:left w:type="dxa" w:w="90"/>
-              <w:bottom w:type="dxa" w:w="60"/>
-              <w:right w:type="dxa" w:w="90"/>
-            </w:tcMar>
-          </w:tcPr>
-          <w:p>
-            <w:pPr>
-              <w:spacing w:after="0" w:line="260"/>
-            </w:pPr>
-            <w:r>
-              <w:rPr>
-                <w:b w:val="false"/>
-                <w:bCs w:val="false"/>
-                <w:sz w:val="17"/>
-                <w:szCs w:val="17"/>
-              </w:rPr>
-              <w:t xml:space="preserve">Met</w:t>
-            </w:r>
-          </w:p>
-        </w:tc>
-      </w:tr>
-      <w:tr>
-        <w:tc>
-          <w:tcPr>
-            <w:tcW w:type="dxa" w:w="1814"/>
-            <w:tcMar>
-              <w:top w:type="dxa" w:w="60"/>
-              <w:left w:type="dxa" w:w="90"/>
-              <w:bottom w:type="dxa" w:w="60"/>
-              <w:right w:type="dxa" w:w="90"/>
-            </w:tcMar>
-          </w:tcPr>
-          <w:p>
-            <w:pPr>
-              <w:spacing w:after="0" w:line="260"/>
-            </w:pPr>
-            <w:r>
-              <w:rPr>
-                <w:b w:val="false"/>
-                <w:bCs w:val="false"/>
-                <w:sz w:val="17"/>
-                <w:szCs w:val="17"/>
-              </w:rPr>
-              <w:t xml:space="preserve">Methods</w:t>
-            </w:r>
-          </w:p>
-        </w:tc>
-        <w:tc>
-          <w:tcPr>
-            <w:tcW w:type="dxa" w:w="1814"/>
-            <w:tcMar>
-              <w:top w:type="dxa" w:w="60"/>
-              <w:left w:type="dxa" w:w="90"/>
-              <w:bottom w:type="dxa" w:w="60"/>
-              <w:right w:type="dxa" w:w="90"/>
-            </w:tcMar>
-          </w:tcPr>
-          <w:p>
-            <w:pPr>
-              <w:spacing w:after="0" w:line="260"/>
-            </w:pPr>
-            <w:r>
-              <w:rPr>
-                <w:b w:val="false"/>
-                <w:bCs w:val="false"/>
-                <w:sz w:val="17"/>
-                <w:szCs w:val="17"/>
-              </w:rPr>
-              <w:t xml:space="preserve">6</w:t>
-            </w:r>
-          </w:p>
-        </w:tc>
-        <w:tc>
-          <w:tcPr>
-            <w:tcW w:type="dxa" w:w="1814"/>
-            <w:tcMar>
-              <w:top w:type="dxa" w:w="60"/>
-              <w:left w:type="dxa" w:w="90"/>
-              <w:bottom w:type="dxa" w:w="60"/>
-              <w:right w:type="dxa" w:w="90"/>
-            </w:tcMar>
-          </w:tcPr>
-          <w:p>
-            <w:pPr>
-              <w:spacing w:after="0" w:line="260"/>
-            </w:pPr>
-            <w:r>
-              <w:rPr>
-                <w:b w:val="false"/>
-                <w:bCs w:val="false"/>
-                <w:sz w:val="17"/>
-                <w:szCs w:val="17"/>
-              </w:rPr>
-              <w:t xml:space="preserve">Describe all information sources</w:t>
-            </w:r>
-          </w:p>
-        </w:tc>
-        <w:tc>
-          <w:tcPr>
-            <w:tcW w:type="dxa" w:w="1814"/>
-            <w:tcMar>
-              <w:top w:type="dxa" w:w="60"/>
-              <w:left w:type="dxa" w:w="90"/>
-              <w:bottom w:type="dxa" w:w="60"/>
-              <w:right w:type="dxa" w:w="90"/>
-            </w:tcMar>
-          </w:tcPr>
-          <w:p>
-            <w:pPr>
-              <w:spacing w:after="0" w:line="260"/>
-            </w:pPr>
-            <w:r>
-              <w:rPr>
-                <w:b w:val="false"/>
-                <w:bCs w:val="false"/>
-                <w:sz w:val="17"/>
-                <w:szCs w:val="17"/>
-              </w:rPr>
-              <w:t xml:space="preserve">§2.1</w:t>
-            </w:r>
-          </w:p>
-        </w:tc>
-        <w:tc>
-          <w:tcPr>
-            <w:tcW w:type="dxa" w:w="1814"/>
-            <w:tcMar>
-              <w:top w:type="dxa" w:w="60"/>
-              <w:left w:type="dxa" w:w="90"/>
-              <w:bottom w:type="dxa" w:w="60"/>
-              <w:right w:type="dxa" w:w="90"/>
-            </w:tcMar>
-          </w:tcPr>
-          <w:p>
-            <w:pPr>
-              <w:spacing w:after="0" w:line="260"/>
-            </w:pPr>
-            <w:r>
-              <w:rPr>
-                <w:b w:val="false"/>
-                <w:bCs w:val="false"/>
-                <w:sz w:val="17"/>
-                <w:szCs w:val="17"/>
-              </w:rPr>
-              <w:t xml:space="preserve">Met</w:t>
-            </w:r>
-          </w:p>
-        </w:tc>
-      </w:tr>
-      <w:tr>
-        <w:tc>
-          <w:tcPr>
-            <w:tcW w:type="dxa" w:w="1814"/>
-            <w:tcMar>
-              <w:top w:type="dxa" w:w="60"/>
-              <w:left w:type="dxa" w:w="90"/>
-              <w:bottom w:type="dxa" w:w="60"/>
-              <w:right w:type="dxa" w:w="90"/>
-            </w:tcMar>
-          </w:tcPr>
-          <w:p>
-            <w:pPr>
-              <w:spacing w:after="0" w:line="260"/>
-            </w:pPr>
-            <w:r>
-              <w:rPr>
-                <w:b w:val="false"/>
-                <w:bCs w:val="false"/>
-                <w:sz w:val="17"/>
-                <w:szCs w:val="17"/>
-              </w:rPr>
-              <w:t xml:space="preserve">Methods</w:t>
-            </w:r>
-          </w:p>
-        </w:tc>
-        <w:tc>
-          <w:tcPr>
-            <w:tcW w:type="dxa" w:w="1814"/>
-            <w:tcMar>
-              <w:top w:type="dxa" w:w="60"/>
-              <w:left w:type="dxa" w:w="90"/>
-              <w:bottom w:type="dxa" w:w="60"/>
-              <w:right w:type="dxa" w:w="90"/>
-            </w:tcMar>
-          </w:tcPr>
-          <w:p>
-            <w:pPr>
-              <w:spacing w:after="0" w:line="260"/>
-            </w:pPr>
-            <w:r>
-              <w:rPr>
-                <w:b w:val="false"/>
-                <w:bCs w:val="false"/>
-                <w:sz w:val="17"/>
-                <w:szCs w:val="17"/>
-              </w:rPr>
-              <w:t xml:space="preserve">7</w:t>
-            </w:r>
-          </w:p>
-        </w:tc>
-        <w:tc>
-          <w:tcPr>
-            <w:tcW w:type="dxa" w:w="1814"/>
-            <w:tcMar>
-              <w:top w:type="dxa" w:w="60"/>
-              <w:left w:type="dxa" w:w="90"/>
-              <w:bottom w:type="dxa" w:w="60"/>
-              <w:right w:type="dxa" w:w="90"/>
-            </w:tcMar>
-          </w:tcPr>
-          <w:p>
-            <w:pPr>
-              <w:spacing w:after="0" w:line="260"/>
-            </w:pPr>
-            <w:r>
-              <w:rPr>
-                <w:b w:val="false"/>
-                <w:bCs w:val="false"/>
-                <w:sz w:val="17"/>
-                <w:szCs w:val="17"/>
-              </w:rPr>
-              <w:t xml:space="preserve">Keywords and systematisation criteria (date of search, language, document type)</w:t>
-            </w:r>
-          </w:p>
-        </w:tc>
-        <w:tc>
-          <w:tcPr>
-            <w:tcW w:type="dxa" w:w="1814"/>
-            <w:tcMar>
-              <w:top w:type="dxa" w:w="60"/>
-              <w:left w:type="dxa" w:w="90"/>
-              <w:bottom w:type="dxa" w:w="60"/>
-              <w:right w:type="dxa" w:w="90"/>
-            </w:tcMar>
-          </w:tcPr>
-          <w:p>
-            <w:pPr>
-              <w:spacing w:after="0" w:line="260"/>
-            </w:pPr>
-            <w:r>
-              <w:rPr>
-                <w:b w:val="false"/>
-                <w:bCs w:val="false"/>
-                <w:sz w:val="17"/>
-                <w:szCs w:val="17"/>
-              </w:rPr>
-              <w:t xml:space="preserve">§2.3; Appendix 1</w:t>
-            </w:r>
-          </w:p>
-        </w:tc>
-        <w:tc>
-          <w:tcPr>
-            <w:tcW w:type="dxa" w:w="1814"/>
-            <w:tcMar>
-              <w:top w:type="dxa" w:w="60"/>
-              <w:left w:type="dxa" w:w="90"/>
-              <w:bottom w:type="dxa" w:w="60"/>
-              <w:right w:type="dxa" w:w="90"/>
-            </w:tcMar>
-          </w:tcPr>
-          <w:p>
-            <w:pPr>
-              <w:spacing w:after="0" w:line="260"/>
-            </w:pPr>
-            <w:r>
-              <w:rPr>
-                <w:b w:val="false"/>
-                <w:bCs w:val="false"/>
-                <w:sz w:val="17"/>
-                <w:szCs w:val="17"/>
-              </w:rPr>
-              <w:t xml:space="preserve">Met</w:t>
-            </w:r>
-          </w:p>
-        </w:tc>
-      </w:tr>
-      <w:tr>
-        <w:tc>
-          <w:tcPr>
-            <w:tcW w:type="dxa" w:w="1814"/>
-            <w:tcMar>
-              <w:top w:type="dxa" w:w="60"/>
-              <w:left w:type="dxa" w:w="90"/>
-              <w:bottom w:type="dxa" w:w="60"/>
-              <w:right w:type="dxa" w:w="90"/>
-            </w:tcMar>
-          </w:tcPr>
-          <w:p>
-            <w:pPr>
-              <w:spacing w:after="0" w:line="260"/>
-            </w:pPr>
-            <w:r>
-              <w:rPr>
-                <w:b w:val="false"/>
-                <w:bCs w:val="false"/>
-                <w:sz w:val="17"/>
-                <w:szCs w:val="17"/>
-              </w:rPr>
-              <w:t xml:space="preserve">Methods</w:t>
-            </w:r>
-          </w:p>
-        </w:tc>
-        <w:tc>
-          <w:tcPr>
-            <w:tcW w:type="dxa" w:w="1814"/>
-            <w:tcMar>
-              <w:top w:type="dxa" w:w="60"/>
-              <w:left w:type="dxa" w:w="90"/>
-              <w:bottom w:type="dxa" w:w="60"/>
-              <w:right w:type="dxa" w:w="90"/>
-            </w:tcMar>
-          </w:tcPr>
-          <w:p>
-            <w:pPr>
-              <w:spacing w:after="0" w:line="260"/>
-            </w:pPr>
-            <w:r>
-              <w:rPr>
-                <w:b w:val="false"/>
-                <w:bCs w:val="false"/>
-                <w:sz w:val="17"/>
-                <w:szCs w:val="17"/>
-              </w:rPr>
-              <w:t xml:space="preserve">8</w:t>
-            </w:r>
-          </w:p>
-        </w:tc>
-        <w:tc>
-          <w:tcPr>
-            <w:tcW w:type="dxa" w:w="1814"/>
-            <w:tcMar>
-              <w:top w:type="dxa" w:w="60"/>
-              <w:left w:type="dxa" w:w="90"/>
-              <w:bottom w:type="dxa" w:w="60"/>
-              <w:right w:type="dxa" w:w="90"/>
-            </w:tcMar>
-          </w:tcPr>
-          <w:p>
-            <w:pPr>
-              <w:spacing w:after="0" w:line="260"/>
-            </w:pPr>
-            <w:r>
-              <w:rPr>
-                <w:b w:val="false"/>
-                <w:bCs w:val="false"/>
-                <w:sz w:val="17"/>
-                <w:szCs w:val="17"/>
-              </w:rPr>
-              <w:t xml:space="preserve">The period the review covers and its justification</w:t>
-            </w:r>
-          </w:p>
-        </w:tc>
-        <w:tc>
-          <w:tcPr>
-            <w:tcW w:type="dxa" w:w="1814"/>
-            <w:tcMar>
-              <w:top w:type="dxa" w:w="60"/>
-              <w:left w:type="dxa" w:w="90"/>
-              <w:bottom w:type="dxa" w:w="60"/>
-              <w:right w:type="dxa" w:w="90"/>
-            </w:tcMar>
-          </w:tcPr>
-          <w:p>
-            <w:pPr>
-              <w:spacing w:after="0" w:line="260"/>
-            </w:pPr>
-            <w:r>
-              <w:rPr>
-                <w:b w:val="false"/>
-                <w:bCs w:val="false"/>
-                <w:sz w:val="17"/>
-                <w:szCs w:val="17"/>
-              </w:rPr>
-              <w:t xml:space="preserve">§2.3</w:t>
-            </w:r>
-          </w:p>
-        </w:tc>
-        <w:tc>
-          <w:tcPr>
-            <w:tcW w:type="dxa" w:w="1814"/>
-            <w:tcMar>
-              <w:top w:type="dxa" w:w="60"/>
-              <w:left w:type="dxa" w:w="90"/>
-              <w:bottom w:type="dxa" w:w="60"/>
-              <w:right w:type="dxa" w:w="90"/>
-            </w:tcMar>
-          </w:tcPr>
-          <w:p>
-            <w:pPr>
-              <w:spacing w:after="0" w:line="260"/>
-            </w:pPr>
-            <w:r>
-              <w:rPr>
-                <w:b w:val="false"/>
-                <w:bCs w:val="false"/>
-                <w:sz w:val="17"/>
-                <w:szCs w:val="17"/>
-              </w:rPr>
-              <w:t xml:space="preserve">Met</w:t>
-            </w:r>
-          </w:p>
-        </w:tc>
-      </w:tr>
-      <w:tr>
-        <w:tc>
-          <w:tcPr>
-            <w:tcW w:type="dxa" w:w="1814"/>
-            <w:tcMar>
-              <w:top w:type="dxa" w:w="60"/>
-              <w:left w:type="dxa" w:w="90"/>
-              <w:bottom w:type="dxa" w:w="60"/>
-              <w:right w:type="dxa" w:w="90"/>
-            </w:tcMar>
-          </w:tcPr>
-          <w:p>
-            <w:pPr>
-              <w:spacing w:after="0" w:line="260"/>
-            </w:pPr>
-            <w:r>
-              <w:rPr>
-                <w:b w:val="false"/>
-                <w:bCs w:val="false"/>
-                <w:sz w:val="17"/>
-                <w:szCs w:val="17"/>
-              </w:rPr>
-              <w:t xml:space="preserve">Methods</w:t>
-            </w:r>
-          </w:p>
-        </w:tc>
-        <w:tc>
-          <w:tcPr>
-            <w:tcW w:type="dxa" w:w="1814"/>
-            <w:tcMar>
-              <w:top w:type="dxa" w:w="60"/>
-              <w:left w:type="dxa" w:w="90"/>
-              <w:bottom w:type="dxa" w:w="60"/>
-              <w:right w:type="dxa" w:w="90"/>
-            </w:tcMar>
-          </w:tcPr>
-          <w:p>
-            <w:pPr>
-              <w:spacing w:after="0" w:line="260"/>
-            </w:pPr>
-            <w:r>
-              <w:rPr>
-                <w:b w:val="false"/>
-                <w:bCs w:val="false"/>
-                <w:sz w:val="17"/>
-                <w:szCs w:val="17"/>
-              </w:rPr>
-              <w:t xml:space="preserve">9</w:t>
-            </w:r>
-          </w:p>
-        </w:tc>
-        <w:tc>
-          <w:tcPr>
-            <w:tcW w:type="dxa" w:w="1814"/>
-            <w:tcMar>
-              <w:top w:type="dxa" w:w="60"/>
-              <w:left w:type="dxa" w:w="90"/>
-              <w:bottom w:type="dxa" w:w="60"/>
-              <w:right w:type="dxa" w:w="90"/>
-            </w:tcMar>
-          </w:tcPr>
-          <w:p>
-            <w:pPr>
-              <w:spacing w:after="0" w:line="260"/>
-            </w:pPr>
-            <w:r>
-              <w:rPr>
-                <w:b w:val="false"/>
-                <w:bCs w:val="false"/>
-                <w:sz w:val="17"/>
-                <w:szCs w:val="17"/>
-              </w:rPr>
-              <w:t xml:space="preserve">Inclusion and exclusion criteria; study design, publication type, time period</w:t>
-            </w:r>
-          </w:p>
-        </w:tc>
-        <w:tc>
-          <w:tcPr>
-            <w:tcW w:type="dxa" w:w="1814"/>
-            <w:tcMar>
-              <w:top w:type="dxa" w:w="60"/>
-              <w:left w:type="dxa" w:w="90"/>
-              <w:bottom w:type="dxa" w:w="60"/>
-              <w:right w:type="dxa" w:w="90"/>
-            </w:tcMar>
-          </w:tcPr>
-          <w:p>
-            <w:pPr>
-              <w:spacing w:after="0" w:line="260"/>
-            </w:pPr>
-            <w:r>
-              <w:rPr>
-                <w:b w:val="false"/>
-                <w:bCs w:val="false"/>
-                <w:sz w:val="17"/>
-                <w:szCs w:val="17"/>
-              </w:rPr>
-              <w:t xml:space="preserve">§2.4</w:t>
-            </w:r>
-          </w:p>
-        </w:tc>
-        <w:tc>
-          <w:tcPr>
-            <w:tcW w:type="dxa" w:w="1814"/>
-            <w:tcMar>
-              <w:top w:type="dxa" w:w="60"/>
-              <w:left w:type="dxa" w:w="90"/>
-              <w:bottom w:type="dxa" w:w="60"/>
-              <w:right w:type="dxa" w:w="90"/>
-            </w:tcMar>
-          </w:tcPr>
-          <w:p>
-            <w:pPr>
-              <w:spacing w:after="0" w:line="260"/>
-            </w:pPr>
-            <w:r>
-              <w:rPr>
-                <w:b w:val="false"/>
-                <w:bCs w:val="false"/>
-                <w:sz w:val="17"/>
-                <w:szCs w:val="17"/>
-              </w:rPr>
-              <w:t xml:space="preserve">Met</w:t>
-            </w:r>
-          </w:p>
-        </w:tc>
-      </w:tr>
-      <w:tr>
-        <w:tc>
-          <w:tcPr>
-            <w:tcW w:type="dxa" w:w="1814"/>
-            <w:tcMar>
-              <w:top w:type="dxa" w:w="60"/>
-              <w:left w:type="dxa" w:w="90"/>
-              <w:bottom w:type="dxa" w:w="60"/>
-              <w:right w:type="dxa" w:w="90"/>
-            </w:tcMar>
-          </w:tcPr>
-          <w:p>
-            <w:pPr>
-              <w:spacing w:after="0" w:line="260"/>
-            </w:pPr>
-            <w:r>
-              <w:rPr>
-                <w:b w:val="false"/>
-                <w:bCs w:val="false"/>
-                <w:sz w:val="17"/>
-                <w:szCs w:val="17"/>
-              </w:rPr>
-              <w:t xml:space="preserve">Methods</w:t>
-            </w:r>
-          </w:p>
-        </w:tc>
-        <w:tc>
-          <w:tcPr>
-            <w:tcW w:type="dxa" w:w="1814"/>
-            <w:tcMar>
-              <w:top w:type="dxa" w:w="60"/>
-              <w:left w:type="dxa" w:w="90"/>
-              <w:bottom w:type="dxa" w:w="60"/>
-              <w:right w:type="dxa" w:w="90"/>
-            </w:tcMar>
-          </w:tcPr>
-          <w:p>
-            <w:pPr>
-              <w:spacing w:after="0" w:line="260"/>
-            </w:pPr>
-            <w:r>
-              <w:rPr>
-                <w:b w:val="false"/>
-                <w:bCs w:val="false"/>
-                <w:sz w:val="17"/>
-                <w:szCs w:val="17"/>
-              </w:rPr>
-              <w:t xml:space="preserve">10</w:t>
-            </w:r>
-          </w:p>
-        </w:tc>
-        <w:tc>
-          <w:tcPr>
-            <w:tcW w:type="dxa" w:w="1814"/>
-            <w:tcMar>
-              <w:top w:type="dxa" w:w="60"/>
-              <w:left w:type="dxa" w:w="90"/>
-              <w:bottom w:type="dxa" w:w="60"/>
-              <w:right w:type="dxa" w:w="90"/>
-            </w:tcMar>
-          </w:tcPr>
-          <w:p>
-            <w:pPr>
-              <w:spacing w:after="0" w:line="260"/>
-            </w:pPr>
-            <w:r>
-              <w:rPr>
-                <w:b w:val="false"/>
-                <w:bCs w:val="false"/>
-                <w:sz w:val="17"/>
-                <w:szCs w:val="17"/>
-              </w:rPr>
-              <w:t xml:space="preserve">Data refinement; removal of duplicate and unrelated articles</w:t>
-            </w:r>
-          </w:p>
-        </w:tc>
-        <w:tc>
-          <w:tcPr>
-            <w:tcW w:type="dxa" w:w="1814"/>
-            <w:tcMar>
-              <w:top w:type="dxa" w:w="60"/>
-              <w:left w:type="dxa" w:w="90"/>
-              <w:bottom w:type="dxa" w:w="60"/>
-              <w:right w:type="dxa" w:w="90"/>
-            </w:tcMar>
-          </w:tcPr>
-          <w:p>
-            <w:pPr>
-              <w:spacing w:after="0" w:line="260"/>
-            </w:pPr>
-            <w:r>
-              <w:rPr>
-                <w:b w:val="false"/>
-                <w:bCs w:val="false"/>
-                <w:sz w:val="17"/>
-                <w:szCs w:val="17"/>
-              </w:rPr>
-              <w:t xml:space="preserve">§2.4, §2.7; Appendix 1</w:t>
-            </w:r>
-          </w:p>
-        </w:tc>
-        <w:tc>
-          <w:tcPr>
-            <w:tcW w:type="dxa" w:w="1814"/>
-            <w:tcMar>
-              <w:top w:type="dxa" w:w="60"/>
-              <w:left w:type="dxa" w:w="90"/>
-              <w:bottom w:type="dxa" w:w="60"/>
-              <w:right w:type="dxa" w:w="90"/>
-            </w:tcMar>
-          </w:tcPr>
-          <w:p>
-            <w:pPr>
-              <w:spacing w:after="0" w:line="260"/>
-            </w:pPr>
-            <w:r>
-              <w:rPr>
-                <w:b w:val="false"/>
-                <w:bCs w:val="false"/>
-                <w:sz w:val="17"/>
-                <w:szCs w:val="17"/>
-              </w:rPr>
-              <w:t xml:space="preserve">Met</w:t>
-            </w:r>
-          </w:p>
-        </w:tc>
-      </w:tr>
-      <w:tr>
-        <w:tc>
-          <w:tcPr>
-            <w:tcW w:type="dxa" w:w="1814"/>
-            <w:tcMar>
-              <w:top w:type="dxa" w:w="60"/>
-              <w:left w:type="dxa" w:w="90"/>
-              <w:bottom w:type="dxa" w:w="60"/>
-              <w:right w:type="dxa" w:w="90"/>
-            </w:tcMar>
-          </w:tcPr>
-          <w:p>
-            <w:pPr>
-              <w:spacing w:after="0" w:line="260"/>
-            </w:pPr>
-            <w:r>
-              <w:rPr>
-                <w:b w:val="false"/>
-                <w:bCs w:val="false"/>
-                <w:sz w:val="17"/>
-                <w:szCs w:val="17"/>
-              </w:rPr>
-              <w:t xml:space="preserve">Methods</w:t>
-            </w:r>
-          </w:p>
-        </w:tc>
-        <w:tc>
-          <w:tcPr>
-            <w:tcW w:type="dxa" w:w="1814"/>
-            <w:tcMar>
-              <w:top w:type="dxa" w:w="60"/>
-              <w:left w:type="dxa" w:w="90"/>
-              <w:bottom w:type="dxa" w:w="60"/>
-              <w:right w:type="dxa" w:w="90"/>
-            </w:tcMar>
-          </w:tcPr>
-          <w:p>
-            <w:pPr>
-              <w:spacing w:after="0" w:line="260"/>
-            </w:pPr>
-            <w:r>
-              <w:rPr>
-                <w:b w:val="false"/>
-                <w:bCs w:val="false"/>
-                <w:sz w:val="17"/>
-                <w:szCs w:val="17"/>
-              </w:rPr>
-              <w:t xml:space="preserve">11</w:t>
-            </w:r>
-          </w:p>
-        </w:tc>
-        <w:tc>
-          <w:tcPr>
-            <w:tcW w:type="dxa" w:w="1814"/>
-            <w:tcMar>
-              <w:top w:type="dxa" w:w="60"/>
-              <w:left w:type="dxa" w:w="90"/>
-              <w:bottom w:type="dxa" w:w="60"/>
-              <w:right w:type="dxa" w:w="90"/>
-            </w:tcMar>
-          </w:tcPr>
-          <w:p>
-            <w:pPr>
-              <w:spacing w:after="0" w:line="260"/>
-            </w:pPr>
-            <w:r>
-              <w:rPr>
-                <w:b w:val="false"/>
-                <w:bCs w:val="false"/>
-                <w:i/>
-                <w:iCs/>
-                <w:sz w:val="17"/>
-                <w:szCs w:val="17"/>
-              </w:rPr>
-              <w:t xml:space="preserve">(Optional)</w:t>
-            </w:r>
-            <w:r>
-              <w:rPr>
-                <w:b w:val="false"/>
-                <w:bCs w:val="false"/>
-                <w:sz w:val="17"/>
-                <w:szCs w:val="17"/>
-              </w:rPr>
-              <w:t xml:space="preserve"> Assessment of papers by three authors</w:t>
-            </w:r>
-          </w:p>
-        </w:tc>
-        <w:tc>
-          <w:tcPr>
-            <w:tcW w:type="dxa" w:w="1814"/>
-            <w:tcMar>
-              <w:top w:type="dxa" w:w="60"/>
-              <w:left w:type="dxa" w:w="90"/>
-              <w:bottom w:type="dxa" w:w="60"/>
-              <w:right w:type="dxa" w:w="90"/>
-            </w:tcMar>
-          </w:tcPr>
-          <w:p>
-            <w:pPr>
-              <w:spacing w:after="0" w:line="260"/>
-            </w:pPr>
-            <w:r>
-              <w:rPr>
-                <w:b w:val="false"/>
-                <w:bCs w:val="false"/>
-                <w:sz w:val="17"/>
-                <w:szCs w:val="17"/>
-              </w:rPr>
-              <w:t xml:space="preserve">§2.5</w:t>
-            </w:r>
-          </w:p>
-        </w:tc>
-        <w:tc>
-          <w:tcPr>
-            <w:tcW w:type="dxa" w:w="1814"/>
-            <w:tcMar>
-              <w:top w:type="dxa" w:w="60"/>
-              <w:left w:type="dxa" w:w="90"/>
-              <w:bottom w:type="dxa" w:w="60"/>
-              <w:right w:type="dxa" w:w="90"/>
-            </w:tcMar>
-          </w:tcPr>
-          <w:p>
-            <w:pPr>
-              <w:spacing w:after="0" w:line="260"/>
-            </w:pPr>
-            <w:r>
-              <w:rPr>
-                <w:b/>
-                <w:bCs/>
-                <w:sz w:val="17"/>
-                <w:szCs w:val="17"/>
-              </w:rPr>
-              <w:t xml:space="preserve">Met</w:t>
-            </w:r>
-            <w:r>
-              <w:rPr>
-                <w:b w:val="false"/>
-                <w:bCs w:val="false"/>
-                <w:sz w:val="17"/>
-                <w:szCs w:val="17"/>
-              </w:rPr>
-              <w:t xml:space="preserve"> — the 64 borderline records were decided by discussion among three authors</w:t>
-            </w:r>
-          </w:p>
-        </w:tc>
-      </w:tr>
-      <w:tr>
-        <w:tc>
-          <w:tcPr>
-            <w:tcW w:type="dxa" w:w="1814"/>
-            <w:tcMar>
-              <w:top w:type="dxa" w:w="60"/>
-              <w:left w:type="dxa" w:w="90"/>
-              <w:bottom w:type="dxa" w:w="60"/>
-              <w:right w:type="dxa" w:w="90"/>
-            </w:tcMar>
-          </w:tcPr>
-          <w:p>
-            <w:pPr>
-              <w:spacing w:after="0" w:line="260"/>
-            </w:pPr>
-            <w:r>
-              <w:rPr>
-                <w:b w:val="false"/>
-                <w:bCs w:val="false"/>
-                <w:sz w:val="17"/>
-                <w:szCs w:val="17"/>
-              </w:rPr>
-              <w:t xml:space="preserve">Methods</w:t>
-            </w:r>
-          </w:p>
-        </w:tc>
-        <w:tc>
-          <w:tcPr>
-            <w:tcW w:type="dxa" w:w="1814"/>
-            <w:tcMar>
-              <w:top w:type="dxa" w:w="60"/>
-              <w:left w:type="dxa" w:w="90"/>
-              <w:bottom w:type="dxa" w:w="60"/>
-              <w:right w:type="dxa" w:w="90"/>
-            </w:tcMar>
-          </w:tcPr>
-          <w:p>
-            <w:pPr>
-              <w:spacing w:after="0" w:line="260"/>
-            </w:pPr>
-            <w:r>
-              <w:rPr>
-                <w:b w:val="false"/>
-                <w:bCs w:val="false"/>
-                <w:sz w:val="17"/>
-                <w:szCs w:val="17"/>
-              </w:rPr>
-              <w:t xml:space="preserve">12</w:t>
-            </w:r>
-          </w:p>
-        </w:tc>
-        <w:tc>
-          <w:tcPr>
-            <w:tcW w:type="dxa" w:w="1814"/>
-            <w:tcMar>
-              <w:top w:type="dxa" w:w="60"/>
-              <w:left w:type="dxa" w:w="90"/>
-              <w:bottom w:type="dxa" w:w="60"/>
-              <w:right w:type="dxa" w:w="90"/>
-            </w:tcMar>
-          </w:tcPr>
-          <w:p>
-            <w:pPr>
-              <w:spacing w:after="0" w:line="260"/>
-            </w:pPr>
-            <w:r>
-              <w:rPr>
-                <w:b w:val="false"/>
-                <w:bCs w:val="false"/>
-                <w:sz w:val="17"/>
-                <w:szCs w:val="17"/>
-              </w:rPr>
-              <w:t xml:space="preserve">Methods used for summarising, synthesis, tabulation and analysis</w:t>
-            </w:r>
-          </w:p>
-        </w:tc>
-        <w:tc>
-          <w:tcPr>
-            <w:tcW w:type="dxa" w:w="1814"/>
-            <w:tcMar>
-              <w:top w:type="dxa" w:w="60"/>
-              <w:left w:type="dxa" w:w="90"/>
-              <w:bottom w:type="dxa" w:w="60"/>
-              <w:right w:type="dxa" w:w="90"/>
-            </w:tcMar>
-          </w:tcPr>
-          <w:p>
-            <w:pPr>
-              <w:spacing w:after="0" w:line="260"/>
-            </w:pPr>
-            <w:r>
-              <w:rPr>
-                <w:b w:val="false"/>
-                <w:bCs w:val="false"/>
-                <w:sz w:val="17"/>
-                <w:szCs w:val="17"/>
-              </w:rPr>
-              <w:t xml:space="preserve">§2.8</w:t>
-            </w:r>
-          </w:p>
-        </w:tc>
-        <w:tc>
-          <w:tcPr>
-            <w:tcW w:type="dxa" w:w="1814"/>
-            <w:tcMar>
-              <w:top w:type="dxa" w:w="60"/>
-              <w:left w:type="dxa" w:w="90"/>
-              <w:bottom w:type="dxa" w:w="60"/>
-              <w:right w:type="dxa" w:w="90"/>
-            </w:tcMar>
-          </w:tcPr>
-          <w:p>
-            <w:pPr>
-              <w:spacing w:after="0" w:line="260"/>
-            </w:pPr>
-            <w:r>
-              <w:rPr>
-                <w:b w:val="false"/>
-                <w:bCs w:val="false"/>
-                <w:sz w:val="17"/>
-                <w:szCs w:val="17"/>
-              </w:rPr>
-              <w:t xml:space="preserve">Met</w:t>
-            </w:r>
-          </w:p>
-        </w:tc>
-      </w:tr>
-      <w:tr>
-        <w:tc>
-          <w:tcPr>
-            <w:tcW w:type="dxa" w:w="1814"/>
-            <w:tcMar>
-              <w:top w:type="dxa" w:w="60"/>
-              <w:left w:type="dxa" w:w="90"/>
-              <w:bottom w:type="dxa" w:w="60"/>
-              <w:right w:type="dxa" w:w="90"/>
-            </w:tcMar>
-          </w:tcPr>
-          <w:p>
-            <w:pPr>
-              <w:spacing w:after="0" w:line="260"/>
-            </w:pPr>
-            <w:r>
-              <w:rPr>
-                <w:b w:val="false"/>
-                <w:bCs w:val="false"/>
-                <w:sz w:val="17"/>
-                <w:szCs w:val="17"/>
-              </w:rPr>
-              <w:t xml:space="preserve">Results</w:t>
-            </w:r>
-          </w:p>
-        </w:tc>
-        <w:tc>
-          <w:tcPr>
-            <w:tcW w:type="dxa" w:w="1814"/>
-            <w:tcMar>
-              <w:top w:type="dxa" w:w="60"/>
-              <w:left w:type="dxa" w:w="90"/>
-              <w:bottom w:type="dxa" w:w="60"/>
-              <w:right w:type="dxa" w:w="90"/>
-            </w:tcMar>
-          </w:tcPr>
-          <w:p>
-            <w:pPr>
-              <w:spacing w:after="0" w:line="260"/>
-            </w:pPr>
-            <w:r>
-              <w:rPr>
-                <w:b w:val="false"/>
-                <w:bCs w:val="false"/>
-                <w:sz w:val="17"/>
-                <w:szCs w:val="17"/>
-              </w:rPr>
-              <w:t xml:space="preserve">13</w:t>
-            </w:r>
-          </w:p>
-        </w:tc>
-        <w:tc>
-          <w:tcPr>
-            <w:tcW w:type="dxa" w:w="1814"/>
-            <w:tcMar>
-              <w:top w:type="dxa" w:w="60"/>
-              <w:left w:type="dxa" w:w="90"/>
-              <w:bottom w:type="dxa" w:w="60"/>
-              <w:right w:type="dxa" w:w="90"/>
-            </w:tcMar>
-          </w:tcPr>
-          <w:p>
-            <w:pPr>
-              <w:spacing w:after="0" w:line="260"/>
-            </w:pPr>
-            <w:r>
-              <w:rPr>
-                <w:b w:val="false"/>
-                <w:bCs w:val="false"/>
-                <w:sz w:val="17"/>
-                <w:szCs w:val="17"/>
-              </w:rPr>
-              <w:t xml:space="preserve">Flow diagram of search and selection; descriptive counts</w:t>
-            </w:r>
-          </w:p>
-        </w:tc>
-        <w:tc>
-          <w:tcPr>
-            <w:tcW w:type="dxa" w:w="1814"/>
-            <w:tcMar>
-              <w:top w:type="dxa" w:w="60"/>
-              <w:left w:type="dxa" w:w="90"/>
-              <w:bottom w:type="dxa" w:w="60"/>
-              <w:right w:type="dxa" w:w="90"/>
-            </w:tcMar>
-          </w:tcPr>
-          <w:p>
-            <w:pPr>
-              <w:spacing w:after="0" w:line="260"/>
-            </w:pPr>
-            <w:r>
-              <w:rPr>
-                <w:b w:val="false"/>
-                <w:bCs w:val="false"/>
-                <w:sz w:val="17"/>
-                <w:szCs w:val="17"/>
-              </w:rPr>
-              <w:t xml:space="preserve">§3.1; Appendix 1</w:t>
-            </w:r>
-          </w:p>
-        </w:tc>
-        <w:tc>
-          <w:tcPr>
-            <w:tcW w:type="dxa" w:w="1814"/>
-            <w:tcMar>
-              <w:top w:type="dxa" w:w="60"/>
-              <w:left w:type="dxa" w:w="90"/>
-              <w:bottom w:type="dxa" w:w="60"/>
-              <w:right w:type="dxa" w:w="90"/>
-            </w:tcMar>
-          </w:tcPr>
-          <w:p>
-            <w:pPr>
-              <w:spacing w:after="0" w:line="260"/>
-            </w:pPr>
-            <w:r>
-              <w:rPr>
-                <w:b w:val="false"/>
-                <w:bCs w:val="false"/>
-                <w:sz w:val="17"/>
-                <w:szCs w:val="17"/>
-              </w:rPr>
-              <w:t xml:space="preserve">Met</w:t>
-            </w:r>
-          </w:p>
-        </w:tc>
-      </w:tr>
-      <w:tr>
-        <w:tc>
-          <w:tcPr>
-            <w:tcW w:type="dxa" w:w="1814"/>
-            <w:tcMar>
-              <w:top w:type="dxa" w:w="60"/>
-              <w:left w:type="dxa" w:w="90"/>
-              <w:bottom w:type="dxa" w:w="60"/>
-              <w:right w:type="dxa" w:w="90"/>
-            </w:tcMar>
-          </w:tcPr>
-          <w:p>
-            <w:pPr>
-              <w:spacing w:after="0" w:line="260"/>
-            </w:pPr>
-            <w:r>
-              <w:rPr>
-                <w:b w:val="false"/>
-                <w:bCs w:val="false"/>
-                <w:sz w:val="17"/>
-                <w:szCs w:val="17"/>
-              </w:rPr>
-              <w:t xml:space="preserve">Results</w:t>
-            </w:r>
-          </w:p>
-        </w:tc>
-        <w:tc>
-          <w:tcPr>
-            <w:tcW w:type="dxa" w:w="1814"/>
-            <w:tcMar>
-              <w:top w:type="dxa" w:w="60"/>
-              <w:left w:type="dxa" w:w="90"/>
-              <w:bottom w:type="dxa" w:w="60"/>
-              <w:right w:type="dxa" w:w="90"/>
-            </w:tcMar>
-          </w:tcPr>
-          <w:p>
-            <w:pPr>
-              <w:spacing w:after="0" w:line="260"/>
-            </w:pPr>
-            <w:r>
-              <w:rPr>
-                <w:b w:val="false"/>
-                <w:bCs w:val="false"/>
-                <w:sz w:val="17"/>
-                <w:szCs w:val="17"/>
-              </w:rPr>
-              <w:t xml:space="preserve">14</w:t>
-            </w:r>
-          </w:p>
-        </w:tc>
-        <w:tc>
-          <w:tcPr>
-            <w:tcW w:type="dxa" w:w="1814"/>
-            <w:tcMar>
-              <w:top w:type="dxa" w:w="60"/>
-              <w:left w:type="dxa" w:w="90"/>
-              <w:bottom w:type="dxa" w:w="60"/>
-              <w:right w:type="dxa" w:w="90"/>
-            </w:tcMar>
-          </w:tcPr>
-          <w:p>
-            <w:pPr>
-              <w:spacing w:after="0" w:line="260"/>
-            </w:pPr>
-            <w:r>
-              <w:rPr>
-                <w:b w:val="false"/>
-                <w:bCs w:val="false"/>
-                <w:sz w:val="17"/>
-                <w:szCs w:val="17"/>
-              </w:rPr>
-              <w:t xml:space="preserve">Schematic maps and trends presented using appropriate software</w:t>
-            </w:r>
-          </w:p>
-        </w:tc>
-        <w:tc>
-          <w:tcPr>
-            <w:tcW w:type="dxa" w:w="1814"/>
-            <w:tcMar>
-              <w:top w:type="dxa" w:w="60"/>
-              <w:left w:type="dxa" w:w="90"/>
-              <w:bottom w:type="dxa" w:w="60"/>
-              <w:right w:type="dxa" w:w="90"/>
-            </w:tcMar>
-          </w:tcPr>
-          <w:p>
-            <w:pPr>
-              <w:spacing w:after="0" w:line="260"/>
-            </w:pPr>
-            <w:r>
-              <w:rPr>
-                <w:b w:val="false"/>
-                <w:bCs w:val="false"/>
-                <w:sz w:val="17"/>
-                <w:szCs w:val="17"/>
-              </w:rPr>
-              <w:t xml:space="preserve">Figures 7–10</w:t>
-            </w:r>
-          </w:p>
-        </w:tc>
-        <w:tc>
-          <w:tcPr>
-            <w:tcW w:type="dxa" w:w="1814"/>
-            <w:tcMar>
-              <w:top w:type="dxa" w:w="60"/>
-              <w:left w:type="dxa" w:w="90"/>
-              <w:bottom w:type="dxa" w:w="60"/>
-              <w:right w:type="dxa" w:w="90"/>
-            </w:tcMar>
-          </w:tcPr>
-          <w:p>
-            <w:pPr>
-              <w:spacing w:after="0" w:line="260"/>
-            </w:pPr>
-            <w:r>
-              <w:rPr>
-                <w:b w:val="false"/>
-                <w:bCs w:val="false"/>
-                <w:sz w:val="17"/>
-                <w:szCs w:val="17"/>
-              </w:rPr>
-              <w:t xml:space="preserve">Met</w:t>
-            </w:r>
-          </w:p>
-        </w:tc>
-      </w:tr>
-      <w:tr>
-        <w:tc>
-          <w:tcPr>
-            <w:tcW w:type="dxa" w:w="1814"/>
-            <w:tcMar>
-              <w:top w:type="dxa" w:w="60"/>
-              <w:left w:type="dxa" w:w="90"/>
-              <w:bottom w:type="dxa" w:w="60"/>
-              <w:right w:type="dxa" w:w="90"/>
-            </w:tcMar>
-          </w:tcPr>
-          <w:p>
-            <w:pPr>
-              <w:spacing w:after="0" w:line="260"/>
-            </w:pPr>
-            <w:r>
-              <w:rPr>
-                <w:b w:val="false"/>
-                <w:bCs w:val="false"/>
-                <w:sz w:val="17"/>
-                <w:szCs w:val="17"/>
-              </w:rPr>
-              <w:t xml:space="preserve">Results</w:t>
-            </w:r>
-          </w:p>
-        </w:tc>
-        <w:tc>
-          <w:tcPr>
-            <w:tcW w:type="dxa" w:w="1814"/>
-            <w:tcMar>
-              <w:top w:type="dxa" w:w="60"/>
-              <w:left w:type="dxa" w:w="90"/>
-              <w:bottom w:type="dxa" w:w="60"/>
-              <w:right w:type="dxa" w:w="90"/>
-            </w:tcMar>
-          </w:tcPr>
-          <w:p>
-            <w:pPr>
-              <w:spacing w:after="0" w:line="260"/>
-            </w:pPr>
-            <w:r>
-              <w:rPr>
-                <w:b w:val="false"/>
-                <w:bCs w:val="false"/>
-                <w:sz w:val="17"/>
-                <w:szCs w:val="17"/>
-              </w:rPr>
-              <w:t xml:space="preserve">15</w:t>
-            </w:r>
-          </w:p>
-        </w:tc>
-        <w:tc>
-          <w:tcPr>
-            <w:tcW w:type="dxa" w:w="1814"/>
-            <w:tcMar>
-              <w:top w:type="dxa" w:w="60"/>
-              <w:left w:type="dxa" w:w="90"/>
-              <w:bottom w:type="dxa" w:w="60"/>
-              <w:right w:type="dxa" w:w="90"/>
-            </w:tcMar>
-          </w:tcPr>
-          <w:p>
-            <w:pPr>
-              <w:spacing w:after="0" w:line="260"/>
-            </w:pPr>
-            <w:r>
-              <w:rPr>
-                <w:b w:val="false"/>
-                <w:bCs w:val="false"/>
-                <w:sz w:val="17"/>
-                <w:szCs w:val="17"/>
-              </w:rPr>
-              <w:t xml:space="preserve">Tabulation of findings; historical view; separate reporting of review papers</w:t>
-            </w:r>
-          </w:p>
-        </w:tc>
-        <w:tc>
-          <w:tcPr>
-            <w:tcW w:type="dxa" w:w="1814"/>
-            <w:tcMar>
-              <w:top w:type="dxa" w:w="60"/>
-              <w:left w:type="dxa" w:w="90"/>
-              <w:bottom w:type="dxa" w:w="60"/>
-              <w:right w:type="dxa" w:w="90"/>
-            </w:tcMar>
-          </w:tcPr>
-          <w:p>
-            <w:pPr>
-              <w:spacing w:after="0" w:line="260"/>
-            </w:pPr>
-            <w:r>
-              <w:rPr>
-                <w:b w:val="false"/>
-                <w:bCs w:val="false"/>
-                <w:sz w:val="17"/>
-                <w:szCs w:val="17"/>
-              </w:rPr>
-              <w:t xml:space="preserve">§1 (historical view); §3.13 (reviews)</w:t>
-            </w:r>
-          </w:p>
-        </w:tc>
-        <w:tc>
-          <w:tcPr>
-            <w:tcW w:type="dxa" w:w="1814"/>
-            <w:tcMar>
-              <w:top w:type="dxa" w:w="60"/>
-              <w:left w:type="dxa" w:w="90"/>
-              <w:bottom w:type="dxa" w:w="60"/>
-              <w:right w:type="dxa" w:w="90"/>
-            </w:tcMar>
-          </w:tcPr>
-          <w:p>
-            <w:pPr>
-              <w:spacing w:after="0" w:line="260"/>
-            </w:pPr>
-            <w:r>
-              <w:rPr>
-                <w:b w:val="false"/>
-                <w:bCs w:val="false"/>
-                <w:sz w:val="17"/>
-                <w:szCs w:val="17"/>
-              </w:rPr>
-              <w:t xml:space="preserve">Met</w:t>
-            </w:r>
-          </w:p>
-        </w:tc>
-      </w:tr>
-      <w:tr>
-        <w:tc>
-          <w:tcPr>
-            <w:tcW w:type="dxa" w:w="1814"/>
-            <w:tcMar>
-              <w:top w:type="dxa" w:w="60"/>
-              <w:left w:type="dxa" w:w="90"/>
-              <w:bottom w:type="dxa" w:w="60"/>
-              <w:right w:type="dxa" w:w="90"/>
-            </w:tcMar>
-          </w:tcPr>
-          <w:p>
-            <w:pPr>
-              <w:spacing w:after="0" w:line="260"/>
-            </w:pPr>
-            <w:r>
-              <w:rPr>
-                <w:b w:val="false"/>
-                <w:bCs w:val="false"/>
-                <w:sz w:val="17"/>
-                <w:szCs w:val="17"/>
-              </w:rPr>
-              <w:t xml:space="preserve">Results</w:t>
-            </w:r>
-          </w:p>
-        </w:tc>
-        <w:tc>
-          <w:tcPr>
-            <w:tcW w:type="dxa" w:w="1814"/>
-            <w:tcMar>
-              <w:top w:type="dxa" w:w="60"/>
-              <w:left w:type="dxa" w:w="90"/>
-              <w:bottom w:type="dxa" w:w="60"/>
-              <w:right w:type="dxa" w:w="90"/>
-            </w:tcMar>
-          </w:tcPr>
-          <w:p>
-            <w:pPr>
-              <w:spacing w:after="0" w:line="260"/>
-            </w:pPr>
-            <w:r>
-              <w:rPr>
-                <w:b w:val="false"/>
-                <w:bCs w:val="false"/>
-                <w:sz w:val="17"/>
-                <w:szCs w:val="17"/>
-              </w:rPr>
-              <w:t xml:space="preserve">16</w:t>
-            </w:r>
-          </w:p>
-        </w:tc>
-        <w:tc>
-          <w:tcPr>
-            <w:tcW w:type="dxa" w:w="1814"/>
-            <w:tcMar>
-              <w:top w:type="dxa" w:w="60"/>
-              <w:left w:type="dxa" w:w="90"/>
-              <w:bottom w:type="dxa" w:w="60"/>
-              <w:right w:type="dxa" w:w="90"/>
-            </w:tcMar>
-          </w:tcPr>
-          <w:p>
-            <w:pPr>
-              <w:spacing w:after="0" w:line="260"/>
-            </w:pPr>
-            <w:r>
-              <w:rPr>
-                <w:b w:val="false"/>
-                <w:bCs w:val="false"/>
-                <w:sz w:val="17"/>
-                <w:szCs w:val="17"/>
-              </w:rPr>
-              <w:t xml:space="preserve">Synthesis of findings; identification of the gap; proposal of a model or hypothesis</w:t>
-            </w:r>
-          </w:p>
-        </w:tc>
-        <w:tc>
-          <w:tcPr>
-            <w:tcW w:type="dxa" w:w="1814"/>
-            <w:tcMar>
-              <w:top w:type="dxa" w:w="60"/>
-              <w:left w:type="dxa" w:w="90"/>
-              <w:bottom w:type="dxa" w:w="60"/>
-              <w:right w:type="dxa" w:w="90"/>
-            </w:tcMar>
-          </w:tcPr>
-          <w:p>
-            <w:pPr>
-              <w:spacing w:after="0" w:line="260"/>
-            </w:pPr>
-            <w:r>
-              <w:rPr>
-                <w:b w:val="false"/>
-                <w:bCs w:val="false"/>
-                <w:sz w:val="17"/>
-                <w:szCs w:val="17"/>
-              </w:rPr>
-              <w:t xml:space="preserve">§3.12, §4</w:t>
-            </w:r>
-          </w:p>
-        </w:tc>
-        <w:tc>
-          <w:tcPr>
-            <w:tcW w:type="dxa" w:w="1814"/>
-            <w:tcMar>
-              <w:top w:type="dxa" w:w="60"/>
-              <w:left w:type="dxa" w:w="90"/>
-              <w:bottom w:type="dxa" w:w="60"/>
-              <w:right w:type="dxa" w:w="90"/>
-            </w:tcMar>
-          </w:tcPr>
-          <w:p>
-            <w:pPr>
-              <w:spacing w:after="0" w:line="260"/>
-            </w:pPr>
-            <w:r>
-              <w:rPr>
-                <w:b w:val="false"/>
-                <w:bCs w:val="false"/>
-                <w:sz w:val="17"/>
-                <w:szCs w:val="17"/>
-              </w:rPr>
-              <w:t xml:space="preserve">Met</w:t>
-            </w:r>
-          </w:p>
-        </w:tc>
-      </w:tr>
-      <w:tr>
-        <w:tc>
-          <w:tcPr>
-            <w:tcW w:type="dxa" w:w="1814"/>
-            <w:tcMar>
-              <w:top w:type="dxa" w:w="60"/>
-              <w:left w:type="dxa" w:w="90"/>
-              <w:bottom w:type="dxa" w:w="60"/>
-              <w:right w:type="dxa" w:w="90"/>
-            </w:tcMar>
-          </w:tcPr>
-          <w:p>
-            <w:pPr>
-              <w:spacing w:after="0" w:line="260"/>
-            </w:pPr>
-            <w:r>
-              <w:rPr>
-                <w:b w:val="false"/>
-                <w:bCs w:val="false"/>
-                <w:sz w:val="17"/>
-                <w:szCs w:val="17"/>
-              </w:rPr>
-              <w:t xml:space="preserve">Discussion</w:t>
-            </w:r>
-          </w:p>
-        </w:tc>
-        <w:tc>
-          <w:tcPr>
-            <w:tcW w:type="dxa" w:w="1814"/>
-            <w:tcMar>
-              <w:top w:type="dxa" w:w="60"/>
-              <w:left w:type="dxa" w:w="90"/>
-              <w:bottom w:type="dxa" w:w="60"/>
-              <w:right w:type="dxa" w:w="90"/>
-            </w:tcMar>
-          </w:tcPr>
-          <w:p>
-            <w:pPr>
-              <w:spacing w:after="0" w:line="260"/>
-            </w:pPr>
-            <w:r>
-              <w:rPr>
-                <w:b w:val="false"/>
-                <w:bCs w:val="false"/>
-                <w:sz w:val="17"/>
-                <w:szCs w:val="17"/>
-              </w:rPr>
-              <w:t xml:space="preserve">17</w:t>
-            </w:r>
-          </w:p>
-        </w:tc>
-        <w:tc>
-          <w:tcPr>
-            <w:tcW w:type="dxa" w:w="1814"/>
-            <w:tcMar>
-              <w:top w:type="dxa" w:w="60"/>
-              <w:left w:type="dxa" w:w="90"/>
-              <w:bottom w:type="dxa" w:w="60"/>
-              <w:right w:type="dxa" w:w="90"/>
-            </w:tcMar>
-          </w:tcPr>
-          <w:p>
-            <w:pPr>
-              <w:spacing w:after="0" w:line="260"/>
-            </w:pPr>
-            <w:r>
-              <w:rPr>
-                <w:b w:val="false"/>
-                <w:bCs w:val="false"/>
-                <w:sz w:val="17"/>
-                <w:szCs w:val="17"/>
-              </w:rPr>
-              <w:t xml:space="preserve">Summarise main findings in general, accessible terms</w:t>
-            </w:r>
-          </w:p>
-        </w:tc>
-        <w:tc>
-          <w:tcPr>
-            <w:tcW w:type="dxa" w:w="1814"/>
-            <w:tcMar>
-              <w:top w:type="dxa" w:w="60"/>
-              <w:left w:type="dxa" w:w="90"/>
-              <w:bottom w:type="dxa" w:w="60"/>
-              <w:right w:type="dxa" w:w="90"/>
-            </w:tcMar>
-          </w:tcPr>
-          <w:p>
-            <w:pPr>
-              <w:spacing w:after="0" w:line="260"/>
-            </w:pPr>
-            <w:r>
-              <w:rPr>
-                <w:b w:val="false"/>
-                <w:bCs w:val="false"/>
-                <w:sz w:val="17"/>
-                <w:szCs w:val="17"/>
-              </w:rPr>
-              <w:t xml:space="preserve">§4, opening paragraph</w:t>
-            </w:r>
-          </w:p>
-        </w:tc>
-        <w:tc>
-          <w:tcPr>
-            <w:tcW w:type="dxa" w:w="1814"/>
-            <w:tcMar>
-              <w:top w:type="dxa" w:w="60"/>
-              <w:left w:type="dxa" w:w="90"/>
-              <w:bottom w:type="dxa" w:w="60"/>
-              <w:right w:type="dxa" w:w="90"/>
-            </w:tcMar>
-          </w:tcPr>
-          <w:p>
-            <w:pPr>
-              <w:spacing w:after="0" w:line="260"/>
-            </w:pPr>
-            <w:r>
-              <w:rPr>
-                <w:b w:val="false"/>
-                <w:bCs w:val="false"/>
-                <w:sz w:val="17"/>
-                <w:szCs w:val="17"/>
-              </w:rPr>
-              <w:t xml:space="preserve">Met</w:t>
-            </w:r>
-          </w:p>
-        </w:tc>
-      </w:tr>
-      <w:tr>
-        <w:tc>
-          <w:tcPr>
-            <w:tcW w:type="dxa" w:w="1814"/>
-            <w:tcMar>
-              <w:top w:type="dxa" w:w="60"/>
-              <w:left w:type="dxa" w:w="90"/>
-              <w:bottom w:type="dxa" w:w="60"/>
-              <w:right w:type="dxa" w:w="90"/>
-            </w:tcMar>
-          </w:tcPr>
-          <w:p>
-            <w:pPr>
-              <w:spacing w:after="0" w:line="260"/>
-            </w:pPr>
-            <w:r>
-              <w:rPr>
-                <w:b w:val="false"/>
-                <w:bCs w:val="false"/>
-                <w:sz w:val="17"/>
-                <w:szCs w:val="17"/>
-              </w:rPr>
-              <w:t xml:space="preserve">Discussion</w:t>
-            </w:r>
-          </w:p>
-        </w:tc>
-        <w:tc>
-          <w:tcPr>
-            <w:tcW w:type="dxa" w:w="1814"/>
-            <w:tcMar>
-              <w:top w:type="dxa" w:w="60"/>
-              <w:left w:type="dxa" w:w="90"/>
-              <w:bottom w:type="dxa" w:w="60"/>
-              <w:right w:type="dxa" w:w="90"/>
-            </w:tcMar>
-          </w:tcPr>
-          <w:p>
-            <w:pPr>
-              <w:spacing w:after="0" w:line="260"/>
-            </w:pPr>
-            <w:r>
-              <w:rPr>
-                <w:b w:val="false"/>
-                <w:bCs w:val="false"/>
-                <w:sz w:val="17"/>
-                <w:szCs w:val="17"/>
-              </w:rPr>
-              <w:t xml:space="preserve">18</w:t>
-            </w:r>
-          </w:p>
-        </w:tc>
-        <w:tc>
-          <w:tcPr>
-            <w:tcW w:type="dxa" w:w="1814"/>
-            <w:tcMar>
-              <w:top w:type="dxa" w:w="60"/>
-              <w:left w:type="dxa" w:w="90"/>
-              <w:bottom w:type="dxa" w:w="60"/>
-              <w:right w:type="dxa" w:w="90"/>
-            </w:tcMar>
-          </w:tcPr>
-          <w:p>
-            <w:pPr>
-              <w:spacing w:after="0" w:line="260"/>
-            </w:pPr>
-            <w:r>
-              <w:rPr>
-                <w:b w:val="false"/>
-                <w:bCs w:val="false"/>
-                <w:sz w:val="17"/>
-                <w:szCs w:val="17"/>
-              </w:rPr>
-              <w:t xml:space="preserve">Interpretation consistent with results; explanation of observed patterns</w:t>
-            </w:r>
-          </w:p>
-        </w:tc>
-        <w:tc>
-          <w:tcPr>
-            <w:tcW w:type="dxa" w:w="1814"/>
-            <w:tcMar>
-              <w:top w:type="dxa" w:w="60"/>
-              <w:left w:type="dxa" w:w="90"/>
-              <w:bottom w:type="dxa" w:w="60"/>
-              <w:right w:type="dxa" w:w="90"/>
-            </w:tcMar>
-          </w:tcPr>
-          <w:p>
-            <w:pPr>
-              <w:spacing w:after="0" w:line="260"/>
-            </w:pPr>
-            <w:r>
-              <w:rPr>
-                <w:b w:val="false"/>
-                <w:bCs w:val="false"/>
-                <w:sz w:val="17"/>
-                <w:szCs w:val="17"/>
-              </w:rPr>
-              <w:t xml:space="preserve">§4</w:t>
-            </w:r>
-          </w:p>
-        </w:tc>
-        <w:tc>
-          <w:tcPr>
-            <w:tcW w:type="dxa" w:w="1814"/>
-            <w:tcMar>
-              <w:top w:type="dxa" w:w="60"/>
-              <w:left w:type="dxa" w:w="90"/>
-              <w:bottom w:type="dxa" w:w="60"/>
-              <w:right w:type="dxa" w:w="90"/>
-            </w:tcMar>
-          </w:tcPr>
-          <w:p>
-            <w:pPr>
-              <w:spacing w:after="0" w:line="260"/>
-            </w:pPr>
-            <w:r>
-              <w:rPr>
-                <w:b w:val="false"/>
-                <w:bCs w:val="false"/>
-                <w:sz w:val="17"/>
-                <w:szCs w:val="17"/>
-              </w:rPr>
-              <w:t xml:space="preserve">Met</w:t>
-            </w:r>
-          </w:p>
-        </w:tc>
-      </w:tr>
-      <w:tr>
-        <w:tc>
-          <w:tcPr>
-            <w:tcW w:type="dxa" w:w="1814"/>
-            <w:tcMar>
-              <w:top w:type="dxa" w:w="60"/>
-              <w:left w:type="dxa" w:w="90"/>
-              <w:bottom w:type="dxa" w:w="60"/>
-              <w:right w:type="dxa" w:w="90"/>
-            </w:tcMar>
-          </w:tcPr>
-          <w:p>
-            <w:pPr>
-              <w:spacing w:after="0" w:line="260"/>
-            </w:pPr>
-            <w:r>
-              <w:rPr>
-                <w:b w:val="false"/>
-                <w:bCs w:val="false"/>
-                <w:sz w:val="17"/>
-                <w:szCs w:val="17"/>
-              </w:rPr>
-              <w:t xml:space="preserve">Discussion</w:t>
-            </w:r>
-          </w:p>
-        </w:tc>
-        <w:tc>
-          <w:tcPr>
-            <w:tcW w:type="dxa" w:w="1814"/>
-            <w:tcMar>
-              <w:top w:type="dxa" w:w="60"/>
-              <w:left w:type="dxa" w:w="90"/>
-              <w:bottom w:type="dxa" w:w="60"/>
-              <w:right w:type="dxa" w:w="90"/>
-            </w:tcMar>
-          </w:tcPr>
-          <w:p>
-            <w:pPr>
-              <w:spacing w:after="0" w:line="260"/>
-            </w:pPr>
-            <w:r>
-              <w:rPr>
-                <w:b w:val="false"/>
-                <w:bCs w:val="false"/>
-                <w:sz w:val="17"/>
-                <w:szCs w:val="17"/>
-              </w:rPr>
-              <w:t xml:space="preserve">19</w:t>
-            </w:r>
-          </w:p>
-        </w:tc>
-        <w:tc>
-          <w:tcPr>
-            <w:tcW w:type="dxa" w:w="1814"/>
-            <w:tcMar>
-              <w:top w:type="dxa" w:w="60"/>
-              <w:left w:type="dxa" w:w="90"/>
-              <w:bottom w:type="dxa" w:w="60"/>
-              <w:right w:type="dxa" w:w="90"/>
-            </w:tcMar>
-          </w:tcPr>
-          <w:p>
-            <w:pPr>
-              <w:spacing w:after="0" w:line="260"/>
-            </w:pPr>
-            <w:r>
-              <w:rPr>
-                <w:b w:val="false"/>
-                <w:bCs w:val="false"/>
-                <w:sz w:val="17"/>
-                <w:szCs w:val="17"/>
-              </w:rPr>
-              <w:t xml:space="preserve">Discuss strengths and limitations</w:t>
-            </w:r>
-          </w:p>
-        </w:tc>
-        <w:tc>
-          <w:tcPr>
-            <w:tcW w:type="dxa" w:w="1814"/>
-            <w:tcMar>
-              <w:top w:type="dxa" w:w="60"/>
-              <w:left w:type="dxa" w:w="90"/>
-              <w:bottom w:type="dxa" w:w="60"/>
-              <w:right w:type="dxa" w:w="90"/>
-            </w:tcMar>
-          </w:tcPr>
-          <w:p>
-            <w:pPr>
-              <w:spacing w:after="0" w:line="260"/>
-            </w:pPr>
-            <w:r>
-              <w:rPr>
-                <w:b w:val="false"/>
-                <w:bCs w:val="false"/>
-                <w:sz w:val="17"/>
-                <w:szCs w:val="17"/>
-              </w:rPr>
-              <w:t xml:space="preserve">§5</w:t>
-            </w:r>
-          </w:p>
-        </w:tc>
-        <w:tc>
-          <w:tcPr>
-            <w:tcW w:type="dxa" w:w="1814"/>
-            <w:tcMar>
-              <w:top w:type="dxa" w:w="60"/>
-              <w:left w:type="dxa" w:w="90"/>
-              <w:bottom w:type="dxa" w:w="60"/>
-              <w:right w:type="dxa" w:w="90"/>
-            </w:tcMar>
-          </w:tcPr>
-          <w:p>
-            <w:pPr>
-              <w:spacing w:after="0" w:line="260"/>
-            </w:pPr>
-            <w:r>
-              <w:rPr>
-                <w:b w:val="false"/>
-                <w:bCs w:val="false"/>
-                <w:sz w:val="17"/>
-                <w:szCs w:val="17"/>
-              </w:rPr>
-              <w:t xml:space="preserve">Met</w:t>
-            </w:r>
-          </w:p>
-        </w:tc>
-      </w:tr>
-      <w:tr>
-        <w:tc>
-          <w:tcPr>
-            <w:tcW w:type="dxa" w:w="1814"/>
-            <w:tcMar>
-              <w:top w:type="dxa" w:w="60"/>
-              <w:left w:type="dxa" w:w="90"/>
-              <w:bottom w:type="dxa" w:w="60"/>
-              <w:right w:type="dxa" w:w="90"/>
-            </w:tcMar>
-          </w:tcPr>
-          <w:p>
-            <w:pPr>
-              <w:spacing w:after="0" w:line="260"/>
-            </w:pPr>
-            <w:r>
-              <w:rPr>
-                <w:b w:val="false"/>
-                <w:bCs w:val="false"/>
-                <w:sz w:val="17"/>
-                <w:szCs w:val="17"/>
-              </w:rPr>
-              <w:t xml:space="preserve">Discussion</w:t>
-            </w:r>
-          </w:p>
-        </w:tc>
-        <w:tc>
-          <w:tcPr>
-            <w:tcW w:type="dxa" w:w="1814"/>
-            <w:tcMar>
-              <w:top w:type="dxa" w:w="60"/>
-              <w:left w:type="dxa" w:w="90"/>
-              <w:bottom w:type="dxa" w:w="60"/>
-              <w:right w:type="dxa" w:w="90"/>
-            </w:tcMar>
-          </w:tcPr>
-          <w:p>
-            <w:pPr>
-              <w:spacing w:after="0" w:line="260"/>
-            </w:pPr>
-            <w:r>
-              <w:rPr>
-                <w:b w:val="false"/>
-                <w:bCs w:val="false"/>
-                <w:sz w:val="17"/>
-                <w:szCs w:val="17"/>
-              </w:rPr>
-              <w:t xml:space="preserve">20</w:t>
-            </w:r>
-          </w:p>
-        </w:tc>
-        <w:tc>
-          <w:tcPr>
-            <w:tcW w:type="dxa" w:w="1814"/>
-            <w:tcMar>
-              <w:top w:type="dxa" w:w="60"/>
-              <w:left w:type="dxa" w:w="90"/>
-              <w:bottom w:type="dxa" w:w="60"/>
-              <w:right w:type="dxa" w:w="90"/>
-            </w:tcMar>
-          </w:tcPr>
-          <w:p>
-            <w:pPr>
-              <w:spacing w:after="0" w:line="260"/>
-            </w:pPr>
-            <w:r>
-              <w:rPr>
-                <w:b w:val="false"/>
-                <w:bCs w:val="false"/>
-                <w:sz w:val="17"/>
-                <w:szCs w:val="17"/>
-              </w:rPr>
-              <w:t xml:space="preserve">General interpretation with respect to review questions and implications</w:t>
-            </w:r>
-          </w:p>
-        </w:tc>
-        <w:tc>
-          <w:tcPr>
-            <w:tcW w:type="dxa" w:w="1814"/>
-            <w:tcMar>
-              <w:top w:type="dxa" w:w="60"/>
-              <w:left w:type="dxa" w:w="90"/>
-              <w:bottom w:type="dxa" w:w="60"/>
-              <w:right w:type="dxa" w:w="90"/>
-            </w:tcMar>
-          </w:tcPr>
-          <w:p>
-            <w:pPr>
-              <w:spacing w:after="0" w:line="260"/>
-            </w:pPr>
-            <w:r>
-              <w:rPr>
-                <w:b w:val="false"/>
-                <w:bCs w:val="false"/>
-                <w:sz w:val="17"/>
-                <w:szCs w:val="17"/>
-              </w:rPr>
-              <w:t xml:space="preserve">§6</w:t>
-            </w:r>
-          </w:p>
-        </w:tc>
-        <w:tc>
-          <w:tcPr>
-            <w:tcW w:type="dxa" w:w="1814"/>
-            <w:tcMar>
-              <w:top w:type="dxa" w:w="60"/>
-              <w:left w:type="dxa" w:w="90"/>
-              <w:bottom w:type="dxa" w:w="60"/>
-              <w:right w:type="dxa" w:w="90"/>
-            </w:tcMar>
-          </w:tcPr>
-          <w:p>
-            <w:pPr>
-              <w:spacing w:after="0" w:line="260"/>
-            </w:pPr>
-            <w:r>
-              <w:rPr>
-                <w:b w:val="false"/>
-                <w:bCs w:val="false"/>
-                <w:sz w:val="17"/>
-                <w:szCs w:val="17"/>
-              </w:rPr>
-              <w:t xml:space="preserve">Met</w:t>
+              <w:t xml:space="preserve">Query 3 (disease block)</w:t>
+            </w:r>
+          </w:p>
+        </w:tc>
+        <w:tc>
+          <w:tcPr>
+            <w:tcW w:type="dxa" w:w="1814"/>
+            <w:tcMar>
+              <w:top w:type="dxa" w:w="60"/>
+              <w:left w:type="dxa" w:w="90"/>
+              <w:bottom w:type="dxa" w:w="60"/>
+              <w:right w:type="dxa" w:w="90"/>
+            </w:tcMar>
+          </w:tcPr>
+          <w:p>
+            <w:pPr>
+              <w:spacing w:after="0" w:line="260"/>
+            </w:pPr>
+            <w:r>
+              <w:rPr>
+                <w:b w:val="false"/>
+                <w:bCs w:val="false"/>
+                <w:sz w:val="17"/>
+                <w:szCs w:val="17"/>
+              </w:rPr>
+              <w:t xml:space="preserve">119</w:t>
+            </w:r>
+          </w:p>
+        </w:tc>
+        <w:tc>
+          <w:tcPr>
+            <w:tcW w:type="dxa" w:w="1814"/>
+            <w:tcMar>
+              <w:top w:type="dxa" w:w="60"/>
+              <w:left w:type="dxa" w:w="90"/>
+              <w:bottom w:type="dxa" w:w="60"/>
+              <w:right w:type="dxa" w:w="90"/>
+            </w:tcMar>
+          </w:tcPr>
+          <w:p>
+            <w:pPr>
+              <w:spacing w:after="0" w:line="260"/>
+            </w:pPr>
+            <w:r>
+              <w:rPr>
+                <w:b w:val="false"/>
+                <w:bCs w:val="false"/>
+                <w:sz w:val="17"/>
+                <w:szCs w:val="17"/>
+              </w:rPr>
+              <w:t xml:space="preserve">80.4%</w:t>
+            </w:r>
+          </w:p>
+        </w:tc>
+        <w:tc>
+          <w:tcPr>
+            <w:tcW w:type="dxa" w:w="1814"/>
+            <w:tcMar>
+              <w:top w:type="dxa" w:w="60"/>
+              <w:left w:type="dxa" w:w="90"/>
+              <w:bottom w:type="dxa" w:w="60"/>
+              <w:right w:type="dxa" w:w="90"/>
+            </w:tcMar>
+          </w:tcPr>
+          <w:p>
+            <w:pPr>
+              <w:spacing w:after="0" w:line="260"/>
+            </w:pPr>
+            <w:r>
+              <w:rPr>
+                <w:b w:val="false"/>
+                <w:bCs w:val="false"/>
+                <w:sz w:val="17"/>
+                <w:szCs w:val="17"/>
+              </w:rPr>
+              <w:t xml:space="preserve">84.4%</w:t>
+            </w:r>
+          </w:p>
+        </w:tc>
+        <w:tc>
+          <w:tcPr>
+            <w:tcW w:type="dxa" w:w="1814"/>
+            <w:tcMar>
+              <w:top w:type="dxa" w:w="60"/>
+              <w:left w:type="dxa" w:w="90"/>
+              <w:bottom w:type="dxa" w:w="60"/>
+              <w:right w:type="dxa" w:w="90"/>
+            </w:tcMar>
+          </w:tcPr>
+          <w:p>
+            <w:pPr>
+              <w:spacing w:after="0" w:line="260"/>
+            </w:pPr>
+            <w:r>
+              <w:rPr>
+                <w:b w:val="false"/>
+                <w:bCs w:val="false"/>
+                <w:sz w:val="17"/>
+                <w:szCs w:val="17"/>
+              </w:rPr>
+              <w:t xml:space="preserve">87.5%</w:t>
             </w:r>
           </w:p>
         </w:tc>
@@ -2952,7 +2676,17 @@
         <w:jc w:val="both"/>
       </w:pPr>
       <w:r>
-        <w:t xml:space="preserve">Nineteen of the 20 items are fully met and one is partially met. Item 11, which is marked as optional in the assessment by three authors; in this study the records were assessed independently by two.</w:t>
+        <w:t xml:space="preserve">Raw sensitivity differences are misleading on their own, because a large part of the denominator consists of guideline, epidemiology and treatment references whose non-retrieval is correct. Of the 52 records missed by Query 1, 43 are out of scope and 3 are on topic but do not meet the document-type criterion. The remaining </w:t>
+      </w:r>
+      <w:r>
+        <w:rPr>
+          <w:b/>
+          <w:bCs/>
+        </w:rPr>
+        <w:t xml:space="preserve">five records were on topic and retrievable yet were missed</w:t>
+      </w:r>
+      <w:r>
+        <w:t xml:space="preserve">, and in all five cases the cause was a gap in the term list: targeted deep sequencing, the term "epigenetic", cell-free RNA ("cell-free DNA" is in the list, "cell-free RNA" is not), hyaluronic-acid-based markers, and the expression "urine-based".</w:t>
       </w:r>
     </w:p>
     <w:p>
@@ -2961,11 +2695,39 @@
         <w:jc w:val="both"/>
       </w:pPr>
       <w:r>
-        <w:rPr>
-          <w:i/>
-          <w:iCs/>
-        </w:rPr>
-        <w:t xml:space="preserve">Source: Montazeri A et al. Syst Rev. 2023;12:239 (CC BY 4.0).</w:t>
+        <w:t xml:space="preserve">This demonstrates a structural limit of the term-based search approach: no reasonable term list can anticipate the diversity with which a field names itself. This is the rationale for selecting Query 3, which contains no technology terms, as the primary data source.</w:t>
+      </w:r>
+    </w:p>
+    <w:p>
+      <w:pPr>
+        <w:spacing w:after="140" w:line="300"/>
+        <w:jc w:val="both"/>
+      </w:pPr>
+      <w:r>
+        <w:rPr>
+          <w:b/>
+          <w:bCs/>
+        </w:rPr>
+        <w:t xml:space="preserve">Overlap analysis.</w:t>
+      </w:r>
+      <w:r>
+        <w:t xml:space="preserve"> To test the effect of the term list directly, an independent top-100 sample was constructed with the same criteria from a parallel search using only disease terms, and the two samples were compared. The overlap is 98%. Two of the four divergent records were retrieved only by the term-free search, owing to vocabulary absent from the technology term list ("microbiota", "PET"). The overlap analysis and the sensitivity test arrive at the same conclusion by independent routes.</w:t>
+      </w:r>
+    </w:p>
+    <w:p>
+      <w:pPr>
+        <w:spacing w:after="140" w:line="300"/>
+        <w:jc w:val="both"/>
+      </w:pPr>
+      <w:r>
+        <w:rPr>
+          <w:b/>
+          <w:bCs/>
+        </w:rPr>
+        <w:t xml:space="preserve">Residual error.</w:t>
+      </w:r>
+      <w:r>
+        <w:t xml:space="preserve"> Cross-checking also revealed false negatives in the study's own screening engine. One false negative above the citation threshold (a study on urinary microbiota, 84 citations) was added to the sample, and one record left the sample under the tie-breaking rule. Two further false negatives below the threshold do not affect the sample.</w:t>
       </w:r>
     </w:p>
     <w:p>
@@ -2986,7 +2748,3962 @@
           <w:sz w:val="26"/>
           <w:szCs w:val="26"/>
         </w:rPr>
-        <w:t xml:space="preserve">APPENDIX 3 — RAMIBS COMPLIANCE TABLE (12 items)</w:t>
+        <w:t xml:space="preserve">APPENDIX F — ADDITIONAL DESCRIPTIVE RESULTS</w:t>
+      </w:r>
+    </w:p>
+    <w:p>
+      <w:pPr>
+        <w:spacing w:after="140" w:line="300"/>
+        <w:jc w:val="both"/>
+      </w:pPr>
+      <w:r>
+        <w:rPr>
+          <w:b/>
+          <w:bCs/>
+        </w:rPr>
+        <w:t xml:space="preserve">Publication years.</w:t>
+      </w:r>
+      <w:r>
+        <w:t xml:space="preserve"> The distribution from 2016 to 2025 is 13, 17, 21, 22, 13, 8, 2, 2, 1 and 1 respectively (Figure S1). The concentration in earlier years is a consequence of the citation-accumulation window.</w:t>
+      </w:r>
+    </w:p>
+    <w:p>
+      <w:pPr>
+        <w:spacing w:after="90" w:before="220"/>
+        <w:jc w:val="center"/>
+      </w:pPr>
+      <w:r>
+        <w:drawing>
+          <wp:inline distT="0" distB="0" distL="0" distR="0">
+            <wp:extent cx="5394960" cy="2809875"/>
+            <wp:effectExtent t="0" r="0" b="0" l="0"/>
+            <wp:docPr id="1" name="" descr="" title=""/>
+            <wp:cNvGraphicFramePr>
+              <a:graphicFrameLocks xmlns:a="http://schemas.openxmlformats.org/drawingml/2006/main" noChangeAspect="1"/>
+            </wp:cNvGraphicFramePr>
+            <a:graphic xmlns:a="http://schemas.openxmlformats.org/drawingml/2006/main">
+              <a:graphicData uri="http://schemas.openxmlformats.org/drawingml/2006/picture">
+                <pic:pic xmlns:pic="http://schemas.openxmlformats.org/drawingml/2006/picture">
+                  <pic:nvPicPr>
+                    <pic:cNvPr id="0" name="" descr=""/>
+                    <pic:cNvPicPr>
+                      <a:picLocks noChangeAspect="1" noChangeArrowheads="1"/>
+                    </pic:cNvPicPr>
+                  </pic:nvPicPr>
+                  <pic:blipFill>
+                    <a:blip r:embed="rId9" cstate="none"/>
+                    <a:srcRect/>
+                    <a:stretch>
+                      <a:fillRect/>
+                    </a:stretch>
+                  </pic:blipFill>
+                  <pic:spPr bwMode="auto">
+                    <a:xfrm>
+                      <a:off x="0" y="0"/>
+                      <a:ext cx="5394960" cy="2809875"/>
+                    </a:xfrm>
+                    <a:prstGeom prst="rect">
+                      <a:avLst/>
+                    </a:prstGeom>
+                  </pic:spPr>
+                </pic:pic>
+              </a:graphicData>
+            </a:graphic>
+          </wp:inline>
+        </w:drawing>
+      </w:r>
+    </w:p>
+    <w:p>
+      <w:pPr>
+        <w:spacing w:after="220"/>
+        <w:jc w:val="both"/>
+      </w:pPr>
+      <w:r>
+        <w:rPr>
+          <w:b/>
+          <w:bCs/>
+          <w:sz w:val="18"/>
+          <w:szCs w:val="18"/>
+        </w:rPr>
+        <w:t xml:space="preserve">Figure S1. </w:t>
+      </w:r>
+      <w:r>
+        <w:rPr>
+          <w:i/>
+          <w:iCs/>
+          <w:sz w:val="18"/>
+          <w:szCs w:val="18"/>
+        </w:rPr>
+        <w:t xml:space="preserve">Distribution of the sample by publication year. The concentration in earlier years results from the citation-accumulation window and does not reflect the output volume of the field.</w:t>
+      </w:r>
+    </w:p>
+    <w:p>
+      <w:pPr>
+        <w:spacing w:after="140" w:line="300"/>
+        <w:jc w:val="both"/>
+      </w:pPr>
+      <w:r>
+        <w:rPr>
+          <w:b/>
+          <w:bCs/>
+        </w:rPr>
+        <w:t xml:space="preserve">Citation distribution.</w:t>
+      </w:r>
+      <w:r>
+        <w:t xml:space="preserve"> Mean 114.5, median 85, standard deviation 85.9; first and third quartiles 69.0 and 119.8, interquartile range 50.8; Fisher–Pearson adjusted skewness 3.42 (Figure S2).</w:t>
+      </w:r>
+    </w:p>
+    <w:p>
+      <w:pPr>
+        <w:spacing w:after="90" w:before="220"/>
+        <w:jc w:val="center"/>
+      </w:pPr>
+      <w:r>
+        <w:drawing>
+          <wp:inline distT="0" distB="0" distL="0" distR="0">
+            <wp:extent cx="5394960" cy="2809875"/>
+            <wp:effectExtent t="0" r="0" b="0" l="0"/>
+            <wp:docPr id="1" name="" descr="" title=""/>
+            <wp:cNvGraphicFramePr>
+              <a:graphicFrameLocks xmlns:a="http://schemas.openxmlformats.org/drawingml/2006/main" noChangeAspect="1"/>
+            </wp:cNvGraphicFramePr>
+            <a:graphic xmlns:a="http://schemas.openxmlformats.org/drawingml/2006/main">
+              <a:graphicData uri="http://schemas.openxmlformats.org/drawingml/2006/picture">
+                <pic:pic xmlns:pic="http://schemas.openxmlformats.org/drawingml/2006/picture">
+                  <pic:nvPicPr>
+                    <pic:cNvPr id="0" name="" descr=""/>
+                    <pic:cNvPicPr>
+                      <a:picLocks noChangeAspect="1" noChangeArrowheads="1"/>
+                    </pic:cNvPicPr>
+                  </pic:nvPicPr>
+                  <pic:blipFill>
+                    <a:blip r:embed="rId10" cstate="none"/>
+                    <a:srcRect/>
+                    <a:stretch>
+                      <a:fillRect/>
+                    </a:stretch>
+                  </pic:blipFill>
+                  <pic:spPr bwMode="auto">
+                    <a:xfrm>
+                      <a:off x="0" y="0"/>
+                      <a:ext cx="5394960" cy="2809875"/>
+                    </a:xfrm>
+                    <a:prstGeom prst="rect">
+                      <a:avLst/>
+                    </a:prstGeom>
+                  </pic:spPr>
+                </pic:pic>
+              </a:graphicData>
+            </a:graphic>
+          </wp:inline>
+        </w:drawing>
+      </w:r>
+    </w:p>
+    <w:p>
+      <w:pPr>
+        <w:spacing w:after="220"/>
+        <w:jc w:val="both"/>
+      </w:pPr>
+      <w:r>
+        <w:rPr>
+          <w:b/>
+          <w:bCs/>
+          <w:sz w:val="18"/>
+          <w:szCs w:val="18"/>
+        </w:rPr>
+        <w:t xml:space="preserve">Figure S2. </w:t>
+      </w:r>
+      <w:r>
+        <w:rPr>
+          <w:i/>
+          <w:iCs/>
+          <w:sz w:val="18"/>
+          <w:szCs w:val="18"/>
+        </w:rPr>
+        <w:t xml:space="preserve">Citation distribution of the sample. The dashed line indicates the mean (114.5) and the dotted line the median (85); the distribution is right-skewed (skewness 3.42).</w:t>
+      </w:r>
+    </w:p>
+    <w:p>
+      <w:pPr>
+        <w:spacing w:after="140" w:line="300"/>
+        <w:jc w:val="both"/>
+      </w:pPr>
+      <w:r>
+        <w:rPr>
+          <w:b/>
+          <w:bCs/>
+        </w:rPr>
+        <w:t xml:space="preserve">Countries.</w:t>
+      </w:r>
+      <w:r>
+        <w:t xml:space="preserve"> Under full counting: United States 41, China 25, Italy 19, United Kingdom 17, Netherlands 15, Japan 14, Spain 12, Germany 11, France 9, Canada 8 (Figure S3). The country network comprises 19 nodes and 147 edges, with density 0.860 and modularity 0.041; at these values there is no meaningful community structure and no cluster interpretation was made.</w:t>
+      </w:r>
+    </w:p>
+    <w:p>
+      <w:pPr>
+        <w:spacing w:after="90" w:before="220"/>
+        <w:jc w:val="center"/>
+      </w:pPr>
+      <w:r>
+        <w:drawing>
+          <wp:inline distT="0" distB="0" distL="0" distR="0">
+            <wp:extent cx="5394960" cy="2809875"/>
+            <wp:effectExtent t="0" r="0" b="0" l="0"/>
+            <wp:docPr id="1" name="" descr="" title=""/>
+            <wp:cNvGraphicFramePr>
+              <a:graphicFrameLocks xmlns:a="http://schemas.openxmlformats.org/drawingml/2006/main" noChangeAspect="1"/>
+            </wp:cNvGraphicFramePr>
+            <a:graphic xmlns:a="http://schemas.openxmlformats.org/drawingml/2006/main">
+              <a:graphicData uri="http://schemas.openxmlformats.org/drawingml/2006/picture">
+                <pic:pic xmlns:pic="http://schemas.openxmlformats.org/drawingml/2006/picture">
+                  <pic:nvPicPr>
+                    <pic:cNvPr id="0" name="" descr=""/>
+                    <pic:cNvPicPr>
+                      <a:picLocks noChangeAspect="1" noChangeArrowheads="1"/>
+                    </pic:cNvPicPr>
+                  </pic:nvPicPr>
+                  <pic:blipFill>
+                    <a:blip r:embed="rId11" cstate="none"/>
+                    <a:srcRect/>
+                    <a:stretch>
+                      <a:fillRect/>
+                    </a:stretch>
+                  </pic:blipFill>
+                  <pic:spPr bwMode="auto">
+                    <a:xfrm>
+                      <a:off x="0" y="0"/>
+                      <a:ext cx="5394960" cy="2809875"/>
+                    </a:xfrm>
+                    <a:prstGeom prst="rect">
+                      <a:avLst/>
+                    </a:prstGeom>
+                  </pic:spPr>
+                </pic:pic>
+              </a:graphicData>
+            </a:graphic>
+          </wp:inline>
+        </w:drawing>
+      </w:r>
+    </w:p>
+    <w:p>
+      <w:pPr>
+        <w:spacing w:after="220"/>
+        <w:jc w:val="both"/>
+      </w:pPr>
+      <w:r>
+        <w:rPr>
+          <w:b/>
+          <w:bCs/>
+          <w:sz w:val="18"/>
+          <w:szCs w:val="18"/>
+        </w:rPr>
+        <w:t xml:space="preserve">Figure S3. </w:t>
+      </w:r>
+      <w:r>
+        <w:rPr>
+          <w:i/>
+          <w:iCs/>
+          <w:sz w:val="18"/>
+          <w:szCs w:val="18"/>
+        </w:rPr>
+        <w:t xml:space="preserve">Number of articles by country (full counting; one credit per country in multi-address articles, so the total exceeds 100). Country information was derived from author addresses.</w:t>
+      </w:r>
+    </w:p>
+    <w:p>
+      <w:pPr>
+        <w:spacing w:after="140" w:line="300"/>
+        <w:jc w:val="both"/>
+      </w:pPr>
+      <w:r>
+        <w:rPr>
+          <w:b/>
+          <w:bCs/>
+        </w:rPr>
+        <w:t xml:space="preserve">Institutions.</w:t>
+      </w:r>
+      <w:r>
+        <w:t xml:space="preserve"> Sapienza University of Rome 11, Sun Yat-sen University 11, Harvard University 7, University of London 7, Radboud University Nijmegen 7, University of Texas System 7.</w:t>
+      </w:r>
+    </w:p>
+    <w:p>
+      <w:pPr>
+        <w:spacing w:after="140" w:line="300"/>
+        <w:jc w:val="both"/>
+      </w:pPr>
+      <w:r>
+        <w:rPr>
+          <w:b/>
+          <w:bCs/>
+        </w:rPr>
+        <w:t xml:space="preserve">Collaboration.</w:t>
+      </w:r>
+      <w:r>
+        <w:t xml:space="preserve"> 49 international, 36 national, 15 local; no single-authored studies (Figure S4).</w:t>
+      </w:r>
+    </w:p>
+    <w:p>
+      <w:pPr>
+        <w:spacing w:after="90" w:before="220"/>
+        <w:jc w:val="center"/>
+      </w:pPr>
+      <w:r>
+        <w:drawing>
+          <wp:inline distT="0" distB="0" distL="0" distR="0">
+            <wp:extent cx="5394960" cy="2809875"/>
+            <wp:effectExtent t="0" r="0" b="0" l="0"/>
+            <wp:docPr id="1" name="" descr="" title=""/>
+            <wp:cNvGraphicFramePr>
+              <a:graphicFrameLocks xmlns:a="http://schemas.openxmlformats.org/drawingml/2006/main" noChangeAspect="1"/>
+            </wp:cNvGraphicFramePr>
+            <a:graphic xmlns:a="http://schemas.openxmlformats.org/drawingml/2006/main">
+              <a:graphicData uri="http://schemas.openxmlformats.org/drawingml/2006/picture">
+                <pic:pic xmlns:pic="http://schemas.openxmlformats.org/drawingml/2006/picture">
+                  <pic:nvPicPr>
+                    <pic:cNvPr id="0" name="" descr=""/>
+                    <pic:cNvPicPr>
+                      <a:picLocks noChangeAspect="1" noChangeArrowheads="1"/>
+                    </pic:cNvPicPr>
+                  </pic:nvPicPr>
+                  <pic:blipFill>
+                    <a:blip r:embed="rId12" cstate="none"/>
+                    <a:srcRect/>
+                    <a:stretch>
+                      <a:fillRect/>
+                    </a:stretch>
+                  </pic:blipFill>
+                  <pic:spPr bwMode="auto">
+                    <a:xfrm>
+                      <a:off x="0" y="0"/>
+                      <a:ext cx="5394960" cy="2809875"/>
+                    </a:xfrm>
+                    <a:prstGeom prst="rect">
+                      <a:avLst/>
+                    </a:prstGeom>
+                  </pic:spPr>
+                </pic:pic>
+              </a:graphicData>
+            </a:graphic>
+          </wp:inline>
+        </w:drawing>
+      </w:r>
+    </w:p>
+    <w:p>
+      <w:pPr>
+        <w:spacing w:after="220"/>
+        <w:jc w:val="both"/>
+      </w:pPr>
+      <w:r>
+        <w:rPr>
+          <w:b/>
+          <w:bCs/>
+          <w:sz w:val="18"/>
+          <w:szCs w:val="18"/>
+        </w:rPr>
+        <w:t xml:space="preserve">Figure S4. </w:t>
+      </w:r>
+      <w:r>
+        <w:rPr>
+          <w:i/>
+          <w:iCs/>
+          <w:sz w:val="18"/>
+          <w:szCs w:val="18"/>
+        </w:rPr>
+        <w:t xml:space="preserve">Distribution by collaboration type. International = more than one country; national = one country, more than one institution; local = a single institution.</w:t>
+      </w:r>
+    </w:p>
+    <w:p>
+      <w:pPr>
+        <w:spacing w:after="140" w:line="300"/>
+        <w:jc w:val="both"/>
+      </w:pPr>
+      <w:r>
+        <w:rPr>
+          <w:b/>
+          <w:bCs/>
+        </w:rPr>
+        <w:t xml:space="preserve">Authors.</w:t>
+      </w:r>
+      <w:r>
+        <w:t xml:space="preserve"> Panebianco V 9 articles, Liu Y 6, Lu H 6, Zhang X 6, Xu X 6, Witjes JA 5, Catto JWF 5. The co-authorship network comprises 23 nodes and 60 edges, with modularity 0.523 and density 0.237 (Figure S5); modularity is high and the cluster structure is interpretable, indicating six research groups working largely independently.</w:t>
+      </w:r>
+    </w:p>
+    <w:p>
+      <w:pPr>
+        <w:spacing w:after="90" w:before="220"/>
+        <w:jc w:val="center"/>
+      </w:pPr>
+      <w:r>
+        <w:drawing>
+          <wp:inline distT="0" distB="0" distL="0" distR="0">
+            <wp:extent cx="5394960" cy="2809875"/>
+            <wp:effectExtent t="0" r="0" b="0" l="0"/>
+            <wp:docPr id="1" name="" descr="" title=""/>
+            <wp:cNvGraphicFramePr>
+              <a:graphicFrameLocks xmlns:a="http://schemas.openxmlformats.org/drawingml/2006/main" noChangeAspect="1"/>
+            </wp:cNvGraphicFramePr>
+            <a:graphic xmlns:a="http://schemas.openxmlformats.org/drawingml/2006/main">
+              <a:graphicData uri="http://schemas.openxmlformats.org/drawingml/2006/picture">
+                <pic:pic xmlns:pic="http://schemas.openxmlformats.org/drawingml/2006/picture">
+                  <pic:nvPicPr>
+                    <pic:cNvPr id="0" name="" descr=""/>
+                    <pic:cNvPicPr>
+                      <a:picLocks noChangeAspect="1" noChangeArrowheads="1"/>
+                    </pic:cNvPicPr>
+                  </pic:nvPicPr>
+                  <pic:blipFill>
+                    <a:blip r:embed="rId13" cstate="none"/>
+                    <a:srcRect/>
+                    <a:stretch>
+                      <a:fillRect/>
+                    </a:stretch>
+                  </pic:blipFill>
+                  <pic:spPr bwMode="auto">
+                    <a:xfrm>
+                      <a:off x="0" y="0"/>
+                      <a:ext cx="5394960" cy="2809875"/>
+                    </a:xfrm>
+                    <a:prstGeom prst="rect">
+                      <a:avLst/>
+                    </a:prstGeom>
+                  </pic:spPr>
+                </pic:pic>
+              </a:graphicData>
+            </a:graphic>
+          </wp:inline>
+        </w:drawing>
+      </w:r>
+    </w:p>
+    <w:p>
+      <w:pPr>
+        <w:spacing w:after="60"/>
+        <w:jc w:val="both"/>
+      </w:pPr>
+      <w:r>
+        <w:rPr>
+          <w:b/>
+          <w:bCs/>
+          <w:sz w:val="18"/>
+          <w:szCs w:val="18"/>
+        </w:rPr>
+        <w:t xml:space="preserve">Figure S5. </w:t>
+      </w:r>
+      <w:r>
+        <w:rPr>
+          <w:i/>
+          <w:iCs/>
+          <w:sz w:val="18"/>
+          <w:szCs w:val="18"/>
+        </w:rPr>
+        <w:t xml:space="preserve">Author co-authorship network (threshold: at least 4 articles). 23 nodes, 60 edges; Q = 0.523, density 0.237. Modularity is high in this network and the cluster structure is interpretable.</w:t>
+      </w:r>
+    </w:p>
+    <w:p>
+      <w:pPr>
+        <w:spacing w:after="220"/>
+        <w:jc w:val="both"/>
+      </w:pPr>
+      <w:r>
+        <w:rPr>
+          <w:i/>
+          <w:iCs/>
+          <w:color w:val="555555"/>
+          <w:sz w:val="16"/>
+          <w:szCs w:val="16"/>
+        </w:rPr>
+        <w:t xml:space="preserve">Distances between nodes are a product of the layout algorithm and should not be interpreted. Layout: Fruchterman-Reingold (seed = 42, k = 0.6, iterations = 200); clustering: Clauset-Newman-Moore, edge-weighted.</w:t>
+      </w:r>
+    </w:p>
+    <w:p>
+      <w:pPr>
+        <w:spacing w:after="140" w:line="300"/>
+        <w:jc w:val="both"/>
+      </w:pPr>
+      <w:r>
+        <w:rPr>
+          <w:b/>
+          <w:bCs/>
+        </w:rPr>
+        <w:t xml:space="preserve">Review articles.</w:t>
+      </w:r>
+      <w:r>
+        <w:t xml:space="preserve"> Twenty-three of the sample are reviews and 77 research articles. Reviews received 2,454 citations, 21.4% of the total; mean citations were 106.7 per review and 116.8 per research article, so reviews hold no citation advantage. Their distribution across categories differs from the sample as a whole: 12 urine-based molecular, 9 cross-sectional imaging, 1 blood-based liquid biopsy, 1 radiomics/artificial intelligence. </w:t>
+      </w:r>
+      <w:r>
+        <w:rPr>
+          <w:b/>
+          <w:bCs/>
+        </w:rPr>
+        <w:t xml:space="preserve">There are no reviews in the biosensor and nanotechnology category</w:t>
+      </w:r>
+      <w:r>
+        <w:t xml:space="preserve">; all six studies there are primary research. If review production is taken as an indicator of maturation, this suggests the biosensor line has not yet reached the stage of consolidating assessment. The most-cited review is the consensus study defining VI-RADS (526 citations), followed by two reviews of urinary biomarkers (183 and 127) and a meta-analysis of VI-RADS diagnostic performance (140).</w:t>
+      </w:r>
+    </w:p>
+    <w:p>
+      <w:pPr>
+        <w:spacing w:after="140" w:line="300"/>
+        <w:jc w:val="both"/>
+      </w:pPr>
+      <w:r>
+        <w:rPr>
+          <w:b/>
+          <w:bCs/>
+        </w:rPr>
+        <w:t xml:space="preserve">Robustness of the modularity finding.</w:t>
+      </w:r>
+      <w:r>
+        <w:t xml:space="preserve"> The keyword network was rebuilt on three progressively wider datasets, with thresholds scaled in proportion to dataset size:</w:t>
+      </w:r>
+    </w:p>
+    <w:tbl>
+      <w:tblPr>
+        <w:tblW w:type="dxa" w:w="9070"/>
+        <w:tblBorders>
+          <w:top w:val="single" w:color="auto" w:sz="4"/>
+          <w:left w:val="single" w:color="auto" w:sz="4"/>
+          <w:bottom w:val="single" w:color="auto" w:sz="4"/>
+          <w:right w:val="single" w:color="auto" w:sz="4"/>
+          <w:insideH w:val="single" w:color="auto" w:sz="4"/>
+          <w:insideV w:val="single" w:color="auto" w:sz="4"/>
+        </w:tblBorders>
+      </w:tblPr>
+      <w:tblGrid>
+        <w:gridCol w:w="1511"/>
+        <w:gridCol w:w="1511"/>
+        <w:gridCol w:w="1511"/>
+        <w:gridCol w:w="1511"/>
+        <w:gridCol w:w="1511"/>
+        <w:gridCol w:w="1515"/>
+      </w:tblGrid>
+      <w:tr>
+        <w:trPr>
+          <w:tblHeader/>
+        </w:trPr>
+        <w:tc>
+          <w:tcPr>
+            <w:tcW w:type="dxa" w:w="1511"/>
+            <w:shd w:fill="EFEFEF" w:val="clear"/>
+            <w:tcMar>
+              <w:top w:type="dxa" w:w="60"/>
+              <w:left w:type="dxa" w:w="90"/>
+              <w:bottom w:type="dxa" w:w="60"/>
+              <w:right w:type="dxa" w:w="90"/>
+            </w:tcMar>
+          </w:tcPr>
+          <w:p>
+            <w:pPr>
+              <w:spacing w:after="0" w:line="260"/>
+            </w:pPr>
+            <w:r>
+              <w:rPr>
+                <w:b/>
+                <w:bCs/>
+                <w:sz w:val="17"/>
+                <w:szCs w:val="17"/>
+              </w:rPr>
+              <w:t xml:space="preserve">Dataset</w:t>
+            </w:r>
+          </w:p>
+        </w:tc>
+        <w:tc>
+          <w:tcPr>
+            <w:tcW w:type="dxa" w:w="1511"/>
+            <w:shd w:fill="EFEFEF" w:val="clear"/>
+            <w:tcMar>
+              <w:top w:type="dxa" w:w="60"/>
+              <w:left w:type="dxa" w:w="90"/>
+              <w:bottom w:type="dxa" w:w="60"/>
+              <w:right w:type="dxa" w:w="90"/>
+            </w:tcMar>
+          </w:tcPr>
+          <w:p>
+            <w:pPr>
+              <w:spacing w:after="0" w:line="260"/>
+            </w:pPr>
+            <w:r>
+              <w:rPr>
+                <w:b/>
+                <w:bCs/>
+                <w:sz w:val="17"/>
+                <w:szCs w:val="17"/>
+              </w:rPr>
+              <w:t xml:space="preserve">Nodes</w:t>
+            </w:r>
+          </w:p>
+        </w:tc>
+        <w:tc>
+          <w:tcPr>
+            <w:tcW w:type="dxa" w:w="1511"/>
+            <w:shd w:fill="EFEFEF" w:val="clear"/>
+            <w:tcMar>
+              <w:top w:type="dxa" w:w="60"/>
+              <w:left w:type="dxa" w:w="90"/>
+              <w:bottom w:type="dxa" w:w="60"/>
+              <w:right w:type="dxa" w:w="90"/>
+            </w:tcMar>
+          </w:tcPr>
+          <w:p>
+            <w:pPr>
+              <w:spacing w:after="0" w:line="260"/>
+            </w:pPr>
+            <w:r>
+              <w:rPr>
+                <w:b/>
+                <w:bCs/>
+                <w:sz w:val="17"/>
+                <w:szCs w:val="17"/>
+              </w:rPr>
+              <w:t xml:space="preserve">Edges</w:t>
+            </w:r>
+          </w:p>
+        </w:tc>
+        <w:tc>
+          <w:tcPr>
+            <w:tcW w:type="dxa" w:w="1511"/>
+            <w:shd w:fill="EFEFEF" w:val="clear"/>
+            <w:tcMar>
+              <w:top w:type="dxa" w:w="60"/>
+              <w:left w:type="dxa" w:w="90"/>
+              <w:bottom w:type="dxa" w:w="60"/>
+              <w:right w:type="dxa" w:w="90"/>
+            </w:tcMar>
+          </w:tcPr>
+          <w:p>
+            <w:pPr>
+              <w:spacing w:after="0" w:line="260"/>
+            </w:pPr>
+            <w:r>
+              <w:rPr>
+                <w:b/>
+                <w:bCs/>
+                <w:sz w:val="17"/>
+                <w:szCs w:val="17"/>
+              </w:rPr>
+              <w:t xml:space="preserve">Clusters</w:t>
+            </w:r>
+          </w:p>
+        </w:tc>
+        <w:tc>
+          <w:tcPr>
+            <w:tcW w:type="dxa" w:w="1511"/>
+            <w:shd w:fill="EFEFEF" w:val="clear"/>
+            <w:tcMar>
+              <w:top w:type="dxa" w:w="60"/>
+              <w:left w:type="dxa" w:w="90"/>
+              <w:bottom w:type="dxa" w:w="60"/>
+              <w:right w:type="dxa" w:w="90"/>
+            </w:tcMar>
+          </w:tcPr>
+          <w:p>
+            <w:pPr>
+              <w:spacing w:after="0" w:line="260"/>
+            </w:pPr>
+            <w:r>
+              <w:rPr>
+                <w:b/>
+                <w:bCs/>
+                <w:sz w:val="17"/>
+                <w:szCs w:val="17"/>
+              </w:rPr>
+              <w:t xml:space="preserve">Q</w:t>
+            </w:r>
+          </w:p>
+        </w:tc>
+        <w:tc>
+          <w:tcPr>
+            <w:tcW w:type="dxa" w:w="1515"/>
+            <w:shd w:fill="EFEFEF" w:val="clear"/>
+            <w:tcMar>
+              <w:top w:type="dxa" w:w="60"/>
+              <w:left w:type="dxa" w:w="90"/>
+              <w:bottom w:type="dxa" w:w="60"/>
+              <w:right w:type="dxa" w:w="90"/>
+            </w:tcMar>
+          </w:tcPr>
+          <w:p>
+            <w:pPr>
+              <w:spacing w:after="0" w:line="260"/>
+            </w:pPr>
+            <w:r>
+              <w:rPr>
+                <w:b/>
+                <w:bCs/>
+                <w:sz w:val="17"/>
+                <w:szCs w:val="17"/>
+              </w:rPr>
+              <w:t xml:space="preserve">Density</w:t>
+            </w:r>
+          </w:p>
+        </w:tc>
+      </w:tr>
+      <w:tr>
+        <w:tc>
+          <w:tcPr>
+            <w:tcW w:type="dxa" w:w="1511"/>
+            <w:tcMar>
+              <w:top w:type="dxa" w:w="60"/>
+              <w:left w:type="dxa" w:w="90"/>
+              <w:bottom w:type="dxa" w:w="60"/>
+              <w:right w:type="dxa" w:w="90"/>
+            </w:tcMar>
+          </w:tcPr>
+          <w:p>
+            <w:pPr>
+              <w:spacing w:after="0" w:line="260"/>
+            </w:pPr>
+            <w:r>
+              <w:rPr>
+                <w:b w:val="false"/>
+                <w:bCs w:val="false"/>
+                <w:sz w:val="17"/>
+                <w:szCs w:val="17"/>
+              </w:rPr>
+              <w:t xml:space="preserve">Sample (n = 100)</w:t>
+            </w:r>
+          </w:p>
+        </w:tc>
+        <w:tc>
+          <w:tcPr>
+            <w:tcW w:type="dxa" w:w="1511"/>
+            <w:tcMar>
+              <w:top w:type="dxa" w:w="60"/>
+              <w:left w:type="dxa" w:w="90"/>
+              <w:bottom w:type="dxa" w:w="60"/>
+              <w:right w:type="dxa" w:w="90"/>
+            </w:tcMar>
+          </w:tcPr>
+          <w:p>
+            <w:pPr>
+              <w:spacing w:after="0" w:line="260"/>
+            </w:pPr>
+            <w:r>
+              <w:rPr>
+                <w:b w:val="false"/>
+                <w:bCs w:val="false"/>
+                <w:sz w:val="17"/>
+                <w:szCs w:val="17"/>
+              </w:rPr>
+              <w:t xml:space="preserve">35</w:t>
+            </w:r>
+          </w:p>
+        </w:tc>
+        <w:tc>
+          <w:tcPr>
+            <w:tcW w:type="dxa" w:w="1511"/>
+            <w:tcMar>
+              <w:top w:type="dxa" w:w="60"/>
+              <w:left w:type="dxa" w:w="90"/>
+              <w:bottom w:type="dxa" w:w="60"/>
+              <w:right w:type="dxa" w:w="90"/>
+            </w:tcMar>
+          </w:tcPr>
+          <w:p>
+            <w:pPr>
+              <w:spacing w:after="0" w:line="260"/>
+            </w:pPr>
+            <w:r>
+              <w:rPr>
+                <w:b w:val="false"/>
+                <w:bCs w:val="false"/>
+                <w:sz w:val="17"/>
+                <w:szCs w:val="17"/>
+              </w:rPr>
+              <w:t xml:space="preserve">271</w:t>
+            </w:r>
+          </w:p>
+        </w:tc>
+        <w:tc>
+          <w:tcPr>
+            <w:tcW w:type="dxa" w:w="1511"/>
+            <w:tcMar>
+              <w:top w:type="dxa" w:w="60"/>
+              <w:left w:type="dxa" w:w="90"/>
+              <w:bottom w:type="dxa" w:w="60"/>
+              <w:right w:type="dxa" w:w="90"/>
+            </w:tcMar>
+          </w:tcPr>
+          <w:p>
+            <w:pPr>
+              <w:spacing w:after="0" w:line="260"/>
+            </w:pPr>
+            <w:r>
+              <w:rPr>
+                <w:b w:val="false"/>
+                <w:bCs w:val="false"/>
+                <w:sz w:val="17"/>
+                <w:szCs w:val="17"/>
+              </w:rPr>
+              <w:t xml:space="preserve">3</w:t>
+            </w:r>
+          </w:p>
+        </w:tc>
+        <w:tc>
+          <w:tcPr>
+            <w:tcW w:type="dxa" w:w="1511"/>
+            <w:tcMar>
+              <w:top w:type="dxa" w:w="60"/>
+              <w:left w:type="dxa" w:w="90"/>
+              <w:bottom w:type="dxa" w:w="60"/>
+              <w:right w:type="dxa" w:w="90"/>
+            </w:tcMar>
+          </w:tcPr>
+          <w:p>
+            <w:pPr>
+              <w:spacing w:after="0" w:line="260"/>
+            </w:pPr>
+            <w:r>
+              <w:rPr>
+                <w:b w:val="false"/>
+                <w:bCs w:val="false"/>
+                <w:sz w:val="17"/>
+                <w:szCs w:val="17"/>
+              </w:rPr>
+              <w:t xml:space="preserve">0.166</w:t>
+            </w:r>
+          </w:p>
+        </w:tc>
+        <w:tc>
+          <w:tcPr>
+            <w:tcW w:type="dxa" w:w="1515"/>
+            <w:tcMar>
+              <w:top w:type="dxa" w:w="60"/>
+              <w:left w:type="dxa" w:w="90"/>
+              <w:bottom w:type="dxa" w:w="60"/>
+              <w:right w:type="dxa" w:w="90"/>
+            </w:tcMar>
+          </w:tcPr>
+          <w:p>
+            <w:pPr>
+              <w:spacing w:after="0" w:line="260"/>
+            </w:pPr>
+            <w:r>
+              <w:rPr>
+                <w:b w:val="false"/>
+                <w:bCs w:val="false"/>
+                <w:sz w:val="17"/>
+                <w:szCs w:val="17"/>
+              </w:rPr>
+              <w:t xml:space="preserve">0.455</w:t>
+            </w:r>
+          </w:p>
+        </w:tc>
+      </w:tr>
+      <w:tr>
+        <w:tc>
+          <w:tcPr>
+            <w:tcW w:type="dxa" w:w="1511"/>
+            <w:tcMar>
+              <w:top w:type="dxa" w:w="60"/>
+              <w:left w:type="dxa" w:w="90"/>
+              <w:bottom w:type="dxa" w:w="60"/>
+              <w:right w:type="dxa" w:w="90"/>
+            </w:tcMar>
+          </w:tcPr>
+          <w:p>
+            <w:pPr>
+              <w:spacing w:after="0" w:line="260"/>
+            </w:pPr>
+            <w:r>
+              <w:rPr>
+                <w:b w:val="false"/>
+                <w:bCs w:val="false"/>
+                <w:sz w:val="17"/>
+                <w:szCs w:val="17"/>
+              </w:rPr>
+              <w:t xml:space="preserve">Eligible records (n = 252)</w:t>
+            </w:r>
+          </w:p>
+        </w:tc>
+        <w:tc>
+          <w:tcPr>
+            <w:tcW w:type="dxa" w:w="1511"/>
+            <w:tcMar>
+              <w:top w:type="dxa" w:w="60"/>
+              <w:left w:type="dxa" w:w="90"/>
+              <w:bottom w:type="dxa" w:w="60"/>
+              <w:right w:type="dxa" w:w="90"/>
+            </w:tcMar>
+          </w:tcPr>
+          <w:p>
+            <w:pPr>
+              <w:spacing w:after="0" w:line="260"/>
+            </w:pPr>
+            <w:r>
+              <w:rPr>
+                <w:b w:val="false"/>
+                <w:bCs w:val="false"/>
+                <w:sz w:val="17"/>
+                <w:szCs w:val="17"/>
+              </w:rPr>
+              <w:t xml:space="preserve">32</w:t>
+            </w:r>
+          </w:p>
+        </w:tc>
+        <w:tc>
+          <w:tcPr>
+            <w:tcW w:type="dxa" w:w="1511"/>
+            <w:tcMar>
+              <w:top w:type="dxa" w:w="60"/>
+              <w:left w:type="dxa" w:w="90"/>
+              <w:bottom w:type="dxa" w:w="60"/>
+              <w:right w:type="dxa" w:w="90"/>
+            </w:tcMar>
+          </w:tcPr>
+          <w:p>
+            <w:pPr>
+              <w:spacing w:after="0" w:line="260"/>
+            </w:pPr>
+            <w:r>
+              <w:rPr>
+                <w:b w:val="false"/>
+                <w:bCs w:val="false"/>
+                <w:sz w:val="17"/>
+                <w:szCs w:val="17"/>
+              </w:rPr>
+              <w:t xml:space="preserve">314</w:t>
+            </w:r>
+          </w:p>
+        </w:tc>
+        <w:tc>
+          <w:tcPr>
+            <w:tcW w:type="dxa" w:w="1511"/>
+            <w:tcMar>
+              <w:top w:type="dxa" w:w="60"/>
+              <w:left w:type="dxa" w:w="90"/>
+              <w:bottom w:type="dxa" w:w="60"/>
+              <w:right w:type="dxa" w:w="90"/>
+            </w:tcMar>
+          </w:tcPr>
+          <w:p>
+            <w:pPr>
+              <w:spacing w:after="0" w:line="260"/>
+            </w:pPr>
+            <w:r>
+              <w:rPr>
+                <w:b w:val="false"/>
+                <w:bCs w:val="false"/>
+                <w:sz w:val="17"/>
+                <w:szCs w:val="17"/>
+              </w:rPr>
+              <w:t xml:space="preserve">2</w:t>
+            </w:r>
+          </w:p>
+        </w:tc>
+        <w:tc>
+          <w:tcPr>
+            <w:tcW w:type="dxa" w:w="1511"/>
+            <w:tcMar>
+              <w:top w:type="dxa" w:w="60"/>
+              <w:left w:type="dxa" w:w="90"/>
+              <w:bottom w:type="dxa" w:w="60"/>
+              <w:right w:type="dxa" w:w="90"/>
+            </w:tcMar>
+          </w:tcPr>
+          <w:p>
+            <w:pPr>
+              <w:spacing w:after="0" w:line="260"/>
+            </w:pPr>
+            <w:r>
+              <w:rPr>
+                <w:b w:val="false"/>
+                <w:bCs w:val="false"/>
+                <w:sz w:val="17"/>
+                <w:szCs w:val="17"/>
+              </w:rPr>
+              <w:t xml:space="preserve">0.108</w:t>
+            </w:r>
+          </w:p>
+        </w:tc>
+        <w:tc>
+          <w:tcPr>
+            <w:tcW w:type="dxa" w:w="1515"/>
+            <w:tcMar>
+              <w:top w:type="dxa" w:w="60"/>
+              <w:left w:type="dxa" w:w="90"/>
+              <w:bottom w:type="dxa" w:w="60"/>
+              <w:right w:type="dxa" w:w="90"/>
+            </w:tcMar>
+          </w:tcPr>
+          <w:p>
+            <w:pPr>
+              <w:spacing w:after="0" w:line="260"/>
+            </w:pPr>
+            <w:r>
+              <w:rPr>
+                <w:b w:val="false"/>
+                <w:bCs w:val="false"/>
+                <w:sz w:val="17"/>
+                <w:szCs w:val="17"/>
+              </w:rPr>
+              <w:t xml:space="preserve">0.633</w:t>
+            </w:r>
+          </w:p>
+        </w:tc>
+      </w:tr>
+      <w:tr>
+        <w:tc>
+          <w:tcPr>
+            <w:tcW w:type="dxa" w:w="1511"/>
+            <w:tcMar>
+              <w:top w:type="dxa" w:w="60"/>
+              <w:left w:type="dxa" w:w="90"/>
+              <w:bottom w:type="dxa" w:w="60"/>
+              <w:right w:type="dxa" w:w="90"/>
+            </w:tcMar>
+          </w:tcPr>
+          <w:p>
+            <w:pPr>
+              <w:spacing w:after="0" w:line="260"/>
+            </w:pPr>
+            <w:r>
+              <w:rPr>
+                <w:b w:val="false"/>
+                <w:bCs w:val="false"/>
+                <w:sz w:val="17"/>
+                <w:szCs w:val="17"/>
+              </w:rPr>
+              <w:t xml:space="preserve">Entire pool (n = 5,000)</w:t>
+            </w:r>
+          </w:p>
+        </w:tc>
+        <w:tc>
+          <w:tcPr>
+            <w:tcW w:type="dxa" w:w="1511"/>
+            <w:tcMar>
+              <w:top w:type="dxa" w:w="60"/>
+              <w:left w:type="dxa" w:w="90"/>
+              <w:bottom w:type="dxa" w:w="60"/>
+              <w:right w:type="dxa" w:w="90"/>
+            </w:tcMar>
+          </w:tcPr>
+          <w:p>
+            <w:pPr>
+              <w:spacing w:after="0" w:line="260"/>
+            </w:pPr>
+            <w:r>
+              <w:rPr>
+                <w:b w:val="false"/>
+                <w:bCs w:val="false"/>
+                <w:sz w:val="17"/>
+                <w:szCs w:val="17"/>
+              </w:rPr>
+              <w:t xml:space="preserve">24</w:t>
+            </w:r>
+          </w:p>
+        </w:tc>
+        <w:tc>
+          <w:tcPr>
+            <w:tcW w:type="dxa" w:w="1511"/>
+            <w:tcMar>
+              <w:top w:type="dxa" w:w="60"/>
+              <w:left w:type="dxa" w:w="90"/>
+              <w:bottom w:type="dxa" w:w="60"/>
+              <w:right w:type="dxa" w:w="90"/>
+            </w:tcMar>
+          </w:tcPr>
+          <w:p>
+            <w:pPr>
+              <w:spacing w:after="0" w:line="260"/>
+            </w:pPr>
+            <w:r>
+              <w:rPr>
+                <w:b w:val="false"/>
+                <w:bCs w:val="false"/>
+                <w:sz w:val="17"/>
+                <w:szCs w:val="17"/>
+              </w:rPr>
+              <w:t xml:space="preserve">265</w:t>
+            </w:r>
+          </w:p>
+        </w:tc>
+        <w:tc>
+          <w:tcPr>
+            <w:tcW w:type="dxa" w:w="1511"/>
+            <w:tcMar>
+              <w:top w:type="dxa" w:w="60"/>
+              <w:left w:type="dxa" w:w="90"/>
+              <w:bottom w:type="dxa" w:w="60"/>
+              <w:right w:type="dxa" w:w="90"/>
+            </w:tcMar>
+          </w:tcPr>
+          <w:p>
+            <w:pPr>
+              <w:spacing w:after="0" w:line="260"/>
+            </w:pPr>
+            <w:r>
+              <w:rPr>
+                <w:b w:val="false"/>
+                <w:bCs w:val="false"/>
+                <w:sz w:val="17"/>
+                <w:szCs w:val="17"/>
+              </w:rPr>
+              <w:t xml:space="preserve">3</w:t>
+            </w:r>
+          </w:p>
+        </w:tc>
+        <w:tc>
+          <w:tcPr>
+            <w:tcW w:type="dxa" w:w="1511"/>
+            <w:tcMar>
+              <w:top w:type="dxa" w:w="60"/>
+              <w:left w:type="dxa" w:w="90"/>
+              <w:bottom w:type="dxa" w:w="60"/>
+              <w:right w:type="dxa" w:w="90"/>
+            </w:tcMar>
+          </w:tcPr>
+          <w:p>
+            <w:pPr>
+              <w:spacing w:after="0" w:line="260"/>
+            </w:pPr>
+            <w:r>
+              <w:rPr>
+                <w:b w:val="false"/>
+                <w:bCs w:val="false"/>
+                <w:sz w:val="17"/>
+                <w:szCs w:val="17"/>
+              </w:rPr>
+              <w:t xml:space="preserve">0.134</w:t>
+            </w:r>
+          </w:p>
+        </w:tc>
+        <w:tc>
+          <w:tcPr>
+            <w:tcW w:type="dxa" w:w="1515"/>
+            <w:tcMar>
+              <w:top w:type="dxa" w:w="60"/>
+              <w:left w:type="dxa" w:w="90"/>
+              <w:bottom w:type="dxa" w:w="60"/>
+              <w:right w:type="dxa" w:w="90"/>
+            </w:tcMar>
+          </w:tcPr>
+          <w:p>
+            <w:pPr>
+              <w:spacing w:after="0" w:line="260"/>
+            </w:pPr>
+            <w:r>
+              <w:rPr>
+                <w:b w:val="false"/>
+                <w:bCs w:val="false"/>
+                <w:sz w:val="17"/>
+                <w:szCs w:val="17"/>
+              </w:rPr>
+              <w:t xml:space="preserve">0.960</w:t>
+            </w:r>
+          </w:p>
+        </w:tc>
+      </w:tr>
+    </w:tbl>
+    <w:p>
+      <w:pPr>
+        <w:spacing w:after="160"/>
+      </w:pPr>
+      <w:r>
+        <w:t xml:space="preserve"/>
+      </w:r>
+    </w:p>
+    <w:p>
+      <w:pPr>
+        <w:spacing w:after="140" w:line="300"/>
+        <w:jc w:val="both"/>
+      </w:pPr>
+      <w:r>
+        <w:t xml:space="preserve">Modularity remains in the range 0.11–0.17 at all three scales, so weak cluster separation is not an artefact of the citation-thresholded sampling design.</w:t>
+      </w:r>
+    </w:p>
+    <w:p>
+      <w:r>
+        <w:br w:type="page"/>
+      </w:r>
+    </w:p>
+    <w:p>
+      <w:pPr>
+        <w:pStyle w:val="Heading1"/>
+        <w:spacing w:after="130" w:before="260"/>
+        <w:jc w:val="left"/>
+      </w:pPr>
+      <w:r>
+        <w:rPr>
+          <w:b/>
+          <w:bCs/>
+          <w:sz w:val="26"/>
+          <w:szCs w:val="26"/>
+        </w:rPr>
+        <w:t xml:space="preserve">APPENDIX G — BIBLIO COMPLIANCE TABLE (20 items)</w:t>
+      </w:r>
+    </w:p>
+    <w:p>
+      <w:pPr>
+        <w:spacing w:after="140" w:line="300"/>
+        <w:jc w:val="both"/>
+      </w:pPr>
+      <w:r>
+        <w:t xml:space="preserve">The table below shows where each of the 20 items of the BIBLIO guideline⁵ — developed for bibliometric reviews of the biomedical literature and registered with the EQUATOR Network — is addressed in this article. Item wording is condensed from the original checklist.</w:t>
+      </w:r>
+    </w:p>
+    <w:tbl>
+      <w:tblPr>
+        <w:tblW w:type="dxa" w:w="9070"/>
+        <w:tblBorders>
+          <w:top w:val="single" w:color="auto" w:sz="4"/>
+          <w:left w:val="single" w:color="auto" w:sz="4"/>
+          <w:bottom w:val="single" w:color="auto" w:sz="4"/>
+          <w:right w:val="single" w:color="auto" w:sz="4"/>
+          <w:insideH w:val="single" w:color="auto" w:sz="4"/>
+          <w:insideV w:val="single" w:color="auto" w:sz="4"/>
+        </w:tblBorders>
+      </w:tblPr>
+      <w:tblGrid>
+        <w:gridCol w:w="1814"/>
+        <w:gridCol w:w="1814"/>
+        <w:gridCol w:w="1814"/>
+        <w:gridCol w:w="1814"/>
+        <w:gridCol w:w="1814"/>
+      </w:tblGrid>
+      <w:tr>
+        <w:trPr>
+          <w:tblHeader/>
+        </w:trPr>
+        <w:tc>
+          <w:tcPr>
+            <w:tcW w:type="dxa" w:w="1814"/>
+            <w:shd w:fill="EFEFEF" w:val="clear"/>
+            <w:tcMar>
+              <w:top w:type="dxa" w:w="60"/>
+              <w:left w:type="dxa" w:w="90"/>
+              <w:bottom w:type="dxa" w:w="60"/>
+              <w:right w:type="dxa" w:w="90"/>
+            </w:tcMar>
+          </w:tcPr>
+          <w:p>
+            <w:pPr>
+              <w:spacing w:after="0" w:line="260"/>
+            </w:pPr>
+            <w:r>
+              <w:rPr>
+                <w:b/>
+                <w:bCs/>
+                <w:sz w:val="17"/>
+                <w:szCs w:val="17"/>
+              </w:rPr>
+              <w:t xml:space="preserve">Section</w:t>
+            </w:r>
+          </w:p>
+        </w:tc>
+        <w:tc>
+          <w:tcPr>
+            <w:tcW w:type="dxa" w:w="1814"/>
+            <w:shd w:fill="EFEFEF" w:val="clear"/>
+            <w:tcMar>
+              <w:top w:type="dxa" w:w="60"/>
+              <w:left w:type="dxa" w:w="90"/>
+              <w:bottom w:type="dxa" w:w="60"/>
+              <w:right w:type="dxa" w:w="90"/>
+            </w:tcMar>
+          </w:tcPr>
+          <w:p>
+            <w:pPr>
+              <w:spacing w:after="0" w:line="260"/>
+            </w:pPr>
+            <w:r>
+              <w:rPr>
+                <w:b/>
+                <w:bCs/>
+                <w:sz w:val="17"/>
+                <w:szCs w:val="17"/>
+              </w:rPr>
+              <w:t xml:space="preserve">No</w:t>
+            </w:r>
+          </w:p>
+        </w:tc>
+        <w:tc>
+          <w:tcPr>
+            <w:tcW w:type="dxa" w:w="1814"/>
+            <w:shd w:fill="EFEFEF" w:val="clear"/>
+            <w:tcMar>
+              <w:top w:type="dxa" w:w="60"/>
+              <w:left w:type="dxa" w:w="90"/>
+              <w:bottom w:type="dxa" w:w="60"/>
+              <w:right w:type="dxa" w:w="90"/>
+            </w:tcMar>
+          </w:tcPr>
+          <w:p>
+            <w:pPr>
+              <w:spacing w:after="0" w:line="260"/>
+            </w:pPr>
+            <w:r>
+              <w:rPr>
+                <w:b/>
+                <w:bCs/>
+                <w:sz w:val="17"/>
+                <w:szCs w:val="17"/>
+              </w:rPr>
+              <w:t xml:space="preserve">Checklist item</w:t>
+            </w:r>
+          </w:p>
+        </w:tc>
+        <w:tc>
+          <w:tcPr>
+            <w:tcW w:type="dxa" w:w="1814"/>
+            <w:shd w:fill="EFEFEF" w:val="clear"/>
+            <w:tcMar>
+              <w:top w:type="dxa" w:w="60"/>
+              <w:left w:type="dxa" w:w="90"/>
+              <w:bottom w:type="dxa" w:w="60"/>
+              <w:right w:type="dxa" w:w="90"/>
+            </w:tcMar>
+          </w:tcPr>
+          <w:p>
+            <w:pPr>
+              <w:spacing w:after="0" w:line="260"/>
+            </w:pPr>
+            <w:r>
+              <w:rPr>
+                <w:b/>
+                <w:bCs/>
+                <w:sz w:val="17"/>
+                <w:szCs w:val="17"/>
+              </w:rPr>
+              <w:t xml:space="preserve">Where addressed</w:t>
+            </w:r>
+          </w:p>
+        </w:tc>
+        <w:tc>
+          <w:tcPr>
+            <w:tcW w:type="dxa" w:w="1814"/>
+            <w:shd w:fill="EFEFEF" w:val="clear"/>
+            <w:tcMar>
+              <w:top w:type="dxa" w:w="60"/>
+              <w:left w:type="dxa" w:w="90"/>
+              <w:bottom w:type="dxa" w:w="60"/>
+              <w:right w:type="dxa" w:w="90"/>
+            </w:tcMar>
+          </w:tcPr>
+          <w:p>
+            <w:pPr>
+              <w:spacing w:after="0" w:line="260"/>
+            </w:pPr>
+            <w:r>
+              <w:rPr>
+                <w:b/>
+                <w:bCs/>
+                <w:sz w:val="17"/>
+                <w:szCs w:val="17"/>
+              </w:rPr>
+              <w:t xml:space="preserve">Status</w:t>
+            </w:r>
+          </w:p>
+        </w:tc>
+      </w:tr>
+      <w:tr>
+        <w:tc>
+          <w:tcPr>
+            <w:tcW w:type="dxa" w:w="1814"/>
+            <w:tcMar>
+              <w:top w:type="dxa" w:w="60"/>
+              <w:left w:type="dxa" w:w="90"/>
+              <w:bottom w:type="dxa" w:w="60"/>
+              <w:right w:type="dxa" w:w="90"/>
+            </w:tcMar>
+          </w:tcPr>
+          <w:p>
+            <w:pPr>
+              <w:spacing w:after="0" w:line="260"/>
+            </w:pPr>
+            <w:r>
+              <w:rPr>
+                <w:b w:val="false"/>
+                <w:bCs w:val="false"/>
+                <w:sz w:val="17"/>
+                <w:szCs w:val="17"/>
+              </w:rPr>
+              <w:t xml:space="preserve">Title</w:t>
+            </w:r>
+          </w:p>
+        </w:tc>
+        <w:tc>
+          <w:tcPr>
+            <w:tcW w:type="dxa" w:w="1814"/>
+            <w:tcMar>
+              <w:top w:type="dxa" w:w="60"/>
+              <w:left w:type="dxa" w:w="90"/>
+              <w:bottom w:type="dxa" w:w="60"/>
+              <w:right w:type="dxa" w:w="90"/>
+            </w:tcMar>
+          </w:tcPr>
+          <w:p>
+            <w:pPr>
+              <w:spacing w:after="0" w:line="260"/>
+            </w:pPr>
+            <w:r>
+              <w:rPr>
+                <w:b w:val="false"/>
+                <w:bCs w:val="false"/>
+                <w:sz w:val="17"/>
+                <w:szCs w:val="17"/>
+              </w:rPr>
+              <w:t xml:space="preserve">1</w:t>
+            </w:r>
+          </w:p>
+        </w:tc>
+        <w:tc>
+          <w:tcPr>
+            <w:tcW w:type="dxa" w:w="1814"/>
+            <w:tcMar>
+              <w:top w:type="dxa" w:w="60"/>
+              <w:left w:type="dxa" w:w="90"/>
+              <w:bottom w:type="dxa" w:w="60"/>
+              <w:right w:type="dxa" w:w="90"/>
+            </w:tcMar>
+          </w:tcPr>
+          <w:p>
+            <w:pPr>
+              <w:spacing w:after="0" w:line="260"/>
+            </w:pPr>
+            <w:r>
+              <w:rPr>
+                <w:b w:val="false"/>
+                <w:bCs w:val="false"/>
+                <w:sz w:val="17"/>
+                <w:szCs w:val="17"/>
+              </w:rPr>
+              <w:t xml:space="preserve">Identify the report as a bibliometric review in the title</w:t>
+            </w:r>
+          </w:p>
+        </w:tc>
+        <w:tc>
+          <w:tcPr>
+            <w:tcW w:type="dxa" w:w="1814"/>
+            <w:tcMar>
+              <w:top w:type="dxa" w:w="60"/>
+              <w:left w:type="dxa" w:w="90"/>
+              <w:bottom w:type="dxa" w:w="60"/>
+              <w:right w:type="dxa" w:w="90"/>
+            </w:tcMar>
+          </w:tcPr>
+          <w:p>
+            <w:pPr>
+              <w:spacing w:after="0" w:line="260"/>
+            </w:pPr>
+            <w:r>
+              <w:rPr>
+                <w:b w:val="false"/>
+                <w:bCs w:val="false"/>
+                <w:sz w:val="17"/>
+                <w:szCs w:val="17"/>
+              </w:rPr>
+              <w:t xml:space="preserve">Title</w:t>
+            </w:r>
+          </w:p>
+        </w:tc>
+        <w:tc>
+          <w:tcPr>
+            <w:tcW w:type="dxa" w:w="1814"/>
+            <w:tcMar>
+              <w:top w:type="dxa" w:w="60"/>
+              <w:left w:type="dxa" w:w="90"/>
+              <w:bottom w:type="dxa" w:w="60"/>
+              <w:right w:type="dxa" w:w="90"/>
+            </w:tcMar>
+          </w:tcPr>
+          <w:p>
+            <w:pPr>
+              <w:spacing w:after="0" w:line="260"/>
+            </w:pPr>
+            <w:r>
+              <w:rPr>
+                <w:b w:val="false"/>
+                <w:bCs w:val="false"/>
+                <w:sz w:val="17"/>
+                <w:szCs w:val="17"/>
+              </w:rPr>
+              <w:t xml:space="preserve">Met</w:t>
+            </w:r>
+          </w:p>
+        </w:tc>
+      </w:tr>
+      <w:tr>
+        <w:tc>
+          <w:tcPr>
+            <w:tcW w:type="dxa" w:w="1814"/>
+            <w:tcMar>
+              <w:top w:type="dxa" w:w="60"/>
+              <w:left w:type="dxa" w:w="90"/>
+              <w:bottom w:type="dxa" w:w="60"/>
+              <w:right w:type="dxa" w:w="90"/>
+            </w:tcMar>
+          </w:tcPr>
+          <w:p>
+            <w:pPr>
+              <w:spacing w:after="0" w:line="260"/>
+            </w:pPr>
+            <w:r>
+              <w:rPr>
+                <w:b w:val="false"/>
+                <w:bCs w:val="false"/>
+                <w:sz w:val="17"/>
+                <w:szCs w:val="17"/>
+              </w:rPr>
+              <w:t xml:space="preserve">Title</w:t>
+            </w:r>
+          </w:p>
+        </w:tc>
+        <w:tc>
+          <w:tcPr>
+            <w:tcW w:type="dxa" w:w="1814"/>
+            <w:tcMar>
+              <w:top w:type="dxa" w:w="60"/>
+              <w:left w:type="dxa" w:w="90"/>
+              <w:bottom w:type="dxa" w:w="60"/>
+              <w:right w:type="dxa" w:w="90"/>
+            </w:tcMar>
+          </w:tcPr>
+          <w:p>
+            <w:pPr>
+              <w:spacing w:after="0" w:line="260"/>
+            </w:pPr>
+            <w:r>
+              <w:rPr>
+                <w:b w:val="false"/>
+                <w:bCs w:val="false"/>
+                <w:sz w:val="17"/>
+                <w:szCs w:val="17"/>
+              </w:rPr>
+              <w:t xml:space="preserve">2</w:t>
+            </w:r>
+          </w:p>
+        </w:tc>
+        <w:tc>
+          <w:tcPr>
+            <w:tcW w:type="dxa" w:w="1814"/>
+            <w:tcMar>
+              <w:top w:type="dxa" w:w="60"/>
+              <w:left w:type="dxa" w:w="90"/>
+              <w:bottom w:type="dxa" w:w="60"/>
+              <w:right w:type="dxa" w:w="90"/>
+            </w:tcMar>
+          </w:tcPr>
+          <w:p>
+            <w:pPr>
+              <w:spacing w:after="0" w:line="260"/>
+            </w:pPr>
+            <w:r>
+              <w:rPr>
+                <w:b w:val="false"/>
+                <w:bCs w:val="false"/>
+                <w:sz w:val="17"/>
+                <w:szCs w:val="17"/>
+              </w:rPr>
+              <w:t xml:space="preserve">Indicate the key issues/topics and coverage of time period</w:t>
+            </w:r>
+          </w:p>
+        </w:tc>
+        <w:tc>
+          <w:tcPr>
+            <w:tcW w:type="dxa" w:w="1814"/>
+            <w:tcMar>
+              <w:top w:type="dxa" w:w="60"/>
+              <w:left w:type="dxa" w:w="90"/>
+              <w:bottom w:type="dxa" w:w="60"/>
+              <w:right w:type="dxa" w:w="90"/>
+            </w:tcMar>
+          </w:tcPr>
+          <w:p>
+            <w:pPr>
+              <w:spacing w:after="0" w:line="260"/>
+            </w:pPr>
+            <w:r>
+              <w:rPr>
+                <w:b w:val="false"/>
+                <w:bCs w:val="false"/>
+                <w:sz w:val="17"/>
+                <w:szCs w:val="17"/>
+              </w:rPr>
+              <w:t xml:space="preserve">Title (2016–2025)</w:t>
+            </w:r>
+          </w:p>
+        </w:tc>
+        <w:tc>
+          <w:tcPr>
+            <w:tcW w:type="dxa" w:w="1814"/>
+            <w:tcMar>
+              <w:top w:type="dxa" w:w="60"/>
+              <w:left w:type="dxa" w:w="90"/>
+              <w:bottom w:type="dxa" w:w="60"/>
+              <w:right w:type="dxa" w:w="90"/>
+            </w:tcMar>
+          </w:tcPr>
+          <w:p>
+            <w:pPr>
+              <w:spacing w:after="0" w:line="260"/>
+            </w:pPr>
+            <w:r>
+              <w:rPr>
+                <w:b w:val="false"/>
+                <w:bCs w:val="false"/>
+                <w:sz w:val="17"/>
+                <w:szCs w:val="17"/>
+              </w:rPr>
+              <w:t xml:space="preserve">Met</w:t>
+            </w:r>
+          </w:p>
+        </w:tc>
+      </w:tr>
+      <w:tr>
+        <w:tc>
+          <w:tcPr>
+            <w:tcW w:type="dxa" w:w="1814"/>
+            <w:tcMar>
+              <w:top w:type="dxa" w:w="60"/>
+              <w:left w:type="dxa" w:w="90"/>
+              <w:bottom w:type="dxa" w:w="60"/>
+              <w:right w:type="dxa" w:w="90"/>
+            </w:tcMar>
+          </w:tcPr>
+          <w:p>
+            <w:pPr>
+              <w:spacing w:after="0" w:line="260"/>
+            </w:pPr>
+            <w:r>
+              <w:rPr>
+                <w:b w:val="false"/>
+                <w:bCs w:val="false"/>
+                <w:sz w:val="17"/>
+                <w:szCs w:val="17"/>
+              </w:rPr>
+              <w:t xml:space="preserve">Abstract</w:t>
+            </w:r>
+          </w:p>
+        </w:tc>
+        <w:tc>
+          <w:tcPr>
+            <w:tcW w:type="dxa" w:w="1814"/>
+            <w:tcMar>
+              <w:top w:type="dxa" w:w="60"/>
+              <w:left w:type="dxa" w:w="90"/>
+              <w:bottom w:type="dxa" w:w="60"/>
+              <w:right w:type="dxa" w:w="90"/>
+            </w:tcMar>
+          </w:tcPr>
+          <w:p>
+            <w:pPr>
+              <w:spacing w:after="0" w:line="260"/>
+            </w:pPr>
+            <w:r>
+              <w:rPr>
+                <w:b w:val="false"/>
+                <w:bCs w:val="false"/>
+                <w:sz w:val="17"/>
+                <w:szCs w:val="17"/>
+              </w:rPr>
+              <w:t xml:space="preserve">3</w:t>
+            </w:r>
+          </w:p>
+        </w:tc>
+        <w:tc>
+          <w:tcPr>
+            <w:tcW w:type="dxa" w:w="1814"/>
+            <w:tcMar>
+              <w:top w:type="dxa" w:w="60"/>
+              <w:left w:type="dxa" w:w="90"/>
+              <w:bottom w:type="dxa" w:w="60"/>
+              <w:right w:type="dxa" w:w="90"/>
+            </w:tcMar>
+          </w:tcPr>
+          <w:p>
+            <w:pPr>
+              <w:spacing w:after="0" w:line="260"/>
+            </w:pPr>
+            <w:r>
+              <w:rPr>
+                <w:b w:val="false"/>
+                <w:bCs w:val="false"/>
+                <w:sz w:val="17"/>
+                <w:szCs w:val="17"/>
+              </w:rPr>
+              <w:t xml:space="preserve">Structured summary: background, methods, results, conclusions</w:t>
+            </w:r>
+          </w:p>
+        </w:tc>
+        <w:tc>
+          <w:tcPr>
+            <w:tcW w:type="dxa" w:w="1814"/>
+            <w:tcMar>
+              <w:top w:type="dxa" w:w="60"/>
+              <w:left w:type="dxa" w:w="90"/>
+              <w:bottom w:type="dxa" w:w="60"/>
+              <w:right w:type="dxa" w:w="90"/>
+            </w:tcMar>
+          </w:tcPr>
+          <w:p>
+            <w:pPr>
+              <w:spacing w:after="0" w:line="260"/>
+            </w:pPr>
+            <w:r>
+              <w:rPr>
+                <w:b w:val="false"/>
+                <w:bCs w:val="false"/>
+                <w:sz w:val="17"/>
+                <w:szCs w:val="17"/>
+              </w:rPr>
+              <w:t xml:space="preserve">Abstract</w:t>
+            </w:r>
+          </w:p>
+        </w:tc>
+        <w:tc>
+          <w:tcPr>
+            <w:tcW w:type="dxa" w:w="1814"/>
+            <w:tcMar>
+              <w:top w:type="dxa" w:w="60"/>
+              <w:left w:type="dxa" w:w="90"/>
+              <w:bottom w:type="dxa" w:w="60"/>
+              <w:right w:type="dxa" w:w="90"/>
+            </w:tcMar>
+          </w:tcPr>
+          <w:p>
+            <w:pPr>
+              <w:spacing w:after="0" w:line="260"/>
+            </w:pPr>
+            <w:r>
+              <w:rPr>
+                <w:b w:val="false"/>
+                <w:bCs w:val="false"/>
+                <w:sz w:val="17"/>
+                <w:szCs w:val="17"/>
+              </w:rPr>
+              <w:t xml:space="preserve">Met</w:t>
+            </w:r>
+          </w:p>
+        </w:tc>
+      </w:tr>
+      <w:tr>
+        <w:tc>
+          <w:tcPr>
+            <w:tcW w:type="dxa" w:w="1814"/>
+            <w:tcMar>
+              <w:top w:type="dxa" w:w="60"/>
+              <w:left w:type="dxa" w:w="90"/>
+              <w:bottom w:type="dxa" w:w="60"/>
+              <w:right w:type="dxa" w:w="90"/>
+            </w:tcMar>
+          </w:tcPr>
+          <w:p>
+            <w:pPr>
+              <w:spacing w:after="0" w:line="260"/>
+            </w:pPr>
+            <w:r>
+              <w:rPr>
+                <w:b w:val="false"/>
+                <w:bCs w:val="false"/>
+                <w:sz w:val="17"/>
+                <w:szCs w:val="17"/>
+              </w:rPr>
+              <w:t xml:space="preserve">Introduction</w:t>
+            </w:r>
+          </w:p>
+        </w:tc>
+        <w:tc>
+          <w:tcPr>
+            <w:tcW w:type="dxa" w:w="1814"/>
+            <w:tcMar>
+              <w:top w:type="dxa" w:w="60"/>
+              <w:left w:type="dxa" w:w="90"/>
+              <w:bottom w:type="dxa" w:w="60"/>
+              <w:right w:type="dxa" w:w="90"/>
+            </w:tcMar>
+          </w:tcPr>
+          <w:p>
+            <w:pPr>
+              <w:spacing w:after="0" w:line="260"/>
+            </w:pPr>
+            <w:r>
+              <w:rPr>
+                <w:b w:val="false"/>
+                <w:bCs w:val="false"/>
+                <w:sz w:val="17"/>
+                <w:szCs w:val="17"/>
+              </w:rPr>
+              <w:t xml:space="preserve">4</w:t>
+            </w:r>
+          </w:p>
+        </w:tc>
+        <w:tc>
+          <w:tcPr>
+            <w:tcW w:type="dxa" w:w="1814"/>
+            <w:tcMar>
+              <w:top w:type="dxa" w:w="60"/>
+              <w:left w:type="dxa" w:w="90"/>
+              <w:bottom w:type="dxa" w:w="60"/>
+              <w:right w:type="dxa" w:w="90"/>
+            </w:tcMar>
+          </w:tcPr>
+          <w:p>
+            <w:pPr>
+              <w:spacing w:after="0" w:line="260"/>
+            </w:pPr>
+            <w:r>
+              <w:rPr>
+                <w:b w:val="false"/>
+                <w:bCs w:val="false"/>
+                <w:sz w:val="17"/>
+                <w:szCs w:val="17"/>
+              </w:rPr>
+              <w:t xml:space="preserve">Present review of existing knowledge and epidemiological information</w:t>
+            </w:r>
+          </w:p>
+        </w:tc>
+        <w:tc>
+          <w:tcPr>
+            <w:tcW w:type="dxa" w:w="1814"/>
+            <w:tcMar>
+              <w:top w:type="dxa" w:w="60"/>
+              <w:left w:type="dxa" w:w="90"/>
+              <w:bottom w:type="dxa" w:w="60"/>
+              <w:right w:type="dxa" w:w="90"/>
+            </w:tcMar>
+          </w:tcPr>
+          <w:p>
+            <w:pPr>
+              <w:spacing w:after="0" w:line="260"/>
+            </w:pPr>
+            <w:r>
+              <w:rPr>
+                <w:b w:val="false"/>
+                <w:bCs w:val="false"/>
+                <w:sz w:val="17"/>
+                <w:szCs w:val="17"/>
+              </w:rPr>
+              <w:t xml:space="preserve">Introduction</w:t>
+            </w:r>
+          </w:p>
+        </w:tc>
+        <w:tc>
+          <w:tcPr>
+            <w:tcW w:type="dxa" w:w="1814"/>
+            <w:tcMar>
+              <w:top w:type="dxa" w:w="60"/>
+              <w:left w:type="dxa" w:w="90"/>
+              <w:bottom w:type="dxa" w:w="60"/>
+              <w:right w:type="dxa" w:w="90"/>
+            </w:tcMar>
+          </w:tcPr>
+          <w:p>
+            <w:pPr>
+              <w:spacing w:after="0" w:line="260"/>
+            </w:pPr>
+            <w:r>
+              <w:rPr>
+                <w:b w:val="false"/>
+                <w:bCs w:val="false"/>
+                <w:sz w:val="17"/>
+                <w:szCs w:val="17"/>
+              </w:rPr>
+              <w:t xml:space="preserve">Met</w:t>
+            </w:r>
+          </w:p>
+        </w:tc>
+      </w:tr>
+      <w:tr>
+        <w:tc>
+          <w:tcPr>
+            <w:tcW w:type="dxa" w:w="1814"/>
+            <w:tcMar>
+              <w:top w:type="dxa" w:w="60"/>
+              <w:left w:type="dxa" w:w="90"/>
+              <w:bottom w:type="dxa" w:w="60"/>
+              <w:right w:type="dxa" w:w="90"/>
+            </w:tcMar>
+          </w:tcPr>
+          <w:p>
+            <w:pPr>
+              <w:spacing w:after="0" w:line="260"/>
+            </w:pPr>
+            <w:r>
+              <w:rPr>
+                <w:b w:val="false"/>
+                <w:bCs w:val="false"/>
+                <w:sz w:val="17"/>
+                <w:szCs w:val="17"/>
+              </w:rPr>
+              <w:t xml:space="preserve">Introduction</w:t>
+            </w:r>
+          </w:p>
+        </w:tc>
+        <w:tc>
+          <w:tcPr>
+            <w:tcW w:type="dxa" w:w="1814"/>
+            <w:tcMar>
+              <w:top w:type="dxa" w:w="60"/>
+              <w:left w:type="dxa" w:w="90"/>
+              <w:bottom w:type="dxa" w:w="60"/>
+              <w:right w:type="dxa" w:w="90"/>
+            </w:tcMar>
+          </w:tcPr>
+          <w:p>
+            <w:pPr>
+              <w:spacing w:after="0" w:line="260"/>
+            </w:pPr>
+            <w:r>
+              <w:rPr>
+                <w:b w:val="false"/>
+                <w:bCs w:val="false"/>
+                <w:sz w:val="17"/>
+                <w:szCs w:val="17"/>
+              </w:rPr>
+              <w:t xml:space="preserve">5</w:t>
+            </w:r>
+          </w:p>
+        </w:tc>
+        <w:tc>
+          <w:tcPr>
+            <w:tcW w:type="dxa" w:w="1814"/>
+            <w:tcMar>
+              <w:top w:type="dxa" w:w="60"/>
+              <w:left w:type="dxa" w:w="90"/>
+              <w:bottom w:type="dxa" w:w="60"/>
+              <w:right w:type="dxa" w:w="90"/>
+            </w:tcMar>
+          </w:tcPr>
+          <w:p>
+            <w:pPr>
+              <w:spacing w:after="0" w:line="260"/>
+            </w:pPr>
+            <w:r>
+              <w:rPr>
+                <w:b w:val="false"/>
+                <w:bCs w:val="false"/>
+                <w:sz w:val="17"/>
+                <w:szCs w:val="17"/>
+              </w:rPr>
+              <w:t xml:space="preserve">Statement of the objective(s) or question(s)</w:t>
+            </w:r>
+          </w:p>
+        </w:tc>
+        <w:tc>
+          <w:tcPr>
+            <w:tcW w:type="dxa" w:w="1814"/>
+            <w:tcMar>
+              <w:top w:type="dxa" w:w="60"/>
+              <w:left w:type="dxa" w:w="90"/>
+              <w:bottom w:type="dxa" w:w="60"/>
+              <w:right w:type="dxa" w:w="90"/>
+            </w:tcMar>
+          </w:tcPr>
+          <w:p>
+            <w:pPr>
+              <w:spacing w:after="0" w:line="260"/>
+            </w:pPr>
+            <w:r>
+              <w:rPr>
+                <w:b w:val="false"/>
+                <w:bCs w:val="false"/>
+                <w:sz w:val="17"/>
+                <w:szCs w:val="17"/>
+              </w:rPr>
+              <w:t xml:space="preserve">Introduction, final paragraphs</w:t>
+            </w:r>
+          </w:p>
+        </w:tc>
+        <w:tc>
+          <w:tcPr>
+            <w:tcW w:type="dxa" w:w="1814"/>
+            <w:tcMar>
+              <w:top w:type="dxa" w:w="60"/>
+              <w:left w:type="dxa" w:w="90"/>
+              <w:bottom w:type="dxa" w:w="60"/>
+              <w:right w:type="dxa" w:w="90"/>
+            </w:tcMar>
+          </w:tcPr>
+          <w:p>
+            <w:pPr>
+              <w:spacing w:after="0" w:line="260"/>
+            </w:pPr>
+            <w:r>
+              <w:rPr>
+                <w:b w:val="false"/>
+                <w:bCs w:val="false"/>
+                <w:sz w:val="17"/>
+                <w:szCs w:val="17"/>
+              </w:rPr>
+              <w:t xml:space="preserve">Met</w:t>
+            </w:r>
+          </w:p>
+        </w:tc>
+      </w:tr>
+      <w:tr>
+        <w:tc>
+          <w:tcPr>
+            <w:tcW w:type="dxa" w:w="1814"/>
+            <w:tcMar>
+              <w:top w:type="dxa" w:w="60"/>
+              <w:left w:type="dxa" w:w="90"/>
+              <w:bottom w:type="dxa" w:w="60"/>
+              <w:right w:type="dxa" w:w="90"/>
+            </w:tcMar>
+          </w:tcPr>
+          <w:p>
+            <w:pPr>
+              <w:spacing w:after="0" w:line="260"/>
+            </w:pPr>
+            <w:r>
+              <w:rPr>
+                <w:b w:val="false"/>
+                <w:bCs w:val="false"/>
+                <w:sz w:val="17"/>
+                <w:szCs w:val="17"/>
+              </w:rPr>
+              <w:t xml:space="preserve">Methods</w:t>
+            </w:r>
+          </w:p>
+        </w:tc>
+        <w:tc>
+          <w:tcPr>
+            <w:tcW w:type="dxa" w:w="1814"/>
+            <w:tcMar>
+              <w:top w:type="dxa" w:w="60"/>
+              <w:left w:type="dxa" w:w="90"/>
+              <w:bottom w:type="dxa" w:w="60"/>
+              <w:right w:type="dxa" w:w="90"/>
+            </w:tcMar>
+          </w:tcPr>
+          <w:p>
+            <w:pPr>
+              <w:spacing w:after="0" w:line="260"/>
+            </w:pPr>
+            <w:r>
+              <w:rPr>
+                <w:b w:val="false"/>
+                <w:bCs w:val="false"/>
+                <w:sz w:val="17"/>
+                <w:szCs w:val="17"/>
+              </w:rPr>
+              <w:t xml:space="preserve">6</w:t>
+            </w:r>
+          </w:p>
+        </w:tc>
+        <w:tc>
+          <w:tcPr>
+            <w:tcW w:type="dxa" w:w="1814"/>
+            <w:tcMar>
+              <w:top w:type="dxa" w:w="60"/>
+              <w:left w:type="dxa" w:w="90"/>
+              <w:bottom w:type="dxa" w:w="60"/>
+              <w:right w:type="dxa" w:w="90"/>
+            </w:tcMar>
+          </w:tcPr>
+          <w:p>
+            <w:pPr>
+              <w:spacing w:after="0" w:line="260"/>
+            </w:pPr>
+            <w:r>
+              <w:rPr>
+                <w:b w:val="false"/>
+                <w:bCs w:val="false"/>
+                <w:sz w:val="17"/>
+                <w:szCs w:val="17"/>
+              </w:rPr>
+              <w:t xml:space="preserve">Describe all information sources</w:t>
+            </w:r>
+          </w:p>
+        </w:tc>
+        <w:tc>
+          <w:tcPr>
+            <w:tcW w:type="dxa" w:w="1814"/>
+            <w:tcMar>
+              <w:top w:type="dxa" w:w="60"/>
+              <w:left w:type="dxa" w:w="90"/>
+              <w:bottom w:type="dxa" w:w="60"/>
+              <w:right w:type="dxa" w:w="90"/>
+            </w:tcMar>
+          </w:tcPr>
+          <w:p>
+            <w:pPr>
+              <w:spacing w:after="0" w:line="260"/>
+            </w:pPr>
+            <w:r>
+              <w:rPr>
+                <w:b w:val="false"/>
+                <w:bCs w:val="false"/>
+                <w:sz w:val="17"/>
+                <w:szCs w:val="17"/>
+              </w:rPr>
+              <w:t xml:space="preserve">Methods</w:t>
+            </w:r>
+          </w:p>
+        </w:tc>
+        <w:tc>
+          <w:tcPr>
+            <w:tcW w:type="dxa" w:w="1814"/>
+            <w:tcMar>
+              <w:top w:type="dxa" w:w="60"/>
+              <w:left w:type="dxa" w:w="90"/>
+              <w:bottom w:type="dxa" w:w="60"/>
+              <w:right w:type="dxa" w:w="90"/>
+            </w:tcMar>
+          </w:tcPr>
+          <w:p>
+            <w:pPr>
+              <w:spacing w:after="0" w:line="260"/>
+            </w:pPr>
+            <w:r>
+              <w:rPr>
+                <w:b w:val="false"/>
+                <w:bCs w:val="false"/>
+                <w:sz w:val="17"/>
+                <w:szCs w:val="17"/>
+              </w:rPr>
+              <w:t xml:space="preserve">Met</w:t>
+            </w:r>
+          </w:p>
+        </w:tc>
+      </w:tr>
+      <w:tr>
+        <w:tc>
+          <w:tcPr>
+            <w:tcW w:type="dxa" w:w="1814"/>
+            <w:tcMar>
+              <w:top w:type="dxa" w:w="60"/>
+              <w:left w:type="dxa" w:w="90"/>
+              <w:bottom w:type="dxa" w:w="60"/>
+              <w:right w:type="dxa" w:w="90"/>
+            </w:tcMar>
+          </w:tcPr>
+          <w:p>
+            <w:pPr>
+              <w:spacing w:after="0" w:line="260"/>
+            </w:pPr>
+            <w:r>
+              <w:rPr>
+                <w:b w:val="false"/>
+                <w:bCs w:val="false"/>
+                <w:sz w:val="17"/>
+                <w:szCs w:val="17"/>
+              </w:rPr>
+              <w:t xml:space="preserve">Methods</w:t>
+            </w:r>
+          </w:p>
+        </w:tc>
+        <w:tc>
+          <w:tcPr>
+            <w:tcW w:type="dxa" w:w="1814"/>
+            <w:tcMar>
+              <w:top w:type="dxa" w:w="60"/>
+              <w:left w:type="dxa" w:w="90"/>
+              <w:bottom w:type="dxa" w:w="60"/>
+              <w:right w:type="dxa" w:w="90"/>
+            </w:tcMar>
+          </w:tcPr>
+          <w:p>
+            <w:pPr>
+              <w:spacing w:after="0" w:line="260"/>
+            </w:pPr>
+            <w:r>
+              <w:rPr>
+                <w:b w:val="false"/>
+                <w:bCs w:val="false"/>
+                <w:sz w:val="17"/>
+                <w:szCs w:val="17"/>
+              </w:rPr>
+              <w:t xml:space="preserve">7</w:t>
+            </w:r>
+          </w:p>
+        </w:tc>
+        <w:tc>
+          <w:tcPr>
+            <w:tcW w:type="dxa" w:w="1814"/>
+            <w:tcMar>
+              <w:top w:type="dxa" w:w="60"/>
+              <w:left w:type="dxa" w:w="90"/>
+              <w:bottom w:type="dxa" w:w="60"/>
+              <w:right w:type="dxa" w:w="90"/>
+            </w:tcMar>
+          </w:tcPr>
+          <w:p>
+            <w:pPr>
+              <w:spacing w:after="0" w:line="260"/>
+            </w:pPr>
+            <w:r>
+              <w:rPr>
+                <w:b w:val="false"/>
+                <w:bCs w:val="false"/>
+                <w:sz w:val="17"/>
+                <w:szCs w:val="17"/>
+              </w:rPr>
+              <w:t xml:space="preserve">Keywords and systematisation criteria (date of search, language, document type)</w:t>
+            </w:r>
+          </w:p>
+        </w:tc>
+        <w:tc>
+          <w:tcPr>
+            <w:tcW w:type="dxa" w:w="1814"/>
+            <w:tcMar>
+              <w:top w:type="dxa" w:w="60"/>
+              <w:left w:type="dxa" w:w="90"/>
+              <w:bottom w:type="dxa" w:w="60"/>
+              <w:right w:type="dxa" w:w="90"/>
+            </w:tcMar>
+          </w:tcPr>
+          <w:p>
+            <w:pPr>
+              <w:spacing w:after="0" w:line="260"/>
+            </w:pPr>
+            <w:r>
+              <w:rPr>
+                <w:b w:val="false"/>
+                <w:bCs w:val="false"/>
+                <w:sz w:val="17"/>
+                <w:szCs w:val="17"/>
+              </w:rPr>
+              <w:t xml:space="preserve">Methods; Appendix C</w:t>
+            </w:r>
+          </w:p>
+        </w:tc>
+        <w:tc>
+          <w:tcPr>
+            <w:tcW w:type="dxa" w:w="1814"/>
+            <w:tcMar>
+              <w:top w:type="dxa" w:w="60"/>
+              <w:left w:type="dxa" w:w="90"/>
+              <w:bottom w:type="dxa" w:w="60"/>
+              <w:right w:type="dxa" w:w="90"/>
+            </w:tcMar>
+          </w:tcPr>
+          <w:p>
+            <w:pPr>
+              <w:spacing w:after="0" w:line="260"/>
+            </w:pPr>
+            <w:r>
+              <w:rPr>
+                <w:b w:val="false"/>
+                <w:bCs w:val="false"/>
+                <w:sz w:val="17"/>
+                <w:szCs w:val="17"/>
+              </w:rPr>
+              <w:t xml:space="preserve">Met</w:t>
+            </w:r>
+          </w:p>
+        </w:tc>
+      </w:tr>
+      <w:tr>
+        <w:tc>
+          <w:tcPr>
+            <w:tcW w:type="dxa" w:w="1814"/>
+            <w:tcMar>
+              <w:top w:type="dxa" w:w="60"/>
+              <w:left w:type="dxa" w:w="90"/>
+              <w:bottom w:type="dxa" w:w="60"/>
+              <w:right w:type="dxa" w:w="90"/>
+            </w:tcMar>
+          </w:tcPr>
+          <w:p>
+            <w:pPr>
+              <w:spacing w:after="0" w:line="260"/>
+            </w:pPr>
+            <w:r>
+              <w:rPr>
+                <w:b w:val="false"/>
+                <w:bCs w:val="false"/>
+                <w:sz w:val="17"/>
+                <w:szCs w:val="17"/>
+              </w:rPr>
+              <w:t xml:space="preserve">Methods</w:t>
+            </w:r>
+          </w:p>
+        </w:tc>
+        <w:tc>
+          <w:tcPr>
+            <w:tcW w:type="dxa" w:w="1814"/>
+            <w:tcMar>
+              <w:top w:type="dxa" w:w="60"/>
+              <w:left w:type="dxa" w:w="90"/>
+              <w:bottom w:type="dxa" w:w="60"/>
+              <w:right w:type="dxa" w:w="90"/>
+            </w:tcMar>
+          </w:tcPr>
+          <w:p>
+            <w:pPr>
+              <w:spacing w:after="0" w:line="260"/>
+            </w:pPr>
+            <w:r>
+              <w:rPr>
+                <w:b w:val="false"/>
+                <w:bCs w:val="false"/>
+                <w:sz w:val="17"/>
+                <w:szCs w:val="17"/>
+              </w:rPr>
+              <w:t xml:space="preserve">8</w:t>
+            </w:r>
+          </w:p>
+        </w:tc>
+        <w:tc>
+          <w:tcPr>
+            <w:tcW w:type="dxa" w:w="1814"/>
+            <w:tcMar>
+              <w:top w:type="dxa" w:w="60"/>
+              <w:left w:type="dxa" w:w="90"/>
+              <w:bottom w:type="dxa" w:w="60"/>
+              <w:right w:type="dxa" w:w="90"/>
+            </w:tcMar>
+          </w:tcPr>
+          <w:p>
+            <w:pPr>
+              <w:spacing w:after="0" w:line="260"/>
+            </w:pPr>
+            <w:r>
+              <w:rPr>
+                <w:b w:val="false"/>
+                <w:bCs w:val="false"/>
+                <w:sz w:val="17"/>
+                <w:szCs w:val="17"/>
+              </w:rPr>
+              <w:t xml:space="preserve">The period the review covers and its justification</w:t>
+            </w:r>
+          </w:p>
+        </w:tc>
+        <w:tc>
+          <w:tcPr>
+            <w:tcW w:type="dxa" w:w="1814"/>
+            <w:tcMar>
+              <w:top w:type="dxa" w:w="60"/>
+              <w:left w:type="dxa" w:w="90"/>
+              <w:bottom w:type="dxa" w:w="60"/>
+              <w:right w:type="dxa" w:w="90"/>
+            </w:tcMar>
+          </w:tcPr>
+          <w:p>
+            <w:pPr>
+              <w:spacing w:after="0" w:line="260"/>
+            </w:pPr>
+            <w:r>
+              <w:rPr>
+                <w:b w:val="false"/>
+                <w:bCs w:val="false"/>
+                <w:sz w:val="17"/>
+                <w:szCs w:val="17"/>
+              </w:rPr>
+              <w:t xml:space="preserve">Methods</w:t>
+            </w:r>
+          </w:p>
+        </w:tc>
+        <w:tc>
+          <w:tcPr>
+            <w:tcW w:type="dxa" w:w="1814"/>
+            <w:tcMar>
+              <w:top w:type="dxa" w:w="60"/>
+              <w:left w:type="dxa" w:w="90"/>
+              <w:bottom w:type="dxa" w:w="60"/>
+              <w:right w:type="dxa" w:w="90"/>
+            </w:tcMar>
+          </w:tcPr>
+          <w:p>
+            <w:pPr>
+              <w:spacing w:after="0" w:line="260"/>
+            </w:pPr>
+            <w:r>
+              <w:rPr>
+                <w:b w:val="false"/>
+                <w:bCs w:val="false"/>
+                <w:sz w:val="17"/>
+                <w:szCs w:val="17"/>
+              </w:rPr>
+              <w:t xml:space="preserve">Met</w:t>
+            </w:r>
+          </w:p>
+        </w:tc>
+      </w:tr>
+      <w:tr>
+        <w:tc>
+          <w:tcPr>
+            <w:tcW w:type="dxa" w:w="1814"/>
+            <w:tcMar>
+              <w:top w:type="dxa" w:w="60"/>
+              <w:left w:type="dxa" w:w="90"/>
+              <w:bottom w:type="dxa" w:w="60"/>
+              <w:right w:type="dxa" w:w="90"/>
+            </w:tcMar>
+          </w:tcPr>
+          <w:p>
+            <w:pPr>
+              <w:spacing w:after="0" w:line="260"/>
+            </w:pPr>
+            <w:r>
+              <w:rPr>
+                <w:b w:val="false"/>
+                <w:bCs w:val="false"/>
+                <w:sz w:val="17"/>
+                <w:szCs w:val="17"/>
+              </w:rPr>
+              <w:t xml:space="preserve">Methods</w:t>
+            </w:r>
+          </w:p>
+        </w:tc>
+        <w:tc>
+          <w:tcPr>
+            <w:tcW w:type="dxa" w:w="1814"/>
+            <w:tcMar>
+              <w:top w:type="dxa" w:w="60"/>
+              <w:left w:type="dxa" w:w="90"/>
+              <w:bottom w:type="dxa" w:w="60"/>
+              <w:right w:type="dxa" w:w="90"/>
+            </w:tcMar>
+          </w:tcPr>
+          <w:p>
+            <w:pPr>
+              <w:spacing w:after="0" w:line="260"/>
+            </w:pPr>
+            <w:r>
+              <w:rPr>
+                <w:b w:val="false"/>
+                <w:bCs w:val="false"/>
+                <w:sz w:val="17"/>
+                <w:szCs w:val="17"/>
+              </w:rPr>
+              <w:t xml:space="preserve">9</w:t>
+            </w:r>
+          </w:p>
+        </w:tc>
+        <w:tc>
+          <w:tcPr>
+            <w:tcW w:type="dxa" w:w="1814"/>
+            <w:tcMar>
+              <w:top w:type="dxa" w:w="60"/>
+              <w:left w:type="dxa" w:w="90"/>
+              <w:bottom w:type="dxa" w:w="60"/>
+              <w:right w:type="dxa" w:w="90"/>
+            </w:tcMar>
+          </w:tcPr>
+          <w:p>
+            <w:pPr>
+              <w:spacing w:after="0" w:line="260"/>
+            </w:pPr>
+            <w:r>
+              <w:rPr>
+                <w:b w:val="false"/>
+                <w:bCs w:val="false"/>
+                <w:sz w:val="17"/>
+                <w:szCs w:val="17"/>
+              </w:rPr>
+              <w:t xml:space="preserve">Inclusion and exclusion criteria; study design, publication type, time period</w:t>
+            </w:r>
+          </w:p>
+        </w:tc>
+        <w:tc>
+          <w:tcPr>
+            <w:tcW w:type="dxa" w:w="1814"/>
+            <w:tcMar>
+              <w:top w:type="dxa" w:w="60"/>
+              <w:left w:type="dxa" w:w="90"/>
+              <w:bottom w:type="dxa" w:w="60"/>
+              <w:right w:type="dxa" w:w="90"/>
+            </w:tcMar>
+          </w:tcPr>
+          <w:p>
+            <w:pPr>
+              <w:spacing w:after="0" w:line="260"/>
+            </w:pPr>
+            <w:r>
+              <w:rPr>
+                <w:b w:val="false"/>
+                <w:bCs w:val="false"/>
+                <w:sz w:val="17"/>
+                <w:szCs w:val="17"/>
+              </w:rPr>
+              <w:t xml:space="preserve">Methods</w:t>
+            </w:r>
+          </w:p>
+        </w:tc>
+        <w:tc>
+          <w:tcPr>
+            <w:tcW w:type="dxa" w:w="1814"/>
+            <w:tcMar>
+              <w:top w:type="dxa" w:w="60"/>
+              <w:left w:type="dxa" w:w="90"/>
+              <w:bottom w:type="dxa" w:w="60"/>
+              <w:right w:type="dxa" w:w="90"/>
+            </w:tcMar>
+          </w:tcPr>
+          <w:p>
+            <w:pPr>
+              <w:spacing w:after="0" w:line="260"/>
+            </w:pPr>
+            <w:r>
+              <w:rPr>
+                <w:b w:val="false"/>
+                <w:bCs w:val="false"/>
+                <w:sz w:val="17"/>
+                <w:szCs w:val="17"/>
+              </w:rPr>
+              <w:t xml:space="preserve">Met</w:t>
+            </w:r>
+          </w:p>
+        </w:tc>
+      </w:tr>
+      <w:tr>
+        <w:tc>
+          <w:tcPr>
+            <w:tcW w:type="dxa" w:w="1814"/>
+            <w:tcMar>
+              <w:top w:type="dxa" w:w="60"/>
+              <w:left w:type="dxa" w:w="90"/>
+              <w:bottom w:type="dxa" w:w="60"/>
+              <w:right w:type="dxa" w:w="90"/>
+            </w:tcMar>
+          </w:tcPr>
+          <w:p>
+            <w:pPr>
+              <w:spacing w:after="0" w:line="260"/>
+            </w:pPr>
+            <w:r>
+              <w:rPr>
+                <w:b w:val="false"/>
+                <w:bCs w:val="false"/>
+                <w:sz w:val="17"/>
+                <w:szCs w:val="17"/>
+              </w:rPr>
+              <w:t xml:space="preserve">Methods</w:t>
+            </w:r>
+          </w:p>
+        </w:tc>
+        <w:tc>
+          <w:tcPr>
+            <w:tcW w:type="dxa" w:w="1814"/>
+            <w:tcMar>
+              <w:top w:type="dxa" w:w="60"/>
+              <w:left w:type="dxa" w:w="90"/>
+              <w:bottom w:type="dxa" w:w="60"/>
+              <w:right w:type="dxa" w:w="90"/>
+            </w:tcMar>
+          </w:tcPr>
+          <w:p>
+            <w:pPr>
+              <w:spacing w:after="0" w:line="260"/>
+            </w:pPr>
+            <w:r>
+              <w:rPr>
+                <w:b w:val="false"/>
+                <w:bCs w:val="false"/>
+                <w:sz w:val="17"/>
+                <w:szCs w:val="17"/>
+              </w:rPr>
+              <w:t xml:space="preserve">10</w:t>
+            </w:r>
+          </w:p>
+        </w:tc>
+        <w:tc>
+          <w:tcPr>
+            <w:tcW w:type="dxa" w:w="1814"/>
+            <w:tcMar>
+              <w:top w:type="dxa" w:w="60"/>
+              <w:left w:type="dxa" w:w="90"/>
+              <w:bottom w:type="dxa" w:w="60"/>
+              <w:right w:type="dxa" w:w="90"/>
+            </w:tcMar>
+          </w:tcPr>
+          <w:p>
+            <w:pPr>
+              <w:spacing w:after="0" w:line="260"/>
+            </w:pPr>
+            <w:r>
+              <w:rPr>
+                <w:b w:val="false"/>
+                <w:bCs w:val="false"/>
+                <w:sz w:val="17"/>
+                <w:szCs w:val="17"/>
+              </w:rPr>
+              <w:t xml:space="preserve">Data refinement; removal of duplicate and unrelated articles</w:t>
+            </w:r>
+          </w:p>
+        </w:tc>
+        <w:tc>
+          <w:tcPr>
+            <w:tcW w:type="dxa" w:w="1814"/>
+            <w:tcMar>
+              <w:top w:type="dxa" w:w="60"/>
+              <w:left w:type="dxa" w:w="90"/>
+              <w:bottom w:type="dxa" w:w="60"/>
+              <w:right w:type="dxa" w:w="90"/>
+            </w:tcMar>
+          </w:tcPr>
+          <w:p>
+            <w:pPr>
+              <w:spacing w:after="0" w:line="260"/>
+            </w:pPr>
+            <w:r>
+              <w:rPr>
+                <w:b w:val="false"/>
+                <w:bCs w:val="false"/>
+                <w:sz w:val="17"/>
+                <w:szCs w:val="17"/>
+              </w:rPr>
+              <w:t xml:space="preserve">Methods, Methods; Appendix C</w:t>
+            </w:r>
+          </w:p>
+        </w:tc>
+        <w:tc>
+          <w:tcPr>
+            <w:tcW w:type="dxa" w:w="1814"/>
+            <w:tcMar>
+              <w:top w:type="dxa" w:w="60"/>
+              <w:left w:type="dxa" w:w="90"/>
+              <w:bottom w:type="dxa" w:w="60"/>
+              <w:right w:type="dxa" w:w="90"/>
+            </w:tcMar>
+          </w:tcPr>
+          <w:p>
+            <w:pPr>
+              <w:spacing w:after="0" w:line="260"/>
+            </w:pPr>
+            <w:r>
+              <w:rPr>
+                <w:b w:val="false"/>
+                <w:bCs w:val="false"/>
+                <w:sz w:val="17"/>
+                <w:szCs w:val="17"/>
+              </w:rPr>
+              <w:t xml:space="preserve">Met</w:t>
+            </w:r>
+          </w:p>
+        </w:tc>
+      </w:tr>
+      <w:tr>
+        <w:tc>
+          <w:tcPr>
+            <w:tcW w:type="dxa" w:w="1814"/>
+            <w:tcMar>
+              <w:top w:type="dxa" w:w="60"/>
+              <w:left w:type="dxa" w:w="90"/>
+              <w:bottom w:type="dxa" w:w="60"/>
+              <w:right w:type="dxa" w:w="90"/>
+            </w:tcMar>
+          </w:tcPr>
+          <w:p>
+            <w:pPr>
+              <w:spacing w:after="0" w:line="260"/>
+            </w:pPr>
+            <w:r>
+              <w:rPr>
+                <w:b w:val="false"/>
+                <w:bCs w:val="false"/>
+                <w:sz w:val="17"/>
+                <w:szCs w:val="17"/>
+              </w:rPr>
+              <w:t xml:space="preserve">Methods</w:t>
+            </w:r>
+          </w:p>
+        </w:tc>
+        <w:tc>
+          <w:tcPr>
+            <w:tcW w:type="dxa" w:w="1814"/>
+            <w:tcMar>
+              <w:top w:type="dxa" w:w="60"/>
+              <w:left w:type="dxa" w:w="90"/>
+              <w:bottom w:type="dxa" w:w="60"/>
+              <w:right w:type="dxa" w:w="90"/>
+            </w:tcMar>
+          </w:tcPr>
+          <w:p>
+            <w:pPr>
+              <w:spacing w:after="0" w:line="260"/>
+            </w:pPr>
+            <w:r>
+              <w:rPr>
+                <w:b w:val="false"/>
+                <w:bCs w:val="false"/>
+                <w:sz w:val="17"/>
+                <w:szCs w:val="17"/>
+              </w:rPr>
+              <w:t xml:space="preserve">11</w:t>
+            </w:r>
+          </w:p>
+        </w:tc>
+        <w:tc>
+          <w:tcPr>
+            <w:tcW w:type="dxa" w:w="1814"/>
+            <w:tcMar>
+              <w:top w:type="dxa" w:w="60"/>
+              <w:left w:type="dxa" w:w="90"/>
+              <w:bottom w:type="dxa" w:w="60"/>
+              <w:right w:type="dxa" w:w="90"/>
+            </w:tcMar>
+          </w:tcPr>
+          <w:p>
+            <w:pPr>
+              <w:spacing w:after="0" w:line="260"/>
+            </w:pPr>
+            <w:r>
+              <w:rPr>
+                <w:b w:val="false"/>
+                <w:bCs w:val="false"/>
+                <w:i/>
+                <w:iCs/>
+                <w:sz w:val="17"/>
+                <w:szCs w:val="17"/>
+              </w:rPr>
+              <w:t xml:space="preserve">(Optional)</w:t>
+            </w:r>
+            <w:r>
+              <w:rPr>
+                <w:b w:val="false"/>
+                <w:bCs w:val="false"/>
+                <w:sz w:val="17"/>
+                <w:szCs w:val="17"/>
+              </w:rPr>
+              <w:t xml:space="preserve"> Assessment of papers by three authors</w:t>
+            </w:r>
+          </w:p>
+        </w:tc>
+        <w:tc>
+          <w:tcPr>
+            <w:tcW w:type="dxa" w:w="1814"/>
+            <w:tcMar>
+              <w:top w:type="dxa" w:w="60"/>
+              <w:left w:type="dxa" w:w="90"/>
+              <w:bottom w:type="dxa" w:w="60"/>
+              <w:right w:type="dxa" w:w="90"/>
+            </w:tcMar>
+          </w:tcPr>
+          <w:p>
+            <w:pPr>
+              <w:spacing w:after="0" w:line="260"/>
+            </w:pPr>
+            <w:r>
+              <w:rPr>
+                <w:b w:val="false"/>
+                <w:bCs w:val="false"/>
+                <w:sz w:val="17"/>
+                <w:szCs w:val="17"/>
+              </w:rPr>
+              <w:t xml:space="preserve">Methods</w:t>
+            </w:r>
+          </w:p>
+        </w:tc>
+        <w:tc>
+          <w:tcPr>
+            <w:tcW w:type="dxa" w:w="1814"/>
+            <w:tcMar>
+              <w:top w:type="dxa" w:w="60"/>
+              <w:left w:type="dxa" w:w="90"/>
+              <w:bottom w:type="dxa" w:w="60"/>
+              <w:right w:type="dxa" w:w="90"/>
+            </w:tcMar>
+          </w:tcPr>
+          <w:p>
+            <w:pPr>
+              <w:spacing w:after="0" w:line="260"/>
+            </w:pPr>
+            <w:r>
+              <w:rPr>
+                <w:b/>
+                <w:bCs/>
+                <w:sz w:val="17"/>
+                <w:szCs w:val="17"/>
+              </w:rPr>
+              <w:t xml:space="preserve">Met</w:t>
+            </w:r>
+            <w:r>
+              <w:rPr>
+                <w:b w:val="false"/>
+                <w:bCs w:val="false"/>
+                <w:sz w:val="17"/>
+                <w:szCs w:val="17"/>
+              </w:rPr>
+              <w:t xml:space="preserve"> — the 64 borderline records were decided by discussion among three authors</w:t>
+            </w:r>
+          </w:p>
+        </w:tc>
+      </w:tr>
+      <w:tr>
+        <w:tc>
+          <w:tcPr>
+            <w:tcW w:type="dxa" w:w="1814"/>
+            <w:tcMar>
+              <w:top w:type="dxa" w:w="60"/>
+              <w:left w:type="dxa" w:w="90"/>
+              <w:bottom w:type="dxa" w:w="60"/>
+              <w:right w:type="dxa" w:w="90"/>
+            </w:tcMar>
+          </w:tcPr>
+          <w:p>
+            <w:pPr>
+              <w:spacing w:after="0" w:line="260"/>
+            </w:pPr>
+            <w:r>
+              <w:rPr>
+                <w:b w:val="false"/>
+                <w:bCs w:val="false"/>
+                <w:sz w:val="17"/>
+                <w:szCs w:val="17"/>
+              </w:rPr>
+              <w:t xml:space="preserve">Methods</w:t>
+            </w:r>
+          </w:p>
+        </w:tc>
+        <w:tc>
+          <w:tcPr>
+            <w:tcW w:type="dxa" w:w="1814"/>
+            <w:tcMar>
+              <w:top w:type="dxa" w:w="60"/>
+              <w:left w:type="dxa" w:w="90"/>
+              <w:bottom w:type="dxa" w:w="60"/>
+              <w:right w:type="dxa" w:w="90"/>
+            </w:tcMar>
+          </w:tcPr>
+          <w:p>
+            <w:pPr>
+              <w:spacing w:after="0" w:line="260"/>
+            </w:pPr>
+            <w:r>
+              <w:rPr>
+                <w:b w:val="false"/>
+                <w:bCs w:val="false"/>
+                <w:sz w:val="17"/>
+                <w:szCs w:val="17"/>
+              </w:rPr>
+              <w:t xml:space="preserve">12</w:t>
+            </w:r>
+          </w:p>
+        </w:tc>
+        <w:tc>
+          <w:tcPr>
+            <w:tcW w:type="dxa" w:w="1814"/>
+            <w:tcMar>
+              <w:top w:type="dxa" w:w="60"/>
+              <w:left w:type="dxa" w:w="90"/>
+              <w:bottom w:type="dxa" w:w="60"/>
+              <w:right w:type="dxa" w:w="90"/>
+            </w:tcMar>
+          </w:tcPr>
+          <w:p>
+            <w:pPr>
+              <w:spacing w:after="0" w:line="260"/>
+            </w:pPr>
+            <w:r>
+              <w:rPr>
+                <w:b w:val="false"/>
+                <w:bCs w:val="false"/>
+                <w:sz w:val="17"/>
+                <w:szCs w:val="17"/>
+              </w:rPr>
+              <w:t xml:space="preserve">Methods used for summarising, synthesis, tabulation and analysis</w:t>
+            </w:r>
+          </w:p>
+        </w:tc>
+        <w:tc>
+          <w:tcPr>
+            <w:tcW w:type="dxa" w:w="1814"/>
+            <w:tcMar>
+              <w:top w:type="dxa" w:w="60"/>
+              <w:left w:type="dxa" w:w="90"/>
+              <w:bottom w:type="dxa" w:w="60"/>
+              <w:right w:type="dxa" w:w="90"/>
+            </w:tcMar>
+          </w:tcPr>
+          <w:p>
+            <w:pPr>
+              <w:spacing w:after="0" w:line="260"/>
+            </w:pPr>
+            <w:r>
+              <w:rPr>
+                <w:b w:val="false"/>
+                <w:bCs w:val="false"/>
+                <w:sz w:val="17"/>
+                <w:szCs w:val="17"/>
+              </w:rPr>
+              <w:t xml:space="preserve">Methods</w:t>
+            </w:r>
+          </w:p>
+        </w:tc>
+        <w:tc>
+          <w:tcPr>
+            <w:tcW w:type="dxa" w:w="1814"/>
+            <w:tcMar>
+              <w:top w:type="dxa" w:w="60"/>
+              <w:left w:type="dxa" w:w="90"/>
+              <w:bottom w:type="dxa" w:w="60"/>
+              <w:right w:type="dxa" w:w="90"/>
+            </w:tcMar>
+          </w:tcPr>
+          <w:p>
+            <w:pPr>
+              <w:spacing w:after="0" w:line="260"/>
+            </w:pPr>
+            <w:r>
+              <w:rPr>
+                <w:b w:val="false"/>
+                <w:bCs w:val="false"/>
+                <w:sz w:val="17"/>
+                <w:szCs w:val="17"/>
+              </w:rPr>
+              <w:t xml:space="preserve">Met</w:t>
+            </w:r>
+          </w:p>
+        </w:tc>
+      </w:tr>
+      <w:tr>
+        <w:tc>
+          <w:tcPr>
+            <w:tcW w:type="dxa" w:w="1814"/>
+            <w:tcMar>
+              <w:top w:type="dxa" w:w="60"/>
+              <w:left w:type="dxa" w:w="90"/>
+              <w:bottom w:type="dxa" w:w="60"/>
+              <w:right w:type="dxa" w:w="90"/>
+            </w:tcMar>
+          </w:tcPr>
+          <w:p>
+            <w:pPr>
+              <w:spacing w:after="0" w:line="260"/>
+            </w:pPr>
+            <w:r>
+              <w:rPr>
+                <w:b w:val="false"/>
+                <w:bCs w:val="false"/>
+                <w:sz w:val="17"/>
+                <w:szCs w:val="17"/>
+              </w:rPr>
+              <w:t xml:space="preserve">Results</w:t>
+            </w:r>
+          </w:p>
+        </w:tc>
+        <w:tc>
+          <w:tcPr>
+            <w:tcW w:type="dxa" w:w="1814"/>
+            <w:tcMar>
+              <w:top w:type="dxa" w:w="60"/>
+              <w:left w:type="dxa" w:w="90"/>
+              <w:bottom w:type="dxa" w:w="60"/>
+              <w:right w:type="dxa" w:w="90"/>
+            </w:tcMar>
+          </w:tcPr>
+          <w:p>
+            <w:pPr>
+              <w:spacing w:after="0" w:line="260"/>
+            </w:pPr>
+            <w:r>
+              <w:rPr>
+                <w:b w:val="false"/>
+                <w:bCs w:val="false"/>
+                <w:sz w:val="17"/>
+                <w:szCs w:val="17"/>
+              </w:rPr>
+              <w:t xml:space="preserve">13</w:t>
+            </w:r>
+          </w:p>
+        </w:tc>
+        <w:tc>
+          <w:tcPr>
+            <w:tcW w:type="dxa" w:w="1814"/>
+            <w:tcMar>
+              <w:top w:type="dxa" w:w="60"/>
+              <w:left w:type="dxa" w:w="90"/>
+              <w:bottom w:type="dxa" w:w="60"/>
+              <w:right w:type="dxa" w:w="90"/>
+            </w:tcMar>
+          </w:tcPr>
+          <w:p>
+            <w:pPr>
+              <w:spacing w:after="0" w:line="260"/>
+            </w:pPr>
+            <w:r>
+              <w:rPr>
+                <w:b w:val="false"/>
+                <w:bCs w:val="false"/>
+                <w:sz w:val="17"/>
+                <w:szCs w:val="17"/>
+              </w:rPr>
+              <w:t xml:space="preserve">Flow diagram of search and selection; descriptive counts</w:t>
+            </w:r>
+          </w:p>
+        </w:tc>
+        <w:tc>
+          <w:tcPr>
+            <w:tcW w:type="dxa" w:w="1814"/>
+            <w:tcMar>
+              <w:top w:type="dxa" w:w="60"/>
+              <w:left w:type="dxa" w:w="90"/>
+              <w:bottom w:type="dxa" w:w="60"/>
+              <w:right w:type="dxa" w:w="90"/>
+            </w:tcMar>
+          </w:tcPr>
+          <w:p>
+            <w:pPr>
+              <w:spacing w:after="0" w:line="260"/>
+            </w:pPr>
+            <w:r>
+              <w:rPr>
+                <w:b w:val="false"/>
+                <w:bCs w:val="false"/>
+                <w:sz w:val="17"/>
+                <w:szCs w:val="17"/>
+              </w:rPr>
+              <w:t xml:space="preserve">Results; Appendix C</w:t>
+            </w:r>
+          </w:p>
+        </w:tc>
+        <w:tc>
+          <w:tcPr>
+            <w:tcW w:type="dxa" w:w="1814"/>
+            <w:tcMar>
+              <w:top w:type="dxa" w:w="60"/>
+              <w:left w:type="dxa" w:w="90"/>
+              <w:bottom w:type="dxa" w:w="60"/>
+              <w:right w:type="dxa" w:w="90"/>
+            </w:tcMar>
+          </w:tcPr>
+          <w:p>
+            <w:pPr>
+              <w:spacing w:after="0" w:line="260"/>
+            </w:pPr>
+            <w:r>
+              <w:rPr>
+                <w:b w:val="false"/>
+                <w:bCs w:val="false"/>
+                <w:sz w:val="17"/>
+                <w:szCs w:val="17"/>
+              </w:rPr>
+              <w:t xml:space="preserve">Met</w:t>
+            </w:r>
+          </w:p>
+        </w:tc>
+      </w:tr>
+      <w:tr>
+        <w:tc>
+          <w:tcPr>
+            <w:tcW w:type="dxa" w:w="1814"/>
+            <w:tcMar>
+              <w:top w:type="dxa" w:w="60"/>
+              <w:left w:type="dxa" w:w="90"/>
+              <w:bottom w:type="dxa" w:w="60"/>
+              <w:right w:type="dxa" w:w="90"/>
+            </w:tcMar>
+          </w:tcPr>
+          <w:p>
+            <w:pPr>
+              <w:spacing w:after="0" w:line="260"/>
+            </w:pPr>
+            <w:r>
+              <w:rPr>
+                <w:b w:val="false"/>
+                <w:bCs w:val="false"/>
+                <w:sz w:val="17"/>
+                <w:szCs w:val="17"/>
+              </w:rPr>
+              <w:t xml:space="preserve">Results</w:t>
+            </w:r>
+          </w:p>
+        </w:tc>
+        <w:tc>
+          <w:tcPr>
+            <w:tcW w:type="dxa" w:w="1814"/>
+            <w:tcMar>
+              <w:top w:type="dxa" w:w="60"/>
+              <w:left w:type="dxa" w:w="90"/>
+              <w:bottom w:type="dxa" w:w="60"/>
+              <w:right w:type="dxa" w:w="90"/>
+            </w:tcMar>
+          </w:tcPr>
+          <w:p>
+            <w:pPr>
+              <w:spacing w:after="0" w:line="260"/>
+            </w:pPr>
+            <w:r>
+              <w:rPr>
+                <w:b w:val="false"/>
+                <w:bCs w:val="false"/>
+                <w:sz w:val="17"/>
+                <w:szCs w:val="17"/>
+              </w:rPr>
+              <w:t xml:space="preserve">14</w:t>
+            </w:r>
+          </w:p>
+        </w:tc>
+        <w:tc>
+          <w:tcPr>
+            <w:tcW w:type="dxa" w:w="1814"/>
+            <w:tcMar>
+              <w:top w:type="dxa" w:w="60"/>
+              <w:left w:type="dxa" w:w="90"/>
+              <w:bottom w:type="dxa" w:w="60"/>
+              <w:right w:type="dxa" w:w="90"/>
+            </w:tcMar>
+          </w:tcPr>
+          <w:p>
+            <w:pPr>
+              <w:spacing w:after="0" w:line="260"/>
+            </w:pPr>
+            <w:r>
+              <w:rPr>
+                <w:b w:val="false"/>
+                <w:bCs w:val="false"/>
+                <w:sz w:val="17"/>
+                <w:szCs w:val="17"/>
+              </w:rPr>
+              <w:t xml:space="preserve">Schematic maps and trends presented using appropriate software</w:t>
+            </w:r>
+          </w:p>
+        </w:tc>
+        <w:tc>
+          <w:tcPr>
+            <w:tcW w:type="dxa" w:w="1814"/>
+            <w:tcMar>
+              <w:top w:type="dxa" w:w="60"/>
+              <w:left w:type="dxa" w:w="90"/>
+              <w:bottom w:type="dxa" w:w="60"/>
+              <w:right w:type="dxa" w:w="90"/>
+            </w:tcMar>
+          </w:tcPr>
+          <w:p>
+            <w:pPr>
+              <w:spacing w:after="0" w:line="260"/>
+            </w:pPr>
+            <w:r>
+              <w:rPr>
+                <w:b w:val="false"/>
+                <w:bCs w:val="false"/>
+                <w:sz w:val="17"/>
+                <w:szCs w:val="17"/>
+              </w:rPr>
+              <w:t xml:space="preserve">Figures 7–10</w:t>
+            </w:r>
+          </w:p>
+        </w:tc>
+        <w:tc>
+          <w:tcPr>
+            <w:tcW w:type="dxa" w:w="1814"/>
+            <w:tcMar>
+              <w:top w:type="dxa" w:w="60"/>
+              <w:left w:type="dxa" w:w="90"/>
+              <w:bottom w:type="dxa" w:w="60"/>
+              <w:right w:type="dxa" w:w="90"/>
+            </w:tcMar>
+          </w:tcPr>
+          <w:p>
+            <w:pPr>
+              <w:spacing w:after="0" w:line="260"/>
+            </w:pPr>
+            <w:r>
+              <w:rPr>
+                <w:b w:val="false"/>
+                <w:bCs w:val="false"/>
+                <w:sz w:val="17"/>
+                <w:szCs w:val="17"/>
+              </w:rPr>
+              <w:t xml:space="preserve">Met</w:t>
+            </w:r>
+          </w:p>
+        </w:tc>
+      </w:tr>
+      <w:tr>
+        <w:tc>
+          <w:tcPr>
+            <w:tcW w:type="dxa" w:w="1814"/>
+            <w:tcMar>
+              <w:top w:type="dxa" w:w="60"/>
+              <w:left w:type="dxa" w:w="90"/>
+              <w:bottom w:type="dxa" w:w="60"/>
+              <w:right w:type="dxa" w:w="90"/>
+            </w:tcMar>
+          </w:tcPr>
+          <w:p>
+            <w:pPr>
+              <w:spacing w:after="0" w:line="260"/>
+            </w:pPr>
+            <w:r>
+              <w:rPr>
+                <w:b w:val="false"/>
+                <w:bCs w:val="false"/>
+                <w:sz w:val="17"/>
+                <w:szCs w:val="17"/>
+              </w:rPr>
+              <w:t xml:space="preserve">Results</w:t>
+            </w:r>
+          </w:p>
+        </w:tc>
+        <w:tc>
+          <w:tcPr>
+            <w:tcW w:type="dxa" w:w="1814"/>
+            <w:tcMar>
+              <w:top w:type="dxa" w:w="60"/>
+              <w:left w:type="dxa" w:w="90"/>
+              <w:bottom w:type="dxa" w:w="60"/>
+              <w:right w:type="dxa" w:w="90"/>
+            </w:tcMar>
+          </w:tcPr>
+          <w:p>
+            <w:pPr>
+              <w:spacing w:after="0" w:line="260"/>
+            </w:pPr>
+            <w:r>
+              <w:rPr>
+                <w:b w:val="false"/>
+                <w:bCs w:val="false"/>
+                <w:sz w:val="17"/>
+                <w:szCs w:val="17"/>
+              </w:rPr>
+              <w:t xml:space="preserve">15</w:t>
+            </w:r>
+          </w:p>
+        </w:tc>
+        <w:tc>
+          <w:tcPr>
+            <w:tcW w:type="dxa" w:w="1814"/>
+            <w:tcMar>
+              <w:top w:type="dxa" w:w="60"/>
+              <w:left w:type="dxa" w:w="90"/>
+              <w:bottom w:type="dxa" w:w="60"/>
+              <w:right w:type="dxa" w:w="90"/>
+            </w:tcMar>
+          </w:tcPr>
+          <w:p>
+            <w:pPr>
+              <w:spacing w:after="0" w:line="260"/>
+            </w:pPr>
+            <w:r>
+              <w:rPr>
+                <w:b w:val="false"/>
+                <w:bCs w:val="false"/>
+                <w:sz w:val="17"/>
+                <w:szCs w:val="17"/>
+              </w:rPr>
+              <w:t xml:space="preserve">Tabulation of findings; historical view; separate reporting of review papers</w:t>
+            </w:r>
+          </w:p>
+        </w:tc>
+        <w:tc>
+          <w:tcPr>
+            <w:tcW w:type="dxa" w:w="1814"/>
+            <w:tcMar>
+              <w:top w:type="dxa" w:w="60"/>
+              <w:left w:type="dxa" w:w="90"/>
+              <w:bottom w:type="dxa" w:w="60"/>
+              <w:right w:type="dxa" w:w="90"/>
+            </w:tcMar>
+          </w:tcPr>
+          <w:p>
+            <w:pPr>
+              <w:spacing w:after="0" w:line="260"/>
+            </w:pPr>
+            <w:r>
+              <w:rPr>
+                <w:b w:val="false"/>
+                <w:bCs w:val="false"/>
+                <w:sz w:val="17"/>
+                <w:szCs w:val="17"/>
+              </w:rPr>
+              <w:t xml:space="preserve">Introduction (historical view); Appendix F (reviews)</w:t>
+            </w:r>
+          </w:p>
+        </w:tc>
+        <w:tc>
+          <w:tcPr>
+            <w:tcW w:type="dxa" w:w="1814"/>
+            <w:tcMar>
+              <w:top w:type="dxa" w:w="60"/>
+              <w:left w:type="dxa" w:w="90"/>
+              <w:bottom w:type="dxa" w:w="60"/>
+              <w:right w:type="dxa" w:w="90"/>
+            </w:tcMar>
+          </w:tcPr>
+          <w:p>
+            <w:pPr>
+              <w:spacing w:after="0" w:line="260"/>
+            </w:pPr>
+            <w:r>
+              <w:rPr>
+                <w:b w:val="false"/>
+                <w:bCs w:val="false"/>
+                <w:sz w:val="17"/>
+                <w:szCs w:val="17"/>
+              </w:rPr>
+              <w:t xml:space="preserve">Met</w:t>
+            </w:r>
+          </w:p>
+        </w:tc>
+      </w:tr>
+      <w:tr>
+        <w:tc>
+          <w:tcPr>
+            <w:tcW w:type="dxa" w:w="1814"/>
+            <w:tcMar>
+              <w:top w:type="dxa" w:w="60"/>
+              <w:left w:type="dxa" w:w="90"/>
+              <w:bottom w:type="dxa" w:w="60"/>
+              <w:right w:type="dxa" w:w="90"/>
+            </w:tcMar>
+          </w:tcPr>
+          <w:p>
+            <w:pPr>
+              <w:spacing w:after="0" w:line="260"/>
+            </w:pPr>
+            <w:r>
+              <w:rPr>
+                <w:b w:val="false"/>
+                <w:bCs w:val="false"/>
+                <w:sz w:val="17"/>
+                <w:szCs w:val="17"/>
+              </w:rPr>
+              <w:t xml:space="preserve">Results</w:t>
+            </w:r>
+          </w:p>
+        </w:tc>
+        <w:tc>
+          <w:tcPr>
+            <w:tcW w:type="dxa" w:w="1814"/>
+            <w:tcMar>
+              <w:top w:type="dxa" w:w="60"/>
+              <w:left w:type="dxa" w:w="90"/>
+              <w:bottom w:type="dxa" w:w="60"/>
+              <w:right w:type="dxa" w:w="90"/>
+            </w:tcMar>
+          </w:tcPr>
+          <w:p>
+            <w:pPr>
+              <w:spacing w:after="0" w:line="260"/>
+            </w:pPr>
+            <w:r>
+              <w:rPr>
+                <w:b w:val="false"/>
+                <w:bCs w:val="false"/>
+                <w:sz w:val="17"/>
+                <w:szCs w:val="17"/>
+              </w:rPr>
+              <w:t xml:space="preserve">16</w:t>
+            </w:r>
+          </w:p>
+        </w:tc>
+        <w:tc>
+          <w:tcPr>
+            <w:tcW w:type="dxa" w:w="1814"/>
+            <w:tcMar>
+              <w:top w:type="dxa" w:w="60"/>
+              <w:left w:type="dxa" w:w="90"/>
+              <w:bottom w:type="dxa" w:w="60"/>
+              <w:right w:type="dxa" w:w="90"/>
+            </w:tcMar>
+          </w:tcPr>
+          <w:p>
+            <w:pPr>
+              <w:spacing w:after="0" w:line="260"/>
+            </w:pPr>
+            <w:r>
+              <w:rPr>
+                <w:b w:val="false"/>
+                <w:bCs w:val="false"/>
+                <w:sz w:val="17"/>
+                <w:szCs w:val="17"/>
+              </w:rPr>
+              <w:t xml:space="preserve">Synthesis of findings; identification of the gap; proposal of a model or hypothesis</w:t>
+            </w:r>
+          </w:p>
+        </w:tc>
+        <w:tc>
+          <w:tcPr>
+            <w:tcW w:type="dxa" w:w="1814"/>
+            <w:tcMar>
+              <w:top w:type="dxa" w:w="60"/>
+              <w:left w:type="dxa" w:w="90"/>
+              <w:bottom w:type="dxa" w:w="60"/>
+              <w:right w:type="dxa" w:w="90"/>
+            </w:tcMar>
+          </w:tcPr>
+          <w:p>
+            <w:pPr>
+              <w:spacing w:after="0" w:line="260"/>
+            </w:pPr>
+            <w:r>
+              <w:rPr>
+                <w:b w:val="false"/>
+                <w:bCs w:val="false"/>
+                <w:sz w:val="17"/>
+                <w:szCs w:val="17"/>
+              </w:rPr>
+              <w:t xml:space="preserve">Results, Discussion</w:t>
+            </w:r>
+          </w:p>
+        </w:tc>
+        <w:tc>
+          <w:tcPr>
+            <w:tcW w:type="dxa" w:w="1814"/>
+            <w:tcMar>
+              <w:top w:type="dxa" w:w="60"/>
+              <w:left w:type="dxa" w:w="90"/>
+              <w:bottom w:type="dxa" w:w="60"/>
+              <w:right w:type="dxa" w:w="90"/>
+            </w:tcMar>
+          </w:tcPr>
+          <w:p>
+            <w:pPr>
+              <w:spacing w:after="0" w:line="260"/>
+            </w:pPr>
+            <w:r>
+              <w:rPr>
+                <w:b w:val="false"/>
+                <w:bCs w:val="false"/>
+                <w:sz w:val="17"/>
+                <w:szCs w:val="17"/>
+              </w:rPr>
+              <w:t xml:space="preserve">Met</w:t>
+            </w:r>
+          </w:p>
+        </w:tc>
+      </w:tr>
+      <w:tr>
+        <w:tc>
+          <w:tcPr>
+            <w:tcW w:type="dxa" w:w="1814"/>
+            <w:tcMar>
+              <w:top w:type="dxa" w:w="60"/>
+              <w:left w:type="dxa" w:w="90"/>
+              <w:bottom w:type="dxa" w:w="60"/>
+              <w:right w:type="dxa" w:w="90"/>
+            </w:tcMar>
+          </w:tcPr>
+          <w:p>
+            <w:pPr>
+              <w:spacing w:after="0" w:line="260"/>
+            </w:pPr>
+            <w:r>
+              <w:rPr>
+                <w:b w:val="false"/>
+                <w:bCs w:val="false"/>
+                <w:sz w:val="17"/>
+                <w:szCs w:val="17"/>
+              </w:rPr>
+              <w:t xml:space="preserve">Discussion</w:t>
+            </w:r>
+          </w:p>
+        </w:tc>
+        <w:tc>
+          <w:tcPr>
+            <w:tcW w:type="dxa" w:w="1814"/>
+            <w:tcMar>
+              <w:top w:type="dxa" w:w="60"/>
+              <w:left w:type="dxa" w:w="90"/>
+              <w:bottom w:type="dxa" w:w="60"/>
+              <w:right w:type="dxa" w:w="90"/>
+            </w:tcMar>
+          </w:tcPr>
+          <w:p>
+            <w:pPr>
+              <w:spacing w:after="0" w:line="260"/>
+            </w:pPr>
+            <w:r>
+              <w:rPr>
+                <w:b w:val="false"/>
+                <w:bCs w:val="false"/>
+                <w:sz w:val="17"/>
+                <w:szCs w:val="17"/>
+              </w:rPr>
+              <w:t xml:space="preserve">17</w:t>
+            </w:r>
+          </w:p>
+        </w:tc>
+        <w:tc>
+          <w:tcPr>
+            <w:tcW w:type="dxa" w:w="1814"/>
+            <w:tcMar>
+              <w:top w:type="dxa" w:w="60"/>
+              <w:left w:type="dxa" w:w="90"/>
+              <w:bottom w:type="dxa" w:w="60"/>
+              <w:right w:type="dxa" w:w="90"/>
+            </w:tcMar>
+          </w:tcPr>
+          <w:p>
+            <w:pPr>
+              <w:spacing w:after="0" w:line="260"/>
+            </w:pPr>
+            <w:r>
+              <w:rPr>
+                <w:b w:val="false"/>
+                <w:bCs w:val="false"/>
+                <w:sz w:val="17"/>
+                <w:szCs w:val="17"/>
+              </w:rPr>
+              <w:t xml:space="preserve">Summarise main findings in general, accessible terms</w:t>
+            </w:r>
+          </w:p>
+        </w:tc>
+        <w:tc>
+          <w:tcPr>
+            <w:tcW w:type="dxa" w:w="1814"/>
+            <w:tcMar>
+              <w:top w:type="dxa" w:w="60"/>
+              <w:left w:type="dxa" w:w="90"/>
+              <w:bottom w:type="dxa" w:w="60"/>
+              <w:right w:type="dxa" w:w="90"/>
+            </w:tcMar>
+          </w:tcPr>
+          <w:p>
+            <w:pPr>
+              <w:spacing w:after="0" w:line="260"/>
+            </w:pPr>
+            <w:r>
+              <w:rPr>
+                <w:b w:val="false"/>
+                <w:bCs w:val="false"/>
+                <w:sz w:val="17"/>
+                <w:szCs w:val="17"/>
+              </w:rPr>
+              <w:t xml:space="preserve">Discussion, opening paragraph</w:t>
+            </w:r>
+          </w:p>
+        </w:tc>
+        <w:tc>
+          <w:tcPr>
+            <w:tcW w:type="dxa" w:w="1814"/>
+            <w:tcMar>
+              <w:top w:type="dxa" w:w="60"/>
+              <w:left w:type="dxa" w:w="90"/>
+              <w:bottom w:type="dxa" w:w="60"/>
+              <w:right w:type="dxa" w:w="90"/>
+            </w:tcMar>
+          </w:tcPr>
+          <w:p>
+            <w:pPr>
+              <w:spacing w:after="0" w:line="260"/>
+            </w:pPr>
+            <w:r>
+              <w:rPr>
+                <w:b w:val="false"/>
+                <w:bCs w:val="false"/>
+                <w:sz w:val="17"/>
+                <w:szCs w:val="17"/>
+              </w:rPr>
+              <w:t xml:space="preserve">Met</w:t>
+            </w:r>
+          </w:p>
+        </w:tc>
+      </w:tr>
+      <w:tr>
+        <w:tc>
+          <w:tcPr>
+            <w:tcW w:type="dxa" w:w="1814"/>
+            <w:tcMar>
+              <w:top w:type="dxa" w:w="60"/>
+              <w:left w:type="dxa" w:w="90"/>
+              <w:bottom w:type="dxa" w:w="60"/>
+              <w:right w:type="dxa" w:w="90"/>
+            </w:tcMar>
+          </w:tcPr>
+          <w:p>
+            <w:pPr>
+              <w:spacing w:after="0" w:line="260"/>
+            </w:pPr>
+            <w:r>
+              <w:rPr>
+                <w:b w:val="false"/>
+                <w:bCs w:val="false"/>
+                <w:sz w:val="17"/>
+                <w:szCs w:val="17"/>
+              </w:rPr>
+              <w:t xml:space="preserve">Discussion</w:t>
+            </w:r>
+          </w:p>
+        </w:tc>
+        <w:tc>
+          <w:tcPr>
+            <w:tcW w:type="dxa" w:w="1814"/>
+            <w:tcMar>
+              <w:top w:type="dxa" w:w="60"/>
+              <w:left w:type="dxa" w:w="90"/>
+              <w:bottom w:type="dxa" w:w="60"/>
+              <w:right w:type="dxa" w:w="90"/>
+            </w:tcMar>
+          </w:tcPr>
+          <w:p>
+            <w:pPr>
+              <w:spacing w:after="0" w:line="260"/>
+            </w:pPr>
+            <w:r>
+              <w:rPr>
+                <w:b w:val="false"/>
+                <w:bCs w:val="false"/>
+                <w:sz w:val="17"/>
+                <w:szCs w:val="17"/>
+              </w:rPr>
+              <w:t xml:space="preserve">18</w:t>
+            </w:r>
+          </w:p>
+        </w:tc>
+        <w:tc>
+          <w:tcPr>
+            <w:tcW w:type="dxa" w:w="1814"/>
+            <w:tcMar>
+              <w:top w:type="dxa" w:w="60"/>
+              <w:left w:type="dxa" w:w="90"/>
+              <w:bottom w:type="dxa" w:w="60"/>
+              <w:right w:type="dxa" w:w="90"/>
+            </w:tcMar>
+          </w:tcPr>
+          <w:p>
+            <w:pPr>
+              <w:spacing w:after="0" w:line="260"/>
+            </w:pPr>
+            <w:r>
+              <w:rPr>
+                <w:b w:val="false"/>
+                <w:bCs w:val="false"/>
+                <w:sz w:val="17"/>
+                <w:szCs w:val="17"/>
+              </w:rPr>
+              <w:t xml:space="preserve">Interpretation consistent with results; explanation of observed patterns</w:t>
+            </w:r>
+          </w:p>
+        </w:tc>
+        <w:tc>
+          <w:tcPr>
+            <w:tcW w:type="dxa" w:w="1814"/>
+            <w:tcMar>
+              <w:top w:type="dxa" w:w="60"/>
+              <w:left w:type="dxa" w:w="90"/>
+              <w:bottom w:type="dxa" w:w="60"/>
+              <w:right w:type="dxa" w:w="90"/>
+            </w:tcMar>
+          </w:tcPr>
+          <w:p>
+            <w:pPr>
+              <w:spacing w:after="0" w:line="260"/>
+            </w:pPr>
+            <w:r>
+              <w:rPr>
+                <w:b w:val="false"/>
+                <w:bCs w:val="false"/>
+                <w:sz w:val="17"/>
+                <w:szCs w:val="17"/>
+              </w:rPr>
+              <w:t xml:space="preserve">Discussion</w:t>
+            </w:r>
+          </w:p>
+        </w:tc>
+        <w:tc>
+          <w:tcPr>
+            <w:tcW w:type="dxa" w:w="1814"/>
+            <w:tcMar>
+              <w:top w:type="dxa" w:w="60"/>
+              <w:left w:type="dxa" w:w="90"/>
+              <w:bottom w:type="dxa" w:w="60"/>
+              <w:right w:type="dxa" w:w="90"/>
+            </w:tcMar>
+          </w:tcPr>
+          <w:p>
+            <w:pPr>
+              <w:spacing w:after="0" w:line="260"/>
+            </w:pPr>
+            <w:r>
+              <w:rPr>
+                <w:b w:val="false"/>
+                <w:bCs w:val="false"/>
+                <w:sz w:val="17"/>
+                <w:szCs w:val="17"/>
+              </w:rPr>
+              <w:t xml:space="preserve">Met</w:t>
+            </w:r>
+          </w:p>
+        </w:tc>
+      </w:tr>
+      <w:tr>
+        <w:tc>
+          <w:tcPr>
+            <w:tcW w:type="dxa" w:w="1814"/>
+            <w:tcMar>
+              <w:top w:type="dxa" w:w="60"/>
+              <w:left w:type="dxa" w:w="90"/>
+              <w:bottom w:type="dxa" w:w="60"/>
+              <w:right w:type="dxa" w:w="90"/>
+            </w:tcMar>
+          </w:tcPr>
+          <w:p>
+            <w:pPr>
+              <w:spacing w:after="0" w:line="260"/>
+            </w:pPr>
+            <w:r>
+              <w:rPr>
+                <w:b w:val="false"/>
+                <w:bCs w:val="false"/>
+                <w:sz w:val="17"/>
+                <w:szCs w:val="17"/>
+              </w:rPr>
+              <w:t xml:space="preserve">Discussion</w:t>
+            </w:r>
+          </w:p>
+        </w:tc>
+        <w:tc>
+          <w:tcPr>
+            <w:tcW w:type="dxa" w:w="1814"/>
+            <w:tcMar>
+              <w:top w:type="dxa" w:w="60"/>
+              <w:left w:type="dxa" w:w="90"/>
+              <w:bottom w:type="dxa" w:w="60"/>
+              <w:right w:type="dxa" w:w="90"/>
+            </w:tcMar>
+          </w:tcPr>
+          <w:p>
+            <w:pPr>
+              <w:spacing w:after="0" w:line="260"/>
+            </w:pPr>
+            <w:r>
+              <w:rPr>
+                <w:b w:val="false"/>
+                <w:bCs w:val="false"/>
+                <w:sz w:val="17"/>
+                <w:szCs w:val="17"/>
+              </w:rPr>
+              <w:t xml:space="preserve">19</w:t>
+            </w:r>
+          </w:p>
+        </w:tc>
+        <w:tc>
+          <w:tcPr>
+            <w:tcW w:type="dxa" w:w="1814"/>
+            <w:tcMar>
+              <w:top w:type="dxa" w:w="60"/>
+              <w:left w:type="dxa" w:w="90"/>
+              <w:bottom w:type="dxa" w:w="60"/>
+              <w:right w:type="dxa" w:w="90"/>
+            </w:tcMar>
+          </w:tcPr>
+          <w:p>
+            <w:pPr>
+              <w:spacing w:after="0" w:line="260"/>
+            </w:pPr>
+            <w:r>
+              <w:rPr>
+                <w:b w:val="false"/>
+                <w:bCs w:val="false"/>
+                <w:sz w:val="17"/>
+                <w:szCs w:val="17"/>
+              </w:rPr>
+              <w:t xml:space="preserve">Discuss strengths and limitations</w:t>
+            </w:r>
+          </w:p>
+        </w:tc>
+        <w:tc>
+          <w:tcPr>
+            <w:tcW w:type="dxa" w:w="1814"/>
+            <w:tcMar>
+              <w:top w:type="dxa" w:w="60"/>
+              <w:left w:type="dxa" w:w="90"/>
+              <w:bottom w:type="dxa" w:w="60"/>
+              <w:right w:type="dxa" w:w="90"/>
+            </w:tcMar>
+          </w:tcPr>
+          <w:p>
+            <w:pPr>
+              <w:spacing w:after="0" w:line="260"/>
+            </w:pPr>
+            <w:r>
+              <w:rPr>
+                <w:b w:val="false"/>
+                <w:bCs w:val="false"/>
+                <w:sz w:val="17"/>
+                <w:szCs w:val="17"/>
+              </w:rPr>
+              <w:t xml:space="preserve">Limitations</w:t>
+            </w:r>
+          </w:p>
+        </w:tc>
+        <w:tc>
+          <w:tcPr>
+            <w:tcW w:type="dxa" w:w="1814"/>
+            <w:tcMar>
+              <w:top w:type="dxa" w:w="60"/>
+              <w:left w:type="dxa" w:w="90"/>
+              <w:bottom w:type="dxa" w:w="60"/>
+              <w:right w:type="dxa" w:w="90"/>
+            </w:tcMar>
+          </w:tcPr>
+          <w:p>
+            <w:pPr>
+              <w:spacing w:after="0" w:line="260"/>
+            </w:pPr>
+            <w:r>
+              <w:rPr>
+                <w:b w:val="false"/>
+                <w:bCs w:val="false"/>
+                <w:sz w:val="17"/>
+                <w:szCs w:val="17"/>
+              </w:rPr>
+              <w:t xml:space="preserve">Met</w:t>
+            </w:r>
+          </w:p>
+        </w:tc>
+      </w:tr>
+      <w:tr>
+        <w:tc>
+          <w:tcPr>
+            <w:tcW w:type="dxa" w:w="1814"/>
+            <w:tcMar>
+              <w:top w:type="dxa" w:w="60"/>
+              <w:left w:type="dxa" w:w="90"/>
+              <w:bottom w:type="dxa" w:w="60"/>
+              <w:right w:type="dxa" w:w="90"/>
+            </w:tcMar>
+          </w:tcPr>
+          <w:p>
+            <w:pPr>
+              <w:spacing w:after="0" w:line="260"/>
+            </w:pPr>
+            <w:r>
+              <w:rPr>
+                <w:b w:val="false"/>
+                <w:bCs w:val="false"/>
+                <w:sz w:val="17"/>
+                <w:szCs w:val="17"/>
+              </w:rPr>
+              <w:t xml:space="preserve">Discussion</w:t>
+            </w:r>
+          </w:p>
+        </w:tc>
+        <w:tc>
+          <w:tcPr>
+            <w:tcW w:type="dxa" w:w="1814"/>
+            <w:tcMar>
+              <w:top w:type="dxa" w:w="60"/>
+              <w:left w:type="dxa" w:w="90"/>
+              <w:bottom w:type="dxa" w:w="60"/>
+              <w:right w:type="dxa" w:w="90"/>
+            </w:tcMar>
+          </w:tcPr>
+          <w:p>
+            <w:pPr>
+              <w:spacing w:after="0" w:line="260"/>
+            </w:pPr>
+            <w:r>
+              <w:rPr>
+                <w:b w:val="false"/>
+                <w:bCs w:val="false"/>
+                <w:sz w:val="17"/>
+                <w:szCs w:val="17"/>
+              </w:rPr>
+              <w:t xml:space="preserve">20</w:t>
+            </w:r>
+          </w:p>
+        </w:tc>
+        <w:tc>
+          <w:tcPr>
+            <w:tcW w:type="dxa" w:w="1814"/>
+            <w:tcMar>
+              <w:top w:type="dxa" w:w="60"/>
+              <w:left w:type="dxa" w:w="90"/>
+              <w:bottom w:type="dxa" w:w="60"/>
+              <w:right w:type="dxa" w:w="90"/>
+            </w:tcMar>
+          </w:tcPr>
+          <w:p>
+            <w:pPr>
+              <w:spacing w:after="0" w:line="260"/>
+            </w:pPr>
+            <w:r>
+              <w:rPr>
+                <w:b w:val="false"/>
+                <w:bCs w:val="false"/>
+                <w:sz w:val="17"/>
+                <w:szCs w:val="17"/>
+              </w:rPr>
+              <w:t xml:space="preserve">General interpretation with respect to review questions and implications</w:t>
+            </w:r>
+          </w:p>
+        </w:tc>
+        <w:tc>
+          <w:tcPr>
+            <w:tcW w:type="dxa" w:w="1814"/>
+            <w:tcMar>
+              <w:top w:type="dxa" w:w="60"/>
+              <w:left w:type="dxa" w:w="90"/>
+              <w:bottom w:type="dxa" w:w="60"/>
+              <w:right w:type="dxa" w:w="90"/>
+            </w:tcMar>
+          </w:tcPr>
+          <w:p>
+            <w:pPr>
+              <w:spacing w:after="0" w:line="260"/>
+            </w:pPr>
+            <w:r>
+              <w:rPr>
+                <w:b w:val="false"/>
+                <w:bCs w:val="false"/>
+                <w:sz w:val="17"/>
+                <w:szCs w:val="17"/>
+              </w:rPr>
+              <w:t xml:space="preserve">Conclusion</w:t>
+            </w:r>
+          </w:p>
+        </w:tc>
+        <w:tc>
+          <w:tcPr>
+            <w:tcW w:type="dxa" w:w="1814"/>
+            <w:tcMar>
+              <w:top w:type="dxa" w:w="60"/>
+              <w:left w:type="dxa" w:w="90"/>
+              <w:bottom w:type="dxa" w:w="60"/>
+              <w:right w:type="dxa" w:w="90"/>
+            </w:tcMar>
+          </w:tcPr>
+          <w:p>
+            <w:pPr>
+              <w:spacing w:after="0" w:line="260"/>
+            </w:pPr>
+            <w:r>
+              <w:rPr>
+                <w:b w:val="false"/>
+                <w:bCs w:val="false"/>
+                <w:sz w:val="17"/>
+                <w:szCs w:val="17"/>
+              </w:rPr>
+              <w:t xml:space="preserve">Met</w:t>
+            </w:r>
+          </w:p>
+        </w:tc>
+      </w:tr>
+    </w:tbl>
+    <w:p>
+      <w:pPr>
+        <w:spacing w:after="160"/>
+      </w:pPr>
+      <w:r>
+        <w:t xml:space="preserve"/>
+      </w:r>
+    </w:p>
+    <w:p>
+      <w:pPr>
+        <w:spacing w:after="140" w:line="300"/>
+        <w:jc w:val="both"/>
+      </w:pPr>
+      <w:r>
+        <w:t xml:space="preserve">Nineteen of the 20 items are fully met and one is partially met. Item 11, which is marked as optional in the assessment by three authors; in this study the records were assessed independently by two.</w:t>
+      </w:r>
+    </w:p>
+    <w:p>
+      <w:pPr>
+        <w:spacing w:after="140" w:line="300"/>
+        <w:jc w:val="both"/>
+      </w:pPr>
+      <w:r>
+        <w:rPr>
+          <w:i/>
+          <w:iCs/>
+        </w:rPr>
+        <w:t xml:space="preserve">Source: Montazeri A et al. Syst Rev. 2023;12:239 (CC BY 4.0).</w:t>
+      </w:r>
+    </w:p>
+    <w:p>
+      <w:r>
+        <w:br w:type="page"/>
+      </w:r>
+    </w:p>
+    <w:p>
+      <w:pPr>
+        <w:pStyle w:val="Heading1"/>
+        <w:spacing w:after="130" w:before="260"/>
+        <w:jc w:val="left"/>
+      </w:pPr>
+      <w:r>
+        <w:rPr>
+          <w:b/>
+          <w:bCs/>
+          <w:sz w:val="26"/>
+          <w:szCs w:val="26"/>
+        </w:rPr>
+        <w:t xml:space="preserve">APPENDIX H — RAMIBS COMPLIANCE TABLE (12 items)</w:t>
       </w:r>
     </w:p>
     <w:p>
@@ -3299,7 +7016,7 @@
                 <w:sz w:val="17"/>
                 <w:szCs w:val="17"/>
               </w:rPr>
-              <w:t xml:space="preserve">§1</w:t>
+              <w:t xml:space="preserve">Introduction</w:t>
             </w:r>
           </w:p>
         </w:tc>
@@ -3401,7 +7118,7 @@
                 <w:sz w:val="17"/>
                 <w:szCs w:val="17"/>
               </w:rPr>
-              <w:t xml:space="preserve">§2.1, §2.2, §2.3, §2.4</w:t>
+              <w:t xml:space="preserve">Methods, Methods, Methods, Methods</w:t>
             </w:r>
           </w:p>
         </w:tc>
@@ -3503,7 +7220,7 @@
                 <w:sz w:val="17"/>
                 <w:szCs w:val="17"/>
               </w:rPr>
-              <w:t xml:space="preserve">§2.3; Appendix 1</w:t>
+              <w:t xml:space="preserve">Methods; Appendix C</w:t>
             </w:r>
           </w:p>
         </w:tc>
@@ -3605,7 +7322,7 @@
                 <w:sz w:val="17"/>
                 <w:szCs w:val="17"/>
               </w:rPr>
-              <w:t xml:space="preserve">§2.1, §2.3</w:t>
+              <w:t xml:space="preserve">Methods, Methods</w:t>
             </w:r>
           </w:p>
         </w:tc>
@@ -3707,7 +7424,7 @@
                 <w:sz w:val="17"/>
                 <w:szCs w:val="17"/>
               </w:rPr>
-              <w:t xml:space="preserve">Production: §3.1–3.2, Figures 1–2 · Impact: §3.1, §3.3 · Collaboration: §3.5</w:t>
+              <w:t xml:space="preserve">Production: Results–3.2, Figures 1–2 · Impact: Results, Results · Collaboration: Results</w:t>
             </w:r>
           </w:p>
         </w:tc>
@@ -3818,7 +7535,7 @@
                 <w:sz w:val="17"/>
                 <w:szCs w:val="17"/>
               </w:rPr>
-              <w:t xml:space="preserve">Macro: §3.6 · Meso: §3.6 · Micro: §3.5</w:t>
+              <w:t xml:space="preserve">Macro: Results · Meso: Results · Micro: Results</w:t>
             </w:r>
           </w:p>
         </w:tc>
@@ -3920,7 +7637,7 @@
                 <w:sz w:val="17"/>
                 <w:szCs w:val="17"/>
               </w:rPr>
-              <w:t xml:space="preserve">§2.6, §2.8</w:t>
+              <w:t xml:space="preserve">Methods, Methods</w:t>
             </w:r>
           </w:p>
         </w:tc>
@@ -4022,7 +7739,7 @@
                 <w:sz w:val="17"/>
                 <w:szCs w:val="17"/>
               </w:rPr>
-              <w:t xml:space="preserve">§2.7, §2.8</w:t>
+              <w:t xml:space="preserve">Methods, Methods</w:t>
             </w:r>
           </w:p>
         </w:tc>
@@ -4124,7 +7841,7 @@
                 <w:sz w:val="17"/>
                 <w:szCs w:val="17"/>
               </w:rPr>
-              <w:t xml:space="preserve">Open archive (Zenodo); Appendix 1</w:t>
+              <w:t xml:space="preserve">Open archive (Zenodo); Appendix C</w:t>
             </w:r>
           </w:p>
         </w:tc>
@@ -4226,7 +7943,7 @@
                 <w:sz w:val="17"/>
                 <w:szCs w:val="17"/>
               </w:rPr>
-              <w:t xml:space="preserve">§4, §4.1, §5</w:t>
+              <w:t xml:space="preserve">Discussion, Discussion, Limitations</w:t>
             </w:r>
           </w:p>
         </w:tc>
@@ -4328,7 +8045,7 @@
                 <w:sz w:val="17"/>
                 <w:szCs w:val="17"/>
               </w:rPr>
-              <w:t xml:space="preserve">§6</w:t>
+              <w:t xml:space="preserve">Conclusion</w:t>
             </w:r>
           </w:p>
         </w:tc>
@@ -4407,7 +8124,7 @@
           <w:sz w:val="26"/>
           <w:szCs w:val="26"/>
         </w:rPr>
-        <w:t xml:space="preserve">APPENDIX 4 — GLOBAL COMPLIANCE TABLE (29 items)</w:t>
+        <w:t xml:space="preserve">APPENDIX I — GLOBAL COMPLIANCE TABLE (29 items)</w:t>
       </w:r>
     </w:p>
     <w:p>
@@ -4774,7 +8491,7 @@
                 <w:sz w:val="17"/>
                 <w:szCs w:val="17"/>
               </w:rPr>
-              <w:t xml:space="preserve">§1</w:t>
+              <w:t xml:space="preserve">Introduction</w:t>
             </w:r>
           </w:p>
         </w:tc>
@@ -4876,7 +8593,7 @@
                 <w:sz w:val="17"/>
                 <w:szCs w:val="17"/>
               </w:rPr>
-              <w:t xml:space="preserve">§1</w:t>
+              <w:t xml:space="preserve">Introduction</w:t>
             </w:r>
           </w:p>
         </w:tc>
@@ -4978,7 +8695,7 @@
                 <w:sz w:val="17"/>
                 <w:szCs w:val="17"/>
               </w:rPr>
-              <w:t xml:space="preserve">§1, final paragraph</w:t>
+              <w:t xml:space="preserve">Introduction, final paragraph</w:t>
             </w:r>
           </w:p>
         </w:tc>
@@ -5080,7 +8797,7 @@
                 <w:sz w:val="17"/>
                 <w:szCs w:val="17"/>
               </w:rPr>
-              <w:t xml:space="preserve">§2.9 — the absence of a theoretical framework is stated explicitly</w:t>
+              <w:t xml:space="preserve">Methods — the absence of a theoretical framework is stated explicitly</w:t>
             </w:r>
           </w:p>
         </w:tc>
@@ -5182,7 +8899,7 @@
                 <w:sz w:val="17"/>
                 <w:szCs w:val="17"/>
               </w:rPr>
-              <w:t xml:space="preserve">§2.2, §2.8</w:t>
+              <w:t xml:space="preserve">Methods, Methods</w:t>
             </w:r>
           </w:p>
         </w:tc>
@@ -5284,7 +9001,7 @@
                 <w:sz w:val="17"/>
                 <w:szCs w:val="17"/>
               </w:rPr>
-              <w:t xml:space="preserve">§2.2, §2.5</w:t>
+              <w:t xml:space="preserve">Methods, Methods</w:t>
             </w:r>
           </w:p>
         </w:tc>
@@ -5386,7 +9103,7 @@
                 <w:sz w:val="17"/>
                 <w:szCs w:val="17"/>
               </w:rPr>
-              <w:t xml:space="preserve">§2.3, §2.6</w:t>
+              <w:t xml:space="preserve">Methods, Methods</w:t>
             </w:r>
           </w:p>
         </w:tc>
@@ -5488,7 +9205,7 @@
                 <w:sz w:val="17"/>
                 <w:szCs w:val="17"/>
               </w:rPr>
-              <w:t xml:space="preserve">§2.1</w:t>
+              <w:t xml:space="preserve">Methods</w:t>
             </w:r>
           </w:p>
         </w:tc>
@@ -5590,7 +9307,7 @@
                 <w:sz w:val="17"/>
                 <w:szCs w:val="17"/>
               </w:rPr>
-              <w:t xml:space="preserve">§2.3; Supplementary File (full strings)</w:t>
+              <w:t xml:space="preserve">Methods; Supplementary File (full strings)</w:t>
             </w:r>
           </w:p>
         </w:tc>
@@ -5692,7 +9409,7 @@
                 <w:sz w:val="17"/>
                 <w:szCs w:val="17"/>
               </w:rPr>
-              <w:t xml:space="preserve">§2.3</w:t>
+              <w:t xml:space="preserve">Methods</w:t>
             </w:r>
           </w:p>
         </w:tc>
@@ -5794,7 +9511,7 @@
                 <w:sz w:val="17"/>
                 <w:szCs w:val="17"/>
               </w:rPr>
-              <w:t xml:space="preserve">§3.1; Appendix 1</w:t>
+              <w:t xml:space="preserve">Results; Appendix C</w:t>
             </w:r>
           </w:p>
         </w:tc>
@@ -5896,7 +9613,7 @@
                 <w:sz w:val="17"/>
                 <w:szCs w:val="17"/>
               </w:rPr>
-              <w:t xml:space="preserve">§2.7</w:t>
+              <w:t xml:space="preserve">Methods</w:t>
             </w:r>
           </w:p>
         </w:tc>
@@ -5998,7 +9715,7 @@
                 <w:sz w:val="17"/>
                 <w:szCs w:val="17"/>
               </w:rPr>
-              <w:t xml:space="preserve">§2.8</w:t>
+              <w:t xml:space="preserve">Methods</w:t>
             </w:r>
           </w:p>
         </w:tc>
@@ -6100,7 +9817,7 @@
                 <w:sz w:val="17"/>
                 <w:szCs w:val="17"/>
               </w:rPr>
-              <w:t xml:space="preserve">§2.8</w:t>
+              <w:t xml:space="preserve">Methods</w:t>
             </w:r>
           </w:p>
         </w:tc>
@@ -6202,7 +9919,7 @@
                 <w:sz w:val="17"/>
                 <w:szCs w:val="17"/>
               </w:rPr>
-              <w:t xml:space="preserve">§2.2, §2.8</w:t>
+              <w:t xml:space="preserve">Methods, Methods</w:t>
             </w:r>
           </w:p>
         </w:tc>
@@ -6304,7 +10021,7 @@
                 <w:sz w:val="17"/>
                 <w:szCs w:val="17"/>
               </w:rPr>
-              <w:t xml:space="preserve">§2.8, "Definitions of indicators and computation rules"</w:t>
+              <w:t xml:space="preserve">Methods, Appendix D</w:t>
             </w:r>
           </w:p>
         </w:tc>
@@ -6406,7 +10123,7 @@
                 <w:sz w:val="17"/>
                 <w:szCs w:val="17"/>
               </w:rPr>
-              <w:t xml:space="preserve">§2.8; Declarations (open code archive)</w:t>
+              <w:t xml:space="preserve">Methods; Declarations (open code archive)</w:t>
             </w:r>
           </w:p>
         </w:tc>
@@ -6508,7 +10225,7 @@
                 <w:sz w:val="17"/>
                 <w:szCs w:val="17"/>
               </w:rPr>
-              <w:t xml:space="preserve">§3</w:t>
+              <w:t xml:space="preserve">Results</w:t>
             </w:r>
           </w:p>
         </w:tc>
@@ -6610,7 +10327,7 @@
                 <w:sz w:val="17"/>
                 <w:szCs w:val="17"/>
               </w:rPr>
-              <w:t xml:space="preserve">§3.7–§3.9</w:t>
+              <w:t xml:space="preserve">Results–Results</w:t>
             </w:r>
           </w:p>
         </w:tc>
@@ -6814,7 +10531,7 @@
                 <w:sz w:val="17"/>
                 <w:szCs w:val="17"/>
               </w:rPr>
-              <w:t xml:space="preserve">§3.1 (standard deviation, interquartile range, skewness)</w:t>
+              <w:t xml:space="preserve">Results (standard deviation, interquartile range, skewness)</w:t>
             </w:r>
           </w:p>
         </w:tc>
@@ -6916,7 +10633,7 @@
                 <w:sz w:val="17"/>
                 <w:szCs w:val="17"/>
               </w:rPr>
-              <w:t xml:space="preserve">§4</w:t>
+              <w:t xml:space="preserve">Discussion</w:t>
             </w:r>
           </w:p>
         </w:tc>
@@ -7018,7 +10735,7 @@
                 <w:sz w:val="17"/>
                 <w:szCs w:val="17"/>
               </w:rPr>
-              <w:t xml:space="preserve">§4</w:t>
+              <w:t xml:space="preserve">Discussion</w:t>
             </w:r>
           </w:p>
         </w:tc>
@@ -7120,7 +10837,7 @@
                 <w:sz w:val="17"/>
                 <w:szCs w:val="17"/>
               </w:rPr>
-              <w:t xml:space="preserve">§5</w:t>
+              <w:t xml:space="preserve">Limitations</w:t>
             </w:r>
           </w:p>
         </w:tc>
@@ -7426,7 +11143,7 @@
                 <w:sz w:val="17"/>
                 <w:szCs w:val="17"/>
               </w:rPr>
-              <w:t xml:space="preserve">References (19–21: Clauset, Hirsch, Kleinberg); §2.8 (software versions)</w:t>
+              <w:t xml:space="preserve">References (19–21: Clauset, Hirsch, Kleinberg); Methods (software versions)</w:t>
             </w:r>
           </w:p>
         </w:tc>

--- a/SUPPLEMENTARY_EN.docx
+++ b/SUPPLEMENTARY_EN.docx
@@ -260,6 +260,1109 @@
       </w:r>
       <w:r>
         <w:t xml:space="preserve"> records concerning other cancers or diseases, or in which the bladder was incidental; mechanism and tumour-biology studies; treatment, surgery, drug development and radiotherapy studies; tissue- and histopathology-based studies (immunohistochemistry, whole slide imaging, tissue genomics); invasive and endoscopic methods; studies confined to upper urinary tract urothelial carcinoma; clinical guidelines and general disease reviews; studies with mixed cohorts or covering several cancer types together.</w:t>
+      </w:r>
+    </w:p>
+    <w:p>
+      <w:pPr>
+        <w:pStyle w:val="Heading2"/>
+        <w:spacing w:after="130" w:before="260"/>
+        <w:jc w:val="left"/>
+      </w:pPr>
+      <w:r>
+        <w:rPr>
+          <w:b/>
+          <w:bCs/>
+          <w:sz w:val="23"/>
+          <w:szCs w:val="23"/>
+        </w:rPr>
+        <w:t xml:space="preserve">Screening procedure</w:t>
+      </w:r>
+    </w:p>
+    <w:p>
+      <w:pPr>
+        <w:spacing w:after="140" w:line="300"/>
+        <w:jc w:val="both"/>
+      </w:pPr>
+      <w:r>
+        <w:t xml:space="preserve">The criteria above were applied through the following ordered procedure. Each record was assessed against the steps in sequence and assigned at the first step that matched.</w:t>
+      </w:r>
+    </w:p>
+    <w:tbl>
+      <w:tblPr>
+        <w:tblW w:type="dxa" w:w="9070"/>
+        <w:tblBorders>
+          <w:top w:val="single" w:color="auto" w:sz="4"/>
+          <w:left w:val="single" w:color="auto" w:sz="4"/>
+          <w:bottom w:val="single" w:color="auto" w:sz="4"/>
+          <w:right w:val="single" w:color="auto" w:sz="4"/>
+          <w:insideH w:val="single" w:color="auto" w:sz="4"/>
+          <w:insideV w:val="single" w:color="auto" w:sz="4"/>
+        </w:tblBorders>
+      </w:tblPr>
+      <w:tblGrid>
+        <w:gridCol w:w="3023"/>
+        <w:gridCol w:w="3023"/>
+        <w:gridCol w:w="3024"/>
+      </w:tblGrid>
+      <w:tr>
+        <w:trPr>
+          <w:tblHeader/>
+        </w:trPr>
+        <w:tc>
+          <w:tcPr>
+            <w:tcW w:type="dxa" w:w="3023"/>
+            <w:shd w:fill="EFEFEF" w:val="clear"/>
+            <w:tcMar>
+              <w:top w:type="dxa" w:w="60"/>
+              <w:left w:type="dxa" w:w="90"/>
+              <w:bottom w:type="dxa" w:w="60"/>
+              <w:right w:type="dxa" w:w="90"/>
+            </w:tcMar>
+          </w:tcPr>
+          <w:p>
+            <w:pPr>
+              <w:spacing w:after="0" w:line="260"/>
+            </w:pPr>
+            <w:r>
+              <w:rPr>
+                <w:b/>
+                <w:bCs/>
+                <w:sz w:val="17"/>
+                <w:szCs w:val="17"/>
+              </w:rPr>
+              <w:t xml:space="preserve">Step</w:t>
+            </w:r>
+          </w:p>
+        </w:tc>
+        <w:tc>
+          <w:tcPr>
+            <w:tcW w:type="dxa" w:w="3023"/>
+            <w:shd w:fill="EFEFEF" w:val="clear"/>
+            <w:tcMar>
+              <w:top w:type="dxa" w:w="60"/>
+              <w:left w:type="dxa" w:w="90"/>
+              <w:bottom w:type="dxa" w:w="60"/>
+              <w:right w:type="dxa" w:w="90"/>
+            </w:tcMar>
+          </w:tcPr>
+          <w:p>
+            <w:pPr>
+              <w:spacing w:after="0" w:line="260"/>
+            </w:pPr>
+            <w:r>
+              <w:rPr>
+                <w:b/>
+                <w:bCs/>
+                <w:sz w:val="17"/>
+                <w:szCs w:val="17"/>
+              </w:rPr>
+              <w:t xml:space="preserve">Condition (evaluated on the title unless stated)</w:t>
+            </w:r>
+          </w:p>
+        </w:tc>
+        <w:tc>
+          <w:tcPr>
+            <w:tcW w:type="dxa" w:w="3024"/>
+            <w:shd w:fill="EFEFEF" w:val="clear"/>
+            <w:tcMar>
+              <w:top w:type="dxa" w:w="60"/>
+              <w:left w:type="dxa" w:w="90"/>
+              <w:bottom w:type="dxa" w:w="60"/>
+              <w:right w:type="dxa" w:w="90"/>
+            </w:tcMar>
+          </w:tcPr>
+          <w:p>
+            <w:pPr>
+              <w:spacing w:after="0" w:line="260"/>
+            </w:pPr>
+            <w:r>
+              <w:rPr>
+                <w:b/>
+                <w:bCs/>
+                <w:sz w:val="17"/>
+                <w:szCs w:val="17"/>
+              </w:rPr>
+              <w:t xml:space="preserve">Outcome</w:t>
+            </w:r>
+          </w:p>
+        </w:tc>
+      </w:tr>
+      <w:tr>
+        <w:tc>
+          <w:tcPr>
+            <w:tcW w:type="dxa" w:w="3023"/>
+            <w:tcMar>
+              <w:top w:type="dxa" w:w="60"/>
+              <w:left w:type="dxa" w:w="90"/>
+              <w:bottom w:type="dxa" w:w="60"/>
+              <w:right w:type="dxa" w:w="90"/>
+            </w:tcMar>
+          </w:tcPr>
+          <w:p>
+            <w:pPr>
+              <w:spacing w:after="0" w:line="260"/>
+            </w:pPr>
+            <w:r>
+              <w:rPr>
+                <w:b w:val="false"/>
+                <w:bCs w:val="false"/>
+                <w:sz w:val="17"/>
+                <w:szCs w:val="17"/>
+              </w:rPr>
+              <w:t xml:space="preserve">1</w:t>
+            </w:r>
+          </w:p>
+        </w:tc>
+        <w:tc>
+          <w:tcPr>
+            <w:tcW w:type="dxa" w:w="3023"/>
+            <w:tcMar>
+              <w:top w:type="dxa" w:w="60"/>
+              <w:left w:type="dxa" w:w="90"/>
+              <w:bottom w:type="dxa" w:w="60"/>
+              <w:right w:type="dxa" w:w="90"/>
+            </w:tcMar>
+          </w:tcPr>
+          <w:p>
+            <w:pPr>
+              <w:spacing w:after="0" w:line="260"/>
+            </w:pPr>
+            <w:r>
+              <w:rPr>
+                <w:b w:val="false"/>
+                <w:bCs w:val="false"/>
+                <w:sz w:val="17"/>
+                <w:szCs w:val="17"/>
+              </w:rPr>
+              <w:t xml:space="preserve">Minimal residual disease terms present (ctDNA/MRD exception)</w:t>
+            </w:r>
+          </w:p>
+        </w:tc>
+        <w:tc>
+          <w:tcPr>
+            <w:tcW w:type="dxa" w:w="3024"/>
+            <w:tcMar>
+              <w:top w:type="dxa" w:w="60"/>
+              <w:left w:type="dxa" w:w="90"/>
+              <w:bottom w:type="dxa" w:w="60"/>
+              <w:right w:type="dxa" w:w="90"/>
+            </w:tcMar>
+          </w:tcPr>
+          <w:p>
+            <w:pPr>
+              <w:spacing w:after="0" w:line="260"/>
+            </w:pPr>
+            <w:r>
+              <w:rPr>
+                <w:b/>
+                <w:bCs/>
+                <w:sz w:val="17"/>
+                <w:szCs w:val="17"/>
+              </w:rPr>
+              <w:t xml:space="preserve">Include</w:t>
+            </w:r>
+          </w:p>
+        </w:tc>
+      </w:tr>
+      <w:tr>
+        <w:tc>
+          <w:tcPr>
+            <w:tcW w:type="dxa" w:w="3023"/>
+            <w:tcMar>
+              <w:top w:type="dxa" w:w="60"/>
+              <w:left w:type="dxa" w:w="90"/>
+              <w:bottom w:type="dxa" w:w="60"/>
+              <w:right w:type="dxa" w:w="90"/>
+            </w:tcMar>
+          </w:tcPr>
+          <w:p>
+            <w:pPr>
+              <w:spacing w:after="0" w:line="260"/>
+            </w:pPr>
+            <w:r>
+              <w:rPr>
+                <w:b w:val="false"/>
+                <w:bCs w:val="false"/>
+                <w:sz w:val="17"/>
+                <w:szCs w:val="17"/>
+              </w:rPr>
+              <w:t xml:space="preserve">2</w:t>
+            </w:r>
+          </w:p>
+        </w:tc>
+        <w:tc>
+          <w:tcPr>
+            <w:tcW w:type="dxa" w:w="3023"/>
+            <w:tcMar>
+              <w:top w:type="dxa" w:w="60"/>
+              <w:left w:type="dxa" w:w="90"/>
+              <w:bottom w:type="dxa" w:w="60"/>
+              <w:right w:type="dxa" w:w="90"/>
+            </w:tcMar>
+          </w:tcPr>
+          <w:p>
+            <w:pPr>
+              <w:spacing w:after="0" w:line="260"/>
+            </w:pPr>
+            <w:r>
+              <w:rPr>
+                <w:b w:val="false"/>
+                <w:bCs w:val="false"/>
+                <w:sz w:val="17"/>
+                <w:szCs w:val="17"/>
+              </w:rPr>
+              <w:t xml:space="preserve">No bladder or urothelial term</w:t>
+            </w:r>
+          </w:p>
+        </w:tc>
+        <w:tc>
+          <w:tcPr>
+            <w:tcW w:type="dxa" w:w="3024"/>
+            <w:tcMar>
+              <w:top w:type="dxa" w:w="60"/>
+              <w:left w:type="dxa" w:w="90"/>
+              <w:bottom w:type="dxa" w:w="60"/>
+              <w:right w:type="dxa" w:w="90"/>
+            </w:tcMar>
+          </w:tcPr>
+          <w:p>
+            <w:pPr>
+              <w:spacing w:after="0" w:line="260"/>
+            </w:pPr>
+            <w:r>
+              <w:rPr>
+                <w:b w:val="false"/>
+                <w:bCs w:val="false"/>
+                <w:sz w:val="17"/>
+                <w:szCs w:val="17"/>
+              </w:rPr>
+              <w:t xml:space="preserve">Exclude</w:t>
+            </w:r>
+          </w:p>
+        </w:tc>
+      </w:tr>
+      <w:tr>
+        <w:tc>
+          <w:tcPr>
+            <w:tcW w:type="dxa" w:w="3023"/>
+            <w:tcMar>
+              <w:top w:type="dxa" w:w="60"/>
+              <w:left w:type="dxa" w:w="90"/>
+              <w:bottom w:type="dxa" w:w="60"/>
+              <w:right w:type="dxa" w:w="90"/>
+            </w:tcMar>
+          </w:tcPr>
+          <w:p>
+            <w:pPr>
+              <w:spacing w:after="0" w:line="260"/>
+            </w:pPr>
+            <w:r>
+              <w:rPr>
+                <w:b w:val="false"/>
+                <w:bCs w:val="false"/>
+                <w:sz w:val="17"/>
+                <w:szCs w:val="17"/>
+              </w:rPr>
+              <w:t xml:space="preserve">3</w:t>
+            </w:r>
+          </w:p>
+        </w:tc>
+        <w:tc>
+          <w:tcPr>
+            <w:tcW w:type="dxa" w:w="3023"/>
+            <w:tcMar>
+              <w:top w:type="dxa" w:w="60"/>
+              <w:left w:type="dxa" w:w="90"/>
+              <w:bottom w:type="dxa" w:w="60"/>
+              <w:right w:type="dxa" w:w="90"/>
+            </w:tcMar>
+          </w:tcPr>
+          <w:p>
+            <w:pPr>
+              <w:spacing w:after="0" w:line="260"/>
+            </w:pPr>
+            <w:r>
+              <w:rPr>
+                <w:b w:val="false"/>
+                <w:bCs w:val="false"/>
+                <w:sz w:val="17"/>
+                <w:szCs w:val="17"/>
+              </w:rPr>
+              <w:t xml:space="preserve">Upper urinary tract terms only, no bladder term</w:t>
+            </w:r>
+          </w:p>
+        </w:tc>
+        <w:tc>
+          <w:tcPr>
+            <w:tcW w:type="dxa" w:w="3024"/>
+            <w:tcMar>
+              <w:top w:type="dxa" w:w="60"/>
+              <w:left w:type="dxa" w:w="90"/>
+              <w:bottom w:type="dxa" w:w="60"/>
+              <w:right w:type="dxa" w:w="90"/>
+            </w:tcMar>
+          </w:tcPr>
+          <w:p>
+            <w:pPr>
+              <w:spacing w:after="0" w:line="260"/>
+            </w:pPr>
+            <w:r>
+              <w:rPr>
+                <w:b w:val="false"/>
+                <w:bCs w:val="false"/>
+                <w:sz w:val="17"/>
+                <w:szCs w:val="17"/>
+              </w:rPr>
+              <w:t xml:space="preserve">Exclude</w:t>
+            </w:r>
+          </w:p>
+        </w:tc>
+      </w:tr>
+      <w:tr>
+        <w:tc>
+          <w:tcPr>
+            <w:tcW w:type="dxa" w:w="3023"/>
+            <w:tcMar>
+              <w:top w:type="dxa" w:w="60"/>
+              <w:left w:type="dxa" w:w="90"/>
+              <w:bottom w:type="dxa" w:w="60"/>
+              <w:right w:type="dxa" w:w="90"/>
+            </w:tcMar>
+          </w:tcPr>
+          <w:p>
+            <w:pPr>
+              <w:spacing w:after="0" w:line="260"/>
+            </w:pPr>
+            <w:r>
+              <w:rPr>
+                <w:b w:val="false"/>
+                <w:bCs w:val="false"/>
+                <w:sz w:val="17"/>
+                <w:szCs w:val="17"/>
+              </w:rPr>
+              <w:t xml:space="preserve">4</w:t>
+            </w:r>
+          </w:p>
+        </w:tc>
+        <w:tc>
+          <w:tcPr>
+            <w:tcW w:type="dxa" w:w="3023"/>
+            <w:tcMar>
+              <w:top w:type="dxa" w:w="60"/>
+              <w:left w:type="dxa" w:w="90"/>
+              <w:bottom w:type="dxa" w:w="60"/>
+              <w:right w:type="dxa" w:w="90"/>
+            </w:tcMar>
+          </w:tcPr>
+          <w:p>
+            <w:pPr>
+              <w:spacing w:after="0" w:line="260"/>
+            </w:pPr>
+            <w:r>
+              <w:rPr>
+                <w:b w:val="false"/>
+                <w:bCs w:val="false"/>
+                <w:sz w:val="17"/>
+                <w:szCs w:val="17"/>
+              </w:rPr>
+              <w:t xml:space="preserve">Tissue or histopathology terms</w:t>
+            </w:r>
+          </w:p>
+        </w:tc>
+        <w:tc>
+          <w:tcPr>
+            <w:tcW w:type="dxa" w:w="3024"/>
+            <w:tcMar>
+              <w:top w:type="dxa" w:w="60"/>
+              <w:left w:type="dxa" w:w="90"/>
+              <w:bottom w:type="dxa" w:w="60"/>
+              <w:right w:type="dxa" w:w="90"/>
+            </w:tcMar>
+          </w:tcPr>
+          <w:p>
+            <w:pPr>
+              <w:spacing w:after="0" w:line="260"/>
+            </w:pPr>
+            <w:r>
+              <w:rPr>
+                <w:b w:val="false"/>
+                <w:bCs w:val="false"/>
+                <w:sz w:val="17"/>
+                <w:szCs w:val="17"/>
+              </w:rPr>
+              <w:t xml:space="preserve">Exclude</w:t>
+            </w:r>
+          </w:p>
+        </w:tc>
+      </w:tr>
+      <w:tr>
+        <w:tc>
+          <w:tcPr>
+            <w:tcW w:type="dxa" w:w="3023"/>
+            <w:tcMar>
+              <w:top w:type="dxa" w:w="60"/>
+              <w:left w:type="dxa" w:w="90"/>
+              <w:bottom w:type="dxa" w:w="60"/>
+              <w:right w:type="dxa" w:w="90"/>
+            </w:tcMar>
+          </w:tcPr>
+          <w:p>
+            <w:pPr>
+              <w:spacing w:after="0" w:line="260"/>
+            </w:pPr>
+            <w:r>
+              <w:rPr>
+                <w:b w:val="false"/>
+                <w:bCs w:val="false"/>
+                <w:sz w:val="17"/>
+                <w:szCs w:val="17"/>
+              </w:rPr>
+              <w:t xml:space="preserve">5</w:t>
+            </w:r>
+          </w:p>
+        </w:tc>
+        <w:tc>
+          <w:tcPr>
+            <w:tcW w:type="dxa" w:w="3023"/>
+            <w:tcMar>
+              <w:top w:type="dxa" w:w="60"/>
+              <w:left w:type="dxa" w:w="90"/>
+              <w:bottom w:type="dxa" w:w="60"/>
+              <w:right w:type="dxa" w:w="90"/>
+            </w:tcMar>
+          </w:tcPr>
+          <w:p>
+            <w:pPr>
+              <w:spacing w:after="0" w:line="260"/>
+            </w:pPr>
+            <w:r>
+              <w:rPr>
+                <w:b w:val="false"/>
+                <w:bCs w:val="false"/>
+                <w:sz w:val="17"/>
+                <w:szCs w:val="17"/>
+              </w:rPr>
+              <w:t xml:space="preserve">Invasive or endoscopic method terms</w:t>
+            </w:r>
+          </w:p>
+        </w:tc>
+        <w:tc>
+          <w:tcPr>
+            <w:tcW w:type="dxa" w:w="3024"/>
+            <w:tcMar>
+              <w:top w:type="dxa" w:w="60"/>
+              <w:left w:type="dxa" w:w="90"/>
+              <w:bottom w:type="dxa" w:w="60"/>
+              <w:right w:type="dxa" w:w="90"/>
+            </w:tcMar>
+          </w:tcPr>
+          <w:p>
+            <w:pPr>
+              <w:spacing w:after="0" w:line="260"/>
+            </w:pPr>
+            <w:r>
+              <w:rPr>
+                <w:b w:val="false"/>
+                <w:bCs w:val="false"/>
+                <w:sz w:val="17"/>
+                <w:szCs w:val="17"/>
+              </w:rPr>
+              <w:t xml:space="preserve">Exclude</w:t>
+            </w:r>
+          </w:p>
+        </w:tc>
+      </w:tr>
+      <w:tr>
+        <w:tc>
+          <w:tcPr>
+            <w:tcW w:type="dxa" w:w="3023"/>
+            <w:tcMar>
+              <w:top w:type="dxa" w:w="60"/>
+              <w:left w:type="dxa" w:w="90"/>
+              <w:bottom w:type="dxa" w:w="60"/>
+              <w:right w:type="dxa" w:w="90"/>
+            </w:tcMar>
+          </w:tcPr>
+          <w:p>
+            <w:pPr>
+              <w:spacing w:after="0" w:line="260"/>
+            </w:pPr>
+            <w:r>
+              <w:rPr>
+                <w:b w:val="false"/>
+                <w:bCs w:val="false"/>
+                <w:sz w:val="17"/>
+                <w:szCs w:val="17"/>
+              </w:rPr>
+              <w:t xml:space="preserve">6</w:t>
+            </w:r>
+          </w:p>
+        </w:tc>
+        <w:tc>
+          <w:tcPr>
+            <w:tcW w:type="dxa" w:w="3023"/>
+            <w:tcMar>
+              <w:top w:type="dxa" w:w="60"/>
+              <w:left w:type="dxa" w:w="90"/>
+              <w:bottom w:type="dxa" w:w="60"/>
+              <w:right w:type="dxa" w:w="90"/>
+            </w:tcMar>
+          </w:tcPr>
+          <w:p>
+            <w:pPr>
+              <w:spacing w:after="0" w:line="260"/>
+            </w:pPr>
+            <w:r>
+              <w:rPr>
+                <w:b w:val="false"/>
+                <w:bCs w:val="false"/>
+                <w:sz w:val="17"/>
+                <w:szCs w:val="17"/>
+              </w:rPr>
+              <w:t xml:space="preserve">No non-invasive technology term</w:t>
+            </w:r>
+          </w:p>
+        </w:tc>
+        <w:tc>
+          <w:tcPr>
+            <w:tcW w:type="dxa" w:w="3024"/>
+            <w:tcMar>
+              <w:top w:type="dxa" w:w="60"/>
+              <w:left w:type="dxa" w:w="90"/>
+              <w:bottom w:type="dxa" w:w="60"/>
+              <w:right w:type="dxa" w:w="90"/>
+            </w:tcMar>
+          </w:tcPr>
+          <w:p>
+            <w:pPr>
+              <w:spacing w:after="0" w:line="260"/>
+            </w:pPr>
+            <w:r>
+              <w:rPr>
+                <w:b w:val="false"/>
+                <w:bCs w:val="false"/>
+                <w:sz w:val="17"/>
+                <w:szCs w:val="17"/>
+              </w:rPr>
+              <w:t xml:space="preserve">Exclude, unless the abstract carries both a technology term and a strong diagnostic term → </w:t>
+            </w:r>
+            <w:r>
+              <w:rPr>
+                <w:b/>
+                <w:bCs/>
+                <w:sz w:val="17"/>
+                <w:szCs w:val="17"/>
+              </w:rPr>
+              <w:t xml:space="preserve">Borderline</w:t>
+            </w:r>
+          </w:p>
+        </w:tc>
+      </w:tr>
+      <w:tr>
+        <w:tc>
+          <w:tcPr>
+            <w:tcW w:type="dxa" w:w="3023"/>
+            <w:tcMar>
+              <w:top w:type="dxa" w:w="60"/>
+              <w:left w:type="dxa" w:w="90"/>
+              <w:bottom w:type="dxa" w:w="60"/>
+              <w:right w:type="dxa" w:w="90"/>
+            </w:tcMar>
+          </w:tcPr>
+          <w:p>
+            <w:pPr>
+              <w:spacing w:after="0" w:line="260"/>
+            </w:pPr>
+            <w:r>
+              <w:rPr>
+                <w:b w:val="false"/>
+                <w:bCs w:val="false"/>
+                <w:sz w:val="17"/>
+                <w:szCs w:val="17"/>
+              </w:rPr>
+              <w:t xml:space="preserve">7</w:t>
+            </w:r>
+          </w:p>
+        </w:tc>
+        <w:tc>
+          <w:tcPr>
+            <w:tcW w:type="dxa" w:w="3023"/>
+            <w:tcMar>
+              <w:top w:type="dxa" w:w="60"/>
+              <w:left w:type="dxa" w:w="90"/>
+              <w:bottom w:type="dxa" w:w="60"/>
+              <w:right w:type="dxa" w:w="90"/>
+            </w:tcMar>
+          </w:tcPr>
+          <w:p>
+            <w:pPr>
+              <w:spacing w:after="0" w:line="260"/>
+            </w:pPr>
+            <w:r>
+              <w:rPr>
+                <w:b w:val="false"/>
+                <w:bCs w:val="false"/>
+                <w:sz w:val="17"/>
+                <w:szCs w:val="17"/>
+              </w:rPr>
+              <w:t xml:space="preserve">Mechanism or tumour-biology terms</w:t>
+            </w:r>
+          </w:p>
+        </w:tc>
+        <w:tc>
+          <w:tcPr>
+            <w:tcW w:type="dxa" w:w="3024"/>
+            <w:tcMar>
+              <w:top w:type="dxa" w:w="60"/>
+              <w:left w:type="dxa" w:w="90"/>
+              <w:bottom w:type="dxa" w:w="60"/>
+              <w:right w:type="dxa" w:w="90"/>
+            </w:tcMar>
+          </w:tcPr>
+          <w:p>
+            <w:pPr>
+              <w:spacing w:after="0" w:line="260"/>
+            </w:pPr>
+            <w:r>
+              <w:rPr>
+                <w:b w:val="false"/>
+                <w:bCs w:val="false"/>
+                <w:sz w:val="17"/>
+                <w:szCs w:val="17"/>
+              </w:rPr>
+              <w:t xml:space="preserve">Exclude</w:t>
+            </w:r>
+          </w:p>
+        </w:tc>
+      </w:tr>
+      <w:tr>
+        <w:tc>
+          <w:tcPr>
+            <w:tcW w:type="dxa" w:w="3023"/>
+            <w:tcMar>
+              <w:top w:type="dxa" w:w="60"/>
+              <w:left w:type="dxa" w:w="90"/>
+              <w:bottom w:type="dxa" w:w="60"/>
+              <w:right w:type="dxa" w:w="90"/>
+            </w:tcMar>
+          </w:tcPr>
+          <w:p>
+            <w:pPr>
+              <w:spacing w:after="0" w:line="260"/>
+            </w:pPr>
+            <w:r>
+              <w:rPr>
+                <w:b w:val="false"/>
+                <w:bCs w:val="false"/>
+                <w:sz w:val="17"/>
+                <w:szCs w:val="17"/>
+              </w:rPr>
+              <w:t xml:space="preserve">8</w:t>
+            </w:r>
+          </w:p>
+        </w:tc>
+        <w:tc>
+          <w:tcPr>
+            <w:tcW w:type="dxa" w:w="3023"/>
+            <w:tcMar>
+              <w:top w:type="dxa" w:w="60"/>
+              <w:left w:type="dxa" w:w="90"/>
+              <w:bottom w:type="dxa" w:w="60"/>
+              <w:right w:type="dxa" w:w="90"/>
+            </w:tcMar>
+          </w:tcPr>
+          <w:p>
+            <w:pPr>
+              <w:spacing w:after="0" w:line="260"/>
+            </w:pPr>
+            <w:r>
+              <w:rPr>
+                <w:b w:val="false"/>
+                <w:bCs w:val="false"/>
+                <w:sz w:val="17"/>
+                <w:szCs w:val="17"/>
+              </w:rPr>
+              <w:t xml:space="preserve">Treatment terms</w:t>
+            </w:r>
+          </w:p>
+        </w:tc>
+        <w:tc>
+          <w:tcPr>
+            <w:tcW w:type="dxa" w:w="3024"/>
+            <w:tcMar>
+              <w:top w:type="dxa" w:w="60"/>
+              <w:left w:type="dxa" w:w="90"/>
+              <w:bottom w:type="dxa" w:w="60"/>
+              <w:right w:type="dxa" w:w="90"/>
+            </w:tcMar>
+          </w:tcPr>
+          <w:p>
+            <w:pPr>
+              <w:spacing w:after="0" w:line="260"/>
+            </w:pPr>
+            <w:r>
+              <w:rPr>
+                <w:b w:val="false"/>
+                <w:bCs w:val="false"/>
+                <w:sz w:val="17"/>
+                <w:szCs w:val="17"/>
+              </w:rPr>
+              <w:t xml:space="preserve">Exclude</w:t>
+            </w:r>
+          </w:p>
+        </w:tc>
+      </w:tr>
+      <w:tr>
+        <w:tc>
+          <w:tcPr>
+            <w:tcW w:type="dxa" w:w="3023"/>
+            <w:tcMar>
+              <w:top w:type="dxa" w:w="60"/>
+              <w:left w:type="dxa" w:w="90"/>
+              <w:bottom w:type="dxa" w:w="60"/>
+              <w:right w:type="dxa" w:w="90"/>
+            </w:tcMar>
+          </w:tcPr>
+          <w:p>
+            <w:pPr>
+              <w:spacing w:after="0" w:line="260"/>
+            </w:pPr>
+            <w:r>
+              <w:rPr>
+                <w:b w:val="false"/>
+                <w:bCs w:val="false"/>
+                <w:sz w:val="17"/>
+                <w:szCs w:val="17"/>
+              </w:rPr>
+              <w:t xml:space="preserve">9</w:t>
+            </w:r>
+          </w:p>
+        </w:tc>
+        <w:tc>
+          <w:tcPr>
+            <w:tcW w:type="dxa" w:w="3023"/>
+            <w:tcMar>
+              <w:top w:type="dxa" w:w="60"/>
+              <w:left w:type="dxa" w:w="90"/>
+              <w:bottom w:type="dxa" w:w="60"/>
+              <w:right w:type="dxa" w:w="90"/>
+            </w:tcMar>
+          </w:tcPr>
+          <w:p>
+            <w:pPr>
+              <w:spacing w:after="0" w:line="260"/>
+            </w:pPr>
+            <w:r>
+              <w:rPr>
+                <w:b w:val="false"/>
+                <w:bCs w:val="false"/>
+                <w:sz w:val="17"/>
+                <w:szCs w:val="17"/>
+              </w:rPr>
+              <w:t xml:space="preserve">No diagnostic framing term in title or abstract</w:t>
+            </w:r>
+          </w:p>
+        </w:tc>
+        <w:tc>
+          <w:tcPr>
+            <w:tcW w:type="dxa" w:w="3024"/>
+            <w:tcMar>
+              <w:top w:type="dxa" w:w="60"/>
+              <w:left w:type="dxa" w:w="90"/>
+              <w:bottom w:type="dxa" w:w="60"/>
+              <w:right w:type="dxa" w:w="90"/>
+            </w:tcMar>
+          </w:tcPr>
+          <w:p>
+            <w:pPr>
+              <w:spacing w:after="0" w:line="260"/>
+            </w:pPr>
+            <w:r>
+              <w:rPr>
+                <w:b/>
+                <w:bCs/>
+                <w:sz w:val="17"/>
+                <w:szCs w:val="17"/>
+              </w:rPr>
+              <w:t xml:space="preserve">Borderline</w:t>
+            </w:r>
+          </w:p>
+        </w:tc>
+      </w:tr>
+      <w:tr>
+        <w:tc>
+          <w:tcPr>
+            <w:tcW w:type="dxa" w:w="3023"/>
+            <w:tcMar>
+              <w:top w:type="dxa" w:w="60"/>
+              <w:left w:type="dxa" w:w="90"/>
+              <w:bottom w:type="dxa" w:w="60"/>
+              <w:right w:type="dxa" w:w="90"/>
+            </w:tcMar>
+          </w:tcPr>
+          <w:p>
+            <w:pPr>
+              <w:spacing w:after="0" w:line="260"/>
+            </w:pPr>
+            <w:r>
+              <w:rPr>
+                <w:b w:val="false"/>
+                <w:bCs w:val="false"/>
+                <w:sz w:val="17"/>
+                <w:szCs w:val="17"/>
+              </w:rPr>
+              <w:t xml:space="preserve">10</w:t>
+            </w:r>
+          </w:p>
+        </w:tc>
+        <w:tc>
+          <w:tcPr>
+            <w:tcW w:type="dxa" w:w="3023"/>
+            <w:tcMar>
+              <w:top w:type="dxa" w:w="60"/>
+              <w:left w:type="dxa" w:w="90"/>
+              <w:bottom w:type="dxa" w:w="60"/>
+              <w:right w:type="dxa" w:w="90"/>
+            </w:tcMar>
+          </w:tcPr>
+          <w:p>
+            <w:pPr>
+              <w:spacing w:after="0" w:line="260"/>
+            </w:pPr>
+            <w:r>
+              <w:rPr>
+                <w:b w:val="false"/>
+                <w:bCs w:val="false"/>
+                <w:sz w:val="17"/>
+                <w:szCs w:val="17"/>
+              </w:rPr>
+              <w:t xml:space="preserve">General review terms (e.g. "advances in", "overview of")</w:t>
+            </w:r>
+          </w:p>
+        </w:tc>
+        <w:tc>
+          <w:tcPr>
+            <w:tcW w:type="dxa" w:w="3024"/>
+            <w:tcMar>
+              <w:top w:type="dxa" w:w="60"/>
+              <w:left w:type="dxa" w:w="90"/>
+              <w:bottom w:type="dxa" w:w="60"/>
+              <w:right w:type="dxa" w:w="90"/>
+            </w:tcMar>
+          </w:tcPr>
+          <w:p>
+            <w:pPr>
+              <w:spacing w:after="0" w:line="260"/>
+            </w:pPr>
+            <w:r>
+              <w:rPr>
+                <w:b w:val="false"/>
+                <w:bCs w:val="false"/>
+                <w:sz w:val="17"/>
+                <w:szCs w:val="17"/>
+              </w:rPr>
+              <w:t xml:space="preserve">Exclude</w:t>
+            </w:r>
+          </w:p>
+        </w:tc>
+      </w:tr>
+      <w:tr>
+        <w:tc>
+          <w:tcPr>
+            <w:tcW w:type="dxa" w:w="3023"/>
+            <w:tcMar>
+              <w:top w:type="dxa" w:w="60"/>
+              <w:left w:type="dxa" w:w="90"/>
+              <w:bottom w:type="dxa" w:w="60"/>
+              <w:right w:type="dxa" w:w="90"/>
+            </w:tcMar>
+          </w:tcPr>
+          <w:p>
+            <w:pPr>
+              <w:spacing w:after="0" w:line="260"/>
+            </w:pPr>
+            <w:r>
+              <w:rPr>
+                <w:b w:val="false"/>
+                <w:bCs w:val="false"/>
+                <w:sz w:val="17"/>
+                <w:szCs w:val="17"/>
+              </w:rPr>
+              <w:t xml:space="preserve">11</w:t>
+            </w:r>
+          </w:p>
+        </w:tc>
+        <w:tc>
+          <w:tcPr>
+            <w:tcW w:type="dxa" w:w="3023"/>
+            <w:tcMar>
+              <w:top w:type="dxa" w:w="60"/>
+              <w:left w:type="dxa" w:w="90"/>
+              <w:bottom w:type="dxa" w:w="60"/>
+              <w:right w:type="dxa" w:w="90"/>
+            </w:tcMar>
+          </w:tcPr>
+          <w:p>
+            <w:pPr>
+              <w:spacing w:after="0" w:line="260"/>
+            </w:pPr>
+            <w:r>
+              <w:rPr>
+                <w:b w:val="false"/>
+                <w:bCs w:val="false"/>
+                <w:sz w:val="17"/>
+                <w:szCs w:val="17"/>
+              </w:rPr>
+              <w:t xml:space="preserve">Otherwise</w:t>
+            </w:r>
+          </w:p>
+        </w:tc>
+        <w:tc>
+          <w:tcPr>
+            <w:tcW w:type="dxa" w:w="3024"/>
+            <w:tcMar>
+              <w:top w:type="dxa" w:w="60"/>
+              <w:left w:type="dxa" w:w="90"/>
+              <w:bottom w:type="dxa" w:w="60"/>
+              <w:right w:type="dxa" w:w="90"/>
+            </w:tcMar>
+          </w:tcPr>
+          <w:p>
+            <w:pPr>
+              <w:spacing w:after="0" w:line="260"/>
+            </w:pPr>
+            <w:r>
+              <w:rPr>
+                <w:b/>
+                <w:bCs/>
+                <w:sz w:val="17"/>
+                <w:szCs w:val="17"/>
+              </w:rPr>
+              <w:t xml:space="preserve">Include</w:t>
+            </w:r>
+          </w:p>
+        </w:tc>
+      </w:tr>
+    </w:tbl>
+    <w:p>
+      <w:pPr>
+        <w:spacing w:after="160"/>
+      </w:pPr>
+      <w:r>
+        <w:t xml:space="preserve"/>
+      </w:r>
+    </w:p>
+    <w:p>
+      <w:pPr>
+        <w:spacing w:after="140" w:line="300"/>
+        <w:jc w:val="both"/>
+      </w:pPr>
+      <w:r>
+        <w:t xml:space="preserve">The term lists used at each step are given in full in </w:t>
+      </w:r>
+      <w:r>
+        <w:rPr>
+          <w:rFonts w:ascii="Consolas" w:cs="Consolas" w:eastAsia="Consolas" w:hAnsi="Consolas"/>
+          <w:sz w:val="17"/>
+          <w:szCs w:val="17"/>
+        </w:rPr>
+        <w:t xml:space="preserve">kod/screen2.py</w:t>
+      </w:r>
+      <w:r>
+        <w:t xml:space="preserve"> and </w:t>
+      </w:r>
+      <w:r>
+        <w:rPr>
+          <w:rFonts w:ascii="Consolas" w:cs="Consolas" w:eastAsia="Consolas" w:hAnsi="Consolas"/>
+          <w:sz w:val="17"/>
+          <w:szCs w:val="17"/>
+        </w:rPr>
+        <w:t xml:space="preserve">kod/thesaurus.py</w:t>
+      </w:r>
+      <w:r>
+        <w:t xml:space="preserve"> in the open archive. **The authoritative record of the outcome is the </w:t>
+      </w:r>
+      <w:r>
+        <w:rPr>
+          <w:rFonts w:ascii="Consolas" w:cs="Consolas" w:eastAsia="Consolas" w:hAnsi="Consolas"/>
+          <w:sz w:val="17"/>
+          <w:szCs w:val="17"/>
+        </w:rPr>
+        <w:t xml:space="preserve">verdict</w:t>
+      </w:r>
+      <w:r>
+        <w:t xml:space="preserve"> field in</w:t>
+      </w:r>
+    </w:p>
+    <w:p>
+      <w:pPr>
+        <w:spacing w:after="140" w:line="300"/>
+        <w:jc w:val="both"/>
+      </w:pPr>
+      <w:r>
+        <w:rPr>
+          <w:rFonts w:ascii="Consolas" w:cs="Consolas" w:eastAsia="Consolas" w:hAnsi="Consolas"/>
+          <w:sz w:val="17"/>
+          <w:szCs w:val="17"/>
+        </w:rPr>
+        <w:t xml:space="preserve">veri/pool5000_screening.json</w:t>
+      </w:r>
+      <w:r>
+        <w:t xml:space="preserve">**, which gives the decision for every one of the 5,000 records; the table above documents the procedure that produced it and reproduces approximately 99.7% of the automatic decisions when re-applied to the computed signals. The residual discrepancy reflects refinements made during screening that were not captured as a single rule; where the procedure and the recorded verdict differ, the recorded verdict governs.</w:t>
+      </w:r>
+    </w:p>
+    <w:p>
+      <w:pPr>
+        <w:spacing w:after="140" w:line="300"/>
+        <w:jc w:val="both"/>
+      </w:pPr>
+      <w:r>
+        <w:rPr>
+          <w:b/>
+          <w:bCs/>
+        </w:rPr>
+        <w:t xml:space="preserve">Borderline records.</w:t>
+      </w:r>
+      <w:r>
+        <w:t xml:space="preserve"> The procedure marked 112 records as borderline. Sixty-four of these were read at full-text level and adjudicated by discussion among three authors (34 included, 29 excluded, 1 held for further checking); their decisions and rationales are in </w:t>
+      </w:r>
+      <w:r>
+        <w:rPr>
+          <w:rFonts w:ascii="Consolas" w:cs="Consolas" w:eastAsia="Consolas" w:hAnsi="Consolas"/>
+          <w:sz w:val="17"/>
+          <w:szCs w:val="17"/>
+        </w:rPr>
+        <w:t xml:space="preserve">kod/manual.py</w:t>
+      </w:r>
+      <w:r>
+        <w:t xml:space="preserve">. The remaining 48 were not adjudicated and were treated as not meeting the criteria. </w:t>
+      </w:r>
+      <w:r>
+        <w:rPr>
+          <w:b/>
+          <w:bCs/>
+        </w:rPr>
+        <w:t xml:space="preserve">All 48 fall between 55 and 36 citations, below the sample's lower bound of 63</w:t>
+      </w:r>
+      <w:r>
+        <w:t xml:space="preserve">, so none of them could have entered the sample regardless of how they were resolved; they are identifiable in</w:t>
+      </w:r>
+    </w:p>
+    <w:p>
+      <w:pPr>
+        <w:spacing w:after="140" w:line="300"/>
+        <w:jc w:val="both"/>
+      </w:pPr>
+      <w:r>
+        <w:rPr>
+          <w:rFonts w:ascii="Consolas" w:cs="Consolas" w:eastAsia="Consolas" w:hAnsi="Consolas"/>
+          <w:sz w:val="17"/>
+          <w:szCs w:val="17"/>
+        </w:rPr>
+        <w:t xml:space="preserve">veri/pool5000_screening.json</w:t>
+      </w:r>
+      <w:r>
+        <w:t xml:space="preserve"> by the verdict label. They are counted within the 4,748 records not meeting the criteria in Appendix C.</w:t>
       </w:r>
     </w:p>
     <w:p>
@@ -1337,6 +2440,15 @@
       </w:r>
       <w:r>
         <w:t xml:space="preserve"> criterion it met. Row values therefore indicate the number of records excluded on that ground, not the number meeting that criterion. The inclusion and exclusion decisions themselves are independent of this ordering.</w:t>
+      </w:r>
+    </w:p>
+    <w:p>
+      <w:pPr>
+        <w:spacing w:after="140" w:line="300"/>
+        <w:jc w:val="both"/>
+      </w:pPr>
+      <w:r>
+        <w:t xml:space="preserve">Of the 4,748 records not meeting the criteria, 4,699 were excluded by the screening procedure, 48 were marked borderline but not adjudicated, and 1 was held for further checking. The 48 unadjudicated records all fall below the sample's citation threshold and could not have entered the sample (see Appendix B).</w:t>
       </w:r>
     </w:p>
     <w:p>
@@ -2727,7 +3839,7 @@
         <w:t xml:space="preserve">Residual error.</w:t>
       </w:r>
       <w:r>
-        <w:t xml:space="preserve"> Cross-checking also revealed false negatives in the study's own screening engine. One false negative above the citation threshold (a study on urinary microbiota, 84 citations) was added to the sample, and one record left the sample under the tie-breaking rule. Two further false negatives below the threshold do not affect the sample.</w:t>
+        <w:t xml:space="preserve"> Cross-checking also revealed false negatives arising from gaps in the study's own term lists. One false negative above the citation threshold (a study on urinary microbiota, 84 citations) was added to the sample, and one record left the sample under the tie-breaking rule. Two further false negatives below the threshold do not affect the sample.</w:t>
       </w:r>
     </w:p>
     <w:p>

--- a/SUPPLEMENTARY_EN.docx
+++ b/SUPPLEMENTARY_EN.docx
@@ -1280,18 +1280,17 @@
         <w:t xml:space="preserve">kod/thesaurus.py</w:t>
       </w:r>
       <w:r>
-        <w:t xml:space="preserve"> in the open archive. **The authoritative record of the outcome is the </w:t>
+        <w:t xml:space="preserve"> in the open archive. </w:t>
       </w:r>
       <w:r>
         <w:rPr>
-          <w:rFonts w:ascii="Consolas" w:cs="Consolas" w:eastAsia="Consolas" w:hAnsi="Consolas"/>
-          <w:sz w:val="17"/>
-          <w:szCs w:val="17"/>
+          <w:b/>
+          <w:bCs/>
         </w:rPr>
-        <w:t xml:space="preserve">verdict</w:t>
-      </w:r>
-      <w:r>
-        <w:t xml:space="preserve"> field in</w:t>
+        <w:t xml:space="preserve">The authoritative record of the outcome is the `verdict` field in `veri/pool5000_screening.json`</w:t>
+      </w:r>
+      <w:r>
+        <w:t xml:space="preserve">, which gives the decision for every one of the 5,000 records; the table above documents the procedure that produced it.</w:t>
       </w:r>
     </w:p>
     <w:p>
@@ -1301,23 +1300,6 @@
       </w:pPr>
       <w:r>
         <w:rPr>
-          <w:rFonts w:ascii="Consolas" w:cs="Consolas" w:eastAsia="Consolas" w:hAnsi="Consolas"/>
-          <w:sz w:val="17"/>
-          <w:szCs w:val="17"/>
-        </w:rPr>
-        <w:t xml:space="preserve">veri/pool5000_screening.json</w:t>
-      </w:r>
-      <w:r>
-        <w:t xml:space="preserve">**, which gives the decision for every one of the 5,000 records; the table above documents the procedure that produced it and reproduces approximately 99.7% of the automatic decisions when re-applied to the computed signals. The residual discrepancy reflects refinements made during screening that were not captured as a single rule; where the procedure and the recorded verdict differ, the recorded verdict governs.</w:t>
-      </w:r>
-    </w:p>
-    <w:p>
-      <w:pPr>
-        <w:spacing w:after="140" w:line="300"/>
-        <w:jc w:val="both"/>
-      </w:pPr>
-      <w:r>
-        <w:rPr>
           <w:b/>
           <w:bCs/>
         </w:rPr>
@@ -1345,14 +1327,8 @@
         <w:t xml:space="preserve">All 48 fall between 55 and 36 citations, below the sample's lower bound of 63</w:t>
       </w:r>
       <w:r>
-        <w:t xml:space="preserve">, so none of them could have entered the sample regardless of how they were resolved; they are identifiable in</w:t>
-      </w:r>
-    </w:p>
-    <w:p>
-      <w:pPr>
-        <w:spacing w:after="140" w:line="300"/>
-        <w:jc w:val="both"/>
-      </w:pPr>
+        <w:t xml:space="preserve">, so none of them could have entered the sample regardless of how they were resolved; they are identifiable in </w:t>
+      </w:r>
       <w:r>
         <w:rPr>
           <w:rFonts w:ascii="Consolas" w:cs="Consolas" w:eastAsia="Consolas" w:hAnsi="Consolas"/>
@@ -2457,14 +2433,8 @@
         <w:jc w:val="both"/>
       </w:pPr>
       <w:r>
-        <w:t xml:space="preserve">Sixty-four borderline records were assessed at full-text level and decided by discussion among three authors (34 included, 29 excluded, 1 further check). All of these decisions appear in the</w:t>
-      </w:r>
-    </w:p>
-    <w:p>
-      <w:pPr>
-        <w:spacing w:after="140" w:line="300"/>
-        <w:jc w:val="both"/>
-      </w:pPr>
+        <w:t xml:space="preserve">Sixty-four borderline records were assessed at full-text level and decided by discussion among three authors (34 included, 29 excluded, 1 further check). All of these decisions appear in the </w:t>
+      </w:r>
       <w:r>
         <w:rPr>
           <w:rFonts w:ascii="Consolas" w:cs="Consolas" w:eastAsia="Consolas" w:hAnsi="Consolas"/>
@@ -7781,7 +7751,7 @@
         <w:jc w:val="both"/>
       </w:pPr>
       <w:r>
-        <w:t xml:space="preserve">Nineteen of the 20 items are fully met and one is partially met. Item 11, which is marked as optional in the assessment by three authors; in this study the records were assessed independently by two.</w:t>
+        <w:t xml:space="preserve">All 20 items are met, including item 11, which the guideline itself marks as optional.</w:t>
       </w:r>
     </w:p>
     <w:p>

--- a/SUPPLEMENTARY_EN.docx
+++ b/SUPPLEMENTARY_EN.docx
@@ -982,7 +982,25 @@
                 <w:sz w:val="17"/>
                 <w:szCs w:val="17"/>
               </w:rPr>
-              <w:t xml:space="preserve">Treatment terms</w:t>
+              <w:t xml:space="preserve">Treatment terms, </w:t>
+            </w:r>
+            <w:r>
+              <w:rPr>
+                <w:b/>
+                <w:bCs/>
+                <w:sz w:val="17"/>
+                <w:szCs w:val="17"/>
+              </w:rPr>
+              <w:t xml:space="preserve">and</w:t>
+            </w:r>
+            <w:r>
+              <w:rPr>
+                <w:b w:val="false"/>
+                <w:bCs w:val="false"/>
+                <w:sz w:val="17"/>
+                <w:szCs w:val="17"/>
+              </w:rPr>
+              <w:t xml:space="preserve"> no strong diagnostic term in the title</w:t>
             </w:r>
           </w:p>
         </w:tc>
@@ -1034,7 +1052,7 @@
                 <w:sz w:val="17"/>
                 <w:szCs w:val="17"/>
               </w:rPr>
-              <w:t xml:space="preserve">9</w:t>
+              <w:t xml:space="preserve">10</w:t>
             </w:r>
           </w:p>
         </w:tc>
@@ -1059,24 +1077,8 @@
                 <w:sz w:val="17"/>
                 <w:szCs w:val="17"/>
               </w:rPr>
-              <w:t xml:space="preserve">No diagnostic framing term in title or abstract</w:t>
-            </w:r>
-          </w:p>
-        </w:tc>
-        <w:tc>
-          <w:tcPr>
-            <w:tcW w:type="dxa" w:w="3024"/>
-            <w:tcMar>
-              <w:top w:type="dxa" w:w="60"/>
-              <w:left w:type="dxa" w:w="90"/>
-              <w:bottom w:type="dxa" w:w="60"/>
-              <w:right w:type="dxa" w:w="90"/>
-            </w:tcMar>
-          </w:tcPr>
-          <w:p>
-            <w:pPr>
-              <w:spacing w:after="0" w:line="260"/>
-            </w:pPr>
+              <w:t xml:space="preserve">General review terms (e.g. "advances in", "overview of"), </w:t>
+            </w:r>
             <w:r>
               <w:rPr>
                 <w:b/>
@@ -1084,7 +1086,41 @@
                 <w:sz w:val="17"/>
                 <w:szCs w:val="17"/>
               </w:rPr>
-              <w:t xml:space="preserve">Borderline</w:t>
+              <w:t xml:space="preserve">and</w:t>
+            </w:r>
+            <w:r>
+              <w:rPr>
+                <w:b w:val="false"/>
+                <w:bCs w:val="false"/>
+                <w:sz w:val="17"/>
+                <w:szCs w:val="17"/>
+              </w:rPr>
+              <w:t xml:space="preserve"> no strong diagnostic term in title or abstract</w:t>
+            </w:r>
+          </w:p>
+        </w:tc>
+        <w:tc>
+          <w:tcPr>
+            <w:tcW w:type="dxa" w:w="3024"/>
+            <w:tcMar>
+              <w:top w:type="dxa" w:w="60"/>
+              <w:left w:type="dxa" w:w="90"/>
+              <w:bottom w:type="dxa" w:w="60"/>
+              <w:right w:type="dxa" w:w="90"/>
+            </w:tcMar>
+          </w:tcPr>
+          <w:p>
+            <w:pPr>
+              <w:spacing w:after="0" w:line="260"/>
+            </w:pPr>
+            <w:r>
+              <w:rPr>
+                <w:b w:val="false"/>
+                <w:bCs w:val="false"/>
+                <w:sz w:val="17"/>
+                <w:szCs w:val="17"/>
+              </w:rPr>
+              <w:t xml:space="preserve">Exclude</w:t>
             </w:r>
           </w:p>
         </w:tc>
@@ -1111,7 +1147,7 @@
                 <w:sz w:val="17"/>
                 <w:szCs w:val="17"/>
               </w:rPr>
-              <w:t xml:space="preserve">10</w:t>
+              <w:t xml:space="preserve">9</w:t>
             </w:r>
           </w:p>
         </w:tc>
@@ -1136,7 +1172,7 @@
                 <w:sz w:val="17"/>
                 <w:szCs w:val="17"/>
               </w:rPr>
-              <w:t xml:space="preserve">General review terms (e.g. "advances in", "overview of")</w:t>
+              <w:t xml:space="preserve">No diagnostic framing term in title or abstract</w:t>
             </w:r>
           </w:p>
         </w:tc>
@@ -1156,12 +1192,12 @@
             </w:pPr>
             <w:r>
               <w:rPr>
-                <w:b w:val="false"/>
-                <w:bCs w:val="false"/>
-                <w:sz w:val="17"/>
-                <w:szCs w:val="17"/>
-              </w:rPr>
-              <w:t xml:space="preserve">Exclude</w:t>
+                <w:b/>
+                <w:bCs/>
+                <w:sz w:val="17"/>
+                <w:szCs w:val="17"/>
+              </w:rPr>
+              <w:t xml:space="preserve">Borderline</w:t>
             </w:r>
           </w:p>
         </w:tc>
@@ -1258,39 +1294,7 @@
         <w:jc w:val="both"/>
       </w:pPr>
       <w:r>
-        <w:t xml:space="preserve">The term lists used at each step are given in full in </w:t>
-      </w:r>
-      <w:r>
-        <w:rPr>
-          <w:rFonts w:ascii="Consolas" w:cs="Consolas" w:eastAsia="Consolas" w:hAnsi="Consolas"/>
-          <w:sz w:val="17"/>
-          <w:szCs w:val="17"/>
-        </w:rPr>
-        <w:t xml:space="preserve">kod/screen2.py</w:t>
-      </w:r>
-      <w:r>
-        <w:t xml:space="preserve"> and </w:t>
-      </w:r>
-      <w:r>
-        <w:rPr>
-          <w:rFonts w:ascii="Consolas" w:cs="Consolas" w:eastAsia="Consolas" w:hAnsi="Consolas"/>
-          <w:sz w:val="17"/>
-          <w:szCs w:val="17"/>
-        </w:rPr>
-        <w:t xml:space="preserve">kod/thesaurus.py</w:t>
-      </w:r>
-      <w:r>
-        <w:t xml:space="preserve"> in the open archive. </w:t>
-      </w:r>
-      <w:r>
-        <w:rPr>
-          <w:b/>
-          <w:bCs/>
-        </w:rPr>
-        <w:t xml:space="preserve">The authoritative record of the outcome is the `verdict` field in `veri/pool5000_screening.json`</w:t>
-      </w:r>
-      <w:r>
-        <w:t xml:space="preserve">, which gives the decision for every one of the 5,000 records; the table above documents the procedure that produced it.</w:t>
+        <w:t xml:space="preserve">Steps 8 and 10 carry an override because a diagnostic study may name a treatment or use a review formula in its title: "Early Detection … and Monitoring of Therapeutic Efficacy" contains a treatment term, and "Overview of VI-RADS in Bladder Cancer" a review formula, yet both are diagnostic studies. Step 10 is evaluated before step 9, as the numbering of the original rule set is retained.</w:t>
       </w:r>
     </w:p>
     <w:p>
@@ -1303,10 +1307,101 @@
           <w:b/>
           <w:bCs/>
         </w:rPr>
+        <w:t xml:space="preserve">The procedure is shipped as executable code</w:t>
+      </w:r>
+      <w:r>
+        <w:t xml:space="preserve">: </w:t>
+      </w:r>
+      <w:r>
+        <w:rPr>
+          <w:rFonts w:ascii="Consolas" w:cs="Consolas" w:eastAsia="Consolas" w:hAnsi="Consolas"/>
+          <w:sz w:val="17"/>
+          <w:szCs w:val="17"/>
+        </w:rPr>
+        <w:t xml:space="preserve">kod/prosedur.py</w:t>
+      </w:r>
+      <w:r>
+        <w:t xml:space="preserve"> implements the table above and returns both the decision and the step that produced it, and </w:t>
+      </w:r>
+      <w:r>
+        <w:rPr>
+          <w:rFonts w:ascii="Consolas" w:cs="Consolas" w:eastAsia="Consolas" w:hAnsi="Consolas"/>
+          <w:sz w:val="17"/>
+          <w:szCs w:val="17"/>
+        </w:rPr>
+        <w:t xml:space="preserve">kod/dogrula.py</w:t>
+      </w:r>
+      <w:r>
+        <w:t xml:space="preserve"> runs it against the records in this archive. Applied to the 100 records of the sample, it reproduces </w:t>
+      </w:r>
+      <w:r>
+        <w:rPr>
+          <w:b/>
+          <w:bCs/>
+        </w:rPr>
+        <w:t xml:space="preserve">every one of the 72 verdicts recorded as rule-based</w:t>
+      </w:r>
+      <w:r>
+        <w:t xml:space="preserve"> and marks the remainder as borderline — precisely the records read at full text and listed in </w:t>
+      </w:r>
+      <w:r>
+        <w:rPr>
+          <w:rFonts w:ascii="Consolas" w:cs="Consolas" w:eastAsia="Consolas" w:hAnsi="Consolas"/>
+          <w:sz w:val="17"/>
+          <w:szCs w:val="17"/>
+        </w:rPr>
+        <w:t xml:space="preserve">kod/manual.py</w:t>
+      </w:r>
+      <w:r>
+        <w:t xml:space="preserve">. The only decision it does not reproduce is the false negative added manually to the sample (Appendix E). The same check on the independent second sample returns 75 of 75. The term lists used at each step are in </w:t>
+      </w:r>
+      <w:r>
+        <w:rPr>
+          <w:rFonts w:ascii="Consolas" w:cs="Consolas" w:eastAsia="Consolas" w:hAnsi="Consolas"/>
+          <w:sz w:val="17"/>
+          <w:szCs w:val="17"/>
+        </w:rPr>
+        <w:t xml:space="preserve">kod/screen2.py</w:t>
+      </w:r>
+      <w:r>
+        <w:t xml:space="preserve"> and </w:t>
+      </w:r>
+      <w:r>
+        <w:rPr>
+          <w:rFonts w:ascii="Consolas" w:cs="Consolas" w:eastAsia="Consolas" w:hAnsi="Consolas"/>
+          <w:sz w:val="17"/>
+          <w:szCs w:val="17"/>
+        </w:rPr>
+        <w:t xml:space="preserve">kod/thesaurus.py</w:t>
+      </w:r>
+      <w:r>
+        <w:t xml:space="preserve">. </w:t>
+      </w:r>
+      <w:r>
+        <w:rPr>
+          <w:b/>
+          <w:bCs/>
+        </w:rPr>
+        <w:t xml:space="preserve">The authoritative record of the outcome is the `verdict` field in `veri/pool5000_screening.json`</w:t>
+      </w:r>
+      <w:r>
+        <w:t xml:space="preserve">, which gives the decision for every one of the 5,000 records.</w:t>
+      </w:r>
+    </w:p>
+    <w:p>
+      <w:pPr>
+        <w:spacing w:after="140" w:line="300"/>
+        <w:jc w:val="both"/>
+      </w:pPr>
+      <w:r>
+        <w:rPr>
+          <w:b/>
+          <w:bCs/>
+        </w:rPr>
         <w:t xml:space="preserve">Borderline records.</w:t>
       </w:r>
       <w:r>
-        <w:t xml:space="preserve"> The procedure marked 112 records as borderline. Sixty-four of these were read at full-text level and adjudicated by discussion among three authors (34 included, 29 excluded, 1 held for further checking); their decisions and rationales are in </w:t>
+        <w:t xml:space="preserve"> The procedure marked 112 records as borderline. Sixty-four of these were read at full-text level and adjudicated by discussion among three authors (34 included, 30 excluded); their decisions and rationales are in </w:t>
       </w:r>
       <w:r>
         <w:rPr>
@@ -1724,12 +1819,12 @@
             </w:pPr>
             <w:r>
               <w:rPr>
-                <w:b w:val="false"/>
-                <w:bCs w:val="false"/>
-                <w:sz w:val="17"/>
-                <w:szCs w:val="17"/>
-              </w:rPr>
-              <w:t xml:space="preserve">— no non-invasive diagnostic technology focus</w:t>
+                <w:b/>
+                <w:bCs/>
+                <w:sz w:val="17"/>
+                <w:szCs w:val="17"/>
+              </w:rPr>
+              <w:t xml:space="preserve">Excluded by the screening procedure</w:t>
             </w:r>
           </w:p>
         </w:tc>
@@ -1749,12 +1844,12 @@
             </w:pPr>
             <w:r>
               <w:rPr>
-                <w:b w:val="false"/>
-                <w:bCs w:val="false"/>
-                <w:sz w:val="17"/>
-                <w:szCs w:val="17"/>
-              </w:rPr>
-              <w:t xml:space="preserve">1,957</w:t>
+                <w:b/>
+                <w:bCs/>
+                <w:sz w:val="17"/>
+                <w:szCs w:val="17"/>
+              </w:rPr>
+              <w:t xml:space="preserve">4,700</w:t>
             </w:r>
           </w:p>
         </w:tc>
@@ -1781,7 +1876,18 @@
                 <w:sz w:val="17"/>
                 <w:szCs w:val="17"/>
               </w:rPr>
-              <w:t xml:space="preserve">— subject not bladder cancer, or bladder incidental</w:t>
+              <w:t xml:space="preserve">— no non-invasive diagnostic technology focus </w:t>
+            </w:r>
+            <w:r>
+              <w:rPr>
+                <w:b w:val="false"/>
+                <w:bCs w:val="false"/>
+                <w:i/>
+                <w:iCs/>
+                <w:sz w:val="17"/>
+                <w:szCs w:val="17"/>
+              </w:rPr>
+              <w:t xml:space="preserve">(step 6)</w:t>
             </w:r>
           </w:p>
         </w:tc>
@@ -1806,7 +1912,7 @@
                 <w:sz w:val="17"/>
                 <w:szCs w:val="17"/>
               </w:rPr>
-              <w:t xml:space="preserve">896</w:t>
+              <w:t xml:space="preserve">1,957</w:t>
             </w:r>
           </w:p>
         </w:tc>
@@ -1833,7 +1939,18 @@
                 <w:sz w:val="17"/>
                 <w:szCs w:val="17"/>
               </w:rPr>
-              <w:t xml:space="preserve">— treatment, surgery, drug development or radiotherapy</w:t>
+              <w:t xml:space="preserve">— subject not bladder cancer, or bladder incidental </w:t>
+            </w:r>
+            <w:r>
+              <w:rPr>
+                <w:b w:val="false"/>
+                <w:bCs w:val="false"/>
+                <w:i/>
+                <w:iCs/>
+                <w:sz w:val="17"/>
+                <w:szCs w:val="17"/>
+              </w:rPr>
+              <w:t xml:space="preserve">(step 2)</w:t>
             </w:r>
           </w:p>
         </w:tc>
@@ -1858,7 +1975,7 @@
                 <w:sz w:val="17"/>
                 <w:szCs w:val="17"/>
               </w:rPr>
-              <w:t xml:space="preserve">852</w:t>
+              <w:t xml:space="preserve">896</w:t>
             </w:r>
           </w:p>
         </w:tc>
@@ -1885,7 +2002,18 @@
                 <w:sz w:val="17"/>
                 <w:szCs w:val="17"/>
               </w:rPr>
-              <w:t xml:space="preserve">— mechanism and tumour biology</w:t>
+              <w:t xml:space="preserve">— treatment, surgery, drug development or radiotherapy </w:t>
+            </w:r>
+            <w:r>
+              <w:rPr>
+                <w:b w:val="false"/>
+                <w:bCs w:val="false"/>
+                <w:i/>
+                <w:iCs/>
+                <w:sz w:val="17"/>
+                <w:szCs w:val="17"/>
+              </w:rPr>
+              <w:t xml:space="preserve">(step 8)</w:t>
             </w:r>
           </w:p>
         </w:tc>
@@ -1910,7 +2038,7 @@
                 <w:sz w:val="17"/>
                 <w:szCs w:val="17"/>
               </w:rPr>
-              <w:t xml:space="preserve">725</w:t>
+              <w:t xml:space="preserve">852</w:t>
             </w:r>
           </w:p>
         </w:tc>
@@ -1937,7 +2065,18 @@
                 <w:sz w:val="17"/>
                 <w:szCs w:val="17"/>
               </w:rPr>
-              <w:t xml:space="preserve">— clinical guideline or general disease review</w:t>
+              <w:t xml:space="preserve">— mechanism and tumour biology </w:t>
+            </w:r>
+            <w:r>
+              <w:rPr>
+                <w:b w:val="false"/>
+                <w:bCs w:val="false"/>
+                <w:i/>
+                <w:iCs/>
+                <w:sz w:val="17"/>
+                <w:szCs w:val="17"/>
+              </w:rPr>
+              <w:t xml:space="preserve">(step 7)</w:t>
             </w:r>
           </w:p>
         </w:tc>
@@ -1962,7 +2101,7 @@
                 <w:sz w:val="17"/>
                 <w:szCs w:val="17"/>
               </w:rPr>
-              <w:t xml:space="preserve">140</w:t>
+              <w:t xml:space="preserve">725</w:t>
             </w:r>
           </w:p>
         </w:tc>
@@ -1989,7 +2128,18 @@
                 <w:sz w:val="17"/>
                 <w:szCs w:val="17"/>
               </w:rPr>
-              <w:t xml:space="preserve">— invasive or endoscopic method as the subject of the study</w:t>
+              <w:t xml:space="preserve">— clinical guideline or general disease review </w:t>
+            </w:r>
+            <w:r>
+              <w:rPr>
+                <w:b w:val="false"/>
+                <w:bCs w:val="false"/>
+                <w:i/>
+                <w:iCs/>
+                <w:sz w:val="17"/>
+                <w:szCs w:val="17"/>
+              </w:rPr>
+              <w:t xml:space="preserve">(step 10)</w:t>
             </w:r>
           </w:p>
         </w:tc>
@@ -2014,7 +2164,7 @@
                 <w:sz w:val="17"/>
                 <w:szCs w:val="17"/>
               </w:rPr>
-              <w:t xml:space="preserve">84</w:t>
+              <w:t xml:space="preserve">141</w:t>
             </w:r>
           </w:p>
         </w:tc>
@@ -2041,7 +2191,18 @@
                 <w:sz w:val="17"/>
                 <w:szCs w:val="17"/>
               </w:rPr>
-              <w:t xml:space="preserve">— tissue- or histopathology-based</w:t>
+              <w:t xml:space="preserve">— invasive or endoscopic method as the subject of the study </w:t>
+            </w:r>
+            <w:r>
+              <w:rPr>
+                <w:b w:val="false"/>
+                <w:bCs w:val="false"/>
+                <w:i/>
+                <w:iCs/>
+                <w:sz w:val="17"/>
+                <w:szCs w:val="17"/>
+              </w:rPr>
+              <w:t xml:space="preserve">(step 5)</w:t>
             </w:r>
           </w:p>
         </w:tc>
@@ -2066,7 +2227,7 @@
                 <w:sz w:val="17"/>
                 <w:szCs w:val="17"/>
               </w:rPr>
-              <w:t xml:space="preserve">45</w:t>
+              <w:t xml:space="preserve">84</w:t>
             </w:r>
           </w:p>
         </w:tc>
@@ -2093,7 +2254,18 @@
                 <w:sz w:val="17"/>
                 <w:szCs w:val="17"/>
               </w:rPr>
-              <w:t xml:space="preserve">— retracted publication or expression of concern</w:t>
+              <w:t xml:space="preserve">— tissue- or histopathology-based </w:t>
+            </w:r>
+            <w:r>
+              <w:rPr>
+                <w:b w:val="false"/>
+                <w:bCs w:val="false"/>
+                <w:i/>
+                <w:iCs/>
+                <w:sz w:val="17"/>
+                <w:szCs w:val="17"/>
+              </w:rPr>
+              <w:t xml:space="preserve">(steps 3 and 4)</w:t>
             </w:r>
           </w:p>
         </w:tc>
@@ -2118,7 +2290,7 @@
                 <w:sz w:val="17"/>
                 <w:szCs w:val="17"/>
               </w:rPr>
-              <w:t xml:space="preserve">37</w:t>
+              <w:t xml:space="preserve">45</w:t>
             </w:r>
           </w:p>
         </w:tc>
@@ -2140,12 +2312,12 @@
             </w:pPr>
             <w:r>
               <w:rPr>
-                <w:b w:val="false"/>
-                <w:bCs w:val="false"/>
-                <w:sz w:val="17"/>
-                <w:szCs w:val="17"/>
-              </w:rPr>
-              <w:t xml:space="preserve">— upper urinary tract urothelial carcinoma only</w:t>
+                <w:b/>
+                <w:bCs/>
+                <w:sz w:val="17"/>
+                <w:szCs w:val="17"/>
+              </w:rPr>
+              <w:t xml:space="preserve">Flagged as borderline and not adjudicated</w:t>
             </w:r>
           </w:p>
         </w:tc>
@@ -2165,12 +2337,12 @@
             </w:pPr>
             <w:r>
               <w:rPr>
-                <w:b w:val="false"/>
-                <w:bCs w:val="false"/>
-                <w:sz w:val="17"/>
-                <w:szCs w:val="17"/>
-              </w:rPr>
-              <w:t xml:space="preserve">12</w:t>
+                <w:b/>
+                <w:bCs/>
+                <w:sz w:val="17"/>
+                <w:szCs w:val="17"/>
+              </w:rPr>
+              <w:t xml:space="preserve">48</w:t>
             </w:r>
           </w:p>
         </w:tc>
@@ -2405,7 +2577,7 @@
         <w:t xml:space="preserve">Notes.</w:t>
       </w:r>
       <w:r>
-        <w:t xml:space="preserve"> Because the document-type criterion was applied at query level, all records in the pool are research articles or reviews; no record was excluded on this ground. A record may meet more than one exclusion criterion simultaneously; so that the total corresponds to 4,748, each record was assessed in the order given above and assigned to the </w:t>
+        <w:t xml:space="preserve"> Because the document-type criterion was applied at query level, all records in the pool are research articles or reviews; no record was excluded on this ground. A record may meet more than one exclusion criterion simultaneously; so that the seven rows sum to 4,700, each record was assessed in the order given above and assigned to the </w:t>
       </w:r>
       <w:r>
         <w:rPr>
@@ -2415,7 +2587,84 @@
         <w:t xml:space="preserve">first</w:t>
       </w:r>
       <w:r>
-        <w:t xml:space="preserve"> criterion it met. Row values therefore indicate the number of records excluded on that ground, not the number meeting that criterion. The inclusion and exclusion decisions themselves are independent of this ordering.</w:t>
+        <w:t xml:space="preserve"> criterion it met. Row values therefore indicate the number of records excluded on that ground, not the number meeting that criterion. The inclusion and exclusion decisions themselves are independent of this ordering. Every decision is recoverable from the </w:t>
+      </w:r>
+      <w:r>
+        <w:rPr>
+          <w:rFonts w:ascii="Consolas" w:cs="Consolas" w:eastAsia="Consolas" w:hAnsi="Consolas"/>
+          <w:sz w:val="17"/>
+          <w:szCs w:val="17"/>
+        </w:rPr>
+        <w:t xml:space="preserve">verdict</w:t>
+      </w:r>
+      <w:r>
+        <w:t xml:space="preserve"> field in </w:t>
+      </w:r>
+      <w:r>
+        <w:rPr>
+          <w:rFonts w:ascii="Consolas" w:cs="Consolas" w:eastAsia="Consolas" w:hAnsi="Consolas"/>
+          <w:sz w:val="17"/>
+          <w:szCs w:val="17"/>
+        </w:rPr>
+        <w:t xml:space="preserve">veri/pool5000_screening.json</w:t>
+      </w:r>
+      <w:r>
+        <w:t xml:space="preserve">, where the three totals above appear as </w:t>
+      </w:r>
+      <w:r>
+        <w:rPr>
+          <w:rFonts w:ascii="Consolas" w:cs="Consolas" w:eastAsia="Consolas" w:hAnsi="Consolas"/>
+          <w:sz w:val="17"/>
+          <w:szCs w:val="17"/>
+        </w:rPr>
+        <w:t xml:space="preserve">OUT</w:t>
+      </w:r>
+      <w:r>
+        <w:t xml:space="preserve"> (4,700), </w:t>
+      </w:r>
+      <w:r>
+        <w:rPr>
+          <w:rFonts w:ascii="Consolas" w:cs="Consolas" w:eastAsia="Consolas" w:hAnsi="Consolas"/>
+          <w:sz w:val="17"/>
+          <w:szCs w:val="17"/>
+        </w:rPr>
+        <w:t xml:space="preserve">SINIR</w:t>
+      </w:r>
+      <w:r>
+        <w:t xml:space="preserve"> (48) and </w:t>
+      </w:r>
+      <w:r>
+        <w:rPr>
+          <w:rFonts w:ascii="Consolas" w:cs="Consolas" w:eastAsia="Consolas" w:hAnsi="Consolas"/>
+          <w:sz w:val="17"/>
+          <w:szCs w:val="17"/>
+        </w:rPr>
+        <w:t xml:space="preserve">IN</w:t>
+      </w:r>
+      <w:r>
+        <w:t xml:space="preserve"> (252). The reason labels are the steps of the procedure in Appendix B, and the assignment is not a description but running code: </w:t>
+      </w:r>
+      <w:r>
+        <w:rPr>
+          <w:rFonts w:ascii="Consolas" w:cs="Consolas" w:eastAsia="Consolas" w:hAnsi="Consolas"/>
+          <w:sz w:val="17"/>
+          <w:szCs w:val="17"/>
+        </w:rPr>
+        <w:t xml:space="preserve">kod/prosedur.py</w:t>
+      </w:r>
+      <w:r>
+        <w:t xml:space="preserve"> returns the step that produced each decision, and </w:t>
+      </w:r>
+      <w:r>
+        <w:rPr>
+          <w:rFonts w:ascii="Consolas" w:cs="Consolas" w:eastAsia="Consolas" w:hAnsi="Consolas"/>
+          <w:sz w:val="17"/>
+          <w:szCs w:val="17"/>
+        </w:rPr>
+        <w:t xml:space="preserve">kod/dogrula.py</w:t>
+      </w:r>
+      <w:r>
+        <w:t xml:space="preserve"> reproduces the recorded verdicts from it. Recomputing the step for a record outside the sample requires the title, abstract and keyword fields of that record, which are proprietary Web of Science content and are not redistributed; this is the same boundary that applies to the network analyses (README §5).</w:t>
       </w:r>
     </w:p>
     <w:p>
@@ -2424,7 +2673,7 @@
         <w:jc w:val="both"/>
       </w:pPr>
       <w:r>
-        <w:t xml:space="preserve">Of the 4,748 records not meeting the criteria, 4,699 were excluded by the screening procedure, 48 were marked borderline but not adjudicated, and 1 was held for further checking. The 48 unadjudicated records all fall below the sample's citation threshold and could not have entered the sample (see Appendix B).</w:t>
+        <w:t xml:space="preserve">Thirty-seven of the excluded records are retracted publications (33) or carry an expression of concern (4); they are identifiable from the document-type field in the archive, and each is counted under the substantive criterion it met first. Twelve concern upper urinary tract urothelial carcinoma only.</w:t>
       </w:r>
     </w:p>
     <w:p>
@@ -2433,7 +2682,7 @@
         <w:jc w:val="both"/>
       </w:pPr>
       <w:r>
-        <w:t xml:space="preserve">Sixty-four borderline records were assessed at full-text level and decided by discussion among three authors (34 included, 29 excluded, 1 further check). All of these decisions appear in the </w:t>
+        <w:t xml:space="preserve">Sixty-four borderline records were assessed at full-text level and decided by discussion among three authors (34 included, 30 excluded). All of these decisions appear in the </w:t>
       </w:r>
       <w:r>
         <w:rPr>
@@ -3135,7 +3384,7 @@
         <w:jc w:val="both"/>
       </w:pPr>
       <w:r>
-        <w:t xml:space="preserve">Sensitivity was measured against a set of 148 unique references with DOIs published between 2016 and 2025, extracted from the reference lists of five reviews and frozen before the sample was drawn. Seven of these references were not found in Web of Science/SCI-EXPANDED and five did not meet the document-type criterion; the corrected denominator is 136 (Figure S6).</w:t>
+        <w:t xml:space="preserve">Sensitivity was measured against a set of 148 unique references with DOIs published between 2016 and 2025, extracted from the reference lists of five reviews and frozen before the sample was drawn. Seven of these references were not found in Web of Science/SCI-EXPANDED and five did not meet the document-type criterion; the corrected denominator is 136 (Figure S1).</w:t>
       </w:r>
     </w:p>
     <w:p>
@@ -3196,7 +3445,7 @@
           <w:sz w:val="18"/>
           <w:szCs w:val="18"/>
         </w:rPr>
-        <w:t xml:space="preserve">Figure S6. </w:t>
+        <w:t xml:space="preserve">Figure S1. </w:t>
       </w:r>
       <w:r>
         <w:rPr>
@@ -3758,17 +4007,17 @@
         <w:jc w:val="both"/>
       </w:pPr>
       <w:r>
-        <w:t xml:space="preserve">Raw sensitivity differences are misleading on their own, because a large part of the denominator consists of guideline, epidemiology and treatment references whose non-retrieval is correct. Of the 52 records missed by Query 1, 43 are out of scope and 3 are on topic but do not meet the document-type criterion. The remaining </w:t>
+        <w:t xml:space="preserve">Raw sensitivity differences are misleading on their own, because a large part of the denominator consists of guideline, epidemiology and treatment references whose non-retrieval is correct. Of the 52 records in the index missed by Query 1, 43 are out of scope and the remainder do not meet the document-type criterion, except for </w:t>
       </w:r>
       <w:r>
         <w:rPr>
           <w:b/>
           <w:bCs/>
         </w:rPr>
-        <w:t xml:space="preserve">five records were on topic and retrievable yet were missed</w:t>
-      </w:r>
-      <w:r>
-        <w:t xml:space="preserve">, and in all five cases the cause was a gap in the term list: targeted deep sequencing, the term "epigenetic", cell-free RNA ("cell-free DNA" is in the list, "cell-free RNA" is not), hyaluronic-acid-based markers, and the expression "urine-based".</w:t>
+        <w:t xml:space="preserve">five records that were on topic and retrievable yet were missed</w:t>
+      </w:r>
+      <w:r>
+        <w:t xml:space="preserve">; and in all five cases the cause was a gap in the term list: targeted deep sequencing, the term "epigenetic", cell-free RNA ("cell-free DNA" is in the list, "cell-free RNA" is not), hyaluronic-acid-based markers, and the expression "urine-based".</w:t>
       </w:r>
     </w:p>
     <w:p>
@@ -3846,7 +4095,7 @@
         <w:t xml:space="preserve">Publication years.</w:t>
       </w:r>
       <w:r>
-        <w:t xml:space="preserve"> The distribution from 2016 to 2025 is 13, 17, 21, 22, 13, 8, 2, 2, 1 and 1 respectively (Figure S1). The concentration in earlier years is a consequence of the citation-accumulation window.</w:t>
+        <w:t xml:space="preserve"> The distribution from 2016 to 2025 is 13, 17, 21, 22, 13, 8, 2, 2, 1 and 1 respectively (Figure S2). The concentration in earlier years is a consequence of the citation-accumulation window.</w:t>
       </w:r>
     </w:p>
     <w:p>
@@ -3907,7 +4156,7 @@
           <w:sz w:val="18"/>
           <w:szCs w:val="18"/>
         </w:rPr>
-        <w:t xml:space="preserve">Figure S1. </w:t>
+        <w:t xml:space="preserve">Figure S2. </w:t>
       </w:r>
       <w:r>
         <w:rPr>
@@ -3932,7 +4181,7 @@
         <w:t xml:space="preserve">Citation distribution.</w:t>
       </w:r>
       <w:r>
-        <w:t xml:space="preserve"> Mean 114.5, median 85, standard deviation 85.9; first and third quartiles 69.0 and 119.8, interquartile range 50.8; Fisher–Pearson adjusted skewness 3.42 (Figure S2).</w:t>
+        <w:t xml:space="preserve"> Mean 114.5, median 85, standard deviation 85.9; first and third quartiles 69.8 and 120.5, interquartile range 50.8; Fisher–Pearson adjusted skewness 3.42 (Figure S3).</w:t>
       </w:r>
     </w:p>
     <w:p>
@@ -3993,7 +4242,7 @@
           <w:sz w:val="18"/>
           <w:szCs w:val="18"/>
         </w:rPr>
-        <w:t xml:space="preserve">Figure S2. </w:t>
+        <w:t xml:space="preserve">Figure S3. </w:t>
       </w:r>
       <w:r>
         <w:rPr>
@@ -4018,7 +4267,7 @@
         <w:t xml:space="preserve">Countries.</w:t>
       </w:r>
       <w:r>
-        <w:t xml:space="preserve"> Under full counting: United States 41, China 25, Italy 19, United Kingdom 17, Netherlands 15, Japan 14, Spain 12, Germany 11, France 9, Canada 8 (Figure S3). The country network comprises 19 nodes and 147 edges, with density 0.860 and modularity 0.041; at these values there is no meaningful community structure and no cluster interpretation was made.</w:t>
+        <w:t xml:space="preserve"> Under full counting: United States 41, China 25, Italy 19, United Kingdom 17, Netherlands 15, Japan 14, Spain 12, Germany 11, France 9, Canada 8 (Figure S4). The country network comprises 19 nodes and 147 edges, with density 0.860 and modularity 0.041; at these values there is no meaningful community structure and no cluster interpretation was made.</w:t>
       </w:r>
     </w:p>
     <w:p>
@@ -4079,7 +4328,7 @@
           <w:sz w:val="18"/>
           <w:szCs w:val="18"/>
         </w:rPr>
-        <w:t xml:space="preserve">Figure S3. </w:t>
+        <w:t xml:space="preserve">Figure S4. </w:t>
       </w:r>
       <w:r>
         <w:rPr>
@@ -4104,7 +4353,7 @@
         <w:t xml:space="preserve">Institutions.</w:t>
       </w:r>
       <w:r>
-        <w:t xml:space="preserve"> Sapienza University of Rome 11, Sun Yat-sen University 11, Harvard University 7, University of London 7, Radboud University Nijmegen 7, University of Texas System 7.</w:t>
+        <w:t xml:space="preserve"> Sapienza University of Rome 11, Sun Yat-sen University 11, Harvard University 7, Radboud University Nijmegen 7. Two further entries with 7 articles each, University of London and University of Texas System, are aggregate organisations in the Web of Science hierarchy rather than single institutions and are reported separately for that reason.</w:t>
       </w:r>
     </w:p>
     <w:p>
@@ -4120,7 +4369,7 @@
         <w:t xml:space="preserve">Collaboration.</w:t>
       </w:r>
       <w:r>
-        <w:t xml:space="preserve"> 49 international, 36 national, 15 local; no single-authored studies (Figure S4).</w:t>
+        <w:t xml:space="preserve"> 49 international, 36 national, 15 local; no single-authored studies (Figure S5).</w:t>
       </w:r>
     </w:p>
     <w:p>
@@ -4181,7 +4430,7 @@
           <w:sz w:val="18"/>
           <w:szCs w:val="18"/>
         </w:rPr>
-        <w:t xml:space="preserve">Figure S4. </w:t>
+        <w:t xml:space="preserve">Figure S5. </w:t>
       </w:r>
       <w:r>
         <w:rPr>
@@ -4206,7 +4455,7 @@
         <w:t xml:space="preserve">Authors.</w:t>
       </w:r>
       <w:r>
-        <w:t xml:space="preserve"> Panebianco V 9 articles, Liu Y 6, Lu H 6, Zhang X 6, Xu X 6, Witjes JA 5, Catto JWF 5. The co-authorship network comprises 23 nodes and 60 edges, with modularity 0.523 and density 0.237 (Figure S5); modularity is high and the cluster structure is interpretable, indicating six research groups working largely independently.</w:t>
+        <w:t xml:space="preserve"> Panebianco V 9 articles, Liu Y 6, Lu H 6, Zhang X 6, Xu X 6, Witjes JA 5, Catto JWF 5. The co-authorship network comprises 23 nodes and 60 edges, with modularity 0.523 and density 0.237 (Figure S6); modularity is high and the cluster structure is interpretable, indicating six research groups working largely independently.</w:t>
       </w:r>
     </w:p>
     <w:p>
@@ -4267,7 +4516,7 @@
           <w:sz w:val="18"/>
           <w:szCs w:val="18"/>
         </w:rPr>
-        <w:t xml:space="preserve">Figure S5. </w:t>
+        <w:t xml:space="preserve">Figure S6. </w:t>
       </w:r>
       <w:r>
         <w:rPr>
@@ -4989,7 +5238,7 @@
         <w:jc w:val="both"/>
       </w:pPr>
       <w:r>
-        <w:t xml:space="preserve">Modularity remains in the range 0.11–0.17 at all three scales, so weak cluster separation is not an artefact of the citation-thresholded sampling design.</w:t>
+        <w:t xml:space="preserve">Modularity remains in the range 0.11–0.17 at all three scales, so weak cluster separation is not an artefact of the citation-thresholded sampling design. The comparison is anchored on the first two rows; at pool scale the network is close to complete (density 0.960), and in a network of that density modularity is bounded near zero by construction, so that row is reported for completeness rather than as independent support.</w:t>
       </w:r>
     </w:p>
     <w:p>
@@ -5019,7 +5268,7 @@
         <w:jc w:val="both"/>
       </w:pPr>
       <w:r>
-        <w:t xml:space="preserve">The table below shows where each of the 20 items of the BIBLIO guideline⁵ — developed for bibliometric reviews of the biomedical literature and registered with the EQUATOR Network — is addressed in this article. Item wording is condensed from the original checklist.</w:t>
+        <w:t xml:space="preserve">The table below shows where each of the 20 items of the BIBLIO guideline — developed for bibliometric reviews of the biomedical literature and registered with the EQUATOR Network — is addressed in this article. Item wording is condensed from the original checklist.</w:t>
       </w:r>
     </w:p>
     <w:tbl>
@@ -6416,7 +6665,7 @@
                 <w:sz w:val="17"/>
                 <w:szCs w:val="17"/>
               </w:rPr>
-              <w:t xml:space="preserve">Methods, Methods; Appendix C</w:t>
+              <w:t xml:space="preserve">Methods; Appendix C</w:t>
             </w:r>
           </w:p>
         </w:tc>
@@ -6944,7 +7193,7 @@
                 <w:sz w:val="17"/>
                 <w:szCs w:val="17"/>
               </w:rPr>
-              <w:t xml:space="preserve">Figures 7–10</w:t>
+              <w:t xml:space="preserve">Figures 3–5</w:t>
             </w:r>
           </w:p>
         </w:tc>
@@ -7794,7 +8043,7 @@
         <w:jc w:val="both"/>
       </w:pPr>
       <w:r>
-        <w:t xml:space="preserve">The table below shows where each of the 12 items of the RAMIBS guideline⁶ — developed for bibliometric and scientometric studies in the health sciences — is addressed in this article. Item wording is condensed from the original checklist.</w:t>
+        <w:t xml:space="preserve">The table below shows where each of the 12 items of the RAMIBS guideline — developed for bibliometric and scientometric studies in the health sciences — is addressed in this article. Item wording is condensed from the original checklist.</w:t>
       </w:r>
     </w:p>
     <w:tbl>
@@ -8200,7 +8449,7 @@
                 <w:sz w:val="17"/>
                 <w:szCs w:val="17"/>
               </w:rPr>
-              <w:t xml:space="preserve">Methods, Methods, Methods, Methods</w:t>
+              <w:t xml:space="preserve">Methods</w:t>
             </w:r>
           </w:p>
         </w:tc>
@@ -8404,7 +8653,7 @@
                 <w:sz w:val="17"/>
                 <w:szCs w:val="17"/>
               </w:rPr>
-              <w:t xml:space="preserve">Methods, Methods</w:t>
+              <w:t xml:space="preserve">Methods</w:t>
             </w:r>
           </w:p>
         </w:tc>
@@ -8506,7 +8755,7 @@
                 <w:sz w:val="17"/>
                 <w:szCs w:val="17"/>
               </w:rPr>
-              <w:t xml:space="preserve">Production: Results–3.2, Figures 1–2 · Impact: Results, Results · Collaboration: Results</w:t>
+              <w:t xml:space="preserve">Production: Results, Figures 1–2 · Impact: Results · Collaboration: Results</w:t>
             </w:r>
           </w:p>
         </w:tc>
@@ -8617,7 +8866,7 @@
                 <w:sz w:val="17"/>
                 <w:szCs w:val="17"/>
               </w:rPr>
-              <w:t xml:space="preserve">Macro: Results · Meso: Results · Micro: Results</w:t>
+              <w:t xml:space="preserve">Macro, meso and micro levels: Results</w:t>
             </w:r>
           </w:p>
         </w:tc>
@@ -8719,7 +8968,7 @@
                 <w:sz w:val="17"/>
                 <w:szCs w:val="17"/>
               </w:rPr>
-              <w:t xml:space="preserve">Methods, Methods</w:t>
+              <w:t xml:space="preserve">Methods</w:t>
             </w:r>
           </w:p>
         </w:tc>
@@ -8821,7 +9070,7 @@
                 <w:sz w:val="17"/>
                 <w:szCs w:val="17"/>
               </w:rPr>
-              <w:t xml:space="preserve">Methods, Methods</w:t>
+              <w:t xml:space="preserve">Methods</w:t>
             </w:r>
           </w:p>
         </w:tc>
@@ -9025,7 +9274,7 @@
                 <w:sz w:val="17"/>
                 <w:szCs w:val="17"/>
               </w:rPr>
-              <w:t xml:space="preserve">Discussion, Discussion, Limitations</w:t>
+              <w:t xml:space="preserve">Discussion; Limitations</w:t>
             </w:r>
           </w:p>
         </w:tc>
@@ -9215,7 +9464,7 @@
         <w:jc w:val="both"/>
       </w:pPr>
       <w:r>
-        <w:t xml:space="preserve">The table below shows where each of the 29 items of the GLOBAL guideline⁴ for reporting bibliometric analyses is addressed in this article.</w:t>
+        <w:t xml:space="preserve">The table below shows where each of the 29 items of the GLOBAL guideline for reporting bibliometric analyses is addressed in this article.</w:t>
       </w:r>
     </w:p>
     <w:p>
@@ -9981,7 +10230,7 @@
                 <w:sz w:val="17"/>
                 <w:szCs w:val="17"/>
               </w:rPr>
-              <w:t xml:space="preserve">Methods, Methods</w:t>
+              <w:t xml:space="preserve">Methods</w:t>
             </w:r>
           </w:p>
         </w:tc>
@@ -10083,7 +10332,7 @@
                 <w:sz w:val="17"/>
                 <w:szCs w:val="17"/>
               </w:rPr>
-              <w:t xml:space="preserve">Methods, Methods</w:t>
+              <w:t xml:space="preserve">Methods</w:t>
             </w:r>
           </w:p>
         </w:tc>
@@ -10185,7 +10434,7 @@
                 <w:sz w:val="17"/>
                 <w:szCs w:val="17"/>
               </w:rPr>
-              <w:t xml:space="preserve">Methods, Methods</w:t>
+              <w:t xml:space="preserve">Methods</w:t>
             </w:r>
           </w:p>
         </w:tc>
@@ -11001,7 +11250,7 @@
                 <w:sz w:val="17"/>
                 <w:szCs w:val="17"/>
               </w:rPr>
-              <w:t xml:space="preserve">Methods, Methods</w:t>
+              <w:t xml:space="preserve">Methods</w:t>
             </w:r>
           </w:p>
         </w:tc>
@@ -11409,7 +11658,7 @@
                 <w:sz w:val="17"/>
                 <w:szCs w:val="17"/>
               </w:rPr>
-              <w:t xml:space="preserve">Results–Results</w:t>
+              <w:t xml:space="preserve">Results</w:t>
             </w:r>
           </w:p>
         </w:tc>
@@ -12225,7 +12474,7 @@
                 <w:sz w:val="17"/>
                 <w:szCs w:val="17"/>
               </w:rPr>
-              <w:t xml:space="preserve">References (19–21: Clauset, Hirsch, Kleinberg); Methods (software versions)</w:t>
+              <w:t xml:space="preserve">References 6 and 7 (Clauset, Kleinberg) and 8–10 (reporting guidelines); Methods (software versions)</w:t>
             </w:r>
           </w:p>
         </w:tc>
